--- a/builder/scribe/scribe.docx
+++ b/builder/scribe/scribe.docx
@@ -1225,15 +1225,7 @@
       </w:r>
       <w:proofErr w:type="spellEnd"/>
       <w:r>
-        <w:t xml:space="preserve">), one mob (mobile, creature), one room, one object, one mobile reset, one object reset, one shop or one help file entry.  Some reset information (e.g. shutting doors and mob special functions) </w:t>
-      </w:r>
-      <w:proofErr w:type="gramStart"/>
-      <w:r>
-        <w:t>are</w:t>
-      </w:r>
-      <w:proofErr w:type="gramEnd"/>
-      <w:r>
-        <w:t xml:space="preserve"> included in the above blocks.  Blocks may occur in any order within the source file.</w:t>
+        <w:t>), one mob (mobile, creature), one room, one object, one mobile reset, one object reset, one shop or one help file entry.  Some reset information (e.g. shutting doors and mob special functions) are included in the above blocks.  Blocks may occur in any order within the source file.</w:t>
       </w:r>
     </w:p>
     <w:p>
@@ -3125,14 +3117,12 @@
       <w:r>
         <w:tab/>
       </w:r>
-      <w:proofErr w:type="spellStart"/>
       <w:r>
         <w:rPr>
           <w:rFonts w:ascii="Courier New" w:hAnsi="Courier New"/>
         </w:rPr>
         <w:t>bv</w:t>
       </w:r>
-      <w:proofErr w:type="spellEnd"/>
       <w:r>
         <w:tab/>
         <w:t xml:space="preserve">base </w:t>
@@ -3401,14 +3391,12 @@
           <w:rFonts w:ascii="Courier New" w:eastAsia="Courier New" w:hAnsi="Courier New" w:cs="Courier New"/>
         </w:rPr>
       </w:pPr>
-      <w:proofErr w:type="spellStart"/>
       <w:r>
         <w:rPr>
           <w:rFonts w:ascii="Courier New" w:hAnsi="Courier New"/>
         </w:rPr>
         <w:t>bv</w:t>
       </w:r>
-      <w:proofErr w:type="spellEnd"/>
       <w:r>
         <w:rPr>
           <w:rFonts w:ascii="Courier New" w:hAnsi="Courier New"/>
@@ -3772,17 +3760,8 @@
           <w:szCs w:val="22"/>
         </w:rPr>
         <w:tab/>
-      </w:r>
-      <w:proofErr w:type="spellStart"/>
-      <w:r>
-        <w:rPr>
-          <w:rFonts w:ascii="Courier New" w:eastAsia="Courier New" w:hAnsi="Courier New" w:cs="Courier New"/>
-          <w:sz w:val="22"/>
-          <w:szCs w:val="22"/>
-        </w:rPr>
         <w:t>bv</w:t>
       </w:r>
-      <w:proofErr w:type="spellEnd"/>
       <w:r>
         <w:rPr>
           <w:rFonts w:ascii="Courier New" w:eastAsia="Courier New" w:hAnsi="Courier New" w:cs="Courier New"/>
@@ -5349,8 +5328,6 @@
       </w:r>
       <w:r>
         <w:tab/>
-      </w:r>
-      <w:r>
         <w:t>area ambient sound file path</w:t>
       </w:r>
     </w:p>
@@ -5489,13 +5466,7 @@
         <w:pStyle w:val="Heading8"/>
       </w:pPr>
       <w:r>
-        <w:t>N</w:t>
-      </w:r>
-      <w:r>
-        <w:t xml:space="preserve">umber: 0 </w:t>
-      </w:r>
-      <w:r>
-        <w:t>to 100</w:t>
+        <w:t>Number: 0 to 100</w:t>
       </w:r>
     </w:p>
     <w:p>
@@ -15081,6 +15052,11 @@
           <w:tab w:val="clear" w:pos="3960"/>
         </w:tabs>
         <w:spacing w:after="480"/>
+        <w:rPr>
+          <w:rFonts w:ascii="Courier New" w:eastAsia="Courier New" w:hAnsi="Courier New" w:cs="Courier New"/>
+          <w:sz w:val="22"/>
+          <w:szCs w:val="22"/>
+        </w:rPr>
       </w:pPr>
       <w:r>
         <w:rPr>
@@ -15143,21 +15119,6 @@
         <w:t>flamestrike</w:t>
       </w:r>
       <w:proofErr w:type="spellEnd"/>
-    </w:p>
-    <w:p>
-      <w:pPr>
-        <w:pStyle w:val="Heading7"/>
-        <w:spacing w:after="0"/>
-      </w:pPr>
-      <w:r>
-        <w:t>Examples</w:t>
-      </w:r>
-    </w:p>
-    <w:p>
-      <w:pPr>
-        <w:pStyle w:val="Heading7"/>
-        <w:spacing w:after="0"/>
-      </w:pPr>
     </w:p>
     <w:p>
       <w:pPr>
@@ -15165,21 +15126,28 @@
           <w:tab w:val="clear" w:pos="1620"/>
           <w:tab w:val="clear" w:pos="3960"/>
         </w:tabs>
-        <w:spacing w:after="0"/>
-        <w:ind w:firstLine="851"/>
-        <w:rPr>
-          <w:rFonts w:ascii="Courier New" w:eastAsia="Courier New" w:hAnsi="Courier New" w:cs="Courier New"/>
-          <w:sz w:val="22"/>
-          <w:szCs w:val="22"/>
-        </w:rPr>
-      </w:pPr>
-      <w:r>
-        <w:rPr>
-          <w:rFonts w:ascii="Courier New" w:hAnsi="Courier New"/>
-          <w:sz w:val="22"/>
-          <w:szCs w:val="22"/>
-        </w:rPr>
-        <w:t>$mob</w:t>
+        <w:spacing w:after="480"/>
+        <w:ind w:left="1702"/>
+      </w:pPr>
+      <w:r>
+        <w:rPr>
+          <w:rFonts w:ascii="Courier New" w:hAnsi="Courier New" w:cs="Courier New"/>
+        </w:rPr>
+        <w:t xml:space="preserve">ff </w:t>
+      </w:r>
+      <w:r>
+        <w:t xml:space="preserve">      Footstep foley override</w:t>
+      </w:r>
+      <w:r>
+        <w:br/>
+        <w:t xml:space="preserve">              </w:t>
+      </w:r>
+      <w:r>
+        <w:rPr>
+          <w:i/>
+          <w:iCs/>
+        </w:rPr>
+        <w:t>Line of text</w:t>
       </w:r>
     </w:p>
     <w:p>
@@ -15188,30 +15156,27 @@
           <w:tab w:val="clear" w:pos="1620"/>
           <w:tab w:val="clear" w:pos="3960"/>
         </w:tabs>
-        <w:spacing w:after="0"/>
-        <w:ind w:firstLine="851"/>
-        <w:rPr>
-          <w:rFonts w:ascii="Courier New" w:eastAsia="Courier New" w:hAnsi="Courier New" w:cs="Courier New"/>
-          <w:sz w:val="22"/>
-          <w:szCs w:val="22"/>
-        </w:rPr>
-      </w:pPr>
-      <w:r>
-        <w:rPr>
-          <w:rFonts w:ascii="Courier New" w:hAnsi="Courier New"/>
-          <w:sz w:val="22"/>
-          <w:szCs w:val="22"/>
-        </w:rPr>
-        <w:t>nm</w:t>
-      </w:r>
-      <w:r>
-        <w:rPr>
-          <w:rFonts w:ascii="Courier New" w:hAnsi="Courier New"/>
-          <w:sz w:val="22"/>
-          <w:szCs w:val="22"/>
-        </w:rPr>
-        <w:tab/>
-        <w:t>imp horrible</w:t>
+        <w:spacing w:after="480"/>
+        <w:ind w:left="2553"/>
+      </w:pPr>
+      <w:r>
+        <w:t xml:space="preserve">Defines a terrain-specific footstep foley override for this mobile.  This causes scribe to generate an </w:t>
+      </w:r>
+      <w:proofErr w:type="spellStart"/>
+      <w:r>
+        <w:t>FStep</w:t>
+      </w:r>
+      <w:proofErr w:type="spellEnd"/>
+      <w:r>
+        <w:t xml:space="preserve"> field in the formatted area file, using the mobile’s final absolute </w:t>
+      </w:r>
+      <w:proofErr w:type="spellStart"/>
+      <w:r>
+        <w:t>vnum</w:t>
+      </w:r>
+      <w:proofErr w:type="spellEnd"/>
+      <w:r>
+        <w:t>.</w:t>
       </w:r>
     </w:p>
     <w:p>
@@ -15220,32 +15185,29 @@
           <w:tab w:val="clear" w:pos="1620"/>
           <w:tab w:val="clear" w:pos="3960"/>
         </w:tabs>
-        <w:spacing w:after="0"/>
-        <w:ind w:firstLine="851"/>
-        <w:rPr>
-          <w:rFonts w:ascii="Courier New" w:eastAsia="Courier New" w:hAnsi="Courier New" w:cs="Courier New"/>
-          <w:sz w:val="22"/>
-          <w:szCs w:val="22"/>
-        </w:rPr>
-      </w:pPr>
-      <w:proofErr w:type="spellStart"/>
-      <w:r>
-        <w:rPr>
-          <w:rFonts w:ascii="Courier New" w:hAnsi="Courier New"/>
-          <w:sz w:val="22"/>
-          <w:szCs w:val="22"/>
-        </w:rPr>
-        <w:t>sh</w:t>
-      </w:r>
-      <w:proofErr w:type="spellEnd"/>
-      <w:r>
-        <w:rPr>
-          <w:rFonts w:ascii="Courier New" w:hAnsi="Courier New"/>
-          <w:sz w:val="22"/>
-          <w:szCs w:val="22"/>
-        </w:rPr>
-        <w:tab/>
-        <w:t>an imp</w:t>
+        <w:spacing w:after="480"/>
+        <w:ind w:left="2553"/>
+      </w:pPr>
+      <w:r>
+        <w:t xml:space="preserve">Use one terrain keyword per </w:t>
+      </w:r>
+      <w:r>
+        <w:rPr>
+          <w:rFonts w:ascii="Courier New" w:hAnsi="Courier New" w:cs="Courier New"/>
+        </w:rPr>
+        <w:t>ff</w:t>
+      </w:r>
+      <w:r>
+        <w:t xml:space="preserve"> field.  You may define as many </w:t>
+      </w:r>
+      <w:r>
+        <w:rPr>
+          <w:rFonts w:ascii="Courier New" w:hAnsi="Courier New" w:cs="Courier New"/>
+        </w:rPr>
+        <w:t xml:space="preserve">ff </w:t>
+      </w:r>
+      <w:r>
+        <w:t>fields as required for a mobile.</w:t>
       </w:r>
     </w:p>
     <w:p>
@@ -15254,31 +15216,321 @@
           <w:tab w:val="clear" w:pos="1620"/>
           <w:tab w:val="clear" w:pos="3960"/>
         </w:tabs>
-        <w:spacing w:after="0"/>
-        <w:ind w:firstLine="851"/>
-        <w:rPr>
-          <w:rFonts w:ascii="Courier New" w:eastAsia="Courier New" w:hAnsi="Courier New" w:cs="Courier New"/>
-          <w:sz w:val="22"/>
-          <w:szCs w:val="22"/>
-        </w:rPr>
-      </w:pPr>
-      <w:r>
-        <w:rPr>
-          <w:rFonts w:ascii="Courier New" w:hAnsi="Courier New"/>
-          <w:sz w:val="22"/>
-          <w:szCs w:val="22"/>
-        </w:rPr>
-        <w:t>lo</w:t>
-      </w:r>
-      <w:r>
-        <w:rPr>
-          <w:rFonts w:ascii="Courier New" w:hAnsi="Courier New"/>
-          <w:sz w:val="22"/>
-          <w:szCs w:val="22"/>
-        </w:rPr>
-        <w:tab/>
-        <w:t>A horrible imp prances about the room.</w:t>
-      </w:r>
+        <w:spacing w:after="480"/>
+        <w:ind w:left="2553"/>
+        <w:rPr>
+          <w:sz w:val="22"/>
+          <w:szCs w:val="22"/>
+        </w:rPr>
+      </w:pPr>
+      <w:r>
+        <w:t>Valid keywords:</w:t>
+      </w:r>
+      <w:r>
+        <w:rPr>
+          <w:sz w:val="22"/>
+          <w:szCs w:val="22"/>
+        </w:rPr>
+        <w:br/>
+      </w:r>
+      <w:r>
+        <w:rPr>
+          <w:sz w:val="22"/>
+          <w:szCs w:val="22"/>
+        </w:rPr>
+        <w:br/>
+      </w:r>
+      <w:r>
+        <w:rPr>
+          <w:rFonts w:ascii="Courier New" w:hAnsi="Courier New" w:cs="Courier New"/>
+          <w:sz w:val="22"/>
+          <w:szCs w:val="22"/>
+        </w:rPr>
+        <w:t>i</w:t>
+      </w:r>
+      <w:r>
+        <w:rPr>
+          <w:rFonts w:ascii="Courier New" w:hAnsi="Courier New" w:cs="Courier New"/>
+          <w:sz w:val="22"/>
+          <w:szCs w:val="22"/>
+        </w:rPr>
+        <w:t>nside</w:t>
+      </w:r>
+      <w:r>
+        <w:rPr>
+          <w:rFonts w:ascii="Courier New" w:hAnsi="Courier New" w:cs="Courier New"/>
+          <w:sz w:val="22"/>
+          <w:szCs w:val="22"/>
+        </w:rPr>
+        <w:br/>
+      </w:r>
+      <w:r>
+        <w:rPr>
+          <w:rFonts w:ascii="Courier New" w:hAnsi="Courier New" w:cs="Courier New"/>
+          <w:sz w:val="22"/>
+          <w:szCs w:val="22"/>
+        </w:rPr>
+        <w:t>city</w:t>
+      </w:r>
+      <w:r>
+        <w:rPr>
+          <w:rFonts w:ascii="Courier New" w:hAnsi="Courier New" w:cs="Courier New"/>
+          <w:sz w:val="22"/>
+          <w:szCs w:val="22"/>
+        </w:rPr>
+        <w:br/>
+      </w:r>
+      <w:r>
+        <w:rPr>
+          <w:rFonts w:ascii="Courier New" w:hAnsi="Courier New" w:cs="Courier New"/>
+          <w:sz w:val="22"/>
+          <w:szCs w:val="22"/>
+        </w:rPr>
+        <w:t>field</w:t>
+      </w:r>
+      <w:r>
+        <w:rPr>
+          <w:rFonts w:ascii="Courier New" w:hAnsi="Courier New" w:cs="Courier New"/>
+          <w:sz w:val="22"/>
+          <w:szCs w:val="22"/>
+        </w:rPr>
+        <w:br/>
+      </w:r>
+      <w:r>
+        <w:rPr>
+          <w:rFonts w:ascii="Courier New" w:hAnsi="Courier New" w:cs="Courier New"/>
+          <w:sz w:val="22"/>
+          <w:szCs w:val="22"/>
+        </w:rPr>
+        <w:t>forest</w:t>
+      </w:r>
+      <w:r>
+        <w:rPr>
+          <w:rFonts w:ascii="Courier New" w:hAnsi="Courier New" w:cs="Courier New"/>
+          <w:sz w:val="22"/>
+          <w:szCs w:val="22"/>
+        </w:rPr>
+        <w:br/>
+      </w:r>
+      <w:r>
+        <w:rPr>
+          <w:rFonts w:ascii="Courier New" w:hAnsi="Courier New" w:cs="Courier New"/>
+          <w:sz w:val="22"/>
+          <w:szCs w:val="22"/>
+        </w:rPr>
+        <w:t>hills</w:t>
+      </w:r>
+      <w:r>
+        <w:rPr>
+          <w:rFonts w:ascii="Courier New" w:hAnsi="Courier New" w:cs="Courier New"/>
+          <w:sz w:val="22"/>
+          <w:szCs w:val="22"/>
+        </w:rPr>
+        <w:br/>
+      </w:r>
+      <w:r>
+        <w:rPr>
+          <w:rFonts w:ascii="Courier New" w:hAnsi="Courier New" w:cs="Courier New"/>
+          <w:sz w:val="22"/>
+          <w:szCs w:val="22"/>
+        </w:rPr>
+        <w:t>mountain</w:t>
+      </w:r>
+      <w:r>
+        <w:rPr>
+          <w:rFonts w:ascii="Courier New" w:hAnsi="Courier New" w:cs="Courier New"/>
+          <w:sz w:val="22"/>
+          <w:szCs w:val="22"/>
+        </w:rPr>
+        <w:br/>
+      </w:r>
+      <w:r>
+        <w:rPr>
+          <w:rFonts w:ascii="Courier New" w:hAnsi="Courier New" w:cs="Courier New"/>
+          <w:sz w:val="22"/>
+          <w:szCs w:val="22"/>
+        </w:rPr>
+        <w:lastRenderedPageBreak/>
+        <w:t xml:space="preserve">water </w:t>
+      </w:r>
+      <w:r>
+        <w:rPr>
+          <w:rFonts w:cs="Times New Roman"/>
+          <w:sz w:val="22"/>
+          <w:szCs w:val="22"/>
+        </w:rPr>
+        <w:t>or</w:t>
+      </w:r>
+      <w:r>
+        <w:rPr>
+          <w:rFonts w:ascii="Courier New" w:hAnsi="Courier New" w:cs="Courier New"/>
+          <w:sz w:val="22"/>
+          <w:szCs w:val="22"/>
+        </w:rPr>
+        <w:t xml:space="preserve"> </w:t>
+      </w:r>
+      <w:proofErr w:type="spellStart"/>
+      <w:r>
+        <w:rPr>
+          <w:rFonts w:ascii="Courier New" w:hAnsi="Courier New" w:cs="Courier New"/>
+          <w:sz w:val="22"/>
+          <w:szCs w:val="22"/>
+        </w:rPr>
+        <w:t>water_swim</w:t>
+      </w:r>
+      <w:proofErr w:type="spellEnd"/>
+      <w:r>
+        <w:rPr>
+          <w:rFonts w:ascii="Courier New" w:hAnsi="Courier New" w:cs="Courier New"/>
+          <w:sz w:val="22"/>
+          <w:szCs w:val="22"/>
+        </w:rPr>
+        <w:br/>
+      </w:r>
+      <w:proofErr w:type="spellStart"/>
+      <w:r>
+        <w:rPr>
+          <w:rFonts w:ascii="Courier New" w:hAnsi="Courier New" w:cs="Courier New"/>
+          <w:sz w:val="22"/>
+          <w:szCs w:val="22"/>
+        </w:rPr>
+        <w:t>noswim</w:t>
+      </w:r>
+      <w:proofErr w:type="spellEnd"/>
+      <w:r>
+        <w:rPr>
+          <w:rFonts w:ascii="Courier New" w:hAnsi="Courier New" w:cs="Courier New"/>
+          <w:sz w:val="22"/>
+          <w:szCs w:val="22"/>
+        </w:rPr>
+        <w:t xml:space="preserve">, </w:t>
+      </w:r>
+      <w:proofErr w:type="spellStart"/>
+      <w:r>
+        <w:rPr>
+          <w:rFonts w:ascii="Courier New" w:hAnsi="Courier New" w:cs="Courier New"/>
+          <w:sz w:val="22"/>
+          <w:szCs w:val="22"/>
+        </w:rPr>
+        <w:t>no_swim</w:t>
+      </w:r>
+      <w:proofErr w:type="spellEnd"/>
+      <w:r>
+        <w:rPr>
+          <w:rFonts w:ascii="Courier New" w:hAnsi="Courier New" w:cs="Courier New"/>
+          <w:sz w:val="22"/>
+          <w:szCs w:val="22"/>
+        </w:rPr>
+        <w:t xml:space="preserve">, </w:t>
+      </w:r>
+      <w:r>
+        <w:rPr>
+          <w:rFonts w:cs="Times New Roman"/>
+          <w:sz w:val="22"/>
+          <w:szCs w:val="22"/>
+        </w:rPr>
+        <w:t>or</w:t>
+      </w:r>
+      <w:r>
+        <w:rPr>
+          <w:rFonts w:ascii="Courier New" w:hAnsi="Courier New" w:cs="Courier New"/>
+          <w:sz w:val="22"/>
+          <w:szCs w:val="22"/>
+        </w:rPr>
+        <w:t xml:space="preserve"> </w:t>
+      </w:r>
+      <w:proofErr w:type="spellStart"/>
+      <w:r>
+        <w:rPr>
+          <w:rFonts w:ascii="Courier New" w:hAnsi="Courier New" w:cs="Courier New"/>
+          <w:sz w:val="22"/>
+          <w:szCs w:val="22"/>
+        </w:rPr>
+        <w:t>water_no_swim</w:t>
+      </w:r>
+      <w:proofErr w:type="spellEnd"/>
+      <w:r>
+        <w:rPr>
+          <w:rFonts w:ascii="Courier New" w:hAnsi="Courier New" w:cs="Courier New"/>
+          <w:sz w:val="22"/>
+          <w:szCs w:val="22"/>
+        </w:rPr>
+        <w:br/>
+      </w:r>
+      <w:r>
+        <w:rPr>
+          <w:rFonts w:ascii="Courier New" w:hAnsi="Courier New" w:cs="Courier New"/>
+          <w:sz w:val="22"/>
+          <w:szCs w:val="22"/>
+        </w:rPr>
+        <w:t>underwater</w:t>
+      </w:r>
+      <w:r>
+        <w:rPr>
+          <w:rFonts w:ascii="Courier New" w:hAnsi="Courier New" w:cs="Courier New"/>
+          <w:sz w:val="22"/>
+          <w:szCs w:val="22"/>
+        </w:rPr>
+        <w:br/>
+      </w:r>
+      <w:r>
+        <w:rPr>
+          <w:rFonts w:ascii="Courier New" w:hAnsi="Courier New" w:cs="Courier New"/>
+          <w:sz w:val="22"/>
+          <w:szCs w:val="22"/>
+        </w:rPr>
+        <w:t>air</w:t>
+      </w:r>
+      <w:r>
+        <w:rPr>
+          <w:rFonts w:ascii="Courier New" w:hAnsi="Courier New" w:cs="Courier New"/>
+          <w:sz w:val="22"/>
+          <w:szCs w:val="22"/>
+        </w:rPr>
+        <w:br/>
+      </w:r>
+      <w:r>
+        <w:rPr>
+          <w:rFonts w:ascii="Courier New" w:hAnsi="Courier New" w:cs="Courier New"/>
+          <w:sz w:val="22"/>
+          <w:szCs w:val="22"/>
+        </w:rPr>
+        <w:t>desert</w:t>
+      </w:r>
+      <w:r>
+        <w:rPr>
+          <w:rFonts w:ascii="Courier New" w:hAnsi="Courier New" w:cs="Courier New"/>
+          <w:sz w:val="22"/>
+          <w:szCs w:val="22"/>
+        </w:rPr>
+        <w:br/>
+      </w:r>
+      <w:r>
+        <w:rPr>
+          <w:rFonts w:ascii="Courier New" w:hAnsi="Courier New" w:cs="Courier New"/>
+          <w:sz w:val="22"/>
+          <w:szCs w:val="22"/>
+        </w:rPr>
+        <w:t>swamp</w:t>
+      </w:r>
+      <w:r>
+        <w:rPr>
+          <w:rFonts w:ascii="Courier New" w:hAnsi="Courier New" w:cs="Courier New"/>
+          <w:sz w:val="22"/>
+          <w:szCs w:val="22"/>
+        </w:rPr>
+        <w:br/>
+      </w:r>
+      <w:proofErr w:type="spellStart"/>
+      <w:r>
+        <w:rPr>
+          <w:rFonts w:ascii="Courier New" w:hAnsi="Courier New" w:cs="Courier New"/>
+          <w:sz w:val="22"/>
+          <w:szCs w:val="22"/>
+        </w:rPr>
+        <w:t>underwater_ground</w:t>
+      </w:r>
+      <w:proofErr w:type="spellEnd"/>
     </w:p>
     <w:p>
       <w:pPr>
@@ -15286,22 +15538,125 @@
           <w:tab w:val="clear" w:pos="1620"/>
           <w:tab w:val="clear" w:pos="3960"/>
         </w:tabs>
-        <w:spacing w:after="0"/>
-        <w:ind w:firstLine="851"/>
-        <w:rPr>
-          <w:rFonts w:ascii="Courier New" w:eastAsia="Courier New" w:hAnsi="Courier New" w:cs="Courier New"/>
-          <w:sz w:val="22"/>
-          <w:szCs w:val="22"/>
-        </w:rPr>
-      </w:pPr>
-      <w:r>
-        <w:rPr>
-          <w:rFonts w:ascii="Courier New" w:hAnsi="Courier New"/>
-          <w:sz w:val="22"/>
-          <w:szCs w:val="22"/>
-        </w:rPr>
-        <w:t>de</w:t>
-      </w:r>
+        <w:spacing w:after="480"/>
+        <w:ind w:left="2553"/>
+      </w:pPr>
+      <w:r>
+        <w:t>The generated sound key has this form:</w:t>
+      </w:r>
+      <w:r>
+        <w:br/>
+      </w:r>
+      <w:r>
+        <w:br/>
+      </w:r>
+      <w:proofErr w:type="spellStart"/>
+      <w:proofErr w:type="gramStart"/>
+      <w:r>
+        <w:rPr>
+          <w:rFonts w:ascii="Courier New" w:hAnsi="Courier New" w:cs="Courier New"/>
+          <w:sz w:val="22"/>
+          <w:szCs w:val="22"/>
+        </w:rPr>
+        <w:t>sfx.foley.mob</w:t>
+      </w:r>
+      <w:proofErr w:type="spellEnd"/>
+      <w:r>
+        <w:rPr>
+          <w:rFonts w:ascii="Courier New" w:hAnsi="Courier New" w:cs="Courier New"/>
+          <w:sz w:val="22"/>
+          <w:szCs w:val="22"/>
+        </w:rPr>
+        <w:t>.&lt;</w:t>
+      </w:r>
+      <w:proofErr w:type="gramEnd"/>
+      <w:r>
+        <w:rPr>
+          <w:rFonts w:ascii="Courier New" w:hAnsi="Courier New" w:cs="Courier New"/>
+          <w:sz w:val="22"/>
+          <w:szCs w:val="22"/>
+        </w:rPr>
+        <w:t xml:space="preserve">absolute mob </w:t>
+      </w:r>
+      <w:proofErr w:type="spellStart"/>
+      <w:r>
+        <w:rPr>
+          <w:rFonts w:ascii="Courier New" w:hAnsi="Courier New" w:cs="Courier New"/>
+          <w:sz w:val="22"/>
+          <w:szCs w:val="22"/>
+        </w:rPr>
+        <w:t>vnum</w:t>
+      </w:r>
+      <w:proofErr w:type="spellEnd"/>
+      <w:proofErr w:type="gramStart"/>
+      <w:r>
+        <w:rPr>
+          <w:rFonts w:ascii="Courier New" w:hAnsi="Courier New" w:cs="Courier New"/>
+          <w:sz w:val="22"/>
+          <w:szCs w:val="22"/>
+        </w:rPr>
+        <w:t>&gt;.&lt;</w:t>
+      </w:r>
+      <w:proofErr w:type="gramEnd"/>
+      <w:r>
+        <w:rPr>
+          <w:rFonts w:ascii="Courier New" w:hAnsi="Courier New" w:cs="Courier New"/>
+          <w:sz w:val="22"/>
+          <w:szCs w:val="22"/>
+        </w:rPr>
+        <w:t>terrain&gt;</w:t>
+      </w:r>
+      <w:r>
+        <w:rPr>
+          <w:rFonts w:ascii="Courier New" w:hAnsi="Courier New" w:cs="Courier New"/>
+          <w:sz w:val="22"/>
+          <w:szCs w:val="22"/>
+        </w:rPr>
+        <w:br/>
+      </w:r>
+      <w:r>
+        <w:rPr>
+          <w:rFonts w:ascii="Courier New" w:hAnsi="Courier New" w:cs="Courier New"/>
+          <w:sz w:val="22"/>
+          <w:szCs w:val="22"/>
+        </w:rPr>
+        <w:br/>
+      </w:r>
+      <w:r>
+        <w:rPr>
+          <w:rFonts w:cs="Times New Roman"/>
+        </w:rPr>
+        <w:t xml:space="preserve">Note: The area creator will have to ensure the key exists in </w:t>
+      </w:r>
+      <w:r>
+        <w:rPr>
+          <w:rFonts w:ascii="Courier New" w:hAnsi="Courier New" w:cs="Courier New"/>
+          <w:sz w:val="22"/>
+          <w:szCs w:val="22"/>
+        </w:rPr>
+        <w:t>sound_const.c</w:t>
+      </w:r>
+      <w:r>
+        <w:rPr>
+          <w:rFonts w:cs="Times New Roman"/>
+        </w:rPr>
+        <w:t xml:space="preserve"> and the foley sound files have been uploaded to the appropriate location on the server.</w:t>
+      </w:r>
+    </w:p>
+    <w:p>
+      <w:pPr>
+        <w:pStyle w:val="Heading7"/>
+        <w:spacing w:after="0"/>
+      </w:pPr>
+      <w:r>
+        <w:t>Examples</w:t>
+      </w:r>
+    </w:p>
+    <w:p>
+      <w:pPr>
+        <w:pStyle w:val="Heading7"/>
+        <w:spacing w:after="0"/>
+      </w:pPr>
     </w:p>
     <w:p>
       <w:pPr>
@@ -15323,7 +15678,7 @@
           <w:sz w:val="22"/>
           <w:szCs w:val="22"/>
         </w:rPr>
-        <w:t>The imp looks horrible, its hairless body a dirty brown</w:t>
+        <w:t>$mob</w:t>
       </w:r>
     </w:p>
     <w:p>
@@ -15340,41 +15695,22 @@
           <w:szCs w:val="22"/>
         </w:rPr>
       </w:pPr>
-      <w:proofErr w:type="spellStart"/>
-      <w:r>
-        <w:rPr>
-          <w:rFonts w:ascii="Courier New" w:hAnsi="Courier New"/>
-          <w:sz w:val="22"/>
-          <w:szCs w:val="22"/>
-        </w:rPr>
-        <w:t>colour</w:t>
-      </w:r>
-      <w:proofErr w:type="spellEnd"/>
-      <w:r>
-        <w:rPr>
-          <w:rFonts w:ascii="Courier New" w:hAnsi="Courier New"/>
-          <w:sz w:val="22"/>
-          <w:szCs w:val="22"/>
-        </w:rPr>
-        <w:t xml:space="preserve"> and its eyes </w:t>
-      </w:r>
-      <w:proofErr w:type="gramStart"/>
-      <w:r>
-        <w:rPr>
-          <w:rFonts w:ascii="Courier New" w:hAnsi="Courier New"/>
-          <w:sz w:val="22"/>
-          <w:szCs w:val="22"/>
-        </w:rPr>
-        <w:t>a mucky</w:t>
-      </w:r>
-      <w:proofErr w:type="gramEnd"/>
-      <w:r>
-        <w:rPr>
-          <w:rFonts w:ascii="Courier New" w:hAnsi="Courier New"/>
-          <w:sz w:val="22"/>
-          <w:szCs w:val="22"/>
-        </w:rPr>
-        <w:t xml:space="preserve"> yellow.</w:t>
+      <w:r>
+        <w:rPr>
+          <w:rFonts w:ascii="Courier New" w:hAnsi="Courier New"/>
+          <w:sz w:val="22"/>
+          <w:szCs w:val="22"/>
+        </w:rPr>
+        <w:t>nm</w:t>
+      </w:r>
+      <w:r>
+        <w:rPr>
+          <w:rFonts w:ascii="Courier New" w:hAnsi="Courier New"/>
+          <w:sz w:val="22"/>
+          <w:szCs w:val="22"/>
+        </w:rPr>
+        <w:tab/>
+        <w:t>imp horrible</w:t>
       </w:r>
     </w:p>
     <w:p>
@@ -15391,13 +15727,24 @@
           <w:szCs w:val="22"/>
         </w:rPr>
       </w:pPr>
-      <w:r>
-        <w:rPr>
-          <w:rFonts w:ascii="Courier New" w:hAnsi="Courier New"/>
-          <w:sz w:val="22"/>
-          <w:szCs w:val="22"/>
-        </w:rPr>
-        <w:t>~</w:t>
+      <w:proofErr w:type="spellStart"/>
+      <w:r>
+        <w:rPr>
+          <w:rFonts w:ascii="Courier New" w:hAnsi="Courier New"/>
+          <w:sz w:val="22"/>
+          <w:szCs w:val="22"/>
+        </w:rPr>
+        <w:t>sh</w:t>
+      </w:r>
+      <w:proofErr w:type="spellEnd"/>
+      <w:r>
+        <w:rPr>
+          <w:rFonts w:ascii="Courier New" w:hAnsi="Courier New"/>
+          <w:sz w:val="22"/>
+          <w:szCs w:val="22"/>
+        </w:rPr>
+        <w:tab/>
+        <w:t>an imp</w:t>
       </w:r>
     </w:p>
     <w:p>
@@ -15414,24 +15761,22 @@
           <w:szCs w:val="22"/>
         </w:rPr>
       </w:pPr>
-      <w:proofErr w:type="spellStart"/>
-      <w:r>
-        <w:rPr>
-          <w:rFonts w:ascii="Courier New" w:hAnsi="Courier New"/>
-          <w:sz w:val="22"/>
-          <w:szCs w:val="22"/>
-        </w:rPr>
-        <w:t>vn</w:t>
-      </w:r>
-      <w:proofErr w:type="spellEnd"/>
-      <w:r>
-        <w:rPr>
-          <w:rFonts w:ascii="Courier New" w:hAnsi="Courier New"/>
-          <w:sz w:val="22"/>
-          <w:szCs w:val="22"/>
-        </w:rPr>
-        <w:tab/>
-        <w:t>0</w:t>
+      <w:r>
+        <w:rPr>
+          <w:rFonts w:ascii="Courier New" w:hAnsi="Courier New"/>
+          <w:sz w:val="22"/>
+          <w:szCs w:val="22"/>
+        </w:rPr>
+        <w:t>lo</w:t>
+      </w:r>
+      <w:r>
+        <w:rPr>
+          <w:rFonts w:ascii="Courier New" w:hAnsi="Courier New"/>
+          <w:sz w:val="22"/>
+          <w:szCs w:val="22"/>
+        </w:rPr>
+        <w:tab/>
+        <w:t>A horrible imp prances about the room.</w:t>
       </w:r>
     </w:p>
     <w:p>
@@ -15454,16 +15799,7 @@
           <w:sz w:val="22"/>
           <w:szCs w:val="22"/>
         </w:rPr>
-        <w:t>lv</w:t>
-      </w:r>
-      <w:r>
-        <w:rPr>
-          <w:rFonts w:ascii="Courier New" w:hAnsi="Courier New"/>
-          <w:sz w:val="22"/>
-          <w:szCs w:val="22"/>
-        </w:rPr>
-        <w:tab/>
-        <w:t>2</w:t>
+        <w:t>de</w:t>
       </w:r>
     </w:p>
     <w:p>
@@ -15482,19 +15818,11 @@
       </w:pPr>
       <w:r>
         <w:rPr>
-          <w:rFonts w:ascii="Courier New" w:eastAsia="Courier New" w:hAnsi="Courier New" w:cs="Courier New"/>
-          <w:sz w:val="22"/>
-          <w:szCs w:val="22"/>
-        </w:rPr>
-        <w:tab/>
-      </w:r>
-      <w:r>
-        <w:rPr>
-          <w:rFonts w:ascii="Courier New" w:eastAsia="Courier New" w:hAnsi="Courier New" w:cs="Courier New"/>
-          <w:sz w:val="22"/>
-          <w:szCs w:val="22"/>
-        </w:rPr>
-        <w:tab/>
+          <w:rFonts w:ascii="Courier New" w:hAnsi="Courier New"/>
+          <w:sz w:val="22"/>
+          <w:szCs w:val="22"/>
+        </w:rPr>
+        <w:t>The imp looks horrible, its hairless body a dirty brown</w:t>
       </w:r>
     </w:p>
     <w:p>
@@ -15511,6 +15839,42 @@
           <w:szCs w:val="22"/>
         </w:rPr>
       </w:pPr>
+      <w:proofErr w:type="spellStart"/>
+      <w:r>
+        <w:rPr>
+          <w:rFonts w:ascii="Courier New" w:hAnsi="Courier New"/>
+          <w:sz w:val="22"/>
+          <w:szCs w:val="22"/>
+        </w:rPr>
+        <w:t>colour</w:t>
+      </w:r>
+      <w:proofErr w:type="spellEnd"/>
+      <w:r>
+        <w:rPr>
+          <w:rFonts w:ascii="Courier New" w:hAnsi="Courier New"/>
+          <w:sz w:val="22"/>
+          <w:szCs w:val="22"/>
+        </w:rPr>
+        <w:t xml:space="preserve"> and its eyes </w:t>
+      </w:r>
+      <w:proofErr w:type="gramStart"/>
+      <w:r>
+        <w:rPr>
+          <w:rFonts w:ascii="Courier New" w:hAnsi="Courier New"/>
+          <w:sz w:val="22"/>
+          <w:szCs w:val="22"/>
+        </w:rPr>
+        <w:t>a mucky</w:t>
+      </w:r>
+      <w:proofErr w:type="gramEnd"/>
+      <w:r>
+        <w:rPr>
+          <w:rFonts w:ascii="Courier New" w:hAnsi="Courier New"/>
+          <w:sz w:val="22"/>
+          <w:szCs w:val="22"/>
+        </w:rPr>
+        <w:t xml:space="preserve"> yellow.</w:t>
+      </w:r>
     </w:p>
     <w:p>
       <w:pPr>
@@ -15532,7 +15896,7 @@
           <w:sz w:val="22"/>
           <w:szCs w:val="22"/>
         </w:rPr>
-        <w:t>$mob</w:t>
+        <w:t>~</w:t>
       </w:r>
     </w:p>
     <w:p>
@@ -15549,22 +15913,6 @@
           <w:szCs w:val="22"/>
         </w:rPr>
       </w:pPr>
-      <w:r>
-        <w:rPr>
-          <w:rFonts w:ascii="Courier New" w:hAnsi="Courier New"/>
-          <w:sz w:val="22"/>
-          <w:szCs w:val="22"/>
-        </w:rPr>
-        <w:t>nm</w:t>
-      </w:r>
-      <w:r>
-        <w:rPr>
-          <w:rFonts w:ascii="Courier New" w:hAnsi="Courier New"/>
-          <w:sz w:val="22"/>
-          <w:szCs w:val="22"/>
-        </w:rPr>
-        <w:tab/>
-      </w:r>
       <w:proofErr w:type="spellStart"/>
       <w:r>
         <w:rPr>
@@ -15572,7 +15920,7 @@
           <w:sz w:val="22"/>
           <w:szCs w:val="22"/>
         </w:rPr>
-        <w:t>gezhp</w:t>
+        <w:t>vn</w:t>
       </w:r>
       <w:proofErr w:type="spellEnd"/>
       <w:r>
@@ -15581,7 +15929,8 @@
           <w:sz w:val="22"/>
           <w:szCs w:val="22"/>
         </w:rPr>
-        <w:t xml:space="preserve"> mighty warrior dwarf dwarven</w:t>
+        <w:tab/>
+        <w:t>0</w:t>
       </w:r>
     </w:p>
     <w:p>
@@ -15598,34 +15947,23 @@
           <w:szCs w:val="22"/>
         </w:rPr>
       </w:pPr>
-      <w:proofErr w:type="spellStart"/>
-      <w:r>
-        <w:rPr>
-          <w:rFonts w:ascii="Courier New" w:hAnsi="Courier New"/>
-          <w:sz w:val="22"/>
-          <w:szCs w:val="22"/>
-        </w:rPr>
-        <w:t>sh</w:t>
-      </w:r>
-      <w:proofErr w:type="spellEnd"/>
-      <w:r>
-        <w:rPr>
-          <w:rFonts w:ascii="Courier New" w:hAnsi="Courier New"/>
-          <w:sz w:val="22"/>
-          <w:szCs w:val="22"/>
-        </w:rPr>
-        <w:tab/>
-      </w:r>
-      <w:proofErr w:type="spellStart"/>
-      <w:r>
-        <w:rPr>
-          <w:rFonts w:ascii="Courier New" w:hAnsi="Courier New"/>
-          <w:sz w:val="22"/>
-          <w:szCs w:val="22"/>
-        </w:rPr>
-        <w:t>Gezhp</w:t>
-      </w:r>
-      <w:proofErr w:type="spellEnd"/>
+      <w:r>
+        <w:rPr>
+          <w:rFonts w:ascii="Courier New" w:hAnsi="Courier New"/>
+          <w:sz w:val="22"/>
+          <w:szCs w:val="22"/>
+        </w:rPr>
+        <w:t>lv</w:t>
+      </w:r>
+      <w:r>
+        <w:rPr>
+          <w:rFonts w:ascii="Courier New" w:hAnsi="Courier New"/>
+          <w:sz w:val="22"/>
+          <w:szCs w:val="22"/>
+        </w:rPr>
+        <w:tab/>
+        <w:t>2</w:t>
+      </w:r>
     </w:p>
     <w:p>
       <w:pPr>
@@ -15643,37 +15981,19 @@
       </w:pPr>
       <w:r>
         <w:rPr>
-          <w:rFonts w:ascii="Courier New" w:hAnsi="Courier New"/>
-          <w:sz w:val="22"/>
-          <w:szCs w:val="22"/>
-        </w:rPr>
-        <w:t>lo</w:t>
-      </w:r>
-      <w:r>
-        <w:rPr>
-          <w:rFonts w:ascii="Courier New" w:hAnsi="Courier New"/>
-          <w:sz w:val="22"/>
-          <w:szCs w:val="22"/>
-        </w:rPr>
-        <w:tab/>
-      </w:r>
-      <w:proofErr w:type="spellStart"/>
-      <w:r>
-        <w:rPr>
-          <w:rFonts w:ascii="Courier New" w:hAnsi="Courier New"/>
-          <w:sz w:val="22"/>
-          <w:szCs w:val="22"/>
-        </w:rPr>
-        <w:t>Gezhp</w:t>
-      </w:r>
-      <w:proofErr w:type="spellEnd"/>
-      <w:r>
-        <w:rPr>
-          <w:rFonts w:ascii="Courier New" w:hAnsi="Courier New"/>
-          <w:sz w:val="22"/>
-          <w:szCs w:val="22"/>
-        </w:rPr>
-        <w:t xml:space="preserve"> the mighty dwarven warrior stands afore!</w:t>
+          <w:rFonts w:ascii="Courier New" w:eastAsia="Courier New" w:hAnsi="Courier New" w:cs="Courier New"/>
+          <w:sz w:val="22"/>
+          <w:szCs w:val="22"/>
+        </w:rPr>
+        <w:tab/>
+      </w:r>
+      <w:r>
+        <w:rPr>
+          <w:rFonts w:ascii="Courier New" w:eastAsia="Courier New" w:hAnsi="Courier New" w:cs="Courier New"/>
+          <w:sz w:val="22"/>
+          <w:szCs w:val="22"/>
+        </w:rPr>
+        <w:tab/>
       </w:r>
     </w:p>
     <w:p>
@@ -15690,14 +16010,6 @@
           <w:szCs w:val="22"/>
         </w:rPr>
       </w:pPr>
-      <w:r>
-        <w:rPr>
-          <w:rFonts w:ascii="Courier New" w:hAnsi="Courier New"/>
-          <w:sz w:val="22"/>
-          <w:szCs w:val="22"/>
-        </w:rPr>
-        <w:t>de</w:t>
-      </w:r>
     </w:p>
     <w:p>
       <w:pPr>
@@ -15719,7 +16031,7 @@
           <w:sz w:val="22"/>
           <w:szCs w:val="22"/>
         </w:rPr>
-        <w:t>What a fearsome yet attractive fellow this dwarven warrior</w:t>
+        <w:t>$mob</w:t>
       </w:r>
     </w:p>
     <w:p>
@@ -15742,7 +16054,33 @@
           <w:sz w:val="22"/>
           <w:szCs w:val="22"/>
         </w:rPr>
-        <w:t>is... such a magnificent beard, etc.</w:t>
+        <w:t>nm</w:t>
+      </w:r>
+      <w:r>
+        <w:rPr>
+          <w:rFonts w:ascii="Courier New" w:hAnsi="Courier New"/>
+          <w:sz w:val="22"/>
+          <w:szCs w:val="22"/>
+        </w:rPr>
+        <w:tab/>
+      </w:r>
+      <w:proofErr w:type="spellStart"/>
+      <w:r>
+        <w:rPr>
+          <w:rFonts w:ascii="Courier New" w:hAnsi="Courier New"/>
+          <w:sz w:val="22"/>
+          <w:szCs w:val="22"/>
+        </w:rPr>
+        <w:t>gezhp</w:t>
+      </w:r>
+      <w:proofErr w:type="spellEnd"/>
+      <w:r>
+        <w:rPr>
+          <w:rFonts w:ascii="Courier New" w:hAnsi="Courier New"/>
+          <w:sz w:val="22"/>
+          <w:szCs w:val="22"/>
+        </w:rPr>
+        <w:t xml:space="preserve"> mighty warrior dwarf dwarven</w:t>
       </w:r>
     </w:p>
     <w:p>
@@ -15759,15 +16097,34 @@
           <w:szCs w:val="22"/>
         </w:rPr>
       </w:pPr>
-      <w:r>
-        <w:rPr>
-          <w:rFonts w:ascii="Courier New" w:hAnsi="Courier New"/>
-          <w:sz w:val="22"/>
-          <w:szCs w:val="22"/>
-        </w:rPr>
-        <w:lastRenderedPageBreak/>
-        <w:t>~</w:t>
-      </w:r>
+      <w:proofErr w:type="spellStart"/>
+      <w:r>
+        <w:rPr>
+          <w:rFonts w:ascii="Courier New" w:hAnsi="Courier New"/>
+          <w:sz w:val="22"/>
+          <w:szCs w:val="22"/>
+        </w:rPr>
+        <w:t>sh</w:t>
+      </w:r>
+      <w:proofErr w:type="spellEnd"/>
+      <w:r>
+        <w:rPr>
+          <w:rFonts w:ascii="Courier New" w:hAnsi="Courier New"/>
+          <w:sz w:val="22"/>
+          <w:szCs w:val="22"/>
+        </w:rPr>
+        <w:tab/>
+      </w:r>
+      <w:proofErr w:type="spellStart"/>
+      <w:r>
+        <w:rPr>
+          <w:rFonts w:ascii="Courier New" w:hAnsi="Courier New"/>
+          <w:sz w:val="22"/>
+          <w:szCs w:val="22"/>
+        </w:rPr>
+        <w:t>Gezhp</w:t>
+      </w:r>
+      <w:proofErr w:type="spellEnd"/>
     </w:p>
     <w:p>
       <w:pPr>
@@ -15783,6 +16140,22 @@
           <w:szCs w:val="22"/>
         </w:rPr>
       </w:pPr>
+      <w:r>
+        <w:rPr>
+          <w:rFonts w:ascii="Courier New" w:hAnsi="Courier New"/>
+          <w:sz w:val="22"/>
+          <w:szCs w:val="22"/>
+        </w:rPr>
+        <w:t>lo</w:t>
+      </w:r>
+      <w:r>
+        <w:rPr>
+          <w:rFonts w:ascii="Courier New" w:hAnsi="Courier New"/>
+          <w:sz w:val="22"/>
+          <w:szCs w:val="22"/>
+        </w:rPr>
+        <w:tab/>
+      </w:r>
       <w:proofErr w:type="spellStart"/>
       <w:r>
         <w:rPr>
@@ -15790,7 +16163,7 @@
           <w:sz w:val="22"/>
           <w:szCs w:val="22"/>
         </w:rPr>
-        <w:t>vn</w:t>
+        <w:t>Gezhp</w:t>
       </w:r>
       <w:proofErr w:type="spellEnd"/>
       <w:r>
@@ -15799,8 +16172,7 @@
           <w:sz w:val="22"/>
           <w:szCs w:val="22"/>
         </w:rPr>
-        <w:tab/>
-        <w:t>1</w:t>
+        <w:t xml:space="preserve"> the mighty dwarven warrior stands afore!</w:t>
       </w:r>
     </w:p>
     <w:p>
@@ -15823,16 +16195,7 @@
           <w:sz w:val="22"/>
           <w:szCs w:val="22"/>
         </w:rPr>
-        <w:t>lv</w:t>
-      </w:r>
-      <w:r>
-        <w:rPr>
-          <w:rFonts w:ascii="Courier New" w:hAnsi="Courier New"/>
-          <w:sz w:val="22"/>
-          <w:szCs w:val="22"/>
-        </w:rPr>
-        <w:tab/>
-        <w:t>150</w:t>
+        <w:t>de</w:t>
       </w:r>
     </w:p>
     <w:p>
@@ -15855,34 +16218,7 @@
           <w:sz w:val="22"/>
           <w:szCs w:val="22"/>
         </w:rPr>
-        <w:t>act</w:t>
-      </w:r>
-      <w:r>
-        <w:rPr>
-          <w:rFonts w:ascii="Courier New" w:hAnsi="Courier New"/>
-          <w:sz w:val="22"/>
-          <w:szCs w:val="22"/>
-        </w:rPr>
-        <w:tab/>
-        <w:t xml:space="preserve">sentinel famous </w:t>
-      </w:r>
-      <w:proofErr w:type="spellStart"/>
-      <w:r>
-        <w:rPr>
-          <w:rFonts w:ascii="Courier New" w:hAnsi="Courier New"/>
-          <w:sz w:val="22"/>
-          <w:szCs w:val="22"/>
-        </w:rPr>
-        <w:t>no_charm</w:t>
-      </w:r>
-      <w:proofErr w:type="spellEnd"/>
-      <w:r>
-        <w:rPr>
-          <w:rFonts w:ascii="Courier New" w:hAnsi="Courier New"/>
-          <w:sz w:val="22"/>
-          <w:szCs w:val="22"/>
-        </w:rPr>
-        <w:t xml:space="preserve"> practice</w:t>
+        <w:t>What a fearsome yet attractive fellow this dwarven warrior</w:t>
       </w:r>
     </w:p>
     <w:p>
@@ -15899,35 +16235,14 @@
           <w:szCs w:val="22"/>
         </w:rPr>
       </w:pPr>
-      <w:proofErr w:type="spellStart"/>
-      <w:r>
-        <w:rPr>
-          <w:rFonts w:ascii="Courier New" w:hAnsi="Courier New"/>
-          <w:sz w:val="22"/>
-          <w:szCs w:val="22"/>
-        </w:rPr>
-        <w:t>aff</w:t>
-      </w:r>
-      <w:proofErr w:type="spellEnd"/>
-      <w:r>
-        <w:rPr>
-          <w:rFonts w:ascii="Courier New" w:hAnsi="Courier New"/>
-          <w:sz w:val="22"/>
-          <w:szCs w:val="22"/>
-        </w:rPr>
-        <w:tab/>
-        <w:t xml:space="preserve">sanctuary globe flaming </w:t>
-      </w:r>
-      <w:proofErr w:type="spellStart"/>
-      <w:r>
-        <w:rPr>
-          <w:rFonts w:ascii="Courier New" w:hAnsi="Courier New"/>
-          <w:sz w:val="22"/>
-          <w:szCs w:val="22"/>
-        </w:rPr>
-        <w:t>det_evil</w:t>
-      </w:r>
-      <w:proofErr w:type="spellEnd"/>
+      <w:r>
+        <w:rPr>
+          <w:rFonts w:ascii="Courier New" w:hAnsi="Courier New"/>
+          <w:sz w:val="22"/>
+          <w:szCs w:val="22"/>
+        </w:rPr>
+        <w:t>is... such a magnificent beard, etc.</w:t>
+      </w:r>
     </w:p>
     <w:p>
       <w:pPr>
@@ -15949,26 +16264,8 @@
           <w:sz w:val="22"/>
           <w:szCs w:val="22"/>
         </w:rPr>
-        <w:t>bf</w:t>
-      </w:r>
-      <w:r>
-        <w:rPr>
-          <w:rFonts w:ascii="Courier New" w:hAnsi="Courier New"/>
-          <w:sz w:val="22"/>
-          <w:szCs w:val="22"/>
-        </w:rPr>
-        <w:tab/>
-      </w:r>
-      <w:proofErr w:type="spellStart"/>
-      <w:r>
-        <w:rPr>
-          <w:rFonts w:ascii="Courier New" w:hAnsi="Courier New"/>
-          <w:sz w:val="22"/>
-          <w:szCs w:val="22"/>
-        </w:rPr>
-        <w:t>no_heart</w:t>
-      </w:r>
-      <w:proofErr w:type="spellEnd"/>
+        <w:t>~</w:t>
+      </w:r>
     </w:p>
     <w:p>
       <w:pPr>
@@ -15991,6 +16288,207 @@
           <w:sz w:val="22"/>
           <w:szCs w:val="22"/>
         </w:rPr>
+        <w:t>vn</w:t>
+      </w:r>
+      <w:proofErr w:type="spellEnd"/>
+      <w:r>
+        <w:rPr>
+          <w:rFonts w:ascii="Courier New" w:hAnsi="Courier New"/>
+          <w:sz w:val="22"/>
+          <w:szCs w:val="22"/>
+        </w:rPr>
+        <w:tab/>
+        <w:t>1</w:t>
+      </w:r>
+    </w:p>
+    <w:p>
+      <w:pPr>
+        <w:tabs>
+          <w:tab w:val="clear" w:pos="1620"/>
+          <w:tab w:val="clear" w:pos="3960"/>
+        </w:tabs>
+        <w:spacing w:after="0"/>
+        <w:ind w:firstLine="851"/>
+        <w:rPr>
+          <w:rFonts w:ascii="Courier New" w:eastAsia="Courier New" w:hAnsi="Courier New" w:cs="Courier New"/>
+          <w:sz w:val="22"/>
+          <w:szCs w:val="22"/>
+        </w:rPr>
+      </w:pPr>
+      <w:r>
+        <w:rPr>
+          <w:rFonts w:ascii="Courier New" w:hAnsi="Courier New"/>
+          <w:sz w:val="22"/>
+          <w:szCs w:val="22"/>
+        </w:rPr>
+        <w:t>lv</w:t>
+      </w:r>
+      <w:r>
+        <w:rPr>
+          <w:rFonts w:ascii="Courier New" w:hAnsi="Courier New"/>
+          <w:sz w:val="22"/>
+          <w:szCs w:val="22"/>
+        </w:rPr>
+        <w:tab/>
+        <w:t>150</w:t>
+      </w:r>
+    </w:p>
+    <w:p>
+      <w:pPr>
+        <w:tabs>
+          <w:tab w:val="clear" w:pos="1620"/>
+          <w:tab w:val="clear" w:pos="3960"/>
+        </w:tabs>
+        <w:spacing w:after="0"/>
+        <w:ind w:firstLine="851"/>
+        <w:rPr>
+          <w:rFonts w:ascii="Courier New" w:eastAsia="Courier New" w:hAnsi="Courier New" w:cs="Courier New"/>
+          <w:sz w:val="22"/>
+          <w:szCs w:val="22"/>
+        </w:rPr>
+      </w:pPr>
+      <w:r>
+        <w:rPr>
+          <w:rFonts w:ascii="Courier New" w:hAnsi="Courier New"/>
+          <w:sz w:val="22"/>
+          <w:szCs w:val="22"/>
+        </w:rPr>
+        <w:t>act</w:t>
+      </w:r>
+      <w:r>
+        <w:rPr>
+          <w:rFonts w:ascii="Courier New" w:hAnsi="Courier New"/>
+          <w:sz w:val="22"/>
+          <w:szCs w:val="22"/>
+        </w:rPr>
+        <w:tab/>
+        <w:t xml:space="preserve">sentinel famous </w:t>
+      </w:r>
+      <w:proofErr w:type="spellStart"/>
+      <w:r>
+        <w:rPr>
+          <w:rFonts w:ascii="Courier New" w:hAnsi="Courier New"/>
+          <w:sz w:val="22"/>
+          <w:szCs w:val="22"/>
+        </w:rPr>
+        <w:t>no_charm</w:t>
+      </w:r>
+      <w:proofErr w:type="spellEnd"/>
+      <w:r>
+        <w:rPr>
+          <w:rFonts w:ascii="Courier New" w:hAnsi="Courier New"/>
+          <w:sz w:val="22"/>
+          <w:szCs w:val="22"/>
+        </w:rPr>
+        <w:t xml:space="preserve"> practice</w:t>
+      </w:r>
+    </w:p>
+    <w:p>
+      <w:pPr>
+        <w:tabs>
+          <w:tab w:val="clear" w:pos="1620"/>
+          <w:tab w:val="clear" w:pos="3960"/>
+        </w:tabs>
+        <w:spacing w:after="0"/>
+        <w:ind w:firstLine="851"/>
+        <w:rPr>
+          <w:rFonts w:ascii="Courier New" w:eastAsia="Courier New" w:hAnsi="Courier New" w:cs="Courier New"/>
+          <w:sz w:val="22"/>
+          <w:szCs w:val="22"/>
+        </w:rPr>
+      </w:pPr>
+      <w:proofErr w:type="spellStart"/>
+      <w:r>
+        <w:rPr>
+          <w:rFonts w:ascii="Courier New" w:hAnsi="Courier New"/>
+          <w:sz w:val="22"/>
+          <w:szCs w:val="22"/>
+        </w:rPr>
+        <w:t>aff</w:t>
+      </w:r>
+      <w:proofErr w:type="spellEnd"/>
+      <w:r>
+        <w:rPr>
+          <w:rFonts w:ascii="Courier New" w:hAnsi="Courier New"/>
+          <w:sz w:val="22"/>
+          <w:szCs w:val="22"/>
+        </w:rPr>
+        <w:tab/>
+        <w:t xml:space="preserve">sanctuary globe flaming </w:t>
+      </w:r>
+      <w:proofErr w:type="spellStart"/>
+      <w:r>
+        <w:rPr>
+          <w:rFonts w:ascii="Courier New" w:hAnsi="Courier New"/>
+          <w:sz w:val="22"/>
+          <w:szCs w:val="22"/>
+        </w:rPr>
+        <w:t>det_evil</w:t>
+      </w:r>
+      <w:proofErr w:type="spellEnd"/>
+    </w:p>
+    <w:p>
+      <w:pPr>
+        <w:tabs>
+          <w:tab w:val="clear" w:pos="1620"/>
+          <w:tab w:val="clear" w:pos="3960"/>
+        </w:tabs>
+        <w:spacing w:after="0"/>
+        <w:ind w:firstLine="851"/>
+        <w:rPr>
+          <w:rFonts w:ascii="Courier New" w:eastAsia="Courier New" w:hAnsi="Courier New" w:cs="Courier New"/>
+          <w:sz w:val="22"/>
+          <w:szCs w:val="22"/>
+        </w:rPr>
+      </w:pPr>
+      <w:r>
+        <w:rPr>
+          <w:rFonts w:ascii="Courier New" w:hAnsi="Courier New"/>
+          <w:sz w:val="22"/>
+          <w:szCs w:val="22"/>
+        </w:rPr>
+        <w:t>bf</w:t>
+      </w:r>
+      <w:r>
+        <w:rPr>
+          <w:rFonts w:ascii="Courier New" w:hAnsi="Courier New"/>
+          <w:sz w:val="22"/>
+          <w:szCs w:val="22"/>
+        </w:rPr>
+        <w:tab/>
+      </w:r>
+      <w:proofErr w:type="spellStart"/>
+      <w:r>
+        <w:rPr>
+          <w:rFonts w:ascii="Courier New" w:hAnsi="Courier New"/>
+          <w:sz w:val="22"/>
+          <w:szCs w:val="22"/>
+        </w:rPr>
+        <w:t>no_heart</w:t>
+      </w:r>
+      <w:proofErr w:type="spellEnd"/>
+    </w:p>
+    <w:p>
+      <w:pPr>
+        <w:tabs>
+          <w:tab w:val="clear" w:pos="1620"/>
+          <w:tab w:val="clear" w:pos="3960"/>
+        </w:tabs>
+        <w:spacing w:after="0"/>
+        <w:ind w:firstLine="851"/>
+        <w:rPr>
+          <w:rFonts w:ascii="Courier New" w:eastAsia="Courier New" w:hAnsi="Courier New" w:cs="Courier New"/>
+          <w:sz w:val="22"/>
+          <w:szCs w:val="22"/>
+        </w:rPr>
+      </w:pPr>
+      <w:proofErr w:type="spellStart"/>
+      <w:r>
+        <w:rPr>
+          <w:rFonts w:ascii="Courier New" w:hAnsi="Courier New"/>
+          <w:sz w:val="22"/>
+          <w:szCs w:val="22"/>
+        </w:rPr>
         <w:t>sx</w:t>
       </w:r>
       <w:proofErr w:type="spellEnd"/>
@@ -16384,6 +16882,7 @@
           <w:sz w:val="22"/>
           <w:szCs w:val="22"/>
         </w:rPr>
+        <w:lastRenderedPageBreak/>
         <w:t>~</w:t>
       </w:r>
       <w:r>
@@ -17072,7 +17571,6 @@
         <w:spacing w:after="0"/>
       </w:pPr>
       <w:r>
-        <w:lastRenderedPageBreak/>
         <w:tab/>
       </w:r>
       <w:r>
@@ -17371,6 +17869,7 @@
         </w:rPr>
       </w:pPr>
       <w:r>
+        <w:lastRenderedPageBreak/>
         <w:t>E.g.</w:t>
       </w:r>
       <w:r>
@@ -17965,7 +18464,6 @@
           <w:sz w:val="22"/>
           <w:szCs w:val="22"/>
         </w:rPr>
-        <w:lastRenderedPageBreak/>
         <w:t>paint</w:t>
       </w:r>
       <w:r>
@@ -18386,6 +18884,7 @@
           <w:sz w:val="22"/>
           <w:szCs w:val="22"/>
         </w:rPr>
+        <w:lastRenderedPageBreak/>
         <w:t>container</w:t>
       </w:r>
       <w:r>
@@ -19475,7 +19974,6 @@
         <w:pStyle w:val="Style1"/>
       </w:pPr>
       <w:r>
-        <w:lastRenderedPageBreak/>
         <w:t>turret          </w:t>
       </w:r>
       <w:r>
@@ -19789,6 +20287,7 @@
         <w:spacing w:after="480"/>
       </w:pPr>
       <w:r>
+        <w:lastRenderedPageBreak/>
         <w:t xml:space="preserve">                                           </w:t>
       </w:r>
       <w:r>
@@ -20150,7 +20649,6 @@
         <w:ind w:left="4320" w:hanging="1803"/>
       </w:pPr>
       <w:r>
-        <w:lastRenderedPageBreak/>
         <w:t>Scrolls, potions, paints and pills</w:t>
       </w:r>
     </w:p>
@@ -20521,6 +21019,7 @@
         <w:ind w:left="4320" w:hanging="1803"/>
       </w:pPr>
       <w:r>
+        <w:lastRenderedPageBreak/>
         <w:t>Wands and staves</w:t>
       </w:r>
     </w:p>
@@ -33401,11 +33900,6 @@
         </w:tabs>
         <w:spacing w:after="40"/>
         <w:ind w:left="5400" w:hanging="2849"/>
-        <w:rPr>
-          <w:rFonts w:ascii="Courier New" w:eastAsia="Courier New" w:hAnsi="Courier New" w:cs="Courier New"/>
-          <w:sz w:val="22"/>
-          <w:szCs w:val="22"/>
-        </w:rPr>
       </w:pPr>
       <w:r>
         <w:rPr>
@@ -33433,6 +33927,87 @@
       <w:proofErr w:type="spellEnd"/>
       <w:r>
         <w:t xml:space="preserve"> by server</w:t>
+      </w:r>
+    </w:p>
+    <w:p>
+      <w:pPr>
+        <w:pStyle w:val="BodyTextIndent3"/>
+        <w:tabs>
+          <w:tab w:val="left" w:pos="4860"/>
+        </w:tabs>
+        <w:spacing w:after="40"/>
+        <w:ind w:left="5400" w:hanging="2849"/>
+        <w:rPr>
+          <w:rFonts w:ascii="Courier New" w:eastAsia="Courier New" w:hAnsi="Courier New" w:cs="Courier New"/>
+          <w:sz w:val="22"/>
+          <w:szCs w:val="22"/>
+        </w:rPr>
+      </w:pPr>
+      <w:r>
+        <w:rPr>
+          <w:rFonts w:ascii="Courier New" w:hAnsi="Courier New" w:cs="Courier New"/>
+          <w:sz w:val="22"/>
+          <w:szCs w:val="22"/>
+        </w:rPr>
+        <w:t>fickle</w:t>
+      </w:r>
+      <w:r>
+        <w:rPr>
+          <w:rFonts w:ascii="Courier New" w:hAnsi="Courier New" w:cs="Courier New"/>
+          <w:sz w:val="22"/>
+          <w:szCs w:val="22"/>
+        </w:rPr>
+        <w:tab/>
+      </w:r>
+      <w:r>
+        <w:rPr>
+          <w:rFonts w:cs="Times New Roman"/>
+          <w:sz w:val="22"/>
+          <w:szCs w:val="22"/>
+        </w:rPr>
+        <w:t xml:space="preserve">item will have its randomness (or lack </w:t>
+      </w:r>
+      <w:proofErr w:type="gramStart"/>
+      <w:r>
+        <w:rPr>
+          <w:rFonts w:cs="Times New Roman"/>
+          <w:sz w:val="22"/>
+          <w:szCs w:val="22"/>
+        </w:rPr>
+        <w:t>there</w:t>
+      </w:r>
+      <w:r>
+        <w:rPr>
+          <w:rFonts w:cs="Times New Roman"/>
+          <w:sz w:val="22"/>
+          <w:szCs w:val="22"/>
+        </w:rPr>
+        <w:t>of)</w:t>
+      </w:r>
+      <w:r>
+        <w:rPr>
+          <w:rFonts w:cs="Times New Roman"/>
+          <w:sz w:val="22"/>
+          <w:szCs w:val="22"/>
+        </w:rPr>
+        <w:t xml:space="preserve">   </w:t>
+      </w:r>
+      <w:proofErr w:type="gramEnd"/>
+      <w:r>
+        <w:rPr>
+          <w:rFonts w:cs="Times New Roman"/>
+          <w:sz w:val="22"/>
+          <w:szCs w:val="22"/>
+        </w:rPr>
+        <w:t xml:space="preserve">  </w:t>
+      </w:r>
+      <w:r>
+        <w:rPr>
+          <w:rFonts w:cs="Times New Roman"/>
+          <w:sz w:val="22"/>
+          <w:szCs w:val="22"/>
+        </w:rPr>
+        <w:t>randomly determined</w:t>
       </w:r>
     </w:p>
     <w:p>
@@ -34434,6 +35009,7 @@
           <w:sz w:val="22"/>
           <w:szCs w:val="22"/>
         </w:rPr>
+        <w:lastRenderedPageBreak/>
         <w:t>we  take</w:t>
       </w:r>
       <w:proofErr w:type="gramEnd"/>
@@ -35480,6 +36056,7 @@
           <w:sz w:val="22"/>
           <w:szCs w:val="22"/>
         </w:rPr>
+        <w:lastRenderedPageBreak/>
         <w:tab/>
       </w:r>
       <w:proofErr w:type="spellStart"/>
@@ -35545,7 +36122,6 @@
           <w:b w:val="0"/>
           <w:bCs w:val="0"/>
         </w:rPr>
-        <w:lastRenderedPageBreak/>
         <w:tab/>
       </w:r>
       <w:r>
@@ -36287,6 +36863,7 @@
           <w:sz w:val="22"/>
           <w:szCs w:val="22"/>
         </w:rPr>
+        <w:lastRenderedPageBreak/>
         <w:t>class</w:t>
       </w:r>
       <w:r>
@@ -36400,7 +36977,6 @@
           <w:sz w:val="22"/>
           <w:szCs w:val="22"/>
         </w:rPr>
-        <w:lastRenderedPageBreak/>
         <w:t>height</w:t>
       </w:r>
       <w:r>
@@ -37148,7 +37724,6 @@
           <w:szCs w:val="22"/>
         </w:rPr>
       </w:pPr>
-      <w:proofErr w:type="gramStart"/>
       <w:r>
         <w:rPr>
           <w:rFonts w:ascii="Courier New" w:hAnsi="Courier New"/>
@@ -37157,7 +37732,6 @@
         </w:rPr>
         <w:t>sneak</w:t>
       </w:r>
-      <w:proofErr w:type="gramEnd"/>
       <w:r>
         <w:rPr>
           <w:rFonts w:ascii="Courier New" w:hAnsi="Courier New"/>
@@ -38063,6 +38637,7 @@
           <w:sz w:val="22"/>
           <w:szCs w:val="22"/>
         </w:rPr>
+        <w:lastRenderedPageBreak/>
         <w:t>crit</w:t>
       </w:r>
       <w:r>
@@ -38133,7 +38708,6 @@
         <w:spacing w:after="240"/>
       </w:pPr>
       <w:r>
-        <w:lastRenderedPageBreak/>
         <w:t xml:space="preserve">(*) The value of the modifier for these applies is not important; </w:t>
       </w:r>
       <w:r>
@@ -41231,11 +41805,1128 @@
       </w:r>
     </w:p>
     <w:p>
-      <w:r>
-        <w:t>Goes here.</w:t>
-      </w:r>
-    </w:p>
-    <w:p/>
+      <w:pPr>
+        <w:rPr>
+          <w:lang w:val="en-NZ"/>
+        </w:rPr>
+      </w:pPr>
+      <w:r>
+        <w:rPr>
+          <w:lang w:val="en-NZ"/>
+        </w:rPr>
+        <w:t xml:space="preserve">Object sets are groups of related wearable objects that grant extra bonuses when enough pieces are worn together. Define the objects normally using </w:t>
+      </w:r>
+      <w:r>
+        <w:rPr>
+          <w:rFonts w:ascii="Courier New" w:hAnsi="Courier New" w:cs="Courier New"/>
+          <w:sz w:val="22"/>
+          <w:szCs w:val="22"/>
+          <w:lang w:val="en-NZ"/>
+        </w:rPr>
+        <w:t>$</w:t>
+      </w:r>
+      <w:proofErr w:type="spellStart"/>
+      <w:r>
+        <w:rPr>
+          <w:rFonts w:ascii="Courier New" w:hAnsi="Courier New" w:cs="Courier New"/>
+          <w:sz w:val="22"/>
+          <w:szCs w:val="22"/>
+          <w:lang w:val="en-NZ"/>
+        </w:rPr>
+        <w:t>obj</w:t>
+      </w:r>
+      <w:proofErr w:type="spellEnd"/>
+      <w:r>
+        <w:rPr>
+          <w:lang w:val="en-NZ"/>
+        </w:rPr>
+        <w:t xml:space="preserve"> blocks, then define the set itself with an </w:t>
+      </w:r>
+      <w:r>
+        <w:rPr>
+          <w:rFonts w:ascii="Courier New" w:hAnsi="Courier New" w:cs="Courier New"/>
+          <w:sz w:val="22"/>
+          <w:szCs w:val="22"/>
+          <w:lang w:val="en-NZ"/>
+        </w:rPr>
+        <w:t>$</w:t>
+      </w:r>
+      <w:proofErr w:type="spellStart"/>
+      <w:r>
+        <w:rPr>
+          <w:rFonts w:ascii="Courier New" w:hAnsi="Courier New" w:cs="Courier New"/>
+          <w:sz w:val="22"/>
+          <w:szCs w:val="22"/>
+          <w:lang w:val="en-NZ"/>
+        </w:rPr>
+        <w:t>objset</w:t>
+      </w:r>
+      <w:proofErr w:type="spellEnd"/>
+      <w:r>
+        <w:rPr>
+          <w:lang w:val="en-NZ"/>
+        </w:rPr>
+        <w:t xml:space="preserve"> block.</w:t>
+      </w:r>
+    </w:p>
+    <w:p>
+      <w:pPr>
+        <w:ind w:left="851"/>
+        <w:rPr>
+          <w:lang w:val="en-NZ"/>
+        </w:rPr>
+      </w:pPr>
+      <w:r>
+        <w:rPr>
+          <w:lang w:val="en-NZ"/>
+        </w:rPr>
+        <w:t xml:space="preserve">Block header </w:t>
+      </w:r>
+      <w:r>
+        <w:rPr>
+          <w:rFonts w:ascii="Courier New" w:hAnsi="Courier New" w:cs="Courier New"/>
+          <w:sz w:val="22"/>
+          <w:szCs w:val="22"/>
+          <w:lang w:val="en-NZ"/>
+        </w:rPr>
+        <w:t>$</w:t>
+      </w:r>
+      <w:proofErr w:type="spellStart"/>
+      <w:r>
+        <w:rPr>
+          <w:rFonts w:ascii="Courier New" w:hAnsi="Courier New" w:cs="Courier New"/>
+          <w:sz w:val="22"/>
+          <w:szCs w:val="22"/>
+          <w:lang w:val="en-NZ"/>
+        </w:rPr>
+        <w:t>objset</w:t>
+      </w:r>
+      <w:proofErr w:type="spellEnd"/>
+      <w:r>
+        <w:rPr>
+          <w:lang w:val="en-NZ"/>
+        </w:rPr>
+        <w:t xml:space="preserve"> or </w:t>
+      </w:r>
+      <w:r>
+        <w:rPr>
+          <w:rFonts w:ascii="Courier New" w:hAnsi="Courier New" w:cs="Courier New"/>
+          <w:sz w:val="22"/>
+          <w:szCs w:val="22"/>
+          <w:lang w:val="en-NZ"/>
+        </w:rPr>
+        <w:t>$</w:t>
+      </w:r>
+      <w:proofErr w:type="spellStart"/>
+      <w:r>
+        <w:rPr>
+          <w:rFonts w:ascii="Courier New" w:hAnsi="Courier New" w:cs="Courier New"/>
+          <w:sz w:val="22"/>
+          <w:szCs w:val="22"/>
+          <w:lang w:val="en-NZ"/>
+        </w:rPr>
+        <w:t>objectset</w:t>
+      </w:r>
+      <w:proofErr w:type="spellEnd"/>
+    </w:p>
+    <w:p>
+      <w:pPr>
+        <w:ind w:left="851"/>
+        <w:rPr>
+          <w:lang w:val="en-NZ"/>
+        </w:rPr>
+      </w:pPr>
+      <w:proofErr w:type="spellStart"/>
+      <w:r>
+        <w:rPr>
+          <w:rFonts w:ascii="Courier New" w:hAnsi="Courier New" w:cs="Courier New"/>
+          <w:sz w:val="22"/>
+          <w:szCs w:val="22"/>
+          <w:lang w:val="en-NZ"/>
+        </w:rPr>
+        <w:t>vn</w:t>
+      </w:r>
+      <w:proofErr w:type="spellEnd"/>
+      <w:r>
+        <w:rPr>
+          <w:sz w:val="22"/>
+          <w:szCs w:val="22"/>
+          <w:lang w:val="en-NZ"/>
+        </w:rPr>
+        <w:t xml:space="preserve"> </w:t>
+      </w:r>
+      <w:r>
+        <w:rPr>
+          <w:lang w:val="en-NZ"/>
+        </w:rPr>
+        <w:t xml:space="preserve">       </w:t>
+      </w:r>
+      <w:proofErr w:type="spellStart"/>
+      <w:r>
+        <w:rPr>
+          <w:lang w:val="en-NZ"/>
+        </w:rPr>
+        <w:t>Vnum</w:t>
+      </w:r>
+      <w:proofErr w:type="spellEnd"/>
+    </w:p>
+    <w:p>
+      <w:pPr>
+        <w:ind w:left="851"/>
+        <w:rPr>
+          <w:lang w:val="en-NZ"/>
+        </w:rPr>
+      </w:pPr>
+      <w:r>
+        <w:rPr>
+          <w:lang w:val="en-NZ"/>
+        </w:rPr>
+        <w:tab/>
+      </w:r>
+      <w:r>
+        <w:rPr>
+          <w:i/>
+          <w:iCs/>
+          <w:lang w:val="en-NZ"/>
+        </w:rPr>
+        <w:t>Number: 0 or higher</w:t>
+      </w:r>
+      <w:r>
+        <w:rPr>
+          <w:lang w:val="en-NZ"/>
+        </w:rPr>
+        <w:br/>
+      </w:r>
+      <w:r>
+        <w:rPr>
+          <w:lang w:val="en-NZ"/>
+        </w:rPr>
+        <w:tab/>
+      </w:r>
+      <w:r>
+        <w:rPr>
+          <w:lang w:val="en-NZ"/>
+        </w:rPr>
+        <w:t xml:space="preserve">The relative </w:t>
+      </w:r>
+      <w:proofErr w:type="spellStart"/>
+      <w:r>
+        <w:rPr>
+          <w:lang w:val="en-NZ"/>
+        </w:rPr>
+        <w:t>vnum</w:t>
+      </w:r>
+      <w:proofErr w:type="spellEnd"/>
+      <w:r>
+        <w:rPr>
+          <w:lang w:val="en-NZ"/>
+        </w:rPr>
+        <w:t xml:space="preserve"> of the object set. Scribe adds the area base </w:t>
+      </w:r>
+      <w:proofErr w:type="spellStart"/>
+      <w:r>
+        <w:rPr>
+          <w:lang w:val="en-NZ"/>
+        </w:rPr>
+        <w:t>vnum</w:t>
+      </w:r>
+      <w:proofErr w:type="spellEnd"/>
+      <w:r>
+        <w:rPr>
+          <w:lang w:val="en-NZ"/>
+        </w:rPr>
+        <w:t xml:space="preserve"> when </w:t>
+      </w:r>
+      <w:r>
+        <w:rPr>
+          <w:lang w:val="en-NZ"/>
+        </w:rPr>
+        <w:tab/>
+      </w:r>
+      <w:r>
+        <w:rPr>
+          <w:lang w:val="en-NZ"/>
+        </w:rPr>
+        <w:t>writing the final #OBJECT_SETS section.</w:t>
+      </w:r>
+    </w:p>
+    <w:p>
+      <w:pPr>
+        <w:rPr>
+          <w:lang w:val="en-NZ"/>
+        </w:rPr>
+      </w:pPr>
+      <w:r>
+        <w:rPr>
+          <w:rFonts w:ascii="Courier New" w:hAnsi="Courier New" w:cs="Courier New"/>
+          <w:sz w:val="22"/>
+          <w:szCs w:val="22"/>
+          <w:lang w:val="en-NZ"/>
+        </w:rPr>
+        <w:t xml:space="preserve">       </w:t>
+      </w:r>
+      <w:proofErr w:type="gramStart"/>
+      <w:r>
+        <w:rPr>
+          <w:rFonts w:ascii="Courier New" w:hAnsi="Courier New" w:cs="Courier New"/>
+          <w:sz w:val="22"/>
+          <w:szCs w:val="22"/>
+          <w:lang w:val="en-NZ"/>
+        </w:rPr>
+        <w:t>n</w:t>
+      </w:r>
+      <w:r>
+        <w:rPr>
+          <w:rFonts w:ascii="Courier New" w:hAnsi="Courier New" w:cs="Courier New"/>
+          <w:sz w:val="22"/>
+          <w:szCs w:val="22"/>
+          <w:lang w:val="en-NZ"/>
+        </w:rPr>
+        <w:t>m</w:t>
+      </w:r>
+      <w:r>
+        <w:rPr>
+          <w:rFonts w:ascii="Courier New" w:hAnsi="Courier New" w:cs="Courier New"/>
+          <w:sz w:val="22"/>
+          <w:szCs w:val="22"/>
+          <w:lang w:val="en-NZ"/>
+        </w:rPr>
+        <w:t xml:space="preserve">  </w:t>
+      </w:r>
+      <w:r>
+        <w:rPr>
+          <w:rFonts w:ascii="Courier New" w:hAnsi="Courier New" w:cs="Courier New"/>
+          <w:sz w:val="22"/>
+          <w:szCs w:val="22"/>
+          <w:lang w:val="en-NZ"/>
+        </w:rPr>
+        <w:tab/>
+      </w:r>
+      <w:proofErr w:type="gramEnd"/>
+      <w:r>
+        <w:rPr>
+          <w:lang w:val="en-NZ"/>
+        </w:rPr>
+        <w:t>Name / keywords</w:t>
+      </w:r>
+      <w:r>
+        <w:rPr>
+          <w:lang w:val="en-NZ"/>
+        </w:rPr>
+        <w:br/>
+      </w:r>
+      <w:r>
+        <w:rPr>
+          <w:i/>
+          <w:iCs/>
+          <w:lang w:val="en-NZ"/>
+        </w:rPr>
+        <w:t xml:space="preserve">                       </w:t>
+      </w:r>
+      <w:r>
+        <w:rPr>
+          <w:i/>
+          <w:iCs/>
+          <w:lang w:val="en-NZ"/>
+        </w:rPr>
+        <w:tab/>
+        <w:t xml:space="preserve"> </w:t>
+      </w:r>
+      <w:r>
+        <w:rPr>
+          <w:i/>
+          <w:iCs/>
+          <w:lang w:val="en-NZ"/>
+        </w:rPr>
+        <w:t>Line of text</w:t>
+      </w:r>
+      <w:r>
+        <w:rPr>
+          <w:lang w:val="en-NZ"/>
+        </w:rPr>
+        <w:br/>
+      </w:r>
+      <w:r>
+        <w:rPr>
+          <w:lang w:val="en-NZ"/>
+        </w:rPr>
+        <w:tab/>
+      </w:r>
+      <w:r>
+        <w:rPr>
+          <w:lang w:val="en-NZ"/>
+        </w:rPr>
+        <w:t xml:space="preserve">The identifying name or keywords for the set. This is written as the set </w:t>
+      </w:r>
+      <w:r>
+        <w:rPr>
+          <w:lang w:val="en-NZ"/>
+        </w:rPr>
+        <w:tab/>
+      </w:r>
+      <w:r>
+        <w:rPr>
+          <w:lang w:val="en-NZ"/>
+        </w:rPr>
+        <w:t>keyword string.</w:t>
+      </w:r>
+    </w:p>
+    <w:p>
+      <w:pPr>
+        <w:rPr>
+          <w:lang w:val="en-NZ"/>
+        </w:rPr>
+      </w:pPr>
+      <w:r>
+        <w:rPr>
+          <w:rFonts w:ascii="Courier New" w:hAnsi="Courier New" w:cs="Courier New"/>
+          <w:sz w:val="22"/>
+          <w:szCs w:val="22"/>
+          <w:lang w:val="en-NZ"/>
+        </w:rPr>
+        <w:t xml:space="preserve">       </w:t>
+      </w:r>
+      <w:r>
+        <w:rPr>
+          <w:rFonts w:ascii="Courier New" w:hAnsi="Courier New" w:cs="Courier New"/>
+          <w:sz w:val="22"/>
+          <w:szCs w:val="22"/>
+          <w:lang w:val="en-NZ"/>
+        </w:rPr>
+        <w:t>de</w:t>
+      </w:r>
+      <w:r>
+        <w:rPr>
+          <w:lang w:val="en-NZ"/>
+        </w:rPr>
+        <w:t xml:space="preserve"> </w:t>
+      </w:r>
+      <w:r>
+        <w:rPr>
+          <w:lang w:val="en-NZ"/>
+        </w:rPr>
+        <w:tab/>
+      </w:r>
+      <w:r>
+        <w:rPr>
+          <w:lang w:val="en-NZ"/>
+        </w:rPr>
+        <w:t>Description</w:t>
+      </w:r>
+      <w:r>
+        <w:rPr>
+          <w:lang w:val="en-NZ"/>
+        </w:rPr>
+        <w:br/>
+      </w:r>
+      <w:r>
+        <w:rPr>
+          <w:i/>
+          <w:iCs/>
+          <w:lang w:val="en-NZ"/>
+        </w:rPr>
+        <w:tab/>
+      </w:r>
+      <w:proofErr w:type="gramStart"/>
+      <w:r>
+        <w:rPr>
+          <w:i/>
+          <w:iCs/>
+          <w:lang w:val="en-NZ"/>
+        </w:rPr>
+        <w:t>Multi-line</w:t>
+      </w:r>
+      <w:proofErr w:type="gramEnd"/>
+      <w:r>
+        <w:rPr>
+          <w:i/>
+          <w:iCs/>
+          <w:lang w:val="en-NZ"/>
+        </w:rPr>
+        <w:t xml:space="preserve"> text block</w:t>
+      </w:r>
+      <w:r>
+        <w:rPr>
+          <w:lang w:val="en-NZ"/>
+        </w:rPr>
+        <w:br/>
+      </w:r>
+      <w:r>
+        <w:rPr>
+          <w:lang w:val="en-NZ"/>
+        </w:rPr>
+        <w:tab/>
+      </w:r>
+      <w:r>
+        <w:rPr>
+          <w:lang w:val="en-NZ"/>
+        </w:rPr>
+        <w:t>The description of the object set. Terminate the block with a single tilde.</w:t>
+      </w:r>
+    </w:p>
+    <w:p>
+      <w:pPr>
+        <w:rPr>
+          <w:lang w:val="en-NZ"/>
+        </w:rPr>
+      </w:pPr>
+      <w:r>
+        <w:rPr>
+          <w:rFonts w:ascii="Courier New" w:hAnsi="Courier New" w:cs="Courier New"/>
+          <w:sz w:val="22"/>
+          <w:szCs w:val="22"/>
+          <w:lang w:val="en-NZ"/>
+        </w:rPr>
+        <w:t xml:space="preserve">       </w:t>
+      </w:r>
+      <w:proofErr w:type="spellStart"/>
+      <w:r>
+        <w:rPr>
+          <w:rFonts w:ascii="Courier New" w:hAnsi="Courier New" w:cs="Courier New"/>
+          <w:sz w:val="22"/>
+          <w:szCs w:val="22"/>
+          <w:lang w:val="en-NZ"/>
+        </w:rPr>
+        <w:t>ob</w:t>
+      </w:r>
+      <w:proofErr w:type="spellEnd"/>
+      <w:r>
+        <w:rPr>
+          <w:rFonts w:ascii="Courier New" w:hAnsi="Courier New" w:cs="Courier New"/>
+          <w:sz w:val="22"/>
+          <w:szCs w:val="22"/>
+          <w:lang w:val="en-NZ"/>
+        </w:rPr>
+        <w:t xml:space="preserve"> </w:t>
+      </w:r>
+      <w:r>
+        <w:rPr>
+          <w:rFonts w:ascii="Courier New" w:hAnsi="Courier New" w:cs="Courier New"/>
+          <w:sz w:val="22"/>
+          <w:szCs w:val="22"/>
+          <w:lang w:val="en-NZ"/>
+        </w:rPr>
+        <w:tab/>
+      </w:r>
+      <w:r>
+        <w:rPr>
+          <w:lang w:val="en-NZ"/>
+        </w:rPr>
+        <w:t>Set member object</w:t>
+      </w:r>
+      <w:r>
+        <w:rPr>
+          <w:lang w:val="en-NZ"/>
+        </w:rPr>
+        <w:br/>
+      </w:r>
+      <w:r>
+        <w:rPr>
+          <w:i/>
+          <w:iCs/>
+          <w:lang w:val="en-NZ"/>
+        </w:rPr>
+        <w:tab/>
+      </w:r>
+      <w:r>
+        <w:rPr>
+          <w:i/>
+          <w:iCs/>
+          <w:lang w:val="en-NZ"/>
+        </w:rPr>
+        <w:t>Number: 0 or higher</w:t>
+      </w:r>
+      <w:r>
+        <w:rPr>
+          <w:lang w:val="en-NZ"/>
+        </w:rPr>
+        <w:br/>
+      </w:r>
+      <w:r>
+        <w:rPr>
+          <w:lang w:val="en-NZ"/>
+        </w:rPr>
+        <w:lastRenderedPageBreak/>
+        <w:tab/>
+      </w:r>
+      <w:r>
+        <w:rPr>
+          <w:lang w:val="en-NZ"/>
+        </w:rPr>
+        <w:t xml:space="preserve">The relative </w:t>
+      </w:r>
+      <w:proofErr w:type="spellStart"/>
+      <w:r>
+        <w:rPr>
+          <w:lang w:val="en-NZ"/>
+        </w:rPr>
+        <w:t>vnum</w:t>
+      </w:r>
+      <w:proofErr w:type="spellEnd"/>
+      <w:r>
+        <w:rPr>
+          <w:lang w:val="en-NZ"/>
+        </w:rPr>
+        <w:t xml:space="preserve"> of an object belonging to this set. Use one </w:t>
+      </w:r>
+      <w:proofErr w:type="spellStart"/>
+      <w:r>
+        <w:rPr>
+          <w:lang w:val="en-NZ"/>
+        </w:rPr>
+        <w:t>ob</w:t>
+      </w:r>
+      <w:proofErr w:type="spellEnd"/>
+      <w:r>
+        <w:rPr>
+          <w:lang w:val="en-NZ"/>
+        </w:rPr>
+        <w:t xml:space="preserve"> line per set </w:t>
+      </w:r>
+      <w:r>
+        <w:rPr>
+          <w:lang w:val="en-NZ"/>
+        </w:rPr>
+        <w:tab/>
+      </w:r>
+      <w:r>
+        <w:rPr>
+          <w:lang w:val="en-NZ"/>
+        </w:rPr>
+        <w:t>item. Scribe writes up to five members. Missing members are written as 0.</w:t>
+      </w:r>
+    </w:p>
+    <w:p>
+      <w:pPr>
+        <w:rPr>
+          <w:lang w:val="en-NZ"/>
+        </w:rPr>
+      </w:pPr>
+      <w:r>
+        <w:rPr>
+          <w:rFonts w:ascii="Courier New" w:hAnsi="Courier New" w:cs="Courier New"/>
+          <w:sz w:val="22"/>
+          <w:szCs w:val="22"/>
+          <w:lang w:val="en-NZ"/>
+        </w:rPr>
+        <w:t xml:space="preserve">       </w:t>
+      </w:r>
+      <w:proofErr w:type="spellStart"/>
+      <w:r>
+        <w:rPr>
+          <w:rFonts w:ascii="Courier New" w:hAnsi="Courier New" w:cs="Courier New"/>
+          <w:sz w:val="22"/>
+          <w:szCs w:val="22"/>
+          <w:lang w:val="en-NZ"/>
+        </w:rPr>
+        <w:t>bt</w:t>
+      </w:r>
+      <w:proofErr w:type="spellEnd"/>
+      <w:r>
+        <w:rPr>
+          <w:rFonts w:ascii="Courier New" w:hAnsi="Courier New" w:cs="Courier New"/>
+          <w:sz w:val="22"/>
+          <w:szCs w:val="22"/>
+          <w:lang w:val="en-NZ"/>
+        </w:rPr>
+        <w:t xml:space="preserve"> </w:t>
+      </w:r>
+      <w:r>
+        <w:rPr>
+          <w:rFonts w:ascii="Courier New" w:hAnsi="Courier New" w:cs="Courier New"/>
+          <w:sz w:val="22"/>
+          <w:szCs w:val="22"/>
+          <w:lang w:val="en-NZ"/>
+        </w:rPr>
+        <w:tab/>
+      </w:r>
+      <w:r>
+        <w:rPr>
+          <w:lang w:val="en-NZ"/>
+        </w:rPr>
+        <w:t>Bonus threshold</w:t>
+      </w:r>
+      <w:r>
+        <w:rPr>
+          <w:lang w:val="en-NZ"/>
+        </w:rPr>
+        <w:br/>
+      </w:r>
+      <w:r>
+        <w:rPr>
+          <w:i/>
+          <w:iCs/>
+          <w:lang w:val="en-NZ"/>
+        </w:rPr>
+        <w:tab/>
+      </w:r>
+      <w:r>
+        <w:rPr>
+          <w:i/>
+          <w:iCs/>
+          <w:lang w:val="en-NZ"/>
+        </w:rPr>
+        <w:t>Number: 0 or higher</w:t>
+      </w:r>
+      <w:r>
+        <w:rPr>
+          <w:lang w:val="en-NZ"/>
+        </w:rPr>
+        <w:br/>
+      </w:r>
+      <w:r>
+        <w:rPr>
+          <w:lang w:val="en-NZ"/>
+        </w:rPr>
+        <w:tab/>
+      </w:r>
+      <w:r>
+        <w:rPr>
+          <w:lang w:val="en-NZ"/>
+        </w:rPr>
+        <w:t xml:space="preserve">Defines how many worn set pieces are required for the corresponding bonus </w:t>
+      </w:r>
+      <w:r>
+        <w:rPr>
+          <w:lang w:val="en-NZ"/>
+        </w:rPr>
+        <w:tab/>
+      </w:r>
+      <w:r>
+        <w:rPr>
+          <w:lang w:val="en-NZ"/>
+        </w:rPr>
+        <w:t xml:space="preserve">tier. Use one </w:t>
+      </w:r>
+      <w:proofErr w:type="spellStart"/>
+      <w:r>
+        <w:rPr>
+          <w:lang w:val="en-NZ"/>
+        </w:rPr>
+        <w:t>bt</w:t>
+      </w:r>
+      <w:proofErr w:type="spellEnd"/>
+      <w:r>
+        <w:rPr>
+          <w:lang w:val="en-NZ"/>
+        </w:rPr>
+        <w:t xml:space="preserve"> line per possible bonus. Scribe writes up to five thresholds. </w:t>
+      </w:r>
+      <w:r>
+        <w:rPr>
+          <w:lang w:val="en-NZ"/>
+        </w:rPr>
+        <w:tab/>
+      </w:r>
+      <w:r>
+        <w:rPr>
+          <w:lang w:val="en-NZ"/>
+        </w:rPr>
+        <w:t>Missing thresholds are written as 0.</w:t>
+      </w:r>
+    </w:p>
+    <w:p>
+      <w:pPr>
+        <w:rPr>
+          <w:lang w:val="en-NZ"/>
+        </w:rPr>
+      </w:pPr>
+      <w:r>
+        <w:rPr>
+          <w:rFonts w:ascii="Courier New" w:hAnsi="Courier New" w:cs="Courier New"/>
+          <w:sz w:val="22"/>
+          <w:szCs w:val="22"/>
+          <w:lang w:val="en-NZ"/>
+        </w:rPr>
+        <w:t xml:space="preserve">       </w:t>
+      </w:r>
+      <w:r>
+        <w:rPr>
+          <w:rFonts w:ascii="Courier New" w:hAnsi="Courier New" w:cs="Courier New"/>
+          <w:sz w:val="22"/>
+          <w:szCs w:val="22"/>
+          <w:lang w:val="en-NZ"/>
+        </w:rPr>
+        <w:t xml:space="preserve">ap </w:t>
+      </w:r>
+      <w:r>
+        <w:rPr>
+          <w:rFonts w:ascii="Courier New" w:hAnsi="Courier New" w:cs="Courier New"/>
+          <w:sz w:val="22"/>
+          <w:szCs w:val="22"/>
+          <w:lang w:val="en-NZ"/>
+        </w:rPr>
+        <w:tab/>
+      </w:r>
+      <w:r>
+        <w:rPr>
+          <w:lang w:val="en-NZ"/>
+        </w:rPr>
+        <w:t>Apply effect</w:t>
+      </w:r>
+      <w:r>
+        <w:rPr>
+          <w:lang w:val="en-NZ"/>
+        </w:rPr>
+        <w:br/>
+      </w:r>
+      <w:r>
+        <w:rPr>
+          <w:i/>
+          <w:iCs/>
+          <w:lang w:val="en-NZ"/>
+        </w:rPr>
+        <w:tab/>
+      </w:r>
+      <w:r>
+        <w:rPr>
+          <w:i/>
+          <w:iCs/>
+          <w:lang w:val="en-NZ"/>
+        </w:rPr>
+        <w:t>Line of text</w:t>
+      </w:r>
+      <w:r>
+        <w:rPr>
+          <w:lang w:val="en-NZ"/>
+        </w:rPr>
+        <w:br/>
+      </w:r>
+      <w:r>
+        <w:rPr>
+          <w:lang w:val="en-NZ"/>
+        </w:rPr>
+        <w:tab/>
+      </w:r>
+      <w:r>
+        <w:rPr>
+          <w:lang w:val="en-NZ"/>
+        </w:rPr>
+        <w:t xml:space="preserve">Defines a bonus applied by the set. Use the same apply keywords as normal </w:t>
+      </w:r>
+      <w:r>
+        <w:rPr>
+          <w:lang w:val="en-NZ"/>
+        </w:rPr>
+        <w:tab/>
+      </w:r>
+      <w:r>
+        <w:rPr>
+          <w:lang w:val="en-NZ"/>
+        </w:rPr>
+        <w:t xml:space="preserve">object </w:t>
+      </w:r>
+      <w:r>
+        <w:rPr>
+          <w:rFonts w:ascii="Courier New" w:hAnsi="Courier New" w:cs="Courier New"/>
+          <w:sz w:val="22"/>
+          <w:szCs w:val="22"/>
+          <w:lang w:val="en-NZ"/>
+        </w:rPr>
+        <w:t>ap</w:t>
+      </w:r>
+      <w:r>
+        <w:rPr>
+          <w:lang w:val="en-NZ"/>
+        </w:rPr>
+        <w:t xml:space="preserve"> fields.</w:t>
+      </w:r>
+    </w:p>
+    <w:p>
+      <w:pPr>
+        <w:ind w:left="851"/>
+        <w:rPr>
+          <w:lang w:val="en-NZ"/>
+        </w:rPr>
+      </w:pPr>
+      <w:r>
+        <w:rPr>
+          <w:lang w:val="en-NZ"/>
+        </w:rPr>
+        <w:t>Important: set bonuses are applied in reverse order by the game, so put the strongest bonus first.</w:t>
+      </w:r>
+    </w:p>
+    <w:p>
+      <w:pPr>
+        <w:ind w:left="851"/>
+        <w:rPr>
+          <w:lang w:val="en-NZ"/>
+        </w:rPr>
+      </w:pPr>
+      <w:r>
+        <w:rPr>
+          <w:lang w:val="en-NZ"/>
+        </w:rPr>
+        <w:t>Th</w:t>
+      </w:r>
+      <w:r>
+        <w:rPr>
+          <w:lang w:val="en-NZ"/>
+        </w:rPr>
+        <w:t>e below example</w:t>
+      </w:r>
+      <w:r>
+        <w:rPr>
+          <w:lang w:val="en-NZ"/>
+        </w:rPr>
+        <w:t xml:space="preserve"> writes an </w:t>
+      </w:r>
+      <w:r>
+        <w:rPr>
+          <w:rFonts w:ascii="Courier New" w:hAnsi="Courier New" w:cs="Courier New"/>
+          <w:sz w:val="22"/>
+          <w:szCs w:val="22"/>
+          <w:lang w:val="en-NZ"/>
+        </w:rPr>
+        <w:t>#OBJECT_SETS</w:t>
+      </w:r>
+      <w:r>
+        <w:rPr>
+          <w:lang w:val="en-NZ"/>
+        </w:rPr>
+        <w:t xml:space="preserve"> entry with two set members. When enough pieces are worn, the set grants the listed apply bonus.</w:t>
+      </w:r>
+    </w:p>
+    <w:p>
+      <w:pPr>
+        <w:ind w:left="851"/>
+        <w:rPr>
+          <w:rFonts w:ascii="Courier New" w:hAnsi="Courier New" w:cs="Courier New"/>
+          <w:sz w:val="22"/>
+          <w:szCs w:val="22"/>
+        </w:rPr>
+      </w:pPr>
+      <w:r>
+        <w:rPr>
+          <w:rFonts w:ascii="Courier New" w:hAnsi="Courier New" w:cs="Courier New"/>
+          <w:sz w:val="22"/>
+          <w:szCs w:val="22"/>
+        </w:rPr>
+        <w:t>$</w:t>
+      </w:r>
+      <w:proofErr w:type="spellStart"/>
+      <w:r>
+        <w:rPr>
+          <w:rFonts w:ascii="Courier New" w:hAnsi="Courier New" w:cs="Courier New"/>
+          <w:sz w:val="22"/>
+          <w:szCs w:val="22"/>
+        </w:rPr>
+        <w:t>objset</w:t>
+      </w:r>
+      <w:proofErr w:type="spellEnd"/>
+    </w:p>
+    <w:p>
+      <w:pPr>
+        <w:ind w:left="851"/>
+        <w:rPr>
+          <w:rFonts w:ascii="Courier New" w:hAnsi="Courier New" w:cs="Courier New"/>
+          <w:sz w:val="22"/>
+          <w:szCs w:val="22"/>
+        </w:rPr>
+      </w:pPr>
+      <w:proofErr w:type="spellStart"/>
+      <w:r>
+        <w:rPr>
+          <w:rFonts w:ascii="Courier New" w:hAnsi="Courier New" w:cs="Courier New"/>
+          <w:sz w:val="22"/>
+          <w:szCs w:val="22"/>
+        </w:rPr>
+        <w:t>vn</w:t>
+      </w:r>
+      <w:proofErr w:type="spellEnd"/>
+      <w:r>
+        <w:rPr>
+          <w:rFonts w:ascii="Courier New" w:hAnsi="Courier New" w:cs="Courier New"/>
+          <w:sz w:val="22"/>
+          <w:szCs w:val="22"/>
+        </w:rPr>
+        <w:t xml:space="preserve">      2</w:t>
+      </w:r>
+      <w:r>
+        <w:rPr>
+          <w:rFonts w:ascii="Courier New" w:hAnsi="Courier New" w:cs="Courier New"/>
+          <w:sz w:val="22"/>
+          <w:szCs w:val="22"/>
+        </w:rPr>
+        <w:br/>
+      </w:r>
+      <w:r>
+        <w:rPr>
+          <w:rFonts w:ascii="Courier New" w:hAnsi="Courier New" w:cs="Courier New"/>
+          <w:sz w:val="22"/>
+          <w:szCs w:val="22"/>
+        </w:rPr>
+        <w:t>nm      uncommon crow</w:t>
+      </w:r>
+      <w:r>
+        <w:rPr>
+          <w:rFonts w:ascii="Courier New" w:hAnsi="Courier New" w:cs="Courier New"/>
+          <w:sz w:val="22"/>
+          <w:szCs w:val="22"/>
+        </w:rPr>
+        <w:br/>
+      </w:r>
+      <w:r>
+        <w:rPr>
+          <w:rFonts w:ascii="Courier New" w:hAnsi="Courier New" w:cs="Courier New"/>
+          <w:sz w:val="22"/>
+          <w:szCs w:val="22"/>
+        </w:rPr>
+        <w:t>de</w:t>
+      </w:r>
+      <w:r>
+        <w:rPr>
+          <w:rFonts w:ascii="Courier New" w:hAnsi="Courier New" w:cs="Courier New"/>
+          <w:sz w:val="22"/>
+          <w:szCs w:val="22"/>
+        </w:rPr>
+        <w:br/>
+      </w:r>
+      <w:r>
+        <w:rPr>
+          <w:rFonts w:ascii="Courier New" w:hAnsi="Courier New" w:cs="Courier New"/>
+          <w:sz w:val="22"/>
+          <w:szCs w:val="22"/>
+        </w:rPr>
+        <w:t>The Smithy's Set of the Crow.</w:t>
+      </w:r>
+      <w:r>
+        <w:rPr>
+          <w:rFonts w:ascii="Courier New" w:hAnsi="Courier New" w:cs="Courier New"/>
+          <w:sz w:val="22"/>
+          <w:szCs w:val="22"/>
+        </w:rPr>
+        <w:br/>
+      </w:r>
+      <w:r>
+        <w:rPr>
+          <w:rFonts w:ascii="Courier New" w:hAnsi="Courier New" w:cs="Courier New"/>
+          <w:sz w:val="22"/>
+          <w:szCs w:val="22"/>
+        </w:rPr>
+        <w:t>~</w:t>
+      </w:r>
+      <w:r>
+        <w:rPr>
+          <w:rFonts w:ascii="Courier New" w:hAnsi="Courier New" w:cs="Courier New"/>
+          <w:sz w:val="22"/>
+          <w:szCs w:val="22"/>
+        </w:rPr>
+        <w:br/>
+      </w:r>
+      <w:proofErr w:type="spellStart"/>
+      <w:r>
+        <w:rPr>
+          <w:rFonts w:ascii="Courier New" w:hAnsi="Courier New" w:cs="Courier New"/>
+          <w:sz w:val="22"/>
+          <w:szCs w:val="22"/>
+        </w:rPr>
+        <w:t>ob</w:t>
+      </w:r>
+      <w:proofErr w:type="spellEnd"/>
+      <w:r>
+        <w:rPr>
+          <w:rFonts w:ascii="Courier New" w:hAnsi="Courier New" w:cs="Courier New"/>
+          <w:sz w:val="22"/>
+          <w:szCs w:val="22"/>
+        </w:rPr>
+        <w:t xml:space="preserve">      4</w:t>
+      </w:r>
+      <w:r>
+        <w:rPr>
+          <w:rFonts w:ascii="Courier New" w:hAnsi="Courier New" w:cs="Courier New"/>
+          <w:sz w:val="22"/>
+          <w:szCs w:val="22"/>
+        </w:rPr>
+        <w:br/>
+      </w:r>
+      <w:proofErr w:type="spellStart"/>
+      <w:r>
+        <w:rPr>
+          <w:rFonts w:ascii="Courier New" w:hAnsi="Courier New" w:cs="Courier New"/>
+          <w:sz w:val="22"/>
+          <w:szCs w:val="22"/>
+        </w:rPr>
+        <w:t>ob</w:t>
+      </w:r>
+      <w:proofErr w:type="spellEnd"/>
+      <w:r>
+        <w:rPr>
+          <w:rFonts w:ascii="Courier New" w:hAnsi="Courier New" w:cs="Courier New"/>
+          <w:sz w:val="22"/>
+          <w:szCs w:val="22"/>
+        </w:rPr>
+        <w:t xml:space="preserve">      5</w:t>
+      </w:r>
+      <w:r>
+        <w:rPr>
+          <w:rFonts w:ascii="Courier New" w:hAnsi="Courier New" w:cs="Courier New"/>
+          <w:sz w:val="22"/>
+          <w:szCs w:val="22"/>
+        </w:rPr>
+        <w:br/>
+      </w:r>
+      <w:proofErr w:type="spellStart"/>
+      <w:r>
+        <w:rPr>
+          <w:rFonts w:ascii="Courier New" w:hAnsi="Courier New" w:cs="Courier New"/>
+          <w:sz w:val="22"/>
+          <w:szCs w:val="22"/>
+        </w:rPr>
+        <w:t>bt</w:t>
+      </w:r>
+      <w:proofErr w:type="spellEnd"/>
+      <w:r>
+        <w:rPr>
+          <w:rFonts w:ascii="Courier New" w:hAnsi="Courier New" w:cs="Courier New"/>
+          <w:sz w:val="22"/>
+          <w:szCs w:val="22"/>
+        </w:rPr>
+        <w:t xml:space="preserve">      2</w:t>
+      </w:r>
+      <w:r>
+        <w:rPr>
+          <w:rFonts w:ascii="Courier New" w:hAnsi="Courier New" w:cs="Courier New"/>
+          <w:sz w:val="22"/>
+          <w:szCs w:val="22"/>
+        </w:rPr>
+        <w:br/>
+      </w:r>
+      <w:proofErr w:type="spellStart"/>
+      <w:r>
+        <w:rPr>
+          <w:rFonts w:ascii="Courier New" w:hAnsi="Courier New" w:cs="Courier New"/>
+          <w:sz w:val="22"/>
+          <w:szCs w:val="22"/>
+        </w:rPr>
+        <w:t>bt</w:t>
+      </w:r>
+      <w:proofErr w:type="spellEnd"/>
+      <w:r>
+        <w:rPr>
+          <w:rFonts w:ascii="Courier New" w:hAnsi="Courier New" w:cs="Courier New"/>
+          <w:sz w:val="22"/>
+          <w:szCs w:val="22"/>
+        </w:rPr>
+        <w:t xml:space="preserve">      2</w:t>
+      </w:r>
+      <w:r>
+        <w:rPr>
+          <w:rFonts w:ascii="Courier New" w:hAnsi="Courier New" w:cs="Courier New"/>
+          <w:sz w:val="22"/>
+          <w:szCs w:val="22"/>
+        </w:rPr>
+        <w:br/>
+      </w:r>
+      <w:r>
+        <w:rPr>
+          <w:rFonts w:ascii="Courier New" w:hAnsi="Courier New" w:cs="Courier New"/>
+          <w:sz w:val="22"/>
+          <w:szCs w:val="22"/>
+        </w:rPr>
+        <w:t>ap      fly -1</w:t>
+      </w:r>
+    </w:p>
     <w:bookmarkStart w:id="12" w:name="_11.__Rooms"/>
     <w:bookmarkEnd w:id="12"/>
     <w:p>
@@ -41526,7 +43217,6 @@
         <w:spacing w:after="0"/>
       </w:pPr>
       <w:r>
-        <w:lastRenderedPageBreak/>
         <w:tab/>
       </w:r>
       <w:r>
@@ -41559,6 +43249,7 @@
         <w:spacing w:after="0"/>
       </w:pPr>
       <w:r>
+        <w:lastRenderedPageBreak/>
         <w:tab/>
       </w:r>
       <w:r>
@@ -42539,7 +44230,6 @@
           <w:sz w:val="22"/>
           <w:szCs w:val="22"/>
         </w:rPr>
-        <w:lastRenderedPageBreak/>
         <w:t>water_no_swim</w:t>
       </w:r>
       <w:proofErr w:type="spellEnd"/>
@@ -42571,6 +44261,7 @@
           <w:sz w:val="22"/>
           <w:szCs w:val="22"/>
         </w:rPr>
+        <w:lastRenderedPageBreak/>
         <w:t>underwater</w:t>
       </w:r>
       <w:r>
@@ -43709,7 +45400,6 @@
           <w:i/>
           <w:iCs/>
         </w:rPr>
-        <w:lastRenderedPageBreak/>
         <w:t>LOOK &lt;keyword&gt;</w:t>
       </w:r>
       <w:r>
@@ -43734,6 +45424,7 @@
           <w:sz w:val="22"/>
           <w:szCs w:val="22"/>
         </w:rPr>
+        <w:lastRenderedPageBreak/>
         <w:tab/>
       </w:r>
       <w:r>
@@ -44586,11 +46277,11 @@
         <w:ind w:left="1701"/>
       </w:pPr>
       <w:r>
+        <w:t xml:space="preserve">If you don't want a room to have an exit in a particular direction, just leave out the relevant field.  If you do not add any further information for your </w:t>
+      </w:r>
+      <w:proofErr w:type="gramStart"/>
+      <w:r>
         <w:lastRenderedPageBreak/>
-        <w:t xml:space="preserve">If you don't want a room to have an exit in a particular direction, just leave out the relevant field.  If you do not add any further information for your </w:t>
-      </w:r>
-      <w:proofErr w:type="gramStart"/>
-      <w:r>
         <w:t>exit</w:t>
       </w:r>
       <w:proofErr w:type="gramEnd"/>
@@ -45365,7 +47056,6 @@
           <w:sz w:val="22"/>
           <w:szCs w:val="22"/>
         </w:rPr>
-        <w:lastRenderedPageBreak/>
         <w:t>0   none</w:t>
       </w:r>
       <w:r>
@@ -45409,6 +47099,7 @@
           <w:sz w:val="22"/>
           <w:szCs w:val="22"/>
         </w:rPr>
+        <w:lastRenderedPageBreak/>
         <w:t>1   door</w:t>
       </w:r>
       <w:r>
@@ -46582,6 +48273,145 @@
     </w:p>
     <w:p>
       <w:pPr>
+        <w:pStyle w:val="BodyTextIndent3"/>
+        <w:spacing w:after="480"/>
+        <w:ind w:left="1702"/>
+      </w:pPr>
+      <w:r>
+        <w:rPr>
+          <w:rFonts w:ascii="Courier New" w:hAnsi="Courier New" w:cs="Courier New"/>
+          <w:sz w:val="22"/>
+          <w:szCs w:val="22"/>
+        </w:rPr>
+        <w:t xml:space="preserve"> </w:t>
+      </w:r>
+      <w:r>
+        <w:rPr>
+          <w:rFonts w:ascii="Courier New" w:hAnsi="Courier New" w:cs="Courier New"/>
+          <w:sz w:val="22"/>
+          <w:szCs w:val="22"/>
+        </w:rPr>
+        <w:t xml:space="preserve">am </w:t>
+      </w:r>
+      <w:r>
+        <w:t xml:space="preserve">     </w:t>
+      </w:r>
+      <w:r>
+        <w:tab/>
+        <w:t>Room ambient sound file path</w:t>
+      </w:r>
+      <w:r>
+        <w:br/>
+      </w:r>
+      <w:r>
+        <w:tab/>
+      </w:r>
+      <w:r>
+        <w:rPr>
+          <w:i/>
+          <w:iCs/>
+        </w:rPr>
+        <w:t>Line of text</w:t>
+      </w:r>
+      <w:r>
+        <w:br/>
+      </w:r>
+      <w:r>
+        <w:br/>
+      </w:r>
+      <w:r>
+        <w:tab/>
+        <w:t xml:space="preserve">Relative path to a room-specific ambient sound </w:t>
+      </w:r>
+      <w:proofErr w:type="gramStart"/>
+      <w:r>
+        <w:t>file</w:t>
+      </w:r>
+      <w:proofErr w:type="gramEnd"/>
+      <w:r>
+        <w:t xml:space="preserve">. This overrides </w:t>
+      </w:r>
+      <w:r>
+        <w:tab/>
+        <w:t>area and sector ambience.</w:t>
+      </w:r>
+      <w:r>
+        <w:br/>
+      </w:r>
+      <w:r>
+        <w:br/>
+      </w:r>
+      <w:r>
+        <w:br/>
+        <w:t xml:space="preserve"> </w:t>
+      </w:r>
+      <w:r>
+        <w:rPr>
+          <w:rFonts w:ascii="Courier New" w:hAnsi="Courier New" w:cs="Courier New"/>
+          <w:sz w:val="22"/>
+          <w:szCs w:val="22"/>
+        </w:rPr>
+        <w:t xml:space="preserve"> av</w:t>
+      </w:r>
+      <w:r>
+        <w:t xml:space="preserve">      Room ambient volume</w:t>
+      </w:r>
+      <w:r>
+        <w:br/>
+      </w:r>
+      <w:r>
+        <w:tab/>
+      </w:r>
+      <w:r>
+        <w:rPr>
+          <w:i/>
+          <w:iCs/>
+        </w:rPr>
+        <w:t>Number: 0 to 100</w:t>
+      </w:r>
+      <w:r>
+        <w:br/>
+      </w:r>
+      <w:r>
+        <w:br/>
+      </w:r>
+      <w:r>
+        <w:tab/>
+        <w:t xml:space="preserve">Volume for the room ambient loop. Defaults to 25 if </w:t>
+      </w:r>
+      <w:proofErr w:type="gramStart"/>
+      <w:r>
+        <w:rPr>
+          <w:rFonts w:ascii="Courier New" w:hAnsi="Courier New" w:cs="Courier New"/>
+          <w:sz w:val="22"/>
+          <w:szCs w:val="22"/>
+        </w:rPr>
+        <w:t>am</w:t>
+      </w:r>
+      <w:r>
+        <w:t xml:space="preserve"> is</w:t>
+      </w:r>
+      <w:proofErr w:type="gramEnd"/>
+      <w:r>
+        <w:t xml:space="preserve"> set and </w:t>
+      </w:r>
+      <w:r>
+        <w:tab/>
+      </w:r>
+      <w:r>
+        <w:rPr>
+          <w:rFonts w:ascii="Courier New" w:hAnsi="Courier New" w:cs="Courier New"/>
+          <w:sz w:val="22"/>
+          <w:szCs w:val="22"/>
+        </w:rPr>
+        <w:t>av</w:t>
+      </w:r>
+      <w:r>
+        <w:t xml:space="preserve"> is omitted.</w:t>
+      </w:r>
+    </w:p>
+    <w:p>
+      <w:pPr>
         <w:pStyle w:val="Heading7"/>
         <w:spacing w:after="0"/>
       </w:pPr>
@@ -47160,6 +48990,7 @@
           <w:sz w:val="22"/>
           <w:szCs w:val="22"/>
         </w:rPr>
+        <w:lastRenderedPageBreak/>
         <w:tab/>
         <w:t>$room</w:t>
       </w:r>
@@ -47608,11 +49439,7 @@
         <w:tab/>
         <w:t>~</w:t>
       </w:r>
-    </w:p>
-    <w:p>
-      <w:pPr>
-        <w:pStyle w:val="Heading7"/>
-        <w:spacing w:after="0"/>
+      <w:r>
         <w:rPr>
           <w:rFonts w:ascii="Courier New" w:eastAsia="Courier New" w:hAnsi="Courier New" w:cs="Courier New"/>
           <w:b w:val="0"/>
@@ -47620,7 +49447,8 @@
           <w:sz w:val="22"/>
           <w:szCs w:val="22"/>
         </w:rPr>
-      </w:pPr>
+        <w:br/>
+      </w:r>
       <w:r>
         <w:rPr>
           <w:rFonts w:ascii="Courier New" w:eastAsia="Courier New" w:hAnsi="Courier New" w:cs="Courier New"/>
@@ -47630,7 +49458,6 @@
           <w:szCs w:val="22"/>
         </w:rPr>
         <w:tab/>
-        <w:t>st</w:t>
       </w:r>
       <w:r>
         <w:rPr>
@@ -47640,14 +49467,9 @@
           <w:sz w:val="22"/>
           <w:szCs w:val="22"/>
         </w:rPr>
-        <w:tab/>
-        <w:t>city</w:t>
-      </w:r>
-    </w:p>
-    <w:p>
-      <w:pPr>
-        <w:pStyle w:val="Heading7"/>
-        <w:spacing w:after="0"/>
+        <w:t>st</w:t>
+      </w:r>
+      <w:r>
         <w:rPr>
           <w:rFonts w:ascii="Courier New" w:eastAsia="Courier New" w:hAnsi="Courier New" w:cs="Courier New"/>
           <w:b w:val="0"/>
@@ -47655,7 +49477,9 @@
           <w:sz w:val="22"/>
           <w:szCs w:val="22"/>
         </w:rPr>
-      </w:pPr>
+        <w:tab/>
+        <w:t>city</w:t>
+      </w:r>
       <w:r>
         <w:rPr>
           <w:rFonts w:ascii="Courier New" w:eastAsia="Courier New" w:hAnsi="Courier New" w:cs="Courier New"/>
@@ -47664,60 +49488,121 @@
           <w:sz w:val="22"/>
           <w:szCs w:val="22"/>
         </w:rPr>
-        <w:tab/>
-      </w:r>
-      <w:proofErr w:type="gramStart"/>
-      <w:r>
-        <w:rPr>
-          <w:rFonts w:ascii="Courier New" w:eastAsia="Courier New" w:hAnsi="Courier New" w:cs="Courier New"/>
+        <w:br/>
+      </w:r>
+      <w:r>
+        <w:rPr>
+          <w:rFonts w:ascii="Courier New" w:hAnsi="Courier New" w:cs="Courier New"/>
           <w:b w:val="0"/>
           <w:bCs w:val="0"/>
           <w:sz w:val="22"/>
           <w:szCs w:val="22"/>
         </w:rPr>
-        <w:t>n</w:t>
-      </w:r>
-      <w:r>
-        <w:rPr>
-          <w:rFonts w:ascii="Courier New" w:eastAsia="Courier New" w:hAnsi="Courier New" w:cs="Courier New"/>
+        <w:tab/>
+      </w:r>
+      <w:r>
+        <w:rPr>
+          <w:rFonts w:ascii="Courier New" w:hAnsi="Courier New" w:cs="Courier New"/>
           <w:b w:val="0"/>
           <w:bCs w:val="0"/>
           <w:sz w:val="22"/>
           <w:szCs w:val="22"/>
         </w:rPr>
-        <w:tab/>
-        <w:t>12</w:t>
-      </w:r>
-      <w:proofErr w:type="gramEnd"/>
-    </w:p>
-    <w:p>
-      <w:pPr>
-        <w:pStyle w:val="Heading7"/>
-        <w:spacing w:after="0"/>
-        <w:rPr>
-          <w:rFonts w:ascii="Courier New" w:eastAsia="Courier New" w:hAnsi="Courier New" w:cs="Courier New"/>
+        <w:t xml:space="preserve">am    </w:t>
+      </w:r>
+      <w:r>
+        <w:rPr>
+          <w:rFonts w:ascii="Courier New" w:hAnsi="Courier New" w:cs="Courier New"/>
           <w:b w:val="0"/>
           <w:bCs w:val="0"/>
           <w:sz w:val="22"/>
           <w:szCs w:val="22"/>
         </w:rPr>
-      </w:pPr>
-      <w:r>
-        <w:rPr>
-          <w:rFonts w:ascii="Courier New" w:eastAsia="Courier New" w:hAnsi="Courier New" w:cs="Courier New"/>
+        <w:t xml:space="preserve"> </w:t>
+      </w:r>
+      <w:r>
+        <w:rPr>
+          <w:rFonts w:ascii="Courier New" w:hAnsi="Courier New" w:cs="Courier New"/>
           <w:b w:val="0"/>
           <w:bCs w:val="0"/>
           <w:sz w:val="22"/>
           <w:szCs w:val="22"/>
         </w:rPr>
-        <w:tab/>
+        <w:t>ambient/room/sewer_drip.mp3</w:t>
+      </w:r>
+    </w:p>
+    <w:p>
+      <w:pPr>
+        <w:pStyle w:val="BodyTextIndent3"/>
+        <w:spacing w:after="480"/>
+        <w:ind w:left="851"/>
+        <w:rPr>
+          <w:rFonts w:ascii="Courier New" w:hAnsi="Courier New" w:cs="Courier New"/>
+          <w:sz w:val="22"/>
+          <w:szCs w:val="22"/>
+        </w:rPr>
+      </w:pPr>
+      <w:r>
+        <w:rPr>
+          <w:rFonts w:ascii="Courier New" w:hAnsi="Courier New" w:cs="Courier New"/>
+          <w:sz w:val="22"/>
+          <w:szCs w:val="22"/>
+        </w:rPr>
+        <w:t xml:space="preserve">av    </w:t>
+      </w:r>
+      <w:r>
+        <w:rPr>
+          <w:rFonts w:ascii="Courier New" w:hAnsi="Courier New" w:cs="Courier New"/>
+          <w:sz w:val="22"/>
+          <w:szCs w:val="22"/>
+        </w:rPr>
+        <w:t xml:space="preserve"> </w:t>
+      </w:r>
+      <w:r>
+        <w:rPr>
+          <w:rFonts w:ascii="Courier New" w:hAnsi="Courier New" w:cs="Courier New"/>
+          <w:sz w:val="22"/>
+          <w:szCs w:val="22"/>
+        </w:rPr>
+        <w:t>35</w:t>
+      </w:r>
+      <w:r>
+        <w:rPr>
+          <w:rFonts w:ascii="Courier New" w:hAnsi="Courier New" w:cs="Courier New"/>
+          <w:sz w:val="22"/>
+          <w:szCs w:val="22"/>
+        </w:rPr>
+        <w:br/>
+      </w:r>
+      <w:r>
+        <w:rPr>
+          <w:rFonts w:ascii="Courier New" w:eastAsia="Courier New" w:hAnsi="Courier New" w:cs="Courier New"/>
+          <w:sz w:val="22"/>
+          <w:szCs w:val="22"/>
+        </w:rPr>
+        <w:t>n</w:t>
+      </w:r>
+      <w:r>
+        <w:rPr>
+          <w:rFonts w:ascii="Courier New" w:eastAsia="Courier New" w:hAnsi="Courier New" w:cs="Courier New"/>
+          <w:sz w:val="22"/>
+          <w:szCs w:val="22"/>
+        </w:rPr>
+        <w:tab/>
+        <w:t>12</w:t>
+      </w:r>
+      <w:r>
+        <w:rPr>
+          <w:rFonts w:ascii="Courier New" w:eastAsia="Courier New" w:hAnsi="Courier New" w:cs="Courier New"/>
+          <w:sz w:val="22"/>
+          <w:szCs w:val="22"/>
+        </w:rPr>
+        <w:br/>
       </w:r>
       <w:proofErr w:type="spellStart"/>
       <w:r>
         <w:rPr>
           <w:rFonts w:ascii="Courier New" w:eastAsia="Courier New" w:hAnsi="Courier New" w:cs="Courier New"/>
-          <w:b w:val="0"/>
-          <w:bCs w:val="0"/>
           <w:sz w:val="22"/>
           <w:szCs w:val="22"/>
         </w:rPr>
@@ -47727,8 +49612,6 @@
       <w:r>
         <w:rPr>
           <w:rFonts w:ascii="Courier New" w:eastAsia="Courier New" w:hAnsi="Courier New" w:cs="Courier New"/>
-          <w:b w:val="0"/>
-          <w:bCs w:val="0"/>
           <w:sz w:val="22"/>
           <w:szCs w:val="22"/>
         </w:rPr>
@@ -47738,43 +49621,24 @@
       <w:r>
         <w:rPr>
           <w:rFonts w:ascii="Courier New" w:eastAsia="Courier New" w:hAnsi="Courier New" w:cs="Courier New"/>
-          <w:b w:val="0"/>
-          <w:bCs w:val="0"/>
           <w:sz w:val="22"/>
           <w:szCs w:val="22"/>
         </w:rPr>
         <w:t>pick_bash</w:t>
       </w:r>
       <w:proofErr w:type="spellEnd"/>
-    </w:p>
-    <w:p>
-      <w:pPr>
-        <w:pStyle w:val="Heading7"/>
-        <w:spacing w:after="0"/>
-        <w:rPr>
-          <w:rFonts w:ascii="Courier New" w:eastAsia="Courier New" w:hAnsi="Courier New" w:cs="Courier New"/>
-          <w:b w:val="0"/>
-          <w:bCs w:val="0"/>
-          <w:sz w:val="22"/>
-          <w:szCs w:val="22"/>
-        </w:rPr>
-      </w:pPr>
-      <w:r>
-        <w:rPr>
-          <w:rFonts w:ascii="Courier New" w:eastAsia="Courier New" w:hAnsi="Courier New" w:cs="Courier New"/>
-          <w:b w:val="0"/>
-          <w:bCs w:val="0"/>
-          <w:sz w:val="22"/>
-          <w:szCs w:val="22"/>
-        </w:rPr>
-        <w:tab/>
+      <w:r>
+        <w:rPr>
+          <w:rFonts w:ascii="Courier New" w:eastAsia="Courier New" w:hAnsi="Courier New" w:cs="Courier New"/>
+          <w:sz w:val="22"/>
+          <w:szCs w:val="22"/>
+        </w:rPr>
+        <w:br/>
       </w:r>
       <w:proofErr w:type="spellStart"/>
       <w:r>
         <w:rPr>
           <w:rFonts w:ascii="Courier New" w:eastAsia="Courier New" w:hAnsi="Courier New" w:cs="Courier New"/>
-          <w:b w:val="0"/>
-          <w:bCs w:val="0"/>
           <w:sz w:val="22"/>
           <w:szCs w:val="22"/>
         </w:rPr>
@@ -47784,43 +49648,24 @@
       <w:r>
         <w:rPr>
           <w:rFonts w:ascii="Courier New" w:eastAsia="Courier New" w:hAnsi="Courier New" w:cs="Courier New"/>
-          <w:b w:val="0"/>
-          <w:bCs w:val="0"/>
           <w:sz w:val="22"/>
           <w:szCs w:val="22"/>
         </w:rPr>
         <w:tab/>
         <w:t>23</w:t>
       </w:r>
-    </w:p>
-    <w:p>
-      <w:pPr>
-        <w:pStyle w:val="Heading7"/>
-        <w:spacing w:after="0"/>
-        <w:rPr>
-          <w:rFonts w:ascii="Courier New" w:eastAsia="Courier New" w:hAnsi="Courier New" w:cs="Courier New"/>
-          <w:b w:val="0"/>
-          <w:bCs w:val="0"/>
-          <w:sz w:val="22"/>
-          <w:szCs w:val="22"/>
-        </w:rPr>
-      </w:pPr>
-      <w:r>
-        <w:rPr>
-          <w:rFonts w:ascii="Courier New" w:eastAsia="Courier New" w:hAnsi="Courier New" w:cs="Courier New"/>
-          <w:b w:val="0"/>
-          <w:bCs w:val="0"/>
-          <w:sz w:val="22"/>
-          <w:szCs w:val="22"/>
-        </w:rPr>
-        <w:tab/>
+      <w:r>
+        <w:rPr>
+          <w:rFonts w:ascii="Courier New" w:eastAsia="Courier New" w:hAnsi="Courier New" w:cs="Courier New"/>
+          <w:sz w:val="22"/>
+          <w:szCs w:val="22"/>
+        </w:rPr>
+        <w:br/>
       </w:r>
       <w:proofErr w:type="spellStart"/>
       <w:r>
         <w:rPr>
           <w:rFonts w:ascii="Courier New" w:eastAsia="Courier New" w:hAnsi="Courier New" w:cs="Courier New"/>
-          <w:b w:val="0"/>
-          <w:bCs w:val="0"/>
           <w:sz w:val="22"/>
           <w:szCs w:val="22"/>
         </w:rPr>
@@ -47830,43 +49675,24 @@
       <w:r>
         <w:rPr>
           <w:rFonts w:ascii="Courier New" w:eastAsia="Courier New" w:hAnsi="Courier New" w:cs="Courier New"/>
-          <w:b w:val="0"/>
-          <w:bCs w:val="0"/>
           <w:sz w:val="22"/>
           <w:szCs w:val="22"/>
         </w:rPr>
         <w:tab/>
         <w:t>lock</w:t>
       </w:r>
-    </w:p>
-    <w:p>
-      <w:pPr>
-        <w:pStyle w:val="Heading7"/>
-        <w:spacing w:after="0"/>
-        <w:rPr>
-          <w:rFonts w:ascii="Courier New" w:eastAsia="Courier New" w:hAnsi="Courier New" w:cs="Courier New"/>
-          <w:b w:val="0"/>
-          <w:bCs w:val="0"/>
-          <w:sz w:val="22"/>
-          <w:szCs w:val="22"/>
-        </w:rPr>
-      </w:pPr>
-      <w:r>
-        <w:rPr>
-          <w:rFonts w:ascii="Courier New" w:eastAsia="Courier New" w:hAnsi="Courier New" w:cs="Courier New"/>
-          <w:b w:val="0"/>
-          <w:bCs w:val="0"/>
-          <w:sz w:val="22"/>
-          <w:szCs w:val="22"/>
-        </w:rPr>
-        <w:tab/>
+      <w:r>
+        <w:rPr>
+          <w:rFonts w:ascii="Courier New" w:eastAsia="Courier New" w:hAnsi="Courier New" w:cs="Courier New"/>
+          <w:sz w:val="22"/>
+          <w:szCs w:val="22"/>
+        </w:rPr>
+        <w:br/>
       </w:r>
       <w:proofErr w:type="spellStart"/>
       <w:r>
         <w:rPr>
           <w:rFonts w:ascii="Courier New" w:eastAsia="Courier New" w:hAnsi="Courier New" w:cs="Courier New"/>
-          <w:b w:val="0"/>
-          <w:bCs w:val="0"/>
           <w:sz w:val="22"/>
           <w:szCs w:val="22"/>
         </w:rPr>
@@ -47876,127 +49702,100 @@
       <w:r>
         <w:rPr>
           <w:rFonts w:ascii="Courier New" w:eastAsia="Courier New" w:hAnsi="Courier New" w:cs="Courier New"/>
-          <w:b w:val="0"/>
-          <w:bCs w:val="0"/>
           <w:sz w:val="22"/>
           <w:szCs w:val="22"/>
         </w:rPr>
         <w:tab/>
         <w:t>door sturdy wooden</w:t>
       </w:r>
-    </w:p>
-    <w:p>
-      <w:pPr>
-        <w:pStyle w:val="Heading7"/>
-        <w:spacing w:after="0"/>
-        <w:rPr>
-          <w:rFonts w:ascii="Courier New" w:eastAsia="Courier New" w:hAnsi="Courier New" w:cs="Courier New"/>
-          <w:b w:val="0"/>
-          <w:bCs w:val="0"/>
-          <w:sz w:val="22"/>
-          <w:szCs w:val="22"/>
-        </w:rPr>
-      </w:pPr>
-      <w:r>
-        <w:rPr>
-          <w:rFonts w:ascii="Courier New" w:eastAsia="Courier New" w:hAnsi="Courier New" w:cs="Courier New"/>
-          <w:b w:val="0"/>
-          <w:bCs w:val="0"/>
-          <w:sz w:val="22"/>
-          <w:szCs w:val="22"/>
-        </w:rPr>
-        <w:tab/>
+      <w:r>
+        <w:rPr>
+          <w:rFonts w:ascii="Courier New" w:eastAsia="Courier New" w:hAnsi="Courier New" w:cs="Courier New"/>
+          <w:sz w:val="22"/>
+          <w:szCs w:val="22"/>
+        </w:rPr>
+        <w:br/>
       </w:r>
       <w:proofErr w:type="spellStart"/>
       <w:r>
         <w:rPr>
           <w:rFonts w:ascii="Courier New" w:eastAsia="Courier New" w:hAnsi="Courier New" w:cs="Courier New"/>
-          <w:b w:val="0"/>
-          <w:bCs w:val="0"/>
           <w:sz w:val="22"/>
           <w:szCs w:val="22"/>
         </w:rPr>
         <w:t>nde</w:t>
       </w:r>
       <w:proofErr w:type="spellEnd"/>
-    </w:p>
-    <w:p>
-      <w:pPr>
-        <w:pStyle w:val="Heading7"/>
-        <w:spacing w:after="0"/>
-        <w:rPr>
-          <w:rFonts w:ascii="Courier New" w:eastAsia="Courier New" w:hAnsi="Courier New" w:cs="Courier New"/>
-          <w:b w:val="0"/>
-          <w:bCs w:val="0"/>
-          <w:sz w:val="22"/>
-          <w:szCs w:val="22"/>
-        </w:rPr>
-      </w:pPr>
-      <w:r>
-        <w:rPr>
-          <w:rFonts w:ascii="Courier New" w:eastAsia="Courier New" w:hAnsi="Courier New" w:cs="Courier New"/>
-          <w:b w:val="0"/>
-          <w:bCs w:val="0"/>
-          <w:sz w:val="22"/>
-          <w:szCs w:val="22"/>
-        </w:rPr>
-        <w:tab/>
+      <w:r>
+        <w:rPr>
+          <w:rFonts w:ascii="Courier New" w:eastAsia="Courier New" w:hAnsi="Courier New" w:cs="Courier New"/>
+          <w:sz w:val="22"/>
+          <w:szCs w:val="22"/>
+        </w:rPr>
+        <w:br/>
+      </w:r>
+      <w:r>
+        <w:rPr>
+          <w:rFonts w:ascii="Courier New" w:eastAsia="Courier New" w:hAnsi="Courier New" w:cs="Courier New"/>
+          <w:sz w:val="22"/>
+          <w:szCs w:val="22"/>
+        </w:rPr>
         <w:t>The door leading into the tower is reinforced with heavy</w:t>
       </w:r>
-    </w:p>
-    <w:p>
-      <w:pPr>
-        <w:pStyle w:val="Heading7"/>
-        <w:spacing w:after="0"/>
-        <w:rPr>
-          <w:rFonts w:ascii="Courier New" w:eastAsia="Courier New" w:hAnsi="Courier New" w:cs="Courier New"/>
-          <w:b w:val="0"/>
-          <w:bCs w:val="0"/>
-          <w:sz w:val="22"/>
-          <w:szCs w:val="22"/>
-        </w:rPr>
-      </w:pPr>
-      <w:r>
-        <w:rPr>
-          <w:rFonts w:ascii="Courier New" w:eastAsia="Courier New" w:hAnsi="Courier New" w:cs="Courier New"/>
-          <w:b w:val="0"/>
-          <w:bCs w:val="0"/>
-          <w:sz w:val="22"/>
-          <w:szCs w:val="22"/>
-        </w:rPr>
-        <w:tab/>
-        <w:t>iron bands.  It looks very solid, and is covered in sharp</w:t>
-      </w:r>
-    </w:p>
-    <w:p>
-      <w:pPr>
-        <w:pStyle w:val="Heading7"/>
-        <w:spacing w:after="0"/>
-        <w:rPr>
-          <w:rFonts w:ascii="Courier New" w:eastAsia="Courier New" w:hAnsi="Courier New" w:cs="Courier New"/>
-          <w:b w:val="0"/>
-          <w:bCs w:val="0"/>
-          <w:sz w:val="22"/>
-          <w:szCs w:val="22"/>
-        </w:rPr>
-      </w:pPr>
-      <w:r>
-        <w:rPr>
-          <w:rFonts w:ascii="Courier New" w:eastAsia="Courier New" w:hAnsi="Courier New" w:cs="Courier New"/>
-          <w:b w:val="0"/>
-          <w:bCs w:val="0"/>
-          <w:sz w:val="22"/>
-          <w:szCs w:val="22"/>
-        </w:rPr>
-        <w:tab/>
+      <w:r>
+        <w:rPr>
+          <w:rFonts w:ascii="Courier New" w:eastAsia="Courier New" w:hAnsi="Courier New" w:cs="Courier New"/>
+          <w:sz w:val="22"/>
+          <w:szCs w:val="22"/>
+        </w:rPr>
+        <w:br/>
+      </w:r>
+      <w:r>
+        <w:rPr>
+          <w:rFonts w:ascii="Courier New" w:eastAsia="Courier New" w:hAnsi="Courier New" w:cs="Courier New"/>
+          <w:sz w:val="22"/>
+          <w:szCs w:val="22"/>
+        </w:rPr>
+        <w:t xml:space="preserve">iron bands.  It looks very </w:t>
+      </w:r>
+      <w:proofErr w:type="gramStart"/>
+      <w:r>
+        <w:rPr>
+          <w:rFonts w:ascii="Courier New" w:eastAsia="Courier New" w:hAnsi="Courier New" w:cs="Courier New"/>
+          <w:sz w:val="22"/>
+          <w:szCs w:val="22"/>
+        </w:rPr>
+        <w:t>solid, and</w:t>
+      </w:r>
+      <w:proofErr w:type="gramEnd"/>
+      <w:r>
+        <w:rPr>
+          <w:rFonts w:ascii="Courier New" w:eastAsia="Courier New" w:hAnsi="Courier New" w:cs="Courier New"/>
+          <w:sz w:val="22"/>
+          <w:szCs w:val="22"/>
+        </w:rPr>
+        <w:t xml:space="preserve"> is covered in sharp</w:t>
+      </w:r>
+      <w:r>
+        <w:rPr>
+          <w:rFonts w:ascii="Courier New" w:eastAsia="Courier New" w:hAnsi="Courier New" w:cs="Courier New"/>
+          <w:sz w:val="22"/>
+          <w:szCs w:val="22"/>
+        </w:rPr>
+        <w:br/>
+      </w:r>
+      <w:r>
+        <w:rPr>
+          <w:rFonts w:ascii="Courier New" w:eastAsia="Courier New" w:hAnsi="Courier New" w:cs="Courier New"/>
+          <w:sz w:val="22"/>
+          <w:szCs w:val="22"/>
+        </w:rPr>
         <w:t xml:space="preserve">studs.  You see a large keyhole in its </w:t>
       </w:r>
       <w:proofErr w:type="spellStart"/>
       <w:r>
         <w:rPr>
           <w:rFonts w:ascii="Courier New" w:eastAsia="Courier New" w:hAnsi="Courier New" w:cs="Courier New"/>
-          <w:b w:val="0"/>
-          <w:bCs w:val="0"/>
           <w:sz w:val="22"/>
           <w:szCs w:val="22"/>
         </w:rPr>
@@ -48006,136 +49805,96 @@
       <w:r>
         <w:rPr>
           <w:rFonts w:ascii="Courier New" w:eastAsia="Courier New" w:hAnsi="Courier New" w:cs="Courier New"/>
-          <w:b w:val="0"/>
-          <w:bCs w:val="0"/>
           <w:sz w:val="22"/>
           <w:szCs w:val="22"/>
         </w:rPr>
         <w:t>.</w:t>
       </w:r>
-    </w:p>
-    <w:p>
-      <w:pPr>
-        <w:pStyle w:val="Heading7"/>
-        <w:spacing w:after="0"/>
-        <w:rPr>
-          <w:rFonts w:ascii="Courier New" w:eastAsia="Courier New" w:hAnsi="Courier New" w:cs="Courier New"/>
-          <w:b w:val="0"/>
-          <w:bCs w:val="0"/>
-          <w:sz w:val="22"/>
-          <w:szCs w:val="22"/>
-        </w:rPr>
-      </w:pPr>
-      <w:r>
-        <w:rPr>
-          <w:rFonts w:ascii="Courier New" w:eastAsia="Courier New" w:hAnsi="Courier New" w:cs="Courier New"/>
-          <w:b w:val="0"/>
-          <w:bCs w:val="0"/>
-          <w:sz w:val="22"/>
-          <w:szCs w:val="22"/>
-        </w:rPr>
-        <w:tab/>
+      <w:r>
+        <w:rPr>
+          <w:rFonts w:ascii="Courier New" w:eastAsia="Courier New" w:hAnsi="Courier New" w:cs="Courier New"/>
+          <w:sz w:val="22"/>
+          <w:szCs w:val="22"/>
+        </w:rPr>
+        <w:br/>
+      </w:r>
+      <w:r>
+        <w:rPr>
+          <w:rFonts w:ascii="Courier New" w:eastAsia="Courier New" w:hAnsi="Courier New" w:cs="Courier New"/>
+          <w:sz w:val="22"/>
+          <w:szCs w:val="22"/>
+        </w:rPr>
         <w:t>~</w:t>
       </w:r>
-    </w:p>
-    <w:p>
-      <w:pPr>
-        <w:pStyle w:val="Heading7"/>
-        <w:spacing w:after="0"/>
-        <w:rPr>
-          <w:rFonts w:ascii="Courier New" w:eastAsia="Courier New" w:hAnsi="Courier New" w:cs="Courier New"/>
-          <w:b w:val="0"/>
-          <w:bCs w:val="0"/>
-          <w:sz w:val="22"/>
-          <w:szCs w:val="22"/>
-        </w:rPr>
-      </w:pPr>
-      <w:r>
-        <w:rPr>
-          <w:rFonts w:ascii="Courier New" w:eastAsia="Courier New" w:hAnsi="Courier New" w:cs="Courier New"/>
-          <w:b w:val="0"/>
-          <w:bCs w:val="0"/>
-          <w:sz w:val="22"/>
-          <w:szCs w:val="22"/>
-        </w:rPr>
-        <w:tab/>
+      <w:r>
+        <w:rPr>
+          <w:rFonts w:ascii="Courier New" w:eastAsia="Courier New" w:hAnsi="Courier New" w:cs="Courier New"/>
+          <w:sz w:val="22"/>
+          <w:szCs w:val="22"/>
+        </w:rPr>
+        <w:br/>
+      </w:r>
+      <w:r>
+        <w:rPr>
+          <w:rFonts w:ascii="Courier New" w:eastAsia="Courier New" w:hAnsi="Courier New" w:cs="Courier New"/>
+          <w:sz w:val="22"/>
+          <w:szCs w:val="22"/>
+        </w:rPr>
         <w:t>w</w:t>
       </w:r>
       <w:r>
         <w:rPr>
           <w:rFonts w:ascii="Courier New" w:eastAsia="Courier New" w:hAnsi="Courier New" w:cs="Courier New"/>
-          <w:b w:val="0"/>
-          <w:bCs w:val="0"/>
           <w:sz w:val="22"/>
           <w:szCs w:val="22"/>
         </w:rPr>
         <w:tab/>
         <w:t>9</w:t>
       </w:r>
-    </w:p>
-    <w:p>
-      <w:pPr>
-        <w:pStyle w:val="Heading7"/>
-        <w:spacing w:after="0"/>
-        <w:rPr>
-          <w:rFonts w:ascii="Courier New" w:eastAsia="Courier New" w:hAnsi="Courier New" w:cs="Courier New"/>
-          <w:b w:val="0"/>
-          <w:bCs w:val="0"/>
-          <w:sz w:val="22"/>
-          <w:szCs w:val="22"/>
-        </w:rPr>
-      </w:pPr>
-      <w:r>
-        <w:rPr>
-          <w:rFonts w:ascii="Courier New" w:eastAsia="Courier New" w:hAnsi="Courier New" w:cs="Courier New"/>
-          <w:b w:val="0"/>
-          <w:bCs w:val="0"/>
-          <w:sz w:val="22"/>
-          <w:szCs w:val="22"/>
-        </w:rPr>
-        <w:tab/>
+      <w:r>
+        <w:rPr>
+          <w:rFonts w:ascii="Courier New" w:eastAsia="Courier New" w:hAnsi="Courier New" w:cs="Courier New"/>
+          <w:sz w:val="22"/>
+          <w:szCs w:val="22"/>
+        </w:rPr>
+        <w:br/>
+      </w:r>
+      <w:r>
+        <w:rPr>
+          <w:rFonts w:ascii="Courier New" w:eastAsia="Courier New" w:hAnsi="Courier New" w:cs="Courier New"/>
+          <w:sz w:val="22"/>
+          <w:szCs w:val="22"/>
+        </w:rPr>
         <w:t>e</w:t>
       </w:r>
       <w:r>
         <w:rPr>
           <w:rFonts w:ascii="Courier New" w:eastAsia="Courier New" w:hAnsi="Courier New" w:cs="Courier New"/>
-          <w:b w:val="0"/>
-          <w:bCs w:val="0"/>
           <w:sz w:val="22"/>
           <w:szCs w:val="22"/>
         </w:rPr>
         <w:tab/>
         <w:t>8</w:t>
       </w:r>
-    </w:p>
-    <w:p>
-      <w:pPr>
-        <w:pStyle w:val="Heading7"/>
-        <w:spacing w:after="0"/>
-        <w:rPr>
-          <w:rFonts w:ascii="Courier New" w:eastAsia="Courier New" w:hAnsi="Courier New" w:cs="Courier New"/>
-          <w:b w:val="0"/>
-          <w:bCs w:val="0"/>
-          <w:sz w:val="22"/>
-          <w:szCs w:val="22"/>
-        </w:rPr>
-      </w:pPr>
-      <w:r>
-        <w:rPr>
-          <w:rFonts w:ascii="Courier New" w:eastAsia="Courier New" w:hAnsi="Courier New" w:cs="Courier New"/>
-          <w:b w:val="0"/>
-          <w:bCs w:val="0"/>
-          <w:sz w:val="22"/>
-          <w:szCs w:val="22"/>
-        </w:rPr>
-        <w:tab/>
+      <w:r>
+        <w:rPr>
+          <w:rFonts w:ascii="Courier New" w:eastAsia="Courier New" w:hAnsi="Courier New" w:cs="Courier New"/>
+          <w:sz w:val="22"/>
+          <w:szCs w:val="22"/>
+        </w:rPr>
+        <w:br/>
+      </w:r>
+      <w:r>
+        <w:rPr>
+          <w:rFonts w:ascii="Courier New" w:eastAsia="Courier New" w:hAnsi="Courier New" w:cs="Courier New"/>
+          <w:sz w:val="22"/>
+          <w:szCs w:val="22"/>
+        </w:rPr>
         <w:t>s</w:t>
       </w:r>
       <w:r>
         <w:rPr>
           <w:rFonts w:ascii="Courier New" w:eastAsia="Courier New" w:hAnsi="Courier New" w:cs="Courier New"/>
-          <w:b w:val="0"/>
-          <w:bCs w:val="0"/>
           <w:sz w:val="22"/>
           <w:szCs w:val="22"/>
         </w:rPr>
@@ -48156,7 +49915,6 @@
     </w:p>
     <w:p>
       <w:r>
-        <w:lastRenderedPageBreak/>
         <w:tab/>
       </w:r>
       <w:r>
@@ -48533,6 +50291,7 @@
         <w:spacing w:after="0"/>
       </w:pPr>
       <w:r>
+        <w:lastRenderedPageBreak/>
         <w:tab/>
       </w:r>
       <w:r>
@@ -48967,7 +50726,6 @@
           <w:b w:val="0"/>
           <w:bCs w:val="0"/>
         </w:rPr>
-        <w:lastRenderedPageBreak/>
         <w:tab/>
       </w:r>
       <w:r>
@@ -49225,6 +50983,7 @@
           <w:sz w:val="22"/>
           <w:szCs w:val="22"/>
         </w:rPr>
+        <w:lastRenderedPageBreak/>
         <w:t>light</w:t>
       </w:r>
       <w:r>
@@ -49933,7 +51692,6 @@
           <w:i/>
           <w:iCs/>
         </w:rPr>
-        <w:lastRenderedPageBreak/>
         <w:t>Load a single naked mob to a room:</w:t>
       </w:r>
     </w:p>
@@ -50389,6 +52147,7 @@
           <w:i/>
           <w:iCs/>
         </w:rPr>
+        <w:lastRenderedPageBreak/>
         <w:t>Load and equip a mob:</w:t>
       </w:r>
     </w:p>
@@ -51155,7 +52914,6 @@
         </w:rPr>
       </w:pPr>
       <w:r>
-        <w:lastRenderedPageBreak/>
         <w:t>Description</w:t>
       </w:r>
       <w:r>
@@ -51946,7 +53704,6 @@
         <w:pStyle w:val="Heading1"/>
       </w:pPr>
       <w:r>
-        <w:lastRenderedPageBreak/>
         <w:fldChar w:fldCharType="begin"/>
       </w:r>
       <w:r>
@@ -52254,19 +54011,11 @@
       <w:r>
         <w:tab/>
       </w:r>
-      <w:proofErr w:type="spellStart"/>
-      <w:r>
-        <w:rPr>
-          <w:rFonts w:ascii="Courier New" w:hAnsi="Courier New"/>
-        </w:rPr>
-        <w:t>ch</w:t>
-      </w:r>
-      <w:proofErr w:type="spellEnd"/>
-      <w:r>
-        <w:rPr>
-          <w:rFonts w:ascii="Courier New" w:hAnsi="Courier New"/>
-        </w:rPr>
-        <w:t xml:space="preserve">    </w:t>
+      <w:r>
+        <w:rPr>
+          <w:rFonts w:ascii="Courier New" w:hAnsi="Courier New"/>
+        </w:rPr>
+        <w:t xml:space="preserve">ch    </w:t>
       </w:r>
       <w:r>
         <w:rPr>
@@ -52371,6 +54120,7 @@
           <w:b w:val="0"/>
           <w:bCs w:val="0"/>
         </w:rPr>
+        <w:lastRenderedPageBreak/>
         <w:tab/>
       </w:r>
       <w:r>
@@ -52771,7 +54521,7 @@
           <w:bCs w:val="0"/>
         </w:rPr>
       </w:pPr>
-      <w:proofErr w:type="spellStart"/>
+      <w:proofErr w:type="gramStart"/>
       <w:r>
         <w:rPr>
           <w:rFonts w:ascii="Courier New" w:hAnsi="Courier New"/>
@@ -52780,14 +54530,21 @@
         </w:rPr>
         <w:t>ch</w:t>
       </w:r>
-      <w:proofErr w:type="spellEnd"/>
       <w:r>
         <w:rPr>
           <w:b w:val="0"/>
           <w:bCs w:val="0"/>
         </w:rPr>
         <w:tab/>
-        <w:t>Cheat value</w:t>
+        <w:t>Cheat</w:t>
+      </w:r>
+      <w:proofErr w:type="gramEnd"/>
+      <w:r>
+        <w:rPr>
+          <w:b w:val="0"/>
+          <w:bCs w:val="0"/>
+        </w:rPr>
+        <w:t xml:space="preserve"> value</w:t>
       </w:r>
     </w:p>
     <w:p>
@@ -52822,7 +54579,6 @@
         <w:spacing w:after="480"/>
       </w:pPr>
       <w:r>
-        <w:lastRenderedPageBreak/>
         <w:t>Whether the mobile running the game will cheat or not.  If the cheat value is non-zero, he will cheat.</w:t>
       </w:r>
     </w:p>
@@ -52864,19 +54620,11 @@
       <w:r>
         <w:t xml:space="preserve">, and </w:t>
       </w:r>
-      <w:proofErr w:type="spellStart"/>
       <w:r>
         <w:rPr>
           <w:rFonts w:ascii="Courier New" w:hAnsi="Courier New" w:cs="Courier New"/>
         </w:rPr>
-        <w:t>ch</w:t>
-      </w:r>
-      <w:proofErr w:type="spellEnd"/>
-      <w:r>
-        <w:rPr>
-          <w:rFonts w:ascii="Courier New" w:hAnsi="Courier New" w:cs="Courier New"/>
-        </w:rPr>
-        <w:t xml:space="preserve"> </w:t>
+        <w:t xml:space="preserve">ch </w:t>
       </w:r>
       <w:r>
         <w:t>values are required for a $game block to be valid.</w:t>
@@ -53100,28 +54848,7 @@
           <w:szCs w:val="22"/>
         </w:rPr>
         <w:tab/>
-      </w:r>
-      <w:proofErr w:type="spellStart"/>
-      <w:r>
-        <w:rPr>
-          <w:rFonts w:ascii="Courier New" w:hAnsi="Courier New" w:cs="Courier New"/>
-          <w:b w:val="0"/>
-          <w:bCs w:val="0"/>
-          <w:sz w:val="22"/>
-          <w:szCs w:val="22"/>
-        </w:rPr>
-        <w:t>ch</w:t>
-      </w:r>
-      <w:proofErr w:type="spellEnd"/>
-      <w:r>
-        <w:rPr>
-          <w:rFonts w:ascii="Courier New" w:hAnsi="Courier New" w:cs="Courier New"/>
-          <w:b w:val="0"/>
-          <w:bCs w:val="0"/>
-          <w:sz w:val="22"/>
-          <w:szCs w:val="22"/>
-        </w:rPr>
-        <w:t xml:space="preserve">    0</w:t>
+        <w:t>ch    0</w:t>
       </w:r>
       <w:r>
         <w:rPr>
@@ -53187,6 +54914,7 @@
         <w:pStyle w:val="Heading1"/>
       </w:pPr>
       <w:r>
+        <w:lastRenderedPageBreak/>
         <w:fldChar w:fldCharType="begin"/>
       </w:r>
       <w:r>
@@ -53826,7 +55554,6 @@
           <w:sz w:val="22"/>
           <w:szCs w:val="22"/>
         </w:rPr>
-        <w:lastRenderedPageBreak/>
         <w:tab/>
       </w:r>
       <w:r>
@@ -54219,6 +55946,7 @@
         <w:pStyle w:val="Heading1"/>
       </w:pPr>
       <w:r>
+        <w:lastRenderedPageBreak/>
         <w:fldChar w:fldCharType="begin"/>
       </w:r>
       <w:r>
@@ -54657,17 +56385,20 @@
       <w:r>
         <w:tab/>
       </w:r>
-      <w:proofErr w:type="spellStart"/>
+      <w:proofErr w:type="gramStart"/>
       <w:r>
         <w:rPr>
           <w:rFonts w:ascii="Courier New" w:hAnsi="Courier New"/>
         </w:rPr>
         <w:t>ch</w:t>
       </w:r>
-      <w:proofErr w:type="spellEnd"/>
-      <w:r>
-        <w:tab/>
-        <w:t>Closing hour</w:t>
+      <w:r>
+        <w:tab/>
+        <w:t>Closing</w:t>
+      </w:r>
+      <w:proofErr w:type="gramEnd"/>
+      <w:r>
+        <w:t xml:space="preserve"> hour</w:t>
       </w:r>
       <w:r>
         <w:tab/>
@@ -54842,11 +56573,7 @@
         <w:pStyle w:val="BodyTextIndent3"/>
       </w:pPr>
       <w:r>
-        <w:t xml:space="preserve">The item types that the shopkeeper will be prepared to buy from players.  You may indicate up to five types; you don’t have to </w:t>
-      </w:r>
-      <w:r>
-        <w:lastRenderedPageBreak/>
-        <w:t>specify any types for the shop to be valid.  Use the same keywords used to define item types.</w:t>
+        <w:t>The item types that the shopkeeper will be prepared to buy from players.  You may indicate up to five types; you don’t have to specify any types for the shop to be valid.  Use the same keywords used to define item types.</w:t>
       </w:r>
     </w:p>
     <w:p>
@@ -55107,6 +56834,7 @@
         <w:spacing w:after="480"/>
       </w:pPr>
       <w:r>
+        <w:lastRenderedPageBreak/>
         <w:t xml:space="preserve">The percentage </w:t>
       </w:r>
       <w:proofErr w:type="gramStart"/>
@@ -55175,115 +56903,114 @@
           <w:b w:val="0"/>
           <w:bCs w:val="0"/>
         </w:rPr>
-        <w:t xml:space="preserve"> </w:t>
-      </w:r>
-      <w:proofErr w:type="spellStart"/>
-      <w:r>
-        <w:rPr>
-          <w:rFonts w:ascii="Courier New" w:hAnsi="Courier New"/>
+        <w:t xml:space="preserve"> ch</w:t>
+      </w:r>
+      <w:r>
+        <w:rPr>
           <w:b w:val="0"/>
           <w:bCs w:val="0"/>
         </w:rPr>
-        <w:t>ch</w:t>
-      </w:r>
-      <w:proofErr w:type="spellEnd"/>
-      <w:r>
-        <w:rPr>
+        <w:tab/>
+        <w:t>Opening and closing hours</w:t>
+      </w:r>
+    </w:p>
+    <w:p>
+      <w:pPr>
+        <w:pStyle w:val="BodyTextIndent3"/>
+        <w:spacing w:after="240"/>
+        <w:rPr>
+          <w:i/>
+          <w:iCs/>
+        </w:rPr>
+      </w:pPr>
+      <w:r>
+        <w:rPr>
+          <w:i/>
+          <w:iCs/>
+        </w:rPr>
+        <w:t xml:space="preserve">Number: 0 </w:t>
+      </w:r>
+      <w:r>
+        <w:rPr>
+          <w:rFonts w:ascii="Symbol" w:hAnsi="Symbol"/>
+        </w:rPr>
+        <w:t>-</w:t>
+      </w:r>
+      <w:r>
+        <w:rPr>
+          <w:i/>
+          <w:iCs/>
+        </w:rPr>
+        <w:t xml:space="preserve"> 23</w:t>
+      </w:r>
+    </w:p>
+    <w:p>
+      <w:pPr>
+        <w:pStyle w:val="BodyTextIndent3"/>
+        <w:spacing w:after="480"/>
+      </w:pPr>
+      <w:r>
+        <w:t>The times when the store opens and closes (</w:t>
+      </w:r>
+      <w:r>
+        <w:rPr>
+          <w:rFonts w:ascii="Courier New" w:hAnsi="Courier New"/>
+        </w:rPr>
+        <w:t>0</w:t>
+      </w:r>
+      <w:r>
+        <w:t xml:space="preserve"> = midnight).</w:t>
+      </w:r>
+    </w:p>
+    <w:p>
+      <w:pPr>
+        <w:pStyle w:val="Salutation"/>
+        <w:keepNext/>
+        <w:tabs>
+          <w:tab w:val="clear" w:pos="1620"/>
+          <w:tab w:val="clear" w:pos="3960"/>
+        </w:tabs>
+        <w:spacing w:after="0"/>
+        <w:rPr>
+          <w:b/>
+          <w:bCs/>
+        </w:rPr>
+      </w:pPr>
+      <w:r>
+        <w:rPr>
+          <w:b/>
+          <w:bCs/>
+        </w:rPr>
+        <w:t>Example</w:t>
+      </w:r>
+    </w:p>
+    <w:p>
+      <w:pPr>
+        <w:keepNext/>
+        <w:tabs>
+          <w:tab w:val="clear" w:pos="1620"/>
+          <w:tab w:val="clear" w:pos="3960"/>
+        </w:tabs>
+        <w:spacing w:after="0"/>
+        <w:rPr>
+          <w:b/>
+          <w:bCs/>
+        </w:rPr>
+      </w:pPr>
+    </w:p>
+    <w:p>
+      <w:pPr>
+        <w:pStyle w:val="Heading7"/>
+        <w:spacing w:after="0"/>
+        <w:rPr>
+          <w:rFonts w:ascii="Courier New" w:eastAsia="Courier New" w:hAnsi="Courier New" w:cs="Courier New"/>
           <w:b w:val="0"/>
           <w:bCs w:val="0"/>
-        </w:rPr>
-        <w:tab/>
-        <w:t>Opening and closing hours</w:t>
-      </w:r>
-    </w:p>
-    <w:p>
-      <w:pPr>
-        <w:pStyle w:val="BodyTextIndent3"/>
-        <w:spacing w:after="240"/>
-        <w:rPr>
-          <w:i/>
-          <w:iCs/>
-        </w:rPr>
-      </w:pPr>
-      <w:r>
-        <w:rPr>
-          <w:i/>
-          <w:iCs/>
-        </w:rPr>
-        <w:t xml:space="preserve">Number: 0 </w:t>
-      </w:r>
-      <w:r>
-        <w:rPr>
-          <w:rFonts w:ascii="Symbol" w:hAnsi="Symbol"/>
-        </w:rPr>
-        <w:t>-</w:t>
-      </w:r>
-      <w:r>
-        <w:rPr>
-          <w:i/>
-          <w:iCs/>
-        </w:rPr>
-        <w:t xml:space="preserve"> 23</w:t>
-      </w:r>
-    </w:p>
-    <w:p>
-      <w:pPr>
-        <w:pStyle w:val="BodyTextIndent3"/>
-        <w:spacing w:after="480"/>
-      </w:pPr>
-      <w:r>
-        <w:t>The times when the store opens and closes (</w:t>
-      </w:r>
-      <w:r>
-        <w:rPr>
-          <w:rFonts w:ascii="Courier New" w:hAnsi="Courier New"/>
-        </w:rPr>
-        <w:t>0</w:t>
-      </w:r>
-      <w:r>
-        <w:t xml:space="preserve"> = midnight).</w:t>
-      </w:r>
-    </w:p>
-    <w:p>
-      <w:pPr>
-        <w:pStyle w:val="Salutation"/>
-        <w:keepNext/>
-        <w:tabs>
-          <w:tab w:val="clear" w:pos="1620"/>
-          <w:tab w:val="clear" w:pos="3960"/>
-        </w:tabs>
-        <w:spacing w:after="0"/>
-        <w:rPr>
-          <w:b/>
-          <w:bCs/>
-        </w:rPr>
-      </w:pPr>
-      <w:r>
-        <w:rPr>
-          <w:b/>
-          <w:bCs/>
-        </w:rPr>
-        <w:t>Example</w:t>
-      </w:r>
-    </w:p>
-    <w:p>
-      <w:pPr>
-        <w:keepNext/>
-        <w:tabs>
-          <w:tab w:val="clear" w:pos="1620"/>
-          <w:tab w:val="clear" w:pos="3960"/>
-        </w:tabs>
-        <w:spacing w:after="0"/>
-        <w:rPr>
-          <w:b/>
-          <w:bCs/>
-        </w:rPr>
-      </w:pPr>
-    </w:p>
-    <w:p>
-      <w:pPr>
-        <w:pStyle w:val="Heading7"/>
-        <w:spacing w:after="0"/>
+          <w:sz w:val="22"/>
+          <w:szCs w:val="22"/>
+        </w:rPr>
+      </w:pPr>
+      <w:r>
         <w:rPr>
           <w:rFonts w:ascii="Courier New" w:eastAsia="Courier New" w:hAnsi="Courier New" w:cs="Courier New"/>
           <w:b w:val="0"/>
@@ -55291,8 +57018,14 @@
           <w:sz w:val="22"/>
           <w:szCs w:val="22"/>
         </w:rPr>
-      </w:pPr>
-      <w:r>
+        <w:tab/>
+        <w:t>$shop</w:t>
+      </w:r>
+    </w:p>
+    <w:p>
+      <w:pPr>
+        <w:pStyle w:val="Heading7"/>
+        <w:spacing w:after="0"/>
         <w:rPr>
           <w:rFonts w:ascii="Courier New" w:eastAsia="Courier New" w:hAnsi="Courier New" w:cs="Courier New"/>
           <w:b w:val="0"/>
@@ -55300,14 +57033,8 @@
           <w:sz w:val="22"/>
           <w:szCs w:val="22"/>
         </w:rPr>
-        <w:tab/>
-        <w:t>$shop</w:t>
-      </w:r>
-    </w:p>
-    <w:p>
-      <w:pPr>
-        <w:pStyle w:val="Heading7"/>
-        <w:spacing w:after="0"/>
+      </w:pPr>
+      <w:r>
         <w:rPr>
           <w:rFonts w:ascii="Courier New" w:eastAsia="Courier New" w:hAnsi="Courier New" w:cs="Courier New"/>
           <w:b w:val="0"/>
@@ -55315,7 +57042,9 @@
           <w:sz w:val="22"/>
           <w:szCs w:val="22"/>
         </w:rPr>
-      </w:pPr>
+        <w:tab/>
+      </w:r>
+      <w:proofErr w:type="spellStart"/>
       <w:r>
         <w:rPr>
           <w:rFonts w:ascii="Courier New" w:eastAsia="Courier New" w:hAnsi="Courier New" w:cs="Courier New"/>
@@ -55324,9 +57053,9 @@
           <w:sz w:val="22"/>
           <w:szCs w:val="22"/>
         </w:rPr>
-        <w:tab/>
-      </w:r>
-      <w:proofErr w:type="spellStart"/>
+        <w:t>vn</w:t>
+      </w:r>
+      <w:proofErr w:type="spellEnd"/>
       <w:r>
         <w:rPr>
           <w:rFonts w:ascii="Courier New" w:eastAsia="Courier New" w:hAnsi="Courier New" w:cs="Courier New"/>
@@ -55335,10 +57064,14 @@
           <w:sz w:val="22"/>
           <w:szCs w:val="22"/>
         </w:rPr>
-        <w:t>vn</w:t>
-      </w:r>
-      <w:proofErr w:type="spellEnd"/>
-      <w:r>
+        <w:tab/>
+        <w:t>0</w:t>
+      </w:r>
+    </w:p>
+    <w:p>
+      <w:pPr>
+        <w:pStyle w:val="Heading7"/>
+        <w:spacing w:after="0"/>
         <w:rPr>
           <w:rFonts w:ascii="Courier New" w:eastAsia="Courier New" w:hAnsi="Courier New" w:cs="Courier New"/>
           <w:b w:val="0"/>
@@ -55346,14 +57079,8 @@
           <w:sz w:val="22"/>
           <w:szCs w:val="22"/>
         </w:rPr>
-        <w:tab/>
-        <w:t>0</w:t>
-      </w:r>
-    </w:p>
-    <w:p>
-      <w:pPr>
-        <w:pStyle w:val="Heading7"/>
-        <w:spacing w:after="0"/>
+      </w:pPr>
+      <w:r>
         <w:rPr>
           <w:rFonts w:ascii="Courier New" w:eastAsia="Courier New" w:hAnsi="Courier New" w:cs="Courier New"/>
           <w:b w:val="0"/>
@@ -55361,7 +57088,9 @@
           <w:sz w:val="22"/>
           <w:szCs w:val="22"/>
         </w:rPr>
-      </w:pPr>
+        <w:tab/>
+        <w:t>t1</w:t>
+      </w:r>
       <w:r>
         <w:rPr>
           <w:rFonts w:ascii="Courier New" w:eastAsia="Courier New" w:hAnsi="Courier New" w:cs="Courier New"/>
@@ -55371,9 +57100,13 @@
           <w:szCs w:val="22"/>
         </w:rPr>
         <w:tab/>
-        <w:t>t1</w:t>
-      </w:r>
-      <w:r>
+        <w:t>wand</w:t>
+      </w:r>
+    </w:p>
+    <w:p>
+      <w:pPr>
+        <w:pStyle w:val="Heading7"/>
+        <w:spacing w:after="0"/>
         <w:rPr>
           <w:rFonts w:ascii="Courier New" w:eastAsia="Courier New" w:hAnsi="Courier New" w:cs="Courier New"/>
           <w:b w:val="0"/>
@@ -55381,14 +57114,8 @@
           <w:sz w:val="22"/>
           <w:szCs w:val="22"/>
         </w:rPr>
-        <w:tab/>
-        <w:t>wand</w:t>
-      </w:r>
-    </w:p>
-    <w:p>
-      <w:pPr>
-        <w:pStyle w:val="Heading7"/>
-        <w:spacing w:after="0"/>
+      </w:pPr>
+      <w:r>
         <w:rPr>
           <w:rFonts w:ascii="Courier New" w:eastAsia="Courier New" w:hAnsi="Courier New" w:cs="Courier New"/>
           <w:b w:val="0"/>
@@ -55396,7 +57123,9 @@
           <w:sz w:val="22"/>
           <w:szCs w:val="22"/>
         </w:rPr>
-      </w:pPr>
+        <w:tab/>
+        <w:t>t2</w:t>
+      </w:r>
       <w:r>
         <w:rPr>
           <w:rFonts w:ascii="Courier New" w:eastAsia="Courier New" w:hAnsi="Courier New" w:cs="Courier New"/>
@@ -55406,9 +57135,13 @@
           <w:szCs w:val="22"/>
         </w:rPr>
         <w:tab/>
-        <w:t>t2</w:t>
-      </w:r>
-      <w:r>
+        <w:t>staff</w:t>
+      </w:r>
+    </w:p>
+    <w:p>
+      <w:pPr>
+        <w:pStyle w:val="Heading7"/>
+        <w:spacing w:after="0"/>
         <w:rPr>
           <w:rFonts w:ascii="Courier New" w:eastAsia="Courier New" w:hAnsi="Courier New" w:cs="Courier New"/>
           <w:b w:val="0"/>
@@ -55416,14 +57149,8 @@
           <w:sz w:val="22"/>
           <w:szCs w:val="22"/>
         </w:rPr>
-        <w:tab/>
-        <w:t>staff</w:t>
-      </w:r>
-    </w:p>
-    <w:p>
-      <w:pPr>
-        <w:pStyle w:val="Heading7"/>
-        <w:spacing w:after="0"/>
+      </w:pPr>
+      <w:r>
         <w:rPr>
           <w:rFonts w:ascii="Courier New" w:eastAsia="Courier New" w:hAnsi="Courier New" w:cs="Courier New"/>
           <w:b w:val="0"/>
@@ -55431,7 +57158,9 @@
           <w:sz w:val="22"/>
           <w:szCs w:val="22"/>
         </w:rPr>
-      </w:pPr>
+        <w:tab/>
+        <w:t>t3</w:t>
+      </w:r>
       <w:r>
         <w:rPr>
           <w:rFonts w:ascii="Courier New" w:eastAsia="Courier New" w:hAnsi="Courier New" w:cs="Courier New"/>
@@ -55441,9 +57170,13 @@
           <w:szCs w:val="22"/>
         </w:rPr>
         <w:tab/>
-        <w:t>t3</w:t>
-      </w:r>
-      <w:r>
+        <w:t>potion</w:t>
+      </w:r>
+    </w:p>
+    <w:p>
+      <w:pPr>
+        <w:pStyle w:val="Heading7"/>
+        <w:spacing w:after="0"/>
         <w:rPr>
           <w:rFonts w:ascii="Courier New" w:eastAsia="Courier New" w:hAnsi="Courier New" w:cs="Courier New"/>
           <w:b w:val="0"/>
@@ -55451,14 +57184,8 @@
           <w:sz w:val="22"/>
           <w:szCs w:val="22"/>
         </w:rPr>
-        <w:tab/>
-        <w:t>potion</w:t>
-      </w:r>
-    </w:p>
-    <w:p>
-      <w:pPr>
-        <w:pStyle w:val="Heading7"/>
-        <w:spacing w:after="0"/>
+      </w:pPr>
+      <w:r>
         <w:rPr>
           <w:rFonts w:ascii="Courier New" w:eastAsia="Courier New" w:hAnsi="Courier New" w:cs="Courier New"/>
           <w:b w:val="0"/>
@@ -55466,7 +57193,9 @@
           <w:sz w:val="22"/>
           <w:szCs w:val="22"/>
         </w:rPr>
-      </w:pPr>
+        <w:tab/>
+        <w:t>t4</w:t>
+      </w:r>
       <w:r>
         <w:rPr>
           <w:rFonts w:ascii="Courier New" w:eastAsia="Courier New" w:hAnsi="Courier New" w:cs="Courier New"/>
@@ -55476,9 +57205,13 @@
           <w:szCs w:val="22"/>
         </w:rPr>
         <w:tab/>
-        <w:t>t4</w:t>
-      </w:r>
-      <w:r>
+        <w:t>scroll</w:t>
+      </w:r>
+    </w:p>
+    <w:p>
+      <w:pPr>
+        <w:pStyle w:val="Heading7"/>
+        <w:spacing w:after="0"/>
         <w:rPr>
           <w:rFonts w:ascii="Courier New" w:eastAsia="Courier New" w:hAnsi="Courier New" w:cs="Courier New"/>
           <w:b w:val="0"/>
@@ -55486,14 +57219,8 @@
           <w:sz w:val="22"/>
           <w:szCs w:val="22"/>
         </w:rPr>
-        <w:tab/>
-        <w:t>scroll</w:t>
-      </w:r>
-    </w:p>
-    <w:p>
-      <w:pPr>
-        <w:pStyle w:val="Heading7"/>
-        <w:spacing w:after="0"/>
+      </w:pPr>
+      <w:r>
         <w:rPr>
           <w:rFonts w:ascii="Courier New" w:eastAsia="Courier New" w:hAnsi="Courier New" w:cs="Courier New"/>
           <w:b w:val="0"/>
@@ -55501,7 +57228,9 @@
           <w:sz w:val="22"/>
           <w:szCs w:val="22"/>
         </w:rPr>
-      </w:pPr>
+        <w:tab/>
+        <w:t>oh</w:t>
+      </w:r>
       <w:r>
         <w:rPr>
           <w:rFonts w:ascii="Courier New" w:eastAsia="Courier New" w:hAnsi="Courier New" w:cs="Courier New"/>
@@ -55511,9 +57240,13 @@
           <w:szCs w:val="22"/>
         </w:rPr>
         <w:tab/>
-        <w:t>oh</w:t>
-      </w:r>
-      <w:r>
+        <w:t>7</w:t>
+      </w:r>
+    </w:p>
+    <w:p>
+      <w:pPr>
+        <w:pStyle w:val="Heading7"/>
+        <w:spacing w:after="0"/>
         <w:rPr>
           <w:rFonts w:ascii="Courier New" w:eastAsia="Courier New" w:hAnsi="Courier New" w:cs="Courier New"/>
           <w:b w:val="0"/>
@@ -55521,14 +57254,8 @@
           <w:sz w:val="22"/>
           <w:szCs w:val="22"/>
         </w:rPr>
-        <w:tab/>
-        <w:t>7</w:t>
-      </w:r>
-    </w:p>
-    <w:p>
-      <w:pPr>
-        <w:pStyle w:val="Heading7"/>
-        <w:spacing w:after="0"/>
+      </w:pPr>
+      <w:r>
         <w:rPr>
           <w:rFonts w:ascii="Courier New" w:eastAsia="Courier New" w:hAnsi="Courier New" w:cs="Courier New"/>
           <w:b w:val="0"/>
@@ -55536,29 +57263,9 @@
           <w:sz w:val="22"/>
           <w:szCs w:val="22"/>
         </w:rPr>
-      </w:pPr>
-      <w:r>
-        <w:rPr>
-          <w:rFonts w:ascii="Courier New" w:eastAsia="Courier New" w:hAnsi="Courier New" w:cs="Courier New"/>
-          <w:b w:val="0"/>
-          <w:bCs w:val="0"/>
-          <w:sz w:val="22"/>
-          <w:szCs w:val="22"/>
-        </w:rPr>
-        <w:tab/>
-      </w:r>
-      <w:proofErr w:type="spellStart"/>
-      <w:r>
-        <w:rPr>
-          <w:rFonts w:ascii="Courier New" w:eastAsia="Courier New" w:hAnsi="Courier New" w:cs="Courier New"/>
-          <w:b w:val="0"/>
-          <w:bCs w:val="0"/>
-          <w:sz w:val="22"/>
-          <w:szCs w:val="22"/>
-        </w:rPr>
+        <w:tab/>
         <w:t>ch</w:t>
       </w:r>
-      <w:proofErr w:type="spellEnd"/>
       <w:r>
         <w:rPr>
           <w:rFonts w:ascii="Courier New" w:eastAsia="Courier New" w:hAnsi="Courier New" w:cs="Courier New"/>

--- a/builder/scribe/scribe.docx
+++ b/builder/scribe/scribe.docx
@@ -1,6 +1,6 @@
 
 <file path=word/document.xml><?xml version="1.0" encoding="utf-8"?>
-<w:document xmlns:wpc="http://schemas.microsoft.com/office/word/2010/wordprocessingCanvas" xmlns:cx="http://schemas.microsoft.com/office/drawing/2014/chartex" xmlns:cx1="http://schemas.microsoft.com/office/drawing/2015/9/8/chartex" xmlns:cx2="http://schemas.microsoft.com/office/drawing/2015/10/21/chartex" xmlns:cx3="http://schemas.microsoft.com/office/drawing/2016/5/9/chartex" xmlns:cx4="http://schemas.microsoft.com/office/drawing/2016/5/10/chartex" xmlns:cx5="http://schemas.microsoft.com/office/drawing/2016/5/11/chartex" xmlns:cx6="http://schemas.microsoft.com/office/drawing/2016/5/12/chartex" xmlns:cx7="http://schemas.microsoft.com/office/drawing/2016/5/13/chartex" xmlns:cx8="http://schemas.microsoft.com/office/drawing/2016/5/14/chartex" xmlns:mc="http://schemas.openxmlformats.org/markup-compatibility/2006" xmlns:aink="http://schemas.microsoft.com/office/drawing/2016/ink" xmlns:am3d="http://schemas.microsoft.com/office/drawing/2017/model3d" xmlns:o="urn:schemas-microsoft-com:office:office" xmlns:oel="http://schemas.microsoft.com/office/2019/extlst" xmlns:r="http://schemas.openxmlformats.org/officeDocument/2006/relationships" xmlns:m="http://schemas.openxmlformats.org/officeDocument/2006/math" xmlns:v="urn:schemas-microsoft-com:vml" xmlns:wp14="http://schemas.microsoft.com/office/word/2010/wordprocessingDrawing" xmlns:wp="http://schemas.openxmlformats.org/drawingml/2006/wordprocessingDrawing" xmlns:w10="urn:schemas-microsoft-com:office:word" xmlns:w="http://schemas.openxmlformats.org/wordprocessingml/2006/main" xmlns:w14="http://schemas.microsoft.com/office/word/2010/wordml" xmlns:w15="http://schemas.microsoft.com/office/word/2012/wordml" xmlns:w16cei="http://schemas.microsoft.com/office/word/2026/wordml/cei" xmlns:w16cex="http://schemas.microsoft.com/office/word/2018/wordml/cex" xmlns:w16cid="http://schemas.microsoft.com/office/word/2016/wordml/cid" xmlns:w16="http://schemas.microsoft.com/office/word/2018/wordml" xmlns:w16du="http://schemas.microsoft.com/office/word/2023/wordml/word16du" xmlns:w16sdtdh="http://schemas.microsoft.com/office/word/2020/wordml/sdtdatahash" xmlns:w16sdtfl="http://schemas.microsoft.com/office/word/2024/wordml/sdtformatlock" xmlns:w16se="http://schemas.microsoft.com/office/word/2015/wordml/symex" xmlns:wpg="http://schemas.microsoft.com/office/word/2010/wordprocessingGroup" xmlns:wpi="http://schemas.microsoft.com/office/word/2010/wordprocessingInk" xmlns:wne="http://schemas.microsoft.com/office/word/2006/wordml" xmlns:wps="http://schemas.microsoft.com/office/word/2010/wordprocessingShape" mc:Ignorable="w14 w15 w16se w16cid w16 w16cex w16sdtdh w16sdtfl w16du wp14">
+<w:document xmlns:wpc="http://schemas.microsoft.com/office/word/2010/wordprocessingCanvas" xmlns:cx="http://schemas.microsoft.com/office/drawing/2014/chartex" xmlns:cx1="http://schemas.microsoft.com/office/drawing/2015/9/8/chartex" xmlns:cx2="http://schemas.microsoft.com/office/drawing/2015/10/21/chartex" xmlns:cx3="http://schemas.microsoft.com/office/drawing/2016/5/9/chartex" xmlns:cx4="http://schemas.microsoft.com/office/drawing/2016/5/10/chartex" xmlns:cx5="http://schemas.microsoft.com/office/drawing/2016/5/11/chartex" xmlns:cx6="http://schemas.microsoft.com/office/drawing/2016/5/12/chartex" xmlns:cx7="http://schemas.microsoft.com/office/drawing/2016/5/13/chartex" xmlns:cx8="http://schemas.microsoft.com/office/drawing/2016/5/14/chartex" xmlns:mc="http://schemas.openxmlformats.org/markup-compatibility/2006" xmlns:aink="http://schemas.microsoft.com/office/drawing/2016/ink" xmlns:am3d="http://schemas.microsoft.com/office/drawing/2017/model3d" xmlns:o="urn:schemas-microsoft-com:office:office" xmlns:oel="http://schemas.microsoft.com/office/2019/extlst" xmlns:r="http://schemas.openxmlformats.org/officeDocument/2006/relationships" xmlns:m="http://schemas.openxmlformats.org/officeDocument/2006/math" xmlns:v="urn:schemas-microsoft-com:vml" xmlns:wp14="http://schemas.microsoft.com/office/word/2010/wordprocessingDrawing" xmlns:wp="http://schemas.openxmlformats.org/drawingml/2006/wordprocessingDrawing" xmlns:w10="urn:schemas-microsoft-com:office:word" xmlns:w="http://schemas.openxmlformats.org/wordprocessingml/2006/main" xmlns:w14="http://schemas.microsoft.com/office/word/2010/wordml" xmlns:w15="http://schemas.microsoft.com/office/word/2012/wordml" xmlns:w16cex="http://schemas.microsoft.com/office/word/2018/wordml/cex" xmlns:w16cid="http://schemas.microsoft.com/office/word/2016/wordml/cid" xmlns:w16="http://schemas.microsoft.com/office/word/2018/wordml" xmlns:w16du="http://schemas.microsoft.com/office/word/2023/wordml/word16du" xmlns:w16sdtdh="http://schemas.microsoft.com/office/word/2020/wordml/sdtdatahash" xmlns:w16sdtfl="http://schemas.microsoft.com/office/word/2024/wordml/sdtformatlock" xmlns:w16se="http://schemas.microsoft.com/office/word/2015/wordml/symex" xmlns:wpg="http://schemas.microsoft.com/office/word/2010/wordprocessingGroup" xmlns:wpi="http://schemas.microsoft.com/office/word/2010/wordprocessingInk" xmlns:wne="http://schemas.microsoft.com/office/word/2006/wordml" xmlns:wps="http://schemas.microsoft.com/office/word/2010/wordprocessingShape" mc:Ignorable="w14 w15 w16se w16cid w16 w16cex w16sdtdh w16sdtfl w16du wp14">
   <w:body>
     <w:p>
       <w:pPr>
@@ -688,8 +688,13 @@
         </w:tabs>
         <w:spacing w:after="480"/>
       </w:pPr>
-      <w:r>
-        <w:t xml:space="preserve">Scribe was written as an alternative to writing area files by hand or by using the existing Windows tool </w:t>
+      <w:proofErr w:type="gramStart"/>
+      <w:r>
+        <w:t>Scribe</w:t>
+      </w:r>
+      <w:proofErr w:type="gramEnd"/>
+      <w:r>
+        <w:t xml:space="preserve"> was written as an alternative to writing area files by hand or by using the existing Windows tool </w:t>
       </w:r>
       <w:r>
         <w:rPr>
@@ -752,7 +757,15 @@
         <w:t xml:space="preserve"> </w:t>
       </w:r>
       <w:r>
-        <w:t xml:space="preserve">Format and variable checking provides some safety.  Buggy; contains known bugs and bizarre </w:t>
+        <w:t xml:space="preserve">Format and variable checking </w:t>
+      </w:r>
+      <w:proofErr w:type="gramStart"/>
+      <w:r>
+        <w:t>provides</w:t>
+      </w:r>
+      <w:proofErr w:type="gramEnd"/>
+      <w:r>
+        <w:t xml:space="preserve"> some safety.  Buggy; contains known bugs and bizarre </w:t>
       </w:r>
       <w:proofErr w:type="spellStart"/>
       <w:r>
@@ -778,7 +791,15 @@
         <w:ind w:left="1622"/>
       </w:pPr>
       <w:r>
-        <w:t>Fairly laborious; all data hand written, although in a friendly, human-readable format.  Safe; variable checking and correct formatting.  Compatible; contains all DD special variables and flags.  Requires Perl 5 for compilation.</w:t>
+        <w:t xml:space="preserve">Fairly laborious; all data </w:t>
+      </w:r>
+      <w:proofErr w:type="gramStart"/>
+      <w:r>
+        <w:t>hand written</w:t>
+      </w:r>
+      <w:proofErr w:type="gramEnd"/>
+      <w:r>
+        <w:t>, although in a friendly, human-readable format.  Safe; variable checking and correct formatting.  Compatible; contains all DD special variables and flags.  Requires Perl 5 for compilation.</w:t>
       </w:r>
     </w:p>
     <w:p>
@@ -850,7 +871,15 @@
         <w:pStyle w:val="Heading5"/>
       </w:pPr>
       <w:r>
-        <w:t>1.  Source file is written</w:t>
+        <w:t>1</w:t>
+      </w:r>
+      <w:proofErr w:type="gramStart"/>
+      <w:r>
+        <w:t>.  Source</w:t>
+      </w:r>
+      <w:proofErr w:type="gramEnd"/>
+      <w:r>
+        <w:t xml:space="preserve"> file is written</w:t>
       </w:r>
     </w:p>
     <w:p>
@@ -860,7 +889,15 @@
         <w:ind w:left="1622"/>
       </w:pPr>
       <w:r>
-        <w:t>The area source file contains all of the relevant information to be included in the final, correctly formatted area file.  It is a text file with a simple, human-readable format that is easy to edit.  Information can be added to the source file in any order.</w:t>
+        <w:t xml:space="preserve">The area source file contains </w:t>
+      </w:r>
+      <w:proofErr w:type="gramStart"/>
+      <w:r>
+        <w:t>all of</w:t>
+      </w:r>
+      <w:proofErr w:type="gramEnd"/>
+      <w:r>
+        <w:t xml:space="preserve"> the relevant information to be included in the final, correctly formatted area file.  It is a text file with a simple, human-readable format that is easy to edit.  Information can be added to the source file in any order.</w:t>
       </w:r>
     </w:p>
     <w:p>
@@ -868,7 +905,15 @@
         <w:pStyle w:val="Heading5"/>
       </w:pPr>
       <w:r>
-        <w:t>2.  Scribe is used to check the source file and write the area</w:t>
+        <w:t>2</w:t>
+      </w:r>
+      <w:proofErr w:type="gramStart"/>
+      <w:r>
+        <w:t>.  Scribe</w:t>
+      </w:r>
+      <w:proofErr w:type="gramEnd"/>
+      <w:r>
+        <w:t xml:space="preserve"> is used to check the source file and write the area</w:t>
       </w:r>
     </w:p>
     <w:p>
@@ -878,7 +923,15 @@
         <w:ind w:left="1622"/>
       </w:pPr>
       <w:r>
-        <w:t>Scribe is used to process the area source file.  It reads through the source file checking for obvious formatting errors and then validates this information, filling in any missing variables where it can.  If there are serious errors then Scribe will indicate where they occur in the source file and then exit.  If there are no serious errors, then the area is formatted and written to file.</w:t>
+        <w:t xml:space="preserve">Scribe is used to process the area source file.  It reads through the source file checking for obvious formatting errors and then validates this information, filling in any missing variables where it can.  If there are serious </w:t>
+      </w:r>
+      <w:proofErr w:type="gramStart"/>
+      <w:r>
+        <w:t>errors</w:t>
+      </w:r>
+      <w:proofErr w:type="gramEnd"/>
+      <w:r>
+        <w:t xml:space="preserve"> then Scribe will indicate where they occur in the source file and then exit.  If there are no serious errors, then the area is formatted and written to file.</w:t>
       </w:r>
     </w:p>
     <w:p>
@@ -991,8 +1044,17 @@
           <w:tab w:val="clear" w:pos="3960"/>
         </w:tabs>
       </w:pPr>
-      <w:r>
-        <w:t xml:space="preserve">Area files traditionally have the </w:t>
+      <w:proofErr w:type="gramStart"/>
+      <w:r>
+        <w:t>Area files traditionally</w:t>
+      </w:r>
+      <w:proofErr w:type="gramEnd"/>
+      <w:r>
+        <w:t xml:space="preserve"> have </w:t>
+      </w:r>
+      <w:proofErr w:type="gramStart"/>
+      <w:r>
+        <w:t xml:space="preserve">the </w:t>
       </w:r>
       <w:r>
         <w:rPr>
@@ -1000,6 +1062,7 @@
         </w:rPr>
         <w:t>.are</w:t>
       </w:r>
+      <w:proofErr w:type="gramEnd"/>
       <w:r>
         <w:t xml:space="preserve"> extension.  Both source and destination files must be indicated for the script to run.  Scribe will create a backup copy of any existing destination file.</w:t>
       </w:r>
@@ -1045,7 +1108,21 @@
         <w:rPr>
           <w:rStyle w:val="Hyperlink"/>
         </w:rPr>
-        <w:t>3.  What's Perl?</w:t>
+        <w:t>3</w:t>
+      </w:r>
+      <w:proofErr w:type="gramStart"/>
+      <w:r>
+        <w:rPr>
+          <w:rStyle w:val="Hyperlink"/>
+        </w:rPr>
+        <w:t>.  What's</w:t>
+      </w:r>
+      <w:proofErr w:type="gramEnd"/>
+      <w:r>
+        <w:rPr>
+          <w:rStyle w:val="Hyperlink"/>
+        </w:rPr>
+        <w:t xml:space="preserve"> Perl?</w:t>
       </w:r>
       <w:r>
         <w:fldChar w:fldCharType="end"/>
@@ -1062,7 +1139,15 @@
         </w:tabs>
       </w:pPr>
       <w:r>
-        <w:t>If you are not able to run Perl but would like to use this script to produce your areas, you can write your source files and send them to one of the DD Immortals, who will test the file and inform you of any errors.</w:t>
+        <w:t xml:space="preserve">If you </w:t>
+      </w:r>
+      <w:proofErr w:type="gramStart"/>
+      <w:r>
+        <w:t>are not able to</w:t>
+      </w:r>
+      <w:proofErr w:type="gramEnd"/>
+      <w:r>
+        <w:t xml:space="preserve"> run Perl but would like to use this script to produce your areas, you can write your source files and send them to one of the DD Immortals, who will test the file and inform you of any errors.</w:t>
       </w:r>
     </w:p>
     <w:p>
@@ -1104,7 +1189,21 @@
         <w:rPr>
           <w:rStyle w:val="Hyperlink"/>
         </w:rPr>
-        <w:t>4.  Producing source files</w:t>
+        <w:t>4</w:t>
+      </w:r>
+      <w:proofErr w:type="gramStart"/>
+      <w:r>
+        <w:rPr>
+          <w:rStyle w:val="Hyperlink"/>
+        </w:rPr>
+        <w:t>.  Producing</w:t>
+      </w:r>
+      <w:proofErr w:type="gramEnd"/>
+      <w:r>
+        <w:rPr>
+          <w:rStyle w:val="Hyperlink"/>
+        </w:rPr>
+        <w:t xml:space="preserve"> source files</w:t>
       </w:r>
       <w:r>
         <w:fldChar w:fldCharType="end"/>
@@ -1126,7 +1225,15 @@
       </w:r>
       <w:proofErr w:type="spellEnd"/>
       <w:r>
-        <w:t>), one mob (mobile, creature), one room, one object, one mobile reset, one object reset, one shop or one help file entry.  Some reset information (e.g. shutting doors and mob special functions) are included in the above blocks.  Blocks may occur in any order within the source file.</w:t>
+        <w:t xml:space="preserve">), one mob (mobile, creature), one room, one object, one mobile reset, one object reset, one shop or one help file entry.  Some reset information (e.g. shutting doors and mob special functions) </w:t>
+      </w:r>
+      <w:proofErr w:type="gramStart"/>
+      <w:r>
+        <w:t>are</w:t>
+      </w:r>
+      <w:proofErr w:type="gramEnd"/>
+      <w:r>
+        <w:t xml:space="preserve"> included in the above blocks.  Blocks may occur in any order within the source file.</w:t>
       </w:r>
     </w:p>
     <w:p>
@@ -1204,7 +1311,15 @@
         <w:t>$</w:t>
       </w:r>
       <w:r>
-        <w:t xml:space="preserve"> and occupy one line.  Field keywords and values are separated at least one space or tab (one tab is nice).  Field/value pairs occupy one line unless they define multiple-line text blocks, in which case they are terminated by a line containing a single tilde </w:t>
+        <w:t xml:space="preserve"> and occupy one line.  Field keywords and values are separated at least one space or tab (one tab is nice).  Field/value pairs occupy one line unless they define multiple-line text blocks, in which case they are terminated by a line containing a single </w:t>
+      </w:r>
+      <w:proofErr w:type="gramStart"/>
+      <w:r>
+        <w:t>tilde</w:t>
+      </w:r>
+      <w:proofErr w:type="gramEnd"/>
+      <w:r>
+        <w:t xml:space="preserve"> </w:t>
       </w:r>
       <w:r>
         <w:rPr>
@@ -1213,7 +1328,15 @@
         <w:t>~</w:t>
       </w:r>
       <w:r>
-        <w:t>.  You should not terminate single line strings of text with a tilde: these will be automatically added by Scribe.</w:t>
+        <w:t xml:space="preserve">.  You should not terminate single line strings of text with a </w:t>
+      </w:r>
+      <w:proofErr w:type="gramStart"/>
+      <w:r>
+        <w:t>tilde</w:t>
+      </w:r>
+      <w:proofErr w:type="gramEnd"/>
+      <w:r>
+        <w:t>: these will be automatically added by Scribe.</w:t>
       </w:r>
     </w:p>
     <w:p>
@@ -1679,7 +1802,24 @@
           <w:szCs w:val="22"/>
         </w:rPr>
         <w:tab/>
-        <w:t>An octopus crawls along the coral.</w:t>
+      </w:r>
+      <w:proofErr w:type="gramStart"/>
+      <w:r>
+        <w:rPr>
+          <w:rFonts w:ascii="Courier New" w:hAnsi="Courier New"/>
+          <w:sz w:val="22"/>
+          <w:szCs w:val="22"/>
+        </w:rPr>
+        <w:t>An</w:t>
+      </w:r>
+      <w:proofErr w:type="gramEnd"/>
+      <w:r>
+        <w:rPr>
+          <w:rFonts w:ascii="Courier New" w:hAnsi="Courier New"/>
+          <w:sz w:val="22"/>
+          <w:szCs w:val="22"/>
+        </w:rPr>
+        <w:t xml:space="preserve"> octopus crawls along the coral.</w:t>
       </w:r>
     </w:p>
     <w:p>
@@ -1977,7 +2117,15 @@
         </w:tabs>
       </w:pPr>
       <w:r>
-        <w:t xml:space="preserve">Field/value pairs can be arranged in any order within the block.  Multiple definition of the same field can be made, although only the last instance will be used.  The dollar sign </w:t>
+        <w:t xml:space="preserve">Field/value pairs can be arranged in any order within the block.  Multiple </w:t>
+      </w:r>
+      <w:proofErr w:type="gramStart"/>
+      <w:r>
+        <w:t>definition</w:t>
+      </w:r>
+      <w:proofErr w:type="gramEnd"/>
+      <w:r>
+        <w:t xml:space="preserve"> of the same field can be made, although only the last instance will be used.  The dollar sign </w:t>
       </w:r>
       <w:r>
         <w:rPr>
@@ -2015,7 +2163,15 @@
         <w:t xml:space="preserve">$area </w:t>
       </w:r>
       <w:r>
-        <w:t>block in order to be compiled without error.</w:t>
+        <w:t xml:space="preserve">block </w:t>
+      </w:r>
+      <w:proofErr w:type="gramStart"/>
+      <w:r>
+        <w:t>in order to</w:t>
+      </w:r>
+      <w:proofErr w:type="gramEnd"/>
+      <w:r>
+        <w:t xml:space="preserve"> be compiled without error.</w:t>
       </w:r>
     </w:p>
     <w:p>
@@ -2152,6 +2308,7 @@
         </w:rPr>
         <w:t>#</w:t>
       </w:r>
+      <w:proofErr w:type="gramStart"/>
       <w:r>
         <w:t xml:space="preserve">, </w:t>
       </w:r>
@@ -2161,6 +2318,7 @@
         </w:rPr>
         <w:t>;</w:t>
       </w:r>
+      <w:proofErr w:type="gramEnd"/>
       <w:r>
         <w:t xml:space="preserve"> or whatever symbol you prefer.</w:t>
       </w:r>
@@ -2305,7 +2463,15 @@
         </w:tabs>
       </w:pPr>
       <w:r>
-        <w:t>Make sure that you hard-wrap lines of text in multi-line text blocks to under 80 columns, i.e. supply a carriage-return at the end of every line.  Make sure your text editor isn't soft-wrapping your text!</w:t>
+        <w:t xml:space="preserve">Make sure that you hard-wrap lines of text in multi-line text blocks to under 80 columns, i.e. supply a carriage-return at the end of every line.  Make sure your text editor isn't </w:t>
+      </w:r>
+      <w:proofErr w:type="gramStart"/>
+      <w:r>
+        <w:t>soft-wrapping</w:t>
+      </w:r>
+      <w:proofErr w:type="gramEnd"/>
+      <w:r>
+        <w:t xml:space="preserve"> your text!</w:t>
       </w:r>
     </w:p>
     <w:p>
@@ -2339,7 +2505,21 @@
         <w:rPr>
           <w:rStyle w:val="Hyperlink"/>
         </w:rPr>
-        <w:t xml:space="preserve">5.  Area header and base </w:t>
+        <w:t>5</w:t>
+      </w:r>
+      <w:proofErr w:type="gramStart"/>
+      <w:r>
+        <w:rPr>
+          <w:rStyle w:val="Hyperlink"/>
+        </w:rPr>
+        <w:t>.  Area</w:t>
+      </w:r>
+      <w:proofErr w:type="gramEnd"/>
+      <w:r>
+        <w:rPr>
+          <w:rStyle w:val="Hyperlink"/>
+        </w:rPr>
+        <w:t xml:space="preserve"> header and base </w:t>
       </w:r>
       <w:proofErr w:type="spellStart"/>
       <w:r>
@@ -2582,7 +2762,15 @@
       </w:r>
       <w:proofErr w:type="spellEnd"/>
       <w:r>
-        <w:t xml:space="preserve">, you should still number mobs, rooms and objects from zero up, and just use any value for your base value.  The use of a base value allows you to easily renumber your area if necessary, e.g. when you are finally given some to use by those lazy </w:t>
+        <w:t xml:space="preserve">, you should still number mobs, rooms and objects from zero up, and just use any value for your base value.  The use of a base value allows you to easily renumber your </w:t>
+      </w:r>
+      <w:proofErr w:type="gramStart"/>
+      <w:r>
+        <w:t>area</w:t>
+      </w:r>
+      <w:proofErr w:type="gramEnd"/>
+      <w:r>
+        <w:t xml:space="preserve"> if necessary, e.g. when you are finally given some to use by those lazy </w:t>
       </w:r>
       <w:proofErr w:type="spellStart"/>
       <w:r>
@@ -2798,7 +2986,14 @@
       </w:r>
       <w:r>
         <w:tab/>
-        <w:t>lower level suggested</w:t>
+      </w:r>
+      <w:proofErr w:type="gramStart"/>
+      <w:r>
+        <w:t>lower level</w:t>
+      </w:r>
+      <w:proofErr w:type="gramEnd"/>
+      <w:r>
+        <w:t xml:space="preserve"> suggested</w:t>
       </w:r>
       <w:r>
         <w:tab/>
@@ -2827,7 +3022,14 @@
       </w:r>
       <w:r>
         <w:tab/>
-        <w:t>upper level suggested</w:t>
+      </w:r>
+      <w:proofErr w:type="gramStart"/>
+      <w:r>
+        <w:t>upper level</w:t>
+      </w:r>
+      <w:proofErr w:type="gramEnd"/>
+      <w:r>
+        <w:t xml:space="preserve"> suggested</w:t>
       </w:r>
       <w:r>
         <w:tab/>
@@ -2857,7 +3059,14 @@
       </w:r>
       <w:r>
         <w:tab/>
-        <w:t>lower level enforced</w:t>
+      </w:r>
+      <w:proofErr w:type="gramStart"/>
+      <w:r>
+        <w:t>lower level</w:t>
+      </w:r>
+      <w:proofErr w:type="gramEnd"/>
+      <w:r>
+        <w:t xml:space="preserve"> enforced</w:t>
       </w:r>
       <w:r>
         <w:tab/>
@@ -2888,7 +3097,14 @@
       <w:proofErr w:type="spellEnd"/>
       <w:r>
         <w:tab/>
-        <w:t>upper level enforced</w:t>
+      </w:r>
+      <w:proofErr w:type="gramStart"/>
+      <w:r>
+        <w:t>upper level</w:t>
+      </w:r>
+      <w:proofErr w:type="gramEnd"/>
+      <w:r>
+        <w:t xml:space="preserve"> enforced</w:t>
       </w:r>
       <w:r>
         <w:tab/>
@@ -3076,7 +3292,23 @@
         <w:t>AREAS</w:t>
       </w:r>
       <w:r>
-        <w:t xml:space="preserve"> command.  Use these values to indicate what level of character would profit from visiting your area; don't use them to indicate the lowest and highest level mobs (1, 100 is fairly unhelpful).</w:t>
+        <w:t xml:space="preserve"> command.  Use these values to indicate what level of character would profit from visiting your area; don't use them to indicate the lowest and </w:t>
+      </w:r>
+      <w:proofErr w:type="gramStart"/>
+      <w:r>
+        <w:t>highest level</w:t>
+      </w:r>
+      <w:proofErr w:type="gramEnd"/>
+      <w:r>
+        <w:t xml:space="preserve"> mobs (1, 100 is </w:t>
+      </w:r>
+      <w:proofErr w:type="gramStart"/>
+      <w:r>
+        <w:t>fairly unhelpful</w:t>
+      </w:r>
+      <w:proofErr w:type="gramEnd"/>
+      <w:r>
+        <w:t>).</w:t>
       </w:r>
     </w:p>
     <w:p>
@@ -3139,7 +3371,15 @@
         <w:spacing w:after="480"/>
       </w:pPr>
       <w:r>
-        <w:t>Note: only the lower level limit is currently</w:t>
+        <w:t xml:space="preserve">Note: only the </w:t>
+      </w:r>
+      <w:proofErr w:type="gramStart"/>
+      <w:r>
+        <w:t>lower level</w:t>
+      </w:r>
+      <w:proofErr w:type="gramEnd"/>
+      <w:r>
+        <w:t xml:space="preserve"> limit is currently</w:t>
       </w:r>
       <w:r>
         <w:tab/>
@@ -3836,7 +4076,15 @@
         <w:t xml:space="preserve">If the character has multiple recalls </w:t>
       </w:r>
       <w:r>
-        <w:t>available and is using a non-default one, they will recall there, and not to th</w:t>
+        <w:t xml:space="preserve">available and is using a non-default one, they will </w:t>
+      </w:r>
+      <w:proofErr w:type="gramStart"/>
+      <w:r>
+        <w:t>recall</w:t>
+      </w:r>
+      <w:proofErr w:type="gramEnd"/>
+      <w:r>
+        <w:t xml:space="preserve"> there, and not to th</w:t>
       </w:r>
       <w:r>
         <w:t>e</w:t>
@@ -4006,11 +4254,19 @@
         </w:rPr>
         <w:t>7</w:t>
       </w:r>
+      <w:proofErr w:type="gramStart"/>
       <w:r>
         <w:rPr>
           <w:rStyle w:val="Hyperlink"/>
         </w:rPr>
-        <w:t xml:space="preserve">.  Area </w:t>
+        <w:t>.  Area</w:t>
+      </w:r>
+      <w:proofErr w:type="gramEnd"/>
+      <w:r>
+        <w:rPr>
+          <w:rStyle w:val="Hyperlink"/>
+        </w:rPr>
+        <w:t xml:space="preserve"> </w:t>
       </w:r>
       <w:r>
         <w:rPr>
@@ -4309,6 +4565,7 @@
         <w:spacing w:after="40"/>
         <w:ind w:left="5041" w:hanging="2489"/>
       </w:pPr>
+      <w:proofErr w:type="gramStart"/>
       <w:r>
         <w:rPr>
           <w:rFonts w:ascii="Courier New" w:hAnsi="Courier New"/>
@@ -4317,6 +4574,7 @@
         </w:rPr>
         <w:t>school</w:t>
       </w:r>
+      <w:proofErr w:type="gramEnd"/>
       <w:r>
         <w:rPr>
           <w:rFonts w:ascii="Courier New" w:eastAsia="Courier New" w:hAnsi="Courier New" w:cs="Courier New"/>
@@ -5033,13 +5291,23 @@
       <w:r>
         <w:tab/>
       </w:r>
-      <w:r>
-        <w:rPr>
-          <w:rFonts w:ascii="Courier New" w:hAnsi="Courier New"/>
-          <w:sz w:val="22"/>
-          <w:szCs w:val="22"/>
-        </w:rPr>
-        <w:t>rm  Water swirls through the ruins.</w:t>
+      <w:proofErr w:type="gramStart"/>
+      <w:r>
+        <w:rPr>
+          <w:rFonts w:ascii="Courier New" w:hAnsi="Courier New"/>
+          <w:sz w:val="22"/>
+          <w:szCs w:val="22"/>
+        </w:rPr>
+        <w:t>rm  Water</w:t>
+      </w:r>
+      <w:proofErr w:type="gramEnd"/>
+      <w:r>
+        <w:rPr>
+          <w:rFonts w:ascii="Courier New" w:hAnsi="Courier New"/>
+          <w:sz w:val="22"/>
+          <w:szCs w:val="22"/>
+        </w:rPr>
+        <w:t xml:space="preserve"> swirls through the ruins.</w:t>
       </w:r>
     </w:p>
     <w:p>
@@ -5112,8 +5380,9 @@
             <w14:bevel/>
           </w14:textOutline>
         </w:rPr>
-        <w:t>An optional replacement for the default one-shot notification sound played when the area reset message is shown. The path is relative to the MUD audio directory, must contain no spaces, and should normally begin with notify/.</w:t>
-      </w:r>
+        <w:t xml:space="preserve">An optional replacement for the default one-shot notification sound played when the area reset message is shown. The path is relative to the MUD audio directory, must contain no </w:t>
+      </w:r>
+      <w:proofErr w:type="gramStart"/>
       <w:r>
         <w:rPr>
           <w14:textOutline w14:w="0" w14:cap="rnd" w14:cmpd="sng" w14:algn="ctr">
@@ -5122,8 +5391,9 @@
             <w14:bevel/>
           </w14:textOutline>
         </w:rPr>
-        <w:br/>
-      </w:r>
+        <w:t>spaces</w:t>
+      </w:r>
+      <w:proofErr w:type="gramEnd"/>
       <w:r>
         <w:rPr>
           <w14:textOutline w14:w="0" w14:cap="rnd" w14:cmpd="sng" w14:algn="ctr">
@@ -5132,7 +5402,7 @@
             <w14:bevel/>
           </w14:textOutline>
         </w:rPr>
-        <w:br/>
+        <w:t>, and should normally begin with notify/.</w:t>
       </w:r>
       <w:r>
         <w:rPr>
@@ -5142,17 +5412,9 @@
             <w14:bevel/>
           </w14:textOutline>
         </w:rPr>
-        <w:t>If this field is omitted, the default reset sound is: notify/area_reset.mp3</w:t>
-      </w:r>
-    </w:p>
-    <w:p>
-      <w:pPr>
-        <w:tabs>
-          <w:tab w:val="clear" w:pos="1620"/>
-          <w:tab w:val="clear" w:pos="3960"/>
-        </w:tabs>
-        <w:spacing w:after="0"/>
-        <w:ind w:left="2552"/>
+        <w:br/>
+      </w:r>
+      <w:r>
         <w:rPr>
           <w14:textOutline w14:w="0" w14:cap="rnd" w14:cmpd="sng" w14:algn="ctr">
             <w14:noFill/>
@@ -5160,101 +5422,9 @@
             <w14:bevel/>
           </w14:textOutline>
         </w:rPr>
-      </w:pPr>
-    </w:p>
-    <w:p>
-      <w:pPr>
-        <w:tabs>
-          <w:tab w:val="clear" w:pos="1620"/>
-          <w:tab w:val="clear" w:pos="3960"/>
-        </w:tabs>
-        <w:spacing w:after="0"/>
-        <w:ind w:left="2552"/>
-        <w:rPr>
-          <w:rFonts w:ascii="Courier New" w:hAnsi="Courier New"/>
-          <w:sz w:val="22"/>
-          <w:szCs w:val="22"/>
-        </w:rPr>
-      </w:pPr>
-      <w:r>
-        <w:t>E.g.</w:t>
-      </w:r>
-      <w:r>
-        <w:tab/>
-      </w:r>
-      <w:proofErr w:type="spellStart"/>
-      <w:r>
-        <w:rPr>
-          <w:rFonts w:ascii="Courier New" w:hAnsi="Courier New"/>
-          <w:sz w:val="22"/>
-          <w:szCs w:val="22"/>
-        </w:rPr>
-        <w:t>rs</w:t>
-      </w:r>
-      <w:proofErr w:type="spellEnd"/>
-      <w:r>
-        <w:rPr>
-          <w:rFonts w:ascii="Courier New" w:hAnsi="Courier New"/>
-          <w:sz w:val="22"/>
-          <w:szCs w:val="22"/>
-        </w:rPr>
-        <w:t xml:space="preserve"> notify/area/swamp_reset.mp3</w:t>
-      </w:r>
-    </w:p>
-    <w:p>
-      <w:pPr>
-        <w:tabs>
-          <w:tab w:val="clear" w:pos="1620"/>
-          <w:tab w:val="clear" w:pos="3960"/>
-        </w:tabs>
-        <w:spacing w:after="0"/>
-        <w:ind w:left="2552"/>
-        <w:rPr>
-          <w:rFonts w:ascii="Courier New" w:hAnsi="Courier New"/>
-          <w:sz w:val="22"/>
-          <w:szCs w:val="22"/>
-        </w:rPr>
-      </w:pPr>
-    </w:p>
-    <w:p>
-      <w:pPr>
-        <w:keepNext/>
-        <w:tabs>
-          <w:tab w:val="clear" w:pos="1620"/>
-          <w:tab w:val="clear" w:pos="3960"/>
-        </w:tabs>
-        <w:spacing w:before="120" w:after="0"/>
-        <w:ind w:left="1701"/>
-      </w:pPr>
-      <w:proofErr w:type="spellStart"/>
-      <w:r>
-        <w:rPr>
-          <w:rFonts w:ascii="Courier New" w:hAnsi="Courier New"/>
-        </w:rPr>
-        <w:t>rv</w:t>
-      </w:r>
-      <w:proofErr w:type="spellEnd"/>
-      <w:r>
-        <w:tab/>
-        <w:t>area reset sound volume</w:t>
-      </w:r>
-    </w:p>
-    <w:p>
-      <w:pPr>
-        <w:pStyle w:val="Heading8"/>
-      </w:pPr>
-      <w:r>
-        <w:t>Number: 0 to 100</w:t>
-      </w:r>
-    </w:p>
-    <w:p>
-      <w:pPr>
-        <w:tabs>
-          <w:tab w:val="clear" w:pos="1620"/>
-          <w:tab w:val="clear" w:pos="3960"/>
-        </w:tabs>
-        <w:spacing w:after="0"/>
-        <w:ind w:left="2552"/>
+        <w:br/>
+      </w:r>
+      <w:r>
         <w:rPr>
           <w14:textOutline w14:w="0" w14:cap="rnd" w14:cmpd="sng" w14:algn="ctr">
             <w14:noFill/>
@@ -5262,8 +5432,17 @@
             <w14:bevel/>
           </w14:textOutline>
         </w:rPr>
-      </w:pPr>
-      <w:r>
+        <w:t>If this field is omitted, the default reset sound is: notify/area_reset.mp3</w:t>
+      </w:r>
+    </w:p>
+    <w:p>
+      <w:pPr>
+        <w:tabs>
+          <w:tab w:val="clear" w:pos="1620"/>
+          <w:tab w:val="clear" w:pos="3960"/>
+        </w:tabs>
+        <w:spacing w:after="0"/>
+        <w:ind w:left="2552"/>
         <w:rPr>
           <w14:textOutline w14:w="0" w14:cap="rnd" w14:cmpd="sng" w14:algn="ctr">
             <w14:noFill/>
@@ -5271,10 +5450,101 @@
             <w14:bevel/>
           </w14:textOutline>
         </w:rPr>
-        <w:t xml:space="preserve">Source volume for the area reset notification sound. A value of 0 disables the reset sound for this area. Values from 1 to 100 override the default source volume. If this field is omitted, the default volume of 60 is used. The </w:t>
+      </w:pPr>
+    </w:p>
+    <w:p>
+      <w:pPr>
+        <w:tabs>
+          <w:tab w:val="clear" w:pos="1620"/>
+          <w:tab w:val="clear" w:pos="3960"/>
+        </w:tabs>
+        <w:spacing w:after="0"/>
+        <w:ind w:left="2552"/>
+        <w:rPr>
+          <w:rFonts w:ascii="Courier New" w:hAnsi="Courier New"/>
+          <w:sz w:val="22"/>
+          <w:szCs w:val="22"/>
+        </w:rPr>
+      </w:pPr>
+      <w:r>
+        <w:t>E.g.</w:t>
+      </w:r>
+      <w:r>
+        <w:tab/>
       </w:r>
       <w:proofErr w:type="spellStart"/>
       <w:r>
+        <w:rPr>
+          <w:rFonts w:ascii="Courier New" w:hAnsi="Courier New"/>
+          <w:sz w:val="22"/>
+          <w:szCs w:val="22"/>
+        </w:rPr>
+        <w:t>rs</w:t>
+      </w:r>
+      <w:proofErr w:type="spellEnd"/>
+      <w:r>
+        <w:rPr>
+          <w:rFonts w:ascii="Courier New" w:hAnsi="Courier New"/>
+          <w:sz w:val="22"/>
+          <w:szCs w:val="22"/>
+        </w:rPr>
+        <w:t xml:space="preserve"> notify/area/swamp_reset.mp3</w:t>
+      </w:r>
+    </w:p>
+    <w:p>
+      <w:pPr>
+        <w:tabs>
+          <w:tab w:val="clear" w:pos="1620"/>
+          <w:tab w:val="clear" w:pos="3960"/>
+        </w:tabs>
+        <w:spacing w:after="0"/>
+        <w:ind w:left="2552"/>
+        <w:rPr>
+          <w:rFonts w:ascii="Courier New" w:hAnsi="Courier New"/>
+          <w:sz w:val="22"/>
+          <w:szCs w:val="22"/>
+        </w:rPr>
+      </w:pPr>
+    </w:p>
+    <w:p>
+      <w:pPr>
+        <w:keepNext/>
+        <w:tabs>
+          <w:tab w:val="clear" w:pos="1620"/>
+          <w:tab w:val="clear" w:pos="3960"/>
+        </w:tabs>
+        <w:spacing w:before="120" w:after="0"/>
+        <w:ind w:left="1701"/>
+      </w:pPr>
+      <w:proofErr w:type="spellStart"/>
+      <w:r>
+        <w:rPr>
+          <w:rFonts w:ascii="Courier New" w:hAnsi="Courier New"/>
+        </w:rPr>
+        <w:t>rv</w:t>
+      </w:r>
+      <w:proofErr w:type="spellEnd"/>
+      <w:r>
+        <w:tab/>
+        <w:t>area reset sound volume</w:t>
+      </w:r>
+    </w:p>
+    <w:p>
+      <w:pPr>
+        <w:pStyle w:val="Heading8"/>
+      </w:pPr>
+      <w:r>
+        <w:t>Number: 0 to 100</w:t>
+      </w:r>
+    </w:p>
+    <w:p>
+      <w:pPr>
+        <w:tabs>
+          <w:tab w:val="clear" w:pos="1620"/>
+          <w:tab w:val="clear" w:pos="3960"/>
+        </w:tabs>
+        <w:spacing w:after="0"/>
+        <w:ind w:left="2552"/>
         <w:rPr>
           <w14:textOutline w14:w="0" w14:cap="rnd" w14:cmpd="sng" w14:algn="ctr">
             <w14:noFill/>
@@ -5282,9 +5552,7 @@
             <w14:bevel/>
           </w14:textOutline>
         </w:rPr>
-        <w:t>rv</w:t>
-      </w:r>
-      <w:proofErr w:type="spellEnd"/>
+      </w:pPr>
       <w:r>
         <w:rPr>
           <w14:textOutline w14:w="0" w14:cap="rnd" w14:cmpd="sng" w14:algn="ctr">
@@ -5293,7 +5561,7 @@
             <w14:bevel/>
           </w14:textOutline>
         </w:rPr>
-        <w:t xml:space="preserve"> field may be used without </w:t>
+        <w:t xml:space="preserve">Source volume for the area reset notification sound. A value of 0 disables the reset sound for this area. Values from 1 to 100 override the default source volume. If this field is omitted, the default volume of 60 is used. The </w:t>
       </w:r>
       <w:proofErr w:type="spellStart"/>
       <w:r>
@@ -5304,7 +5572,7 @@
             <w14:bevel/>
           </w14:textOutline>
         </w:rPr>
-        <w:t>rs</w:t>
+        <w:t>rv</w:t>
       </w:r>
       <w:proofErr w:type="spellEnd"/>
       <w:r>
@@ -5315,8 +5583,9 @@
             <w14:bevel/>
           </w14:textOutline>
         </w:rPr>
-        <w:t xml:space="preserve"> to </w:t>
-      </w:r>
+        <w:t xml:space="preserve"> field may be used without </w:t>
+      </w:r>
+      <w:proofErr w:type="spellStart"/>
       <w:r>
         <w:rPr>
           <w14:textOutline w14:w="0" w14:cap="rnd" w14:cmpd="sng" w14:algn="ctr">
@@ -5325,9 +5594,9 @@
             <w14:bevel/>
           </w14:textOutline>
         </w:rPr>
-        <w:lastRenderedPageBreak/>
-        <w:t>change the volume of the default reset sound. The final volume is scaled by the player's master and notification volume settings.</w:t>
-      </w:r>
+        <w:t>rs</w:t>
+      </w:r>
+      <w:proofErr w:type="spellEnd"/>
       <w:r>
         <w:rPr>
           <w14:textOutline w14:w="0" w14:cap="rnd" w14:cmpd="sng" w14:algn="ctr">
@@ -5336,108 +5605,9 @@
             <w14:bevel/>
           </w14:textOutline>
         </w:rPr>
-        <w:br/>
-      </w:r>
-    </w:p>
-    <w:p>
-      <w:pPr>
-        <w:tabs>
-          <w:tab w:val="clear" w:pos="1620"/>
-          <w:tab w:val="clear" w:pos="3960"/>
-        </w:tabs>
-        <w:spacing w:after="0"/>
-        <w:ind w:left="2552"/>
-        <w:rPr>
-          <w:rFonts w:ascii="Courier New" w:hAnsi="Courier New"/>
-          <w:sz w:val="22"/>
-          <w:szCs w:val="22"/>
-        </w:rPr>
-      </w:pPr>
-      <w:r>
-        <w:t>E.g.</w:t>
-      </w:r>
-      <w:r>
-        <w:tab/>
-      </w:r>
-      <w:proofErr w:type="spellStart"/>
-      <w:r>
-        <w:rPr>
-          <w:rFonts w:ascii="Courier New" w:hAnsi="Courier New"/>
-          <w:sz w:val="22"/>
-          <w:szCs w:val="22"/>
-        </w:rPr>
-        <w:t>r</w:t>
-      </w:r>
-      <w:r>
-        <w:rPr>
-          <w:rFonts w:ascii="Courier New" w:hAnsi="Courier New"/>
-          <w:sz w:val="22"/>
-          <w:szCs w:val="22"/>
-        </w:rPr>
-        <w:t>v</w:t>
-      </w:r>
-      <w:proofErr w:type="spellEnd"/>
-      <w:r>
-        <w:rPr>
-          <w:rFonts w:ascii="Courier New" w:hAnsi="Courier New"/>
-          <w:sz w:val="22"/>
-          <w:szCs w:val="22"/>
-        </w:rPr>
-        <w:t xml:space="preserve"> 55</w:t>
-      </w:r>
-    </w:p>
-    <w:p>
-      <w:pPr>
-        <w:tabs>
-          <w:tab w:val="clear" w:pos="1620"/>
-          <w:tab w:val="clear" w:pos="3960"/>
-        </w:tabs>
-        <w:spacing w:after="0"/>
-        <w:ind w:left="2552"/>
-        <w:rPr>
-          <w:rFonts w:ascii="Courier New" w:hAnsi="Courier New"/>
-          <w:sz w:val="22"/>
-          <w:szCs w:val="22"/>
-        </w:rPr>
-      </w:pPr>
-    </w:p>
-    <w:p>
-      <w:pPr>
-        <w:keepNext/>
-        <w:tabs>
-          <w:tab w:val="clear" w:pos="1620"/>
-          <w:tab w:val="clear" w:pos="3960"/>
-        </w:tabs>
-        <w:spacing w:before="120" w:after="0"/>
-        <w:ind w:left="1701"/>
-      </w:pPr>
-      <w:r>
-        <w:rPr>
-          <w:rFonts w:ascii="Courier New" w:hAnsi="Courier New"/>
-        </w:rPr>
-        <w:t>am</w:t>
-      </w:r>
-      <w:r>
-        <w:tab/>
-        <w:t>area ambient sound file path</w:t>
-      </w:r>
-    </w:p>
-    <w:p>
-      <w:pPr>
-        <w:pStyle w:val="Heading8"/>
-      </w:pPr>
-      <w:r>
-        <w:t>Line of text</w:t>
-      </w:r>
-    </w:p>
-    <w:p>
-      <w:pPr>
-        <w:tabs>
-          <w:tab w:val="clear" w:pos="1620"/>
-          <w:tab w:val="clear" w:pos="3960"/>
-        </w:tabs>
-        <w:spacing w:after="0"/>
-        <w:ind w:left="2552"/>
+        <w:t xml:space="preserve"> to </w:t>
+      </w:r>
+      <w:r>
         <w:rPr>
           <w14:textOutline w14:w="0" w14:cap="rnd" w14:cmpd="sng" w14:algn="ctr">
             <w14:noFill/>
@@ -5445,7 +5615,9 @@
             <w14:bevel/>
           </w14:textOutline>
         </w:rPr>
-      </w:pPr>
+        <w:lastRenderedPageBreak/>
+        <w:t>change the volume of the default reset sound. The final volume is scaled by the player's master and notification volume settings.</w:t>
+      </w:r>
       <w:r>
         <w:rPr>
           <w14:textOutline w14:w="0" w14:cap="rnd" w14:cmpd="sng" w14:algn="ctr">
@@ -5454,9 +5626,108 @@
             <w14:bevel/>
           </w14:textOutline>
         </w:rPr>
-        <w:t xml:space="preserve">Relative path to an ambient sound file to use for atmospheric sound for the area.  This will play throughout the area on loop unless a room sound file </w:t>
-      </w:r>
-      <w:r>
+        <w:br/>
+      </w:r>
+    </w:p>
+    <w:p>
+      <w:pPr>
+        <w:tabs>
+          <w:tab w:val="clear" w:pos="1620"/>
+          <w:tab w:val="clear" w:pos="3960"/>
+        </w:tabs>
+        <w:spacing w:after="0"/>
+        <w:ind w:left="2552"/>
+        <w:rPr>
+          <w:rFonts w:ascii="Courier New" w:hAnsi="Courier New"/>
+          <w:sz w:val="22"/>
+          <w:szCs w:val="22"/>
+        </w:rPr>
+      </w:pPr>
+      <w:r>
+        <w:t>E.g.</w:t>
+      </w:r>
+      <w:r>
+        <w:tab/>
+      </w:r>
+      <w:proofErr w:type="spellStart"/>
+      <w:r>
+        <w:rPr>
+          <w:rFonts w:ascii="Courier New" w:hAnsi="Courier New"/>
+          <w:sz w:val="22"/>
+          <w:szCs w:val="22"/>
+        </w:rPr>
+        <w:t>r</w:t>
+      </w:r>
+      <w:r>
+        <w:rPr>
+          <w:rFonts w:ascii="Courier New" w:hAnsi="Courier New"/>
+          <w:sz w:val="22"/>
+          <w:szCs w:val="22"/>
+        </w:rPr>
+        <w:t>v</w:t>
+      </w:r>
+      <w:proofErr w:type="spellEnd"/>
+      <w:r>
+        <w:rPr>
+          <w:rFonts w:ascii="Courier New" w:hAnsi="Courier New"/>
+          <w:sz w:val="22"/>
+          <w:szCs w:val="22"/>
+        </w:rPr>
+        <w:t xml:space="preserve"> 55</w:t>
+      </w:r>
+    </w:p>
+    <w:p>
+      <w:pPr>
+        <w:tabs>
+          <w:tab w:val="clear" w:pos="1620"/>
+          <w:tab w:val="clear" w:pos="3960"/>
+        </w:tabs>
+        <w:spacing w:after="0"/>
+        <w:ind w:left="2552"/>
+        <w:rPr>
+          <w:rFonts w:ascii="Courier New" w:hAnsi="Courier New"/>
+          <w:sz w:val="22"/>
+          <w:szCs w:val="22"/>
+        </w:rPr>
+      </w:pPr>
+    </w:p>
+    <w:p>
+      <w:pPr>
+        <w:keepNext/>
+        <w:tabs>
+          <w:tab w:val="clear" w:pos="1620"/>
+          <w:tab w:val="clear" w:pos="3960"/>
+        </w:tabs>
+        <w:spacing w:before="120" w:after="0"/>
+        <w:ind w:left="1701"/>
+      </w:pPr>
+      <w:r>
+        <w:rPr>
+          <w:rFonts w:ascii="Courier New" w:hAnsi="Courier New"/>
+        </w:rPr>
+        <w:t>am</w:t>
+      </w:r>
+      <w:r>
+        <w:tab/>
+        <w:t>area ambient sound file path</w:t>
+      </w:r>
+    </w:p>
+    <w:p>
+      <w:pPr>
+        <w:pStyle w:val="Heading8"/>
+      </w:pPr>
+      <w:r>
+        <w:t>Line of text</w:t>
+      </w:r>
+    </w:p>
+    <w:p>
+      <w:pPr>
+        <w:tabs>
+          <w:tab w:val="clear" w:pos="1620"/>
+          <w:tab w:val="clear" w:pos="3960"/>
+        </w:tabs>
+        <w:spacing w:after="0"/>
+        <w:ind w:left="2552"/>
         <w:rPr>
           <w14:textOutline w14:w="0" w14:cap="rnd" w14:cmpd="sng" w14:algn="ctr">
             <w14:noFill/>
@@ -5464,17 +5735,8 @@
             <w14:bevel/>
           </w14:textOutline>
         </w:rPr>
-        <w:t>exists.</w:t>
-      </w:r>
-    </w:p>
-    <w:p>
-      <w:pPr>
-        <w:tabs>
-          <w:tab w:val="clear" w:pos="1620"/>
-          <w:tab w:val="clear" w:pos="3960"/>
-        </w:tabs>
-        <w:spacing w:after="0"/>
-        <w:ind w:left="2552"/>
+      </w:pPr>
+      <w:r>
         <w:rPr>
           <w14:textOutline w14:w="0" w14:cap="rnd" w14:cmpd="sng" w14:algn="ctr">
             <w14:noFill/>
@@ -5482,108 +5744,9 @@
             <w14:bevel/>
           </w14:textOutline>
         </w:rPr>
-      </w:pPr>
-    </w:p>
-    <w:p>
-      <w:pPr>
-        <w:tabs>
-          <w:tab w:val="clear" w:pos="1620"/>
-          <w:tab w:val="clear" w:pos="3960"/>
-        </w:tabs>
-        <w:spacing w:after="0"/>
-        <w:ind w:left="2552"/>
-        <w:rPr>
-          <w:rFonts w:ascii="Courier New" w:eastAsia="Courier New" w:hAnsi="Courier New" w:cs="Courier New"/>
-          <w:sz w:val="22"/>
-          <w:szCs w:val="22"/>
-        </w:rPr>
-      </w:pPr>
-      <w:r>
-        <w:t>E.g.</w:t>
-      </w:r>
-      <w:r>
-        <w:tab/>
-      </w:r>
-      <w:r>
-        <w:rPr>
-          <w:rFonts w:ascii="Courier New" w:hAnsi="Courier New"/>
-          <w:sz w:val="22"/>
-          <w:szCs w:val="22"/>
-        </w:rPr>
-        <w:t xml:space="preserve">am </w:t>
-      </w:r>
-      <w:r>
-        <w:rPr>
-          <w:rFonts w:ascii="Courier New" w:hAnsi="Courier New"/>
-          <w:sz w:val="22"/>
-          <w:szCs w:val="22"/>
-        </w:rPr>
-        <w:t>ambient/</w:t>
-      </w:r>
-      <w:r>
-        <w:rPr>
-          <w:rFonts w:ascii="Courier New" w:hAnsi="Courier New"/>
-          <w:sz w:val="22"/>
-          <w:szCs w:val="22"/>
-        </w:rPr>
-        <w:t>area/</w:t>
-      </w:r>
-      <w:r>
-        <w:rPr>
-          <w:rFonts w:ascii="Courier New" w:hAnsi="Courier New"/>
-          <w:sz w:val="22"/>
-          <w:szCs w:val="22"/>
-        </w:rPr>
-        <w:t>crypt.mp3</w:t>
-      </w:r>
-      <w:r>
-        <w:rPr>
-          <w:rFonts w:ascii="Courier New" w:hAnsi="Courier New"/>
-          <w:sz w:val="22"/>
-          <w:szCs w:val="22"/>
-        </w:rPr>
-        <w:br/>
-      </w:r>
-    </w:p>
-    <w:p>
-      <w:pPr>
-        <w:keepNext/>
-        <w:tabs>
-          <w:tab w:val="clear" w:pos="1620"/>
-          <w:tab w:val="clear" w:pos="3960"/>
-        </w:tabs>
-        <w:spacing w:before="120" w:after="0"/>
-        <w:ind w:left="1701"/>
-      </w:pPr>
-      <w:r>
-        <w:rPr>
-          <w:rFonts w:ascii="Courier New" w:hAnsi="Courier New"/>
-        </w:rPr>
-        <w:t>av</w:t>
-      </w:r>
-      <w:r>
-        <w:tab/>
-      </w:r>
-      <w:r>
-        <w:t>area ambient volume</w:t>
-      </w:r>
-    </w:p>
-    <w:p>
-      <w:pPr>
-        <w:pStyle w:val="Heading8"/>
-      </w:pPr>
-      <w:r>
-        <w:t>Number: 0 to 100</w:t>
-      </w:r>
-    </w:p>
-    <w:p>
-      <w:pPr>
-        <w:tabs>
-          <w:tab w:val="clear" w:pos="1620"/>
-          <w:tab w:val="clear" w:pos="3960"/>
-        </w:tabs>
-        <w:spacing w:after="0"/>
-        <w:ind w:left="2552"/>
+        <w:t xml:space="preserve">Relative path to an ambient sound file to use for atmospheric sound for the area.  This will play throughout the area on loop unless a room sound file </w:t>
+      </w:r>
+      <w:r>
         <w:rPr>
           <w14:textOutline w14:w="0" w14:cap="rnd" w14:cmpd="sng" w14:algn="ctr">
             <w14:noFill/>
@@ -5591,8 +5754,17 @@
             <w14:bevel/>
           </w14:textOutline>
         </w:rPr>
-      </w:pPr>
-      <w:r>
+        <w:t>exists.</w:t>
+      </w:r>
+    </w:p>
+    <w:p>
+      <w:pPr>
+        <w:tabs>
+          <w:tab w:val="clear" w:pos="1620"/>
+          <w:tab w:val="clear" w:pos="3960"/>
+        </w:tabs>
+        <w:spacing w:after="0"/>
+        <w:ind w:left="2552"/>
         <w:rPr>
           <w14:textOutline w14:w="0" w14:cap="rnd" w14:cmpd="sng" w14:algn="ctr">
             <w14:noFill/>
@@ -5600,7 +5772,98 @@
             <w14:bevel/>
           </w14:textOutline>
         </w:rPr>
-        <w:t>Volume setting for ambient loop.  Will be scaled by player master volume level.</w:t>
+      </w:pPr>
+    </w:p>
+    <w:p>
+      <w:pPr>
+        <w:tabs>
+          <w:tab w:val="clear" w:pos="1620"/>
+          <w:tab w:val="clear" w:pos="3960"/>
+        </w:tabs>
+        <w:spacing w:after="0"/>
+        <w:ind w:left="2552"/>
+        <w:rPr>
+          <w:rFonts w:ascii="Courier New" w:eastAsia="Courier New" w:hAnsi="Courier New" w:cs="Courier New"/>
+          <w:sz w:val="22"/>
+          <w:szCs w:val="22"/>
+        </w:rPr>
+      </w:pPr>
+      <w:r>
+        <w:t>E.g.</w:t>
+      </w:r>
+      <w:r>
+        <w:tab/>
+      </w:r>
+      <w:r>
+        <w:rPr>
+          <w:rFonts w:ascii="Courier New" w:hAnsi="Courier New"/>
+          <w:sz w:val="22"/>
+          <w:szCs w:val="22"/>
+        </w:rPr>
+        <w:t xml:space="preserve">am </w:t>
+      </w:r>
+      <w:r>
+        <w:rPr>
+          <w:rFonts w:ascii="Courier New" w:hAnsi="Courier New"/>
+          <w:sz w:val="22"/>
+          <w:szCs w:val="22"/>
+        </w:rPr>
+        <w:t>ambient/</w:t>
+      </w:r>
+      <w:r>
+        <w:rPr>
+          <w:rFonts w:ascii="Courier New" w:hAnsi="Courier New"/>
+          <w:sz w:val="22"/>
+          <w:szCs w:val="22"/>
+        </w:rPr>
+        <w:t>area/</w:t>
+      </w:r>
+      <w:r>
+        <w:rPr>
+          <w:rFonts w:ascii="Courier New" w:hAnsi="Courier New"/>
+          <w:sz w:val="22"/>
+          <w:szCs w:val="22"/>
+        </w:rPr>
+        <w:t>crypt.mp3</w:t>
+      </w:r>
+      <w:r>
+        <w:rPr>
+          <w:rFonts w:ascii="Courier New" w:hAnsi="Courier New"/>
+          <w:sz w:val="22"/>
+          <w:szCs w:val="22"/>
+        </w:rPr>
+        <w:br/>
+      </w:r>
+    </w:p>
+    <w:p>
+      <w:pPr>
+        <w:keepNext/>
+        <w:tabs>
+          <w:tab w:val="clear" w:pos="1620"/>
+          <w:tab w:val="clear" w:pos="3960"/>
+        </w:tabs>
+        <w:spacing w:before="120" w:after="0"/>
+        <w:ind w:left="1701"/>
+      </w:pPr>
+      <w:r>
+        <w:rPr>
+          <w:rFonts w:ascii="Courier New" w:hAnsi="Courier New"/>
+        </w:rPr>
+        <w:t>av</w:t>
+      </w:r>
+      <w:r>
+        <w:tab/>
+      </w:r>
+      <w:r>
+        <w:t>area ambient volume</w:t>
+      </w:r>
+    </w:p>
+    <w:p>
+      <w:pPr>
+        <w:pStyle w:val="Heading8"/>
+      </w:pPr>
+      <w:r>
+        <w:t>Number: 0 to 100</w:t>
       </w:r>
     </w:p>
     <w:p>
@@ -5619,88 +5882,7 @@
           </w14:textOutline>
         </w:rPr>
       </w:pPr>
-    </w:p>
-    <w:p>
-      <w:pPr>
-        <w:tabs>
-          <w:tab w:val="clear" w:pos="1620"/>
-          <w:tab w:val="clear" w:pos="3960"/>
-        </w:tabs>
-        <w:spacing w:after="0"/>
-        <w:ind w:left="2552"/>
-        <w:rPr>
-          <w:rFonts w:ascii="Courier New" w:hAnsi="Courier New"/>
-          <w:sz w:val="22"/>
-          <w:szCs w:val="22"/>
-        </w:rPr>
-      </w:pPr>
-      <w:r>
-        <w:t>E.g.</w:t>
-      </w:r>
-      <w:r>
-        <w:tab/>
-      </w:r>
-      <w:r>
-        <w:rPr>
-          <w:rFonts w:ascii="Courier New" w:hAnsi="Courier New"/>
-          <w:sz w:val="22"/>
-          <w:szCs w:val="22"/>
-        </w:rPr>
-        <w:t>av 25</w:t>
-      </w:r>
-    </w:p>
-    <w:p>
-      <w:pPr>
-        <w:tabs>
-          <w:tab w:val="clear" w:pos="1620"/>
-          <w:tab w:val="clear" w:pos="3960"/>
-        </w:tabs>
-        <w:spacing w:after="0"/>
-        <w:ind w:left="2552"/>
-        <w:rPr>
-          <w:rFonts w:ascii="Courier New" w:eastAsia="Courier New" w:hAnsi="Courier New" w:cs="Courier New"/>
-          <w:sz w:val="22"/>
-          <w:szCs w:val="22"/>
-        </w:rPr>
-      </w:pPr>
-    </w:p>
-    <w:p>
-      <w:pPr>
-        <w:keepNext/>
-        <w:tabs>
-          <w:tab w:val="clear" w:pos="1620"/>
-          <w:tab w:val="clear" w:pos="3960"/>
-        </w:tabs>
-        <w:spacing w:before="120" w:after="0"/>
-        <w:ind w:left="1701"/>
-      </w:pPr>
-      <w:r>
-        <w:rPr>
-          <w:rFonts w:ascii="Courier New" w:hAnsi="Courier New"/>
-        </w:rPr>
-        <w:t>mu</w:t>
-      </w:r>
-      <w:r>
-        <w:tab/>
-        <w:t>area music sound file path</w:t>
-      </w:r>
-    </w:p>
-    <w:p>
-      <w:pPr>
-        <w:pStyle w:val="Heading8"/>
-      </w:pPr>
-      <w:r>
-        <w:t>Line of text</w:t>
-      </w:r>
-    </w:p>
-    <w:p>
-      <w:pPr>
-        <w:tabs>
-          <w:tab w:val="clear" w:pos="1620"/>
-          <w:tab w:val="clear" w:pos="3960"/>
-        </w:tabs>
-        <w:spacing w:after="0"/>
-        <w:ind w:left="2552"/>
+      <w:r>
         <w:rPr>
           <w14:textOutline w14:w="0" w14:cap="rnd" w14:cmpd="sng" w14:algn="ctr">
             <w14:noFill/>
@@ -5708,8 +5890,17 @@
             <w14:bevel/>
           </w14:textOutline>
         </w:rPr>
-      </w:pPr>
-      <w:r>
+        <w:t>Volume setting for ambient loop.  Will be scaled by player master volume level.</w:t>
+      </w:r>
+    </w:p>
+    <w:p>
+      <w:pPr>
+        <w:tabs>
+          <w:tab w:val="clear" w:pos="1620"/>
+          <w:tab w:val="clear" w:pos="3960"/>
+        </w:tabs>
+        <w:spacing w:after="0"/>
+        <w:ind w:left="2552"/>
         <w:rPr>
           <w14:textOutline w14:w="0" w14:cap="rnd" w14:cmpd="sng" w14:algn="ctr">
             <w14:noFill/>
@@ -5717,7 +5908,79 @@
             <w14:bevel/>
           </w14:textOutline>
         </w:rPr>
-        <w:t>Relative path to a music sound file to use for background music for the area.  This will play throughout the area on loop unless a room music file exists, and independently of the ambient sound layer.</w:t>
+      </w:pPr>
+    </w:p>
+    <w:p>
+      <w:pPr>
+        <w:tabs>
+          <w:tab w:val="clear" w:pos="1620"/>
+          <w:tab w:val="clear" w:pos="3960"/>
+        </w:tabs>
+        <w:spacing w:after="0"/>
+        <w:ind w:left="2552"/>
+        <w:rPr>
+          <w:rFonts w:ascii="Courier New" w:hAnsi="Courier New"/>
+          <w:sz w:val="22"/>
+          <w:szCs w:val="22"/>
+        </w:rPr>
+      </w:pPr>
+      <w:r>
+        <w:t>E.g.</w:t>
+      </w:r>
+      <w:r>
+        <w:tab/>
+      </w:r>
+      <w:r>
+        <w:rPr>
+          <w:rFonts w:ascii="Courier New" w:hAnsi="Courier New"/>
+          <w:sz w:val="22"/>
+          <w:szCs w:val="22"/>
+        </w:rPr>
+        <w:t>av 25</w:t>
+      </w:r>
+    </w:p>
+    <w:p>
+      <w:pPr>
+        <w:tabs>
+          <w:tab w:val="clear" w:pos="1620"/>
+          <w:tab w:val="clear" w:pos="3960"/>
+        </w:tabs>
+        <w:spacing w:after="0"/>
+        <w:ind w:left="2552"/>
+        <w:rPr>
+          <w:rFonts w:ascii="Courier New" w:eastAsia="Courier New" w:hAnsi="Courier New" w:cs="Courier New"/>
+          <w:sz w:val="22"/>
+          <w:szCs w:val="22"/>
+        </w:rPr>
+      </w:pPr>
+    </w:p>
+    <w:p>
+      <w:pPr>
+        <w:keepNext/>
+        <w:tabs>
+          <w:tab w:val="clear" w:pos="1620"/>
+          <w:tab w:val="clear" w:pos="3960"/>
+        </w:tabs>
+        <w:spacing w:before="120" w:after="0"/>
+        <w:ind w:left="1701"/>
+      </w:pPr>
+      <w:r>
+        <w:rPr>
+          <w:rFonts w:ascii="Courier New" w:hAnsi="Courier New"/>
+        </w:rPr>
+        <w:t>mu</w:t>
+      </w:r>
+      <w:r>
+        <w:tab/>
+        <w:t>area music sound file path</w:t>
+      </w:r>
+    </w:p>
+    <w:p>
+      <w:pPr>
+        <w:pStyle w:val="Heading8"/>
+      </w:pPr>
+      <w:r>
+        <w:t>Line of text</w:t>
       </w:r>
     </w:p>
     <w:p>
@@ -5736,113 +5999,7 @@
           </w14:textOutline>
         </w:rPr>
       </w:pPr>
-    </w:p>
-    <w:p>
-      <w:pPr>
-        <w:tabs>
-          <w:tab w:val="clear" w:pos="1620"/>
-          <w:tab w:val="clear" w:pos="3960"/>
-        </w:tabs>
-        <w:spacing w:after="0"/>
-        <w:ind w:left="2552"/>
-        <w:rPr>
-          <w:rFonts w:ascii="Courier New" w:eastAsia="Courier New" w:hAnsi="Courier New" w:cs="Courier New"/>
-          <w:sz w:val="22"/>
-          <w:szCs w:val="22"/>
-        </w:rPr>
-      </w:pPr>
-      <w:r>
-        <w:t>E.g.</w:t>
-      </w:r>
-      <w:r>
-        <w:tab/>
-      </w:r>
-      <w:r>
-        <w:rPr>
-          <w:rFonts w:ascii="Courier New" w:hAnsi="Courier New"/>
-          <w:sz w:val="22"/>
-          <w:szCs w:val="22"/>
-        </w:rPr>
-        <w:t>mu</w:t>
-      </w:r>
-      <w:r>
-        <w:rPr>
-          <w:rFonts w:ascii="Courier New" w:hAnsi="Courier New"/>
-          <w:sz w:val="22"/>
-          <w:szCs w:val="22"/>
-        </w:rPr>
-        <w:t xml:space="preserve"> music</w:t>
-      </w:r>
-      <w:r>
-        <w:rPr>
-          <w:rFonts w:ascii="Courier New" w:hAnsi="Courier New"/>
-          <w:sz w:val="22"/>
-          <w:szCs w:val="22"/>
-        </w:rPr>
-        <w:t>/</w:t>
-      </w:r>
-      <w:r>
-        <w:rPr>
-          <w:rFonts w:ascii="Courier New" w:hAnsi="Courier New"/>
-          <w:sz w:val="22"/>
-          <w:szCs w:val="22"/>
-        </w:rPr>
-        <w:t>area/</w:t>
-      </w:r>
-      <w:r>
-        <w:rPr>
-          <w:rFonts w:ascii="Courier New" w:hAnsi="Courier New"/>
-          <w:sz w:val="22"/>
-          <w:szCs w:val="22"/>
-        </w:rPr>
-        <w:t>crypt.mp3</w:t>
-      </w:r>
-      <w:r>
-        <w:rPr>
-          <w:rFonts w:ascii="Courier New" w:hAnsi="Courier New"/>
-          <w:sz w:val="22"/>
-          <w:szCs w:val="22"/>
-        </w:rPr>
-        <w:br/>
-      </w:r>
-    </w:p>
-    <w:p>
-      <w:pPr>
-        <w:keepNext/>
-        <w:tabs>
-          <w:tab w:val="clear" w:pos="1620"/>
-          <w:tab w:val="clear" w:pos="3960"/>
-        </w:tabs>
-        <w:spacing w:before="120" w:after="0"/>
-        <w:ind w:left="1701"/>
-      </w:pPr>
-      <w:r>
-        <w:rPr>
-          <w:rFonts w:ascii="Courier New" w:hAnsi="Courier New"/>
-        </w:rPr>
-        <w:t>mv</w:t>
-      </w:r>
-      <w:r>
-        <w:tab/>
-        <w:t>area music volume</w:t>
-      </w:r>
-    </w:p>
-    <w:p>
-      <w:pPr>
-        <w:pStyle w:val="Heading8"/>
-      </w:pPr>
-      <w:r>
-        <w:t>Number: 0 to 100</w:t>
-      </w:r>
-    </w:p>
-    <w:p>
-      <w:pPr>
-        <w:tabs>
-          <w:tab w:val="clear" w:pos="1620"/>
-          <w:tab w:val="clear" w:pos="3960"/>
-        </w:tabs>
-        <w:spacing w:after="0"/>
-        <w:ind w:left="2552"/>
+      <w:r>
         <w:rPr>
           <w14:textOutline w14:w="0" w14:cap="rnd" w14:cmpd="sng" w14:algn="ctr">
             <w14:noFill/>
@@ -5850,8 +6007,17 @@
             <w14:bevel/>
           </w14:textOutline>
         </w:rPr>
-      </w:pPr>
-      <w:r>
+        <w:t>Relative path to a music sound file to use for background music for the area.  This will play throughout the area on loop unless a room music file exists, and independently of the ambient sound layer.</w:t>
+      </w:r>
+    </w:p>
+    <w:p>
+      <w:pPr>
+        <w:tabs>
+          <w:tab w:val="clear" w:pos="1620"/>
+          <w:tab w:val="clear" w:pos="3960"/>
+        </w:tabs>
+        <w:spacing w:after="0"/>
+        <w:ind w:left="2552"/>
         <w:rPr>
           <w14:textOutline w14:w="0" w14:cap="rnd" w14:cmpd="sng" w14:algn="ctr">
             <w14:noFill/>
@@ -5859,9 +6025,114 @@
             <w14:bevel/>
           </w14:textOutline>
         </w:rPr>
-        <w:t>Volume setting for the area music loop. It is scaled by the player's master and music volume settings.</w:t>
-      </w:r>
-      <w:r>
+      </w:pPr>
+    </w:p>
+    <w:p>
+      <w:pPr>
+        <w:tabs>
+          <w:tab w:val="clear" w:pos="1620"/>
+          <w:tab w:val="clear" w:pos="3960"/>
+        </w:tabs>
+        <w:spacing w:after="0"/>
+        <w:ind w:left="2552"/>
+        <w:rPr>
+          <w:rFonts w:ascii="Courier New" w:eastAsia="Courier New" w:hAnsi="Courier New" w:cs="Courier New"/>
+          <w:sz w:val="22"/>
+          <w:szCs w:val="22"/>
+        </w:rPr>
+      </w:pPr>
+      <w:r>
+        <w:t>E.g.</w:t>
+      </w:r>
+      <w:r>
+        <w:tab/>
+      </w:r>
+      <w:r>
+        <w:rPr>
+          <w:rFonts w:ascii="Courier New" w:hAnsi="Courier New"/>
+          <w:sz w:val="22"/>
+          <w:szCs w:val="22"/>
+        </w:rPr>
+        <w:t>mu</w:t>
+      </w:r>
+      <w:r>
+        <w:rPr>
+          <w:rFonts w:ascii="Courier New" w:hAnsi="Courier New"/>
+          <w:sz w:val="22"/>
+          <w:szCs w:val="22"/>
+        </w:rPr>
+        <w:t xml:space="preserve"> music</w:t>
+      </w:r>
+      <w:r>
+        <w:rPr>
+          <w:rFonts w:ascii="Courier New" w:hAnsi="Courier New"/>
+          <w:sz w:val="22"/>
+          <w:szCs w:val="22"/>
+        </w:rPr>
+        <w:t>/</w:t>
+      </w:r>
+      <w:r>
+        <w:rPr>
+          <w:rFonts w:ascii="Courier New" w:hAnsi="Courier New"/>
+          <w:sz w:val="22"/>
+          <w:szCs w:val="22"/>
+        </w:rPr>
+        <w:t>area/</w:t>
+      </w:r>
+      <w:r>
+        <w:rPr>
+          <w:rFonts w:ascii="Courier New" w:hAnsi="Courier New"/>
+          <w:sz w:val="22"/>
+          <w:szCs w:val="22"/>
+        </w:rPr>
+        <w:t>crypt.mp3</w:t>
+      </w:r>
+      <w:r>
+        <w:rPr>
+          <w:rFonts w:ascii="Courier New" w:hAnsi="Courier New"/>
+          <w:sz w:val="22"/>
+          <w:szCs w:val="22"/>
+        </w:rPr>
+        <w:br/>
+      </w:r>
+    </w:p>
+    <w:p>
+      <w:pPr>
+        <w:keepNext/>
+        <w:tabs>
+          <w:tab w:val="clear" w:pos="1620"/>
+          <w:tab w:val="clear" w:pos="3960"/>
+        </w:tabs>
+        <w:spacing w:before="120" w:after="0"/>
+        <w:ind w:left="1701"/>
+      </w:pPr>
+      <w:r>
+        <w:rPr>
+          <w:rFonts w:ascii="Courier New" w:hAnsi="Courier New"/>
+        </w:rPr>
+        <w:t>mv</w:t>
+      </w:r>
+      <w:r>
+        <w:tab/>
+        <w:t>area music volume</w:t>
+      </w:r>
+    </w:p>
+    <w:p>
+      <w:pPr>
+        <w:pStyle w:val="Heading8"/>
+      </w:pPr>
+      <w:r>
+        <w:t>Number: 0 to 100</w:t>
+      </w:r>
+    </w:p>
+    <w:p>
+      <w:pPr>
+        <w:tabs>
+          <w:tab w:val="clear" w:pos="1620"/>
+          <w:tab w:val="clear" w:pos="3960"/>
+        </w:tabs>
+        <w:spacing w:after="0"/>
+        <w:ind w:left="2552"/>
         <w:rPr>
           <w14:textOutline w14:w="0" w14:cap="rnd" w14:cmpd="sng" w14:algn="ctr">
             <w14:noFill/>
@@ -5869,6 +6140,25 @@
             <w14:bevel/>
           </w14:textOutline>
         </w:rPr>
+      </w:pPr>
+      <w:r>
+        <w:rPr>
+          <w14:textOutline w14:w="0" w14:cap="rnd" w14:cmpd="sng" w14:algn="ctr">
+            <w14:noFill/>
+            <w14:prstDash w14:val="solid"/>
+            <w14:bevel/>
+          </w14:textOutline>
+        </w:rPr>
+        <w:t>Volume setting for the area music loop. It is scaled by the player's master and music volume settings.</w:t>
+      </w:r>
+      <w:r>
+        <w:rPr>
+          <w14:textOutline w14:w="0" w14:cap="rnd" w14:cmpd="sng" w14:algn="ctr">
+            <w14:noFill/>
+            <w14:prstDash w14:val="solid"/>
+            <w14:bevel/>
+          </w14:textOutline>
+        </w:rPr>
         <w:br/>
       </w:r>
     </w:p>
@@ -6417,7 +6707,11 @@
       </w:r>
       <w:r>
         <w:tab/>
-        <w:t>name (keywords)</w:t>
+        <w:t>name (keywords</w:t>
+      </w:r>
+      <w:proofErr w:type="gramStart"/>
+      <w:r>
+        <w:t>)</w:t>
       </w:r>
       <w:r>
         <w:tab/>
@@ -6426,6 +6720,7 @@
         <w:tab/>
         <w:t>text</w:t>
       </w:r>
+      <w:proofErr w:type="gramEnd"/>
     </w:p>
     <w:p>
       <w:pPr>
@@ -6618,12 +6913,14 @@
       <w:r>
         <w:tab/>
       </w:r>
+      <w:proofErr w:type="gramStart"/>
       <w:r>
         <w:rPr>
           <w:rFonts w:ascii="Courier New" w:hAnsi="Courier New"/>
         </w:rPr>
         <w:t>al</w:t>
       </w:r>
+      <w:proofErr w:type="gramEnd"/>
       <w:r>
         <w:tab/>
         <w:t>alignment</w:t>
@@ -7047,8 +7344,13 @@
         </w:rPr>
         <w:tab/>
       </w:r>
-      <w:r>
-        <w:t>Short description</w:t>
+      <w:proofErr w:type="gramStart"/>
+      <w:r>
+        <w:t>Short</w:t>
+      </w:r>
+      <w:proofErr w:type="gramEnd"/>
+      <w:r>
+        <w:t xml:space="preserve"> description</w:t>
       </w:r>
     </w:p>
     <w:p>
@@ -7063,8 +7365,13 @@
       <w:pPr>
         <w:pStyle w:val="BodyTextIndent3"/>
       </w:pPr>
-      <w:r>
-        <w:t xml:space="preserve">The short name of the mob, used whenever an action is performed involving the mob.  Don't </w:t>
+      <w:proofErr w:type="gramStart"/>
+      <w:r>
+        <w:t>The short name of the mob,</w:t>
+      </w:r>
+      <w:proofErr w:type="gramEnd"/>
+      <w:r>
+        <w:t xml:space="preserve"> used whenever an action is performed involving the mob.  Don't </w:t>
       </w:r>
       <w:proofErr w:type="spellStart"/>
       <w:r>
@@ -7072,7 +7379,23 @@
       </w:r>
       <w:proofErr w:type="spellEnd"/>
       <w:r>
-        <w:t xml:space="preserve"> any leading ‘a’, ‘the’, ‘an’, </w:t>
+        <w:t xml:space="preserve"> any leading ‘a</w:t>
+      </w:r>
+      <w:proofErr w:type="gramStart"/>
+      <w:r>
+        <w:t>’, ‘</w:t>
+      </w:r>
+      <w:proofErr w:type="gramEnd"/>
+      <w:r>
+        <w:t>the</w:t>
+      </w:r>
+      <w:proofErr w:type="gramStart"/>
+      <w:r>
+        <w:t>’, ‘</w:t>
+      </w:r>
+      <w:proofErr w:type="gramEnd"/>
+      <w:r>
+        <w:t xml:space="preserve">an’, </w:t>
       </w:r>
       <w:proofErr w:type="spellStart"/>
       <w:r>
@@ -7215,8 +7538,13 @@
         </w:rPr>
         <w:tab/>
       </w:r>
-      <w:r>
-        <w:t>Long description</w:t>
+      <w:proofErr w:type="gramStart"/>
+      <w:r>
+        <w:t>Long</w:t>
+      </w:r>
+      <w:proofErr w:type="gramEnd"/>
+      <w:r>
+        <w:t xml:space="preserve"> description</w:t>
       </w:r>
     </w:p>
     <w:p>
@@ -7250,7 +7578,15 @@
       </w:r>
       <w:proofErr w:type="spellEnd"/>
       <w:r>
-        <w:t xml:space="preserve"> the initial letter and don't make the description too long if the mob will have many affect flag labels like </w:t>
+        <w:t xml:space="preserve"> the initial letter and don't make the description too long if the mob will have </w:t>
+      </w:r>
+      <w:proofErr w:type="gramStart"/>
+      <w:r>
+        <w:t>many affect</w:t>
+      </w:r>
+      <w:proofErr w:type="gramEnd"/>
+      <w:r>
+        <w:t xml:space="preserve"> flag labels like </w:t>
       </w:r>
       <w:r>
         <w:rPr>
@@ -7323,6 +7659,7 @@
           <w:rFonts w:ascii="Courier New" w:eastAsia="Courier New" w:hAnsi="Courier New" w:cs="Courier New"/>
         </w:rPr>
       </w:pPr>
+      <w:proofErr w:type="gramStart"/>
       <w:r>
         <w:rPr>
           <w:rFonts w:ascii="Courier New" w:hAnsi="Courier New"/>
@@ -7338,6 +7675,7 @@
       <w:r>
         <w:t>Description</w:t>
       </w:r>
+      <w:proofErr w:type="gramEnd"/>
     </w:p>
     <w:p>
       <w:pPr>
@@ -7371,7 +7709,19 @@
         <w:t>de</w:t>
       </w:r>
       <w:r>
-        <w:t xml:space="preserve"> text block is terminated by a line containing a single tilde ~.  Text on the same line after the </w:t>
+        <w:t xml:space="preserve"> text block is terminated by a line containing a single </w:t>
+      </w:r>
+      <w:proofErr w:type="gramStart"/>
+      <w:r>
+        <w:t>tilde</w:t>
+      </w:r>
+      <w:proofErr w:type="gramEnd"/>
+      <w:r>
+        <w:t xml:space="preserve"> ~.  Text on the same line after </w:t>
+      </w:r>
+      <w:proofErr w:type="gramStart"/>
+      <w:r>
+        <w:t xml:space="preserve">the </w:t>
       </w:r>
       <w:r>
         <w:rPr>
@@ -7379,6 +7729,7 @@
         </w:rPr>
         <w:t>de</w:t>
       </w:r>
+      <w:proofErr w:type="gramEnd"/>
       <w:r>
         <w:t xml:space="preserve"> keyword is ignored.  It is best to justify your text hard up against the left margin.  Leading space before the first character in the block is removed by the DD server.</w:t>
       </w:r>
@@ -7532,7 +7883,15 @@
         <w:spacing w:after="480"/>
       </w:pPr>
       <w:r>
-        <w:t>The virtual number of the mob: its unique identifier.  Remember this is a relative value, and will most likely begin at 0 (see Section 5).</w:t>
+        <w:t xml:space="preserve">The virtual number of the mob: its unique identifier.  Remember this is a relative </w:t>
+      </w:r>
+      <w:proofErr w:type="gramStart"/>
+      <w:r>
+        <w:t>value, and</w:t>
+      </w:r>
+      <w:proofErr w:type="gramEnd"/>
+      <w:r>
+        <w:t xml:space="preserve"> will most likely begin at 0 (see Section 5).</w:t>
       </w:r>
     </w:p>
     <w:p>
@@ -7583,12 +7942,14 @@
         <w:spacing w:before="120" w:after="0"/>
         <w:ind w:left="1701"/>
       </w:pPr>
+      <w:proofErr w:type="gramStart"/>
       <w:r>
         <w:rPr>
           <w:rFonts w:ascii="Courier New" w:hAnsi="Courier New"/>
         </w:rPr>
         <w:t>al</w:t>
       </w:r>
+      <w:proofErr w:type="gramEnd"/>
       <w:r>
         <w:tab/>
         <w:t>Alignment</w:t>
@@ -7644,7 +8005,23 @@
         <w:t>-</w:t>
       </w:r>
       <w:r>
-        <w:t>1000 is absolutely evil, 0 is true neutral, 1000 is absolutely good. Defaults to zero if not indicated.</w:t>
+        <w:t xml:space="preserve">1000 is </w:t>
+      </w:r>
+      <w:proofErr w:type="gramStart"/>
+      <w:r>
+        <w:t>absolutely evil</w:t>
+      </w:r>
+      <w:proofErr w:type="gramEnd"/>
+      <w:r>
+        <w:t xml:space="preserve">, 0 is true neutral, 1000 is </w:t>
+      </w:r>
+      <w:proofErr w:type="gramStart"/>
+      <w:r>
+        <w:t>absolutely good</w:t>
+      </w:r>
+      <w:proofErr w:type="gramEnd"/>
+      <w:r>
+        <w:t>. Defaults to zero if not indicated.</w:t>
       </w:r>
     </w:p>
     <w:p>
@@ -7885,7 +8262,15 @@
         <w:spacing w:after="240"/>
       </w:pPr>
       <w:r>
-        <w:t xml:space="preserve">Body form controls carnage and corpse production upon the mobile’s death, and affects what combat </w:t>
+        <w:t xml:space="preserve">Body form controls carnage and corpse production upon the mobile’s </w:t>
+      </w:r>
+      <w:proofErr w:type="gramStart"/>
+      <w:r>
+        <w:t>death, and</w:t>
+      </w:r>
+      <w:proofErr w:type="gramEnd"/>
+      <w:r>
+        <w:t xml:space="preserve"> affects what combat </w:t>
       </w:r>
       <w:proofErr w:type="spellStart"/>
       <w:r>
@@ -7991,8 +8376,13 @@
         </w:rPr>
         <w:tab/>
       </w:r>
-      <w:r>
-        <w:t>has no eyes</w:t>
+      <w:proofErr w:type="gramStart"/>
+      <w:r>
+        <w:t>has</w:t>
+      </w:r>
+      <w:proofErr w:type="gramEnd"/>
+      <w:r>
+        <w:t xml:space="preserve"> no eyes</w:t>
       </w:r>
     </w:p>
     <w:p>
@@ -8106,13 +8496,23 @@
         <w:ind w:left="5041" w:hanging="2489"/>
       </w:pPr>
       <w:proofErr w:type="spellStart"/>
-      <w:r>
-        <w:rPr>
-          <w:rFonts w:ascii="Courier New" w:hAnsi="Courier New"/>
-          <w:sz w:val="22"/>
-          <w:szCs w:val="22"/>
-        </w:rPr>
-        <w:t>no_speech</w:t>
+      <w:proofErr w:type="gramStart"/>
+      <w:r>
+        <w:rPr>
+          <w:rFonts w:ascii="Courier New" w:hAnsi="Courier New"/>
+          <w:sz w:val="22"/>
+          <w:szCs w:val="22"/>
+        </w:rPr>
+        <w:t>no_</w:t>
+      </w:r>
+      <w:proofErr w:type="gramEnd"/>
+      <w:r>
+        <w:rPr>
+          <w:rFonts w:ascii="Courier New" w:hAnsi="Courier New"/>
+          <w:sz w:val="22"/>
+          <w:szCs w:val="22"/>
+        </w:rPr>
+        <w:t>speech</w:t>
       </w:r>
       <w:proofErr w:type="spellEnd"/>
       <w:r>
@@ -8186,6 +8586,7 @@
         <w:spacing w:after="40"/>
         <w:ind w:left="5041" w:hanging="2489"/>
       </w:pPr>
+      <w:proofErr w:type="gramStart"/>
       <w:r>
         <w:rPr>
           <w:rFonts w:ascii="Courier New" w:hAnsi="Courier New"/>
@@ -8203,7 +8604,11 @@
         <w:tab/>
       </w:r>
       <w:r>
-        <w:t>enormous in size</w:t>
+        <w:t>enormous</w:t>
+      </w:r>
+      <w:proofErr w:type="gramEnd"/>
+      <w:r>
+        <w:t xml:space="preserve"> in size</w:t>
       </w:r>
       <w:r>
         <w:tab/>
@@ -8486,8 +8891,21 @@
       <w:pPr>
         <w:pStyle w:val="BodyTextIndent3"/>
       </w:pPr>
-      <w:r>
-        <w:t xml:space="preserve">Act flags define how the mobile behaves within the MUD world.  If not included, a default value of </w:t>
+      <w:proofErr w:type="gramStart"/>
+      <w:r>
+        <w:t>Act</w:t>
+      </w:r>
+      <w:proofErr w:type="gramEnd"/>
+      <w:r>
+        <w:t xml:space="preserve"> flags define how the mobile behaves within the MUD world.  If </w:t>
+      </w:r>
+      <w:proofErr w:type="gramStart"/>
+      <w:r>
+        <w:t>not included,</w:t>
+      </w:r>
+      <w:proofErr w:type="gramEnd"/>
+      <w:r>
+        <w:t xml:space="preserve"> a default value of </w:t>
       </w:r>
       <w:r>
         <w:rPr>
@@ -8537,6 +8955,7 @@
         <w:spacing w:after="40"/>
         <w:ind w:left="5041" w:hanging="2489"/>
       </w:pPr>
+      <w:proofErr w:type="gramStart"/>
       <w:r>
         <w:rPr>
           <w:rFonts w:ascii="Courier New" w:hAnsi="Courier New"/>
@@ -8545,6 +8964,7 @@
         </w:rPr>
         <w:t>sentinel</w:t>
       </w:r>
+      <w:proofErr w:type="gramEnd"/>
       <w:r>
         <w:rPr>
           <w:rFonts w:ascii="Courier New" w:hAnsi="Courier New"/>
@@ -8822,6 +9242,7 @@
           <w:szCs w:val="20"/>
         </w:rPr>
       </w:pPr>
+      <w:proofErr w:type="gramStart"/>
       <w:r>
         <w:rPr>
           <w:rFonts w:ascii="Courier New" w:hAnsi="Courier New"/>
@@ -8830,6 +9251,7 @@
         </w:rPr>
         <w:t>regenerator</w:t>
       </w:r>
+      <w:proofErr w:type="gramEnd"/>
       <w:r>
         <w:rPr>
           <w:rFonts w:ascii="Courier New" w:eastAsia="Courier New" w:hAnsi="Courier New" w:cs="Courier New"/>
@@ -8882,6 +9304,7 @@
         <w:spacing w:after="40"/>
         <w:ind w:left="5041" w:hanging="2489"/>
       </w:pPr>
+      <w:proofErr w:type="gramStart"/>
       <w:r>
         <w:rPr>
           <w:rFonts w:ascii="Courier New" w:hAnsi="Courier New"/>
@@ -8890,6 +9313,7 @@
         </w:rPr>
         <w:t>healer</w:t>
       </w:r>
+      <w:proofErr w:type="gramEnd"/>
       <w:r>
         <w:rPr>
           <w:rFonts w:ascii="Courier New" w:eastAsia="Courier New" w:hAnsi="Courier New" w:cs="Courier New"/>
@@ -9056,6 +9480,7 @@
           <w:szCs w:val="20"/>
         </w:rPr>
       </w:pPr>
+      <w:proofErr w:type="gramStart"/>
       <w:r>
         <w:rPr>
           <w:rFonts w:ascii="Courier New" w:hAnsi="Courier New"/>
@@ -9064,6 +9489,7 @@
         </w:rPr>
         <w:t>tinker</w:t>
       </w:r>
+      <w:proofErr w:type="gramEnd"/>
       <w:r>
         <w:rPr>
           <w:rFonts w:ascii="Courier New" w:eastAsia="Courier New" w:hAnsi="Courier New" w:cs="Courier New"/>
@@ -9447,6 +9873,9 @@
       <w:r>
         <w:t>be physically damaged</w:t>
       </w:r>
+      <w:r>
+        <w:t xml:space="preserve"> </w:t>
+      </w:r>
     </w:p>
     <w:p>
       <w:pPr>
@@ -9455,6 +9884,7 @@
           <w:tab w:val="left" w:pos="4500"/>
         </w:tabs>
         <w:spacing w:after="40"/>
+        <w:ind w:left="0"/>
         <w:rPr>
           <w:rFonts w:ascii="Courier New" w:eastAsia="Courier New" w:hAnsi="Courier New" w:cs="Courier New"/>
           <w:sz w:val="20"/>
@@ -9467,6 +9897,14 @@
           <w:sz w:val="22"/>
           <w:szCs w:val="22"/>
         </w:rPr>
+        <w:t xml:space="preserve">                   </w:t>
+      </w:r>
+      <w:r>
+        <w:rPr>
+          <w:rFonts w:ascii="Courier New" w:hAnsi="Courier New"/>
+          <w:sz w:val="22"/>
+          <w:szCs w:val="22"/>
+        </w:rPr>
         <w:t>blink</w:t>
       </w:r>
       <w:r>
@@ -9488,6 +9926,64 @@
           <w:tab w:val="left" w:pos="4500"/>
         </w:tabs>
         <w:spacing w:after="40"/>
+        <w:ind w:left="851"/>
+        <w:rPr>
+          <w:rFonts w:ascii="Courier New" w:hAnsi="Courier New"/>
+          <w:sz w:val="22"/>
+          <w:szCs w:val="22"/>
+        </w:rPr>
+      </w:pPr>
+      <w:r>
+        <w:rPr>
+          <w:rFonts w:ascii="Courier New" w:eastAsia="Courier New" w:hAnsi="Courier New" w:cs="Courier New"/>
+          <w:sz w:val="22"/>
+          <w:szCs w:val="22"/>
+        </w:rPr>
+        <w:t xml:space="preserve">            </w:t>
+      </w:r>
+      <w:r>
+        <w:rPr>
+          <w:rFonts w:ascii="Courier New" w:eastAsia="Courier New" w:hAnsi="Courier New" w:cs="Courier New"/>
+          <w:sz w:val="16"/>
+          <w:szCs w:val="16"/>
+        </w:rPr>
+        <w:t xml:space="preserve"> </w:t>
+      </w:r>
+      <w:r>
+        <w:rPr>
+          <w:rFonts w:ascii="Courier New" w:eastAsia="Courier New" w:hAnsi="Courier New" w:cs="Courier New"/>
+          <w:sz w:val="22"/>
+          <w:szCs w:val="22"/>
+        </w:rPr>
+        <w:t>undead</w:t>
+      </w:r>
+      <w:r>
+        <w:rPr>
+          <w:rFonts w:ascii="Courier New" w:eastAsia="Courier New" w:hAnsi="Courier New" w:cs="Courier New"/>
+          <w:sz w:val="22"/>
+          <w:szCs w:val="22"/>
+        </w:rPr>
+        <w:t xml:space="preserve">        </w:t>
+      </w:r>
+      <w:r>
+        <w:rPr>
+          <w:rFonts w:ascii="Courier New" w:eastAsia="Courier New" w:hAnsi="Courier New" w:cs="Courier New"/>
+          <w:sz w:val="22"/>
+          <w:szCs w:val="22"/>
+        </w:rPr>
+        <w:t xml:space="preserve"> </w:t>
+      </w:r>
+      <w:r>
+        <w:t xml:space="preserve">Marks mobile as undead </w:t>
+      </w:r>
+    </w:p>
+    <w:p>
+      <w:pPr>
+        <w:pStyle w:val="BodyTextIndent3"/>
+        <w:tabs>
+          <w:tab w:val="left" w:pos="4500"/>
+        </w:tabs>
+        <w:spacing w:after="40"/>
         <w:ind w:left="2553" w:hanging="1"/>
       </w:pPr>
       <w:r>
@@ -9551,6 +10047,7 @@
         </w:rPr>
       </w:pPr>
       <w:r>
+        <w:lastRenderedPageBreak/>
         <w:tab/>
         <w:t>E.g.</w:t>
       </w:r>
@@ -9611,7 +10108,6 @@
           <w:sz w:val="22"/>
           <w:szCs w:val="22"/>
         </w:rPr>
-        <w:lastRenderedPageBreak/>
         <w:tab/>
       </w:r>
       <w:r>
@@ -9805,7 +10301,15 @@
         <w:pStyle w:val="BodyTextIndent3"/>
       </w:pPr>
       <w:r>
-        <w:t xml:space="preserve">Affect flags define any special abilities or magical/supernatural effects that the mob is affected by.  If not included, a default value of </w:t>
+        <w:t xml:space="preserve">Affect flags define any special abilities or magical/supernatural effects that the mob is affected by.  If </w:t>
+      </w:r>
+      <w:proofErr w:type="gramStart"/>
+      <w:r>
+        <w:t>not included,</w:t>
+      </w:r>
+      <w:proofErr w:type="gramEnd"/>
+      <w:r>
+        <w:t xml:space="preserve"> a default value of </w:t>
       </w:r>
       <w:r>
         <w:rPr>
@@ -10492,13 +10996,23 @@
         </w:rPr>
       </w:pPr>
       <w:proofErr w:type="spellStart"/>
-      <w:r>
-        <w:rPr>
-          <w:rFonts w:ascii="Courier New" w:hAnsi="Courier New"/>
-          <w:sz w:val="22"/>
-          <w:szCs w:val="22"/>
-        </w:rPr>
-        <w:t>faerie_fire</w:t>
+      <w:proofErr w:type="gramStart"/>
+      <w:r>
+        <w:rPr>
+          <w:rFonts w:ascii="Courier New" w:hAnsi="Courier New"/>
+          <w:sz w:val="22"/>
+          <w:szCs w:val="22"/>
+        </w:rPr>
+        <w:t>faerie</w:t>
+      </w:r>
+      <w:proofErr w:type="gramEnd"/>
+      <w:r>
+        <w:rPr>
+          <w:rFonts w:ascii="Courier New" w:hAnsi="Courier New"/>
+          <w:sz w:val="22"/>
+          <w:szCs w:val="22"/>
+        </w:rPr>
+        <w:t>_fire</w:t>
       </w:r>
       <w:proofErr w:type="spellEnd"/>
       <w:r>
@@ -10867,6 +11381,7 @@
           <w:szCs w:val="20"/>
         </w:rPr>
       </w:pPr>
+      <w:proofErr w:type="gramStart"/>
       <w:r>
         <w:rPr>
           <w:rFonts w:ascii="Courier New" w:hAnsi="Courier New"/>
@@ -10875,6 +11390,7 @@
         </w:rPr>
         <w:t>swim</w:t>
       </w:r>
+      <w:proofErr w:type="gramEnd"/>
       <w:r>
         <w:rPr>
           <w:rFonts w:ascii="Courier New" w:eastAsia="Courier New" w:hAnsi="Courier New" w:cs="Courier New"/>
@@ -10951,6 +11467,7 @@
           <w:sz w:val="22"/>
           <w:szCs w:val="22"/>
         </w:rPr>
+        <w:lastRenderedPageBreak/>
         <w:t>non_corporeal</w:t>
       </w:r>
       <w:proofErr w:type="spellEnd"/>
@@ -10986,7 +11503,6 @@
           <w:sz w:val="22"/>
           <w:szCs w:val="22"/>
         </w:rPr>
-        <w:lastRenderedPageBreak/>
         <w:t>swallowed</w:t>
       </w:r>
       <w:r>
@@ -11433,7 +11949,15 @@
       </w:r>
       <w:proofErr w:type="spellEnd"/>
       <w:r>
-        <w:t xml:space="preserve"> field at all; if you include an </w:t>
+        <w:t xml:space="preserve"> field at all; if you include </w:t>
+      </w:r>
+      <w:proofErr w:type="gramStart"/>
+      <w:r>
+        <w:t>an</w:t>
+      </w:r>
+      <w:proofErr w:type="gramEnd"/>
+      <w:r>
+        <w:t xml:space="preserve"> </w:t>
       </w:r>
       <w:proofErr w:type="spellStart"/>
       <w:r>
@@ -12178,6 +12702,7 @@
           <w:sz w:val="22"/>
           <w:szCs w:val="22"/>
         </w:rPr>
+        <w:lastRenderedPageBreak/>
         <w:t>spec_cast_cleric</w:t>
       </w:r>
       <w:proofErr w:type="spellEnd"/>
@@ -12209,7 +12734,6 @@
           <w:sz w:val="22"/>
           <w:szCs w:val="22"/>
         </w:rPr>
-        <w:lastRenderedPageBreak/>
         <w:t>spec_cast_ghost</w:t>
       </w:r>
       <w:proofErr w:type="spellEnd"/>
@@ -12792,9 +13316,19 @@
           <w:sz w:val="22"/>
           <w:szCs w:val="22"/>
         </w:rPr>
-        <w:t>spec_thief</w:t>
+        <w:t>spec_</w:t>
+      </w:r>
+      <w:proofErr w:type="gramStart"/>
+      <w:r>
+        <w:rPr>
+          <w:rFonts w:ascii="Courier New" w:hAnsi="Courier New"/>
+          <w:sz w:val="22"/>
+          <w:szCs w:val="22"/>
+        </w:rPr>
+        <w:t>thief</w:t>
       </w:r>
       <w:proofErr w:type="spellEnd"/>
+      <w:proofErr w:type="gramEnd"/>
       <w:r>
         <w:rPr>
           <w:rFonts w:ascii="Courier New" w:hAnsi="Courier New"/>
@@ -13723,6 +14257,7 @@
           <w:sz w:val="22"/>
           <w:szCs w:val="22"/>
         </w:rPr>
+        <w:lastRenderedPageBreak/>
         <w:t>spec_sahuagin_baron</w:t>
       </w:r>
       <w:proofErr w:type="spellEnd"/>
@@ -13758,7 +14293,6 @@
         </w:rPr>
       </w:pPr>
       <w:r>
-        <w:lastRenderedPageBreak/>
         <w:t xml:space="preserve">                                                   [combat]</w:t>
       </w:r>
     </w:p>
@@ -13943,7 +14477,16 @@
           <w:sz w:val="22"/>
           <w:szCs w:val="22"/>
         </w:rPr>
-        <w:t>spec_sahuagin_cavalry</w:t>
+        <w:t>spec_sahuagin_</w:t>
+      </w:r>
+      <w:proofErr w:type="gramStart"/>
+      <w:r>
+        <w:rPr>
+          <w:rFonts w:ascii="Courier New" w:hAnsi="Courier New" w:cs="Courier New"/>
+          <w:sz w:val="22"/>
+          <w:szCs w:val="22"/>
+        </w:rPr>
+        <w:t>cavalry</w:t>
       </w:r>
       <w:proofErr w:type="spellEnd"/>
       <w:r>
@@ -13959,6 +14502,7 @@
         <w:t>sahuagin</w:t>
       </w:r>
       <w:proofErr w:type="spellEnd"/>
+      <w:proofErr w:type="gramEnd"/>
       <w:r>
         <w:t xml:space="preserve"> cavalry skills/spells </w:t>
       </w:r>
@@ -14667,7 +15211,15 @@
         <w:t>) are scripts that add special functionality to mobs.  What mob progs are available and what syntax they use is not discussed here</w:t>
       </w:r>
       <w:r>
-        <w:t xml:space="preserve">, but up to date documentation is distributed with the MUD’s source, and can be read online </w:t>
+        <w:t xml:space="preserve">, but up to date documentation is distributed with the MUD’s </w:t>
+      </w:r>
+      <w:proofErr w:type="gramStart"/>
+      <w:r>
+        <w:t>source, and</w:t>
+      </w:r>
+      <w:proofErr w:type="gramEnd"/>
+      <w:r>
+        <w:t xml:space="preserve"> can be read online </w:t>
       </w:r>
       <w:hyperlink r:id="rId6" w:history="1">
         <w:r>
@@ -15013,7 +15565,25 @@
           <w:sz w:val="22"/>
           <w:szCs w:val="22"/>
         </w:rPr>
-        <w:t xml:space="preserve"> The water begins to thrash!</w:t>
+        <w:t xml:space="preserve"> </w:t>
+      </w:r>
+      <w:proofErr w:type="gramStart"/>
+      <w:r>
+        <w:rPr>
+          <w:rFonts w:ascii="Courier New" w:eastAsia="Courier New" w:hAnsi="Courier New" w:cs="Courier New"/>
+          <w:sz w:val="22"/>
+          <w:szCs w:val="22"/>
+        </w:rPr>
+        <w:t>The</w:t>
+      </w:r>
+      <w:proofErr w:type="gramEnd"/>
+      <w:r>
+        <w:rPr>
+          <w:rFonts w:ascii="Courier New" w:eastAsia="Courier New" w:hAnsi="Courier New" w:cs="Courier New"/>
+          <w:sz w:val="22"/>
+          <w:szCs w:val="22"/>
+        </w:rPr>
+        <w:t xml:space="preserve"> water begins to thrash!</w:t>
       </w:r>
     </w:p>
     <w:p>
@@ -15354,7 +15924,23 @@
         <w:spacing w:after="240"/>
       </w:pPr>
       <w:r>
-        <w:t xml:space="preserve">Some mobs are able to train particular skills for players.  The mob must have the </w:t>
+        <w:t xml:space="preserve">Some mobs </w:t>
+      </w:r>
+      <w:proofErr w:type="gramStart"/>
+      <w:r>
+        <w:t>are able to</w:t>
+      </w:r>
+      <w:proofErr w:type="gramEnd"/>
+      <w:r>
+        <w:t xml:space="preserve"> train </w:t>
+      </w:r>
+      <w:proofErr w:type="gramStart"/>
+      <w:r>
+        <w:t>particular skills</w:t>
+      </w:r>
+      <w:proofErr w:type="gramEnd"/>
+      <w:r>
+        <w:t xml:space="preserve"> for players.  The mob must have the </w:t>
       </w:r>
       <w:r>
         <w:rPr>
@@ -15365,7 +15951,15 @@
         <w:t>practice</w:t>
       </w:r>
       <w:r>
-        <w:t xml:space="preserve"> act flag set or these fields will be ignored.  You can define as many teacher fields as you like per mob.  Use the following format:</w:t>
+        <w:t xml:space="preserve"> act flag </w:t>
+      </w:r>
+      <w:proofErr w:type="gramStart"/>
+      <w:r>
+        <w:t>set</w:t>
+      </w:r>
+      <w:proofErr w:type="gramEnd"/>
+      <w:r>
+        <w:t xml:space="preserve"> or these fields will be ignored.  You can define as many teacher fields as you like per mob.  Use the following format:</w:t>
       </w:r>
     </w:p>
     <w:p>
@@ -15391,18 +15985,34 @@
           <w:i/>
           <w:iCs/>
         </w:rPr>
-        <w:t>&lt;percentage&gt;  &lt;skill name&gt;</w:t>
-      </w:r>
-    </w:p>
-    <w:p>
-      <w:pPr>
-        <w:pStyle w:val="BodyTextIndent3"/>
-      </w:pPr>
+        <w:t>&lt;percentage</w:t>
+      </w:r>
+      <w:proofErr w:type="gramStart"/>
       <w:r>
         <w:rPr>
           <w:i/>
           <w:iCs/>
         </w:rPr>
+        <w:t>&gt;  &lt;</w:t>
+      </w:r>
+      <w:proofErr w:type="gramEnd"/>
+      <w:r>
+        <w:rPr>
+          <w:i/>
+          <w:iCs/>
+        </w:rPr>
+        <w:t>skill name&gt;</w:t>
+      </w:r>
+    </w:p>
+    <w:p>
+      <w:pPr>
+        <w:pStyle w:val="BodyTextIndent3"/>
+      </w:pPr>
+      <w:r>
+        <w:rPr>
+          <w:i/>
+          <w:iCs/>
+        </w:rPr>
         <w:t>Percentage</w:t>
       </w:r>
       <w:r>
@@ -15971,6 +16581,7 @@
         <w:br/>
       </w:r>
       <w:proofErr w:type="spellStart"/>
+      <w:proofErr w:type="gramStart"/>
       <w:r>
         <w:rPr>
           <w:rFonts w:ascii="Courier New" w:hAnsi="Courier New" w:cs="Courier New"/>
@@ -15986,7 +16597,16 @@
           <w:sz w:val="22"/>
           <w:szCs w:val="22"/>
         </w:rPr>
-        <w:t xml:space="preserve">.&lt;absolute mob </w:t>
+        <w:t>.&lt;</w:t>
+      </w:r>
+      <w:proofErr w:type="gramEnd"/>
+      <w:r>
+        <w:rPr>
+          <w:rFonts w:ascii="Courier New" w:hAnsi="Courier New" w:cs="Courier New"/>
+          <w:sz w:val="22"/>
+          <w:szCs w:val="22"/>
+        </w:rPr>
+        <w:t xml:space="preserve">absolute mob </w:t>
       </w:r>
       <w:proofErr w:type="spellStart"/>
       <w:r>
@@ -15998,13 +16618,23 @@
         <w:t>vnum</w:t>
       </w:r>
       <w:proofErr w:type="spellEnd"/>
+      <w:proofErr w:type="gramStart"/>
       <w:r>
         <w:rPr>
           <w:rFonts w:ascii="Courier New" w:hAnsi="Courier New" w:cs="Courier New"/>
           <w:sz w:val="22"/>
           <w:szCs w:val="22"/>
         </w:rPr>
-        <w:t>&gt;.&lt;terrain&gt;</w:t>
+        <w:t>&gt;.&lt;</w:t>
+      </w:r>
+      <w:proofErr w:type="gramEnd"/>
+      <w:r>
+        <w:rPr>
+          <w:rFonts w:ascii="Courier New" w:hAnsi="Courier New" w:cs="Courier New"/>
+          <w:sz w:val="22"/>
+          <w:szCs w:val="22"/>
+        </w:rPr>
+        <w:t>terrain&gt;</w:t>
       </w:r>
       <w:r>
         <w:rPr>
@@ -16255,7 +16885,25 @@
           <w:sz w:val="22"/>
           <w:szCs w:val="22"/>
         </w:rPr>
-        <w:t xml:space="preserve"> and its eyes a mucky yellow.</w:t>
+        <w:t xml:space="preserve"> and its eyes </w:t>
+      </w:r>
+      <w:proofErr w:type="gramStart"/>
+      <w:r>
+        <w:rPr>
+          <w:rFonts w:ascii="Courier New" w:hAnsi="Courier New"/>
+          <w:sz w:val="22"/>
+          <w:szCs w:val="22"/>
+        </w:rPr>
+        <w:t>a mucky</w:t>
+      </w:r>
+      <w:proofErr w:type="gramEnd"/>
+      <w:r>
+        <w:rPr>
+          <w:rFonts w:ascii="Courier New" w:hAnsi="Courier New"/>
+          <w:sz w:val="22"/>
+          <w:szCs w:val="22"/>
+        </w:rPr>
+        <w:t xml:space="preserve"> yellow.</w:t>
       </w:r>
     </w:p>
     <w:p>
@@ -17354,7 +18002,15 @@
     </w:p>
     <w:p>
       <w:r>
-        <w:t xml:space="preserve">Objects are the items found in your area; they are either carried or equipped by mobiles or are placed in rooms or container objects; they can be carried and worn by players or be immovable fixtures or features of a room; they can also be trapped (or be traps themselves).  They are defined in the </w:t>
+        <w:t xml:space="preserve">Objects are the items found in your area; they are either carried or equipped by mobiles or are placed in rooms or container objects; they can be carried and worn by players or be immovable fixtures or features of a room; they can also be trapped (or be </w:t>
+      </w:r>
+      <w:proofErr w:type="gramStart"/>
+      <w:r>
+        <w:t>traps</w:t>
+      </w:r>
+      <w:proofErr w:type="gramEnd"/>
+      <w:r>
+        <w:t xml:space="preserve"> themselves).  They are defined in the </w:t>
       </w:r>
       <w:r>
         <w:rPr>
@@ -17372,7 +18028,15 @@
         <w:t xml:space="preserve"> </w:t>
       </w:r>
       <w:r>
-        <w:t xml:space="preserve">section of the final area file.  You don't have to define any objects in your area for it to be valid.  Objects are individually defined in single blocks.  You can have as many object blocks as you wish.  Objects may not share the same </w:t>
+        <w:t xml:space="preserve">section of the final area file.  You don't have to define any objects in your area for </w:t>
+      </w:r>
+      <w:proofErr w:type="gramStart"/>
+      <w:r>
+        <w:t>it</w:t>
+      </w:r>
+      <w:proofErr w:type="gramEnd"/>
+      <w:r>
+        <w:t xml:space="preserve"> to be valid.  Objects are individually defined in single blocks.  You can have as many object blocks as you wish.  Objects may not share the same </w:t>
       </w:r>
       <w:proofErr w:type="spellStart"/>
       <w:r>
@@ -17531,7 +18195,11 @@
       </w:r>
       <w:r>
         <w:tab/>
-        <w:t>name (keywords)</w:t>
+        <w:t>name (keywords</w:t>
+      </w:r>
+      <w:proofErr w:type="gramStart"/>
+      <w:r>
+        <w:t>)</w:t>
       </w:r>
       <w:r>
         <w:tab/>
@@ -17540,6 +18208,7 @@
         <w:tab/>
         <w:t>text</w:t>
       </w:r>
+      <w:proofErr w:type="gramEnd"/>
     </w:p>
     <w:p>
       <w:pPr>
@@ -17967,6 +18636,7 @@
       <w:r>
         <w:tab/>
       </w:r>
+      <w:proofErr w:type="gramStart"/>
       <w:r>
         <w:rPr>
           <w:rFonts w:ascii="Courier New" w:hAnsi="Courier New"/>
@@ -17984,6 +18654,7 @@
         <w:tab/>
         <w:t>keyword list</w:t>
       </w:r>
+      <w:proofErr w:type="gramEnd"/>
     </w:p>
     <w:p>
       <w:pPr>
@@ -18107,11 +18778,16 @@
       <w:proofErr w:type="spellEnd"/>
       <w:r>
         <w:tab/>
-        <w:t>trap damage type</w:t>
-      </w:r>
-      <w:r>
-        <w:tab/>
-      </w:r>
+        <w:t xml:space="preserve">trap </w:t>
+      </w:r>
+      <w:proofErr w:type="gramStart"/>
+      <w:r>
+        <w:t>damage type</w:t>
+      </w:r>
+      <w:r>
+        <w:tab/>
+      </w:r>
+      <w:proofErr w:type="gramEnd"/>
       <w:r>
         <w:tab/>
         <w:t>keyword</w:t>
@@ -18141,7 +18817,11 @@
       <w:proofErr w:type="spellEnd"/>
       <w:r>
         <w:tab/>
-        <w:t>trap charges</w:t>
+        <w:t xml:space="preserve">trap </w:t>
+      </w:r>
+      <w:proofErr w:type="gramStart"/>
+      <w:r>
+        <w:t>charges</w:t>
       </w:r>
       <w:r>
         <w:tab/>
@@ -18150,6 +18830,7 @@
         <w:tab/>
         <w:t>number</w:t>
       </w:r>
+      <w:proofErr w:type="gramEnd"/>
     </w:p>
     <w:p>
       <w:pPr>
@@ -18280,7 +18961,22 @@
           <w:bCs w:val="0"/>
         </w:rPr>
         <w:tab/>
-        <w:t>Short description</w:t>
+      </w:r>
+      <w:proofErr w:type="gramStart"/>
+      <w:r>
+        <w:rPr>
+          <w:b w:val="0"/>
+          <w:bCs w:val="0"/>
+        </w:rPr>
+        <w:t>Short</w:t>
+      </w:r>
+      <w:proofErr w:type="gramEnd"/>
+      <w:r>
+        <w:rPr>
+          <w:b w:val="0"/>
+          <w:bCs w:val="0"/>
+        </w:rPr>
+        <w:t xml:space="preserve"> description</w:t>
       </w:r>
     </w:p>
     <w:p>
@@ -18314,7 +19010,23 @@
       </w:r>
       <w:proofErr w:type="spellEnd"/>
       <w:r>
-        <w:t xml:space="preserve"> any leading ‘a’, ‘the’, ‘an’ etc.</w:t>
+        <w:t xml:space="preserve"> any leading ‘a</w:t>
+      </w:r>
+      <w:proofErr w:type="gramStart"/>
+      <w:r>
+        <w:t>’, ‘</w:t>
+      </w:r>
+      <w:proofErr w:type="gramEnd"/>
+      <w:r>
+        <w:t>the</w:t>
+      </w:r>
+      <w:proofErr w:type="gramStart"/>
+      <w:r>
+        <w:t>’, ‘</w:t>
+      </w:r>
+      <w:proofErr w:type="gramEnd"/>
+      <w:r>
+        <w:t>an’ etc.</w:t>
       </w:r>
     </w:p>
     <w:p>
@@ -18339,6 +19051,7 @@
         <w:tab/>
       </w:r>
       <w:proofErr w:type="spellStart"/>
+      <w:proofErr w:type="gramStart"/>
       <w:r>
         <w:rPr>
           <w:rFonts w:ascii="Courier New" w:eastAsia="Courier New" w:hAnsi="Courier New" w:cs="Courier New"/>
@@ -18348,6 +19061,7 @@
         <w:t>sh</w:t>
       </w:r>
       <w:proofErr w:type="spellEnd"/>
+      <w:proofErr w:type="gramEnd"/>
       <w:r>
         <w:rPr>
           <w:rFonts w:ascii="Courier New" w:eastAsia="Courier New" w:hAnsi="Courier New" w:cs="Courier New"/>
@@ -18395,7 +19109,22 @@
           <w:bCs w:val="0"/>
         </w:rPr>
         <w:tab/>
-        <w:t>Long description</w:t>
+      </w:r>
+      <w:proofErr w:type="gramStart"/>
+      <w:r>
+        <w:rPr>
+          <w:b w:val="0"/>
+          <w:bCs w:val="0"/>
+        </w:rPr>
+        <w:t>Long</w:t>
+      </w:r>
+      <w:proofErr w:type="gramEnd"/>
+      <w:r>
+        <w:rPr>
+          <w:b w:val="0"/>
+          <w:bCs w:val="0"/>
+        </w:rPr>
+        <w:t xml:space="preserve"> description</w:t>
       </w:r>
     </w:p>
     <w:p>
@@ -19433,6 +20162,7 @@
           <w:szCs w:val="22"/>
         </w:rPr>
       </w:pPr>
+      <w:proofErr w:type="gramStart"/>
       <w:r>
         <w:rPr>
           <w:rFonts w:ascii="Courier New" w:hAnsi="Courier New"/>
@@ -19441,6 +20171,7 @@
         </w:rPr>
         <w:t>anvil</w:t>
       </w:r>
+      <w:proofErr w:type="gramEnd"/>
       <w:r>
         <w:rPr>
           <w:rFonts w:ascii="Courier New" w:hAnsi="Courier New"/>
@@ -19875,15 +20606,16 @@
           <w:sz w:val="24"/>
           <w:szCs w:val="24"/>
         </w:rPr>
-        <w:t xml:space="preserve">bonus to crafting skills if </w:t>
-      </w:r>
+        <w:t xml:space="preserve">bonus to crafting skills </w:t>
+      </w:r>
+      <w:proofErr w:type="gramStart"/>
       <w:r>
         <w:rPr>
           <w:rFonts w:ascii="Times New Roman" w:hAnsi="Times New Roman" w:cs="Times New Roman"/>
           <w:sz w:val="24"/>
           <w:szCs w:val="24"/>
         </w:rPr>
-        <w:t xml:space="preserve"> </w:t>
+        <w:t xml:space="preserve">if </w:t>
       </w:r>
       <w:r>
         <w:rPr>
@@ -19891,7 +20623,7 @@
           <w:sz w:val="24"/>
           <w:szCs w:val="24"/>
         </w:rPr>
-        <w:t xml:space="preserve">object is in </w:t>
+        <w:t xml:space="preserve"> </w:t>
       </w:r>
       <w:r>
         <w:rPr>
@@ -19899,20 +20631,16 @@
           <w:sz w:val="24"/>
           <w:szCs w:val="24"/>
         </w:rPr>
-        <w:t xml:space="preserve"> </w:t>
-      </w:r>
-    </w:p>
-    <w:p>
-      <w:pPr>
-        <w:pStyle w:val="Style1"/>
-      </w:pPr>
+        <w:t>object</w:t>
+      </w:r>
+      <w:proofErr w:type="gramEnd"/>
       <w:r>
         <w:rPr>
           <w:rFonts w:ascii="Times New Roman" w:hAnsi="Times New Roman" w:cs="Times New Roman"/>
           <w:sz w:val="24"/>
           <w:szCs w:val="24"/>
         </w:rPr>
-        <w:t xml:space="preserve">                                            </w:t>
+        <w:t xml:space="preserve"> is in </w:t>
       </w:r>
       <w:r>
         <w:rPr>
@@ -19920,36 +20648,28 @@
           <w:sz w:val="24"/>
           <w:szCs w:val="24"/>
         </w:rPr>
-        <w:t>room</w:t>
-      </w:r>
+        <w:t xml:space="preserve"> </w:t>
+      </w:r>
+    </w:p>
+    <w:p>
+      <w:pPr>
+        <w:pStyle w:val="Style1"/>
+      </w:pPr>
       <w:r>
         <w:rPr>
           <w:rFonts w:ascii="Times New Roman" w:hAnsi="Times New Roman" w:cs="Times New Roman"/>
           <w:sz w:val="24"/>
           <w:szCs w:val="24"/>
         </w:rPr>
-        <w:t xml:space="preserve">    </w:t>
-      </w:r>
-    </w:p>
-    <w:p>
-      <w:pPr>
-        <w:pStyle w:val="Style1"/>
+        <w:t xml:space="preserve">                                            </w:t>
+      </w:r>
+      <w:r>
         <w:rPr>
           <w:rFonts w:ascii="Times New Roman" w:hAnsi="Times New Roman" w:cs="Times New Roman"/>
           <w:sz w:val="24"/>
           <w:szCs w:val="24"/>
         </w:rPr>
-      </w:pPr>
-      <w:proofErr w:type="spellStart"/>
-      <w:r>
-        <w:t>spellcraft</w:t>
-      </w:r>
-      <w:proofErr w:type="spellEnd"/>
-      <w:r>
-        <w:t xml:space="preserve">   </w:t>
-      </w:r>
-      <w:r>
-        <w:t xml:space="preserve">       </w:t>
+        <w:t>room</w:t>
       </w:r>
       <w:r>
         <w:rPr>
@@ -19957,16 +20677,28 @@
           <w:sz w:val="24"/>
           <w:szCs w:val="24"/>
         </w:rPr>
-        <w:t xml:space="preserve">bonus to </w:t>
-      </w:r>
-      <w:proofErr w:type="spellStart"/>
-      <w:r>
+        <w:t xml:space="preserve">    </w:t>
+      </w:r>
+    </w:p>
+    <w:p>
+      <w:pPr>
+        <w:pStyle w:val="Style1"/>
         <w:rPr>
           <w:rFonts w:ascii="Times New Roman" w:hAnsi="Times New Roman" w:cs="Times New Roman"/>
           <w:sz w:val="24"/>
           <w:szCs w:val="24"/>
         </w:rPr>
-        <w:t>spell</w:t>
+      </w:pPr>
+      <w:proofErr w:type="spellStart"/>
+      <w:r>
+        <w:t>spellcraft</w:t>
+      </w:r>
+      <w:proofErr w:type="spellEnd"/>
+      <w:r>
+        <w:t xml:space="preserve">   </w:t>
+      </w:r>
+      <w:r>
+        <w:t xml:space="preserve">       </w:t>
       </w:r>
       <w:r>
         <w:rPr>
@@ -19974,16 +20706,16 @@
           <w:sz w:val="24"/>
           <w:szCs w:val="24"/>
         </w:rPr>
-        <w:t>crafting</w:t>
-      </w:r>
-      <w:proofErr w:type="spellEnd"/>
+        <w:t xml:space="preserve">bonus to </w:t>
+      </w:r>
+      <w:proofErr w:type="spellStart"/>
       <w:r>
         <w:rPr>
           <w:rFonts w:ascii="Times New Roman" w:hAnsi="Times New Roman" w:cs="Times New Roman"/>
           <w:sz w:val="24"/>
           <w:szCs w:val="24"/>
         </w:rPr>
-        <w:t xml:space="preserve"> skills if object is </w:t>
+        <w:t>spell</w:t>
       </w:r>
       <w:r>
         <w:rPr>
@@ -19991,57 +20723,42 @@
           <w:sz w:val="24"/>
           <w:szCs w:val="24"/>
         </w:rPr>
-        <w:t xml:space="preserve">                       </w:t>
-      </w:r>
-    </w:p>
-    <w:p>
-      <w:pPr>
-        <w:pStyle w:val="Style1"/>
+        <w:t>crafting</w:t>
+      </w:r>
+      <w:proofErr w:type="spellEnd"/>
+      <w:r>
         <w:rPr>
           <w:rFonts w:ascii="Times New Roman" w:hAnsi="Times New Roman" w:cs="Times New Roman"/>
           <w:sz w:val="24"/>
           <w:szCs w:val="24"/>
         </w:rPr>
-      </w:pPr>
+        <w:t xml:space="preserve"> skills if object is </w:t>
+      </w:r>
       <w:r>
         <w:rPr>
           <w:rFonts w:ascii="Times New Roman" w:hAnsi="Times New Roman" w:cs="Times New Roman"/>
           <w:sz w:val="24"/>
           <w:szCs w:val="24"/>
         </w:rPr>
-        <w:t xml:space="preserve">                                            </w:t>
-      </w:r>
-      <w:r>
+        <w:t xml:space="preserve">                       </w:t>
+      </w:r>
+    </w:p>
+    <w:p>
+      <w:pPr>
+        <w:pStyle w:val="Style1"/>
         <w:rPr>
           <w:rFonts w:ascii="Times New Roman" w:hAnsi="Times New Roman" w:cs="Times New Roman"/>
           <w:sz w:val="24"/>
           <w:szCs w:val="24"/>
         </w:rPr>
-        <w:t>in room</w:t>
-      </w:r>
+      </w:pPr>
       <w:r>
         <w:rPr>
           <w:rFonts w:ascii="Times New Roman" w:hAnsi="Times New Roman" w:cs="Times New Roman"/>
           <w:sz w:val="24"/>
           <w:szCs w:val="24"/>
         </w:rPr>
-        <w:t xml:space="preserve">    </w:t>
-      </w:r>
-    </w:p>
-    <w:p>
-      <w:pPr>
-        <w:pStyle w:val="Style1"/>
-      </w:pPr>
-      <w:proofErr w:type="spellStart"/>
-      <w:r>
-        <w:t>turret_module</w:t>
-      </w:r>
-      <w:proofErr w:type="spellEnd"/>
-      <w:r>
-        <w:t xml:space="preserve">   </w:t>
-      </w:r>
-      <w:r>
-        <w:t xml:space="preserve">    </w:t>
+        <w:t xml:space="preserve">                                            </w:t>
       </w:r>
       <w:r>
         <w:rPr>
@@ -20049,7 +20766,7 @@
           <w:sz w:val="24"/>
           <w:szCs w:val="24"/>
         </w:rPr>
-        <w:t xml:space="preserve">for </w:t>
+        <w:t>in room</w:t>
       </w:r>
       <w:r>
         <w:rPr>
@@ -20057,7 +20774,23 @@
           <w:sz w:val="24"/>
           <w:szCs w:val="24"/>
         </w:rPr>
-        <w:t>engineer</w:t>
+        <w:t xml:space="preserve">    </w:t>
+      </w:r>
+    </w:p>
+    <w:p>
+      <w:pPr>
+        <w:pStyle w:val="Style1"/>
+      </w:pPr>
+      <w:proofErr w:type="spellStart"/>
+      <w:r>
+        <w:t>turret_module</w:t>
+      </w:r>
+      <w:proofErr w:type="spellEnd"/>
+      <w:r>
+        <w:t xml:space="preserve">   </w:t>
+      </w:r>
+      <w:r>
+        <w:t xml:space="preserve">    </w:t>
       </w:r>
       <w:r>
         <w:rPr>
@@ -20065,18 +20798,7 @@
           <w:sz w:val="24"/>
           <w:szCs w:val="24"/>
         </w:rPr>
-        <w:t xml:space="preserve"> skills</w:t>
-      </w:r>
-    </w:p>
-    <w:p>
-      <w:pPr>
-        <w:pStyle w:val="Style1"/>
-      </w:pPr>
-      <w:r>
-        <w:t>forge</w:t>
-      </w:r>
-      <w:r>
-        <w:t xml:space="preserve">               </w:t>
+        <w:t xml:space="preserve">for </w:t>
       </w:r>
       <w:r>
         <w:rPr>
@@ -20084,23 +20806,7 @@
           <w:sz w:val="24"/>
           <w:szCs w:val="24"/>
         </w:rPr>
-        <w:t>for smithy skills</w:t>
-      </w:r>
-    </w:p>
-    <w:p>
-      <w:pPr>
-        <w:pStyle w:val="Style1"/>
-      </w:pPr>
-      <w:proofErr w:type="spellStart"/>
-      <w:r>
-        <w:t>arrestor_unit</w:t>
-      </w:r>
-      <w:proofErr w:type="spellEnd"/>
-      <w:r>
-        <w:t xml:space="preserve">   </w:t>
-      </w:r>
-      <w:r>
-        <w:t xml:space="preserve">    </w:t>
+        <w:t>engineer</w:t>
       </w:r>
       <w:r>
         <w:rPr>
@@ -20108,7 +20814,18 @@
           <w:sz w:val="24"/>
           <w:szCs w:val="24"/>
         </w:rPr>
-        <w:t xml:space="preserve">for </w:t>
+        <w:t xml:space="preserve"> skills</w:t>
+      </w:r>
+    </w:p>
+    <w:p>
+      <w:pPr>
+        <w:pStyle w:val="Style1"/>
+      </w:pPr>
+      <w:r>
+        <w:t>forge</w:t>
+      </w:r>
+      <w:r>
+        <w:t xml:space="preserve">               </w:t>
       </w:r>
       <w:r>
         <w:rPr>
@@ -20116,7 +20833,23 @@
           <w:sz w:val="24"/>
           <w:szCs w:val="24"/>
         </w:rPr>
-        <w:t>engineer</w:t>
+        <w:t>for smithy skills</w:t>
+      </w:r>
+    </w:p>
+    <w:p>
+      <w:pPr>
+        <w:pStyle w:val="Style1"/>
+      </w:pPr>
+      <w:proofErr w:type="spellStart"/>
+      <w:r>
+        <w:t>arrestor_unit</w:t>
+      </w:r>
+      <w:proofErr w:type="spellEnd"/>
+      <w:r>
+        <w:t xml:space="preserve">   </w:t>
+      </w:r>
+      <w:r>
+        <w:t xml:space="preserve">    </w:t>
       </w:r>
       <w:r>
         <w:rPr>
@@ -20124,23 +20857,7 @@
           <w:sz w:val="24"/>
           <w:szCs w:val="24"/>
         </w:rPr>
-        <w:t xml:space="preserve"> skills</w:t>
-      </w:r>
-    </w:p>
-    <w:p>
-      <w:pPr>
-        <w:pStyle w:val="Style1"/>
-      </w:pPr>
-      <w:proofErr w:type="spellStart"/>
-      <w:r>
-        <w:t>driver_unit</w:t>
-      </w:r>
-      <w:proofErr w:type="spellEnd"/>
-      <w:r>
-        <w:t xml:space="preserve">     </w:t>
-      </w:r>
-      <w:r>
-        <w:t xml:space="preserve">    </w:t>
+        <w:t xml:space="preserve">for </w:t>
       </w:r>
       <w:r>
         <w:rPr>
@@ -20148,7 +20865,7 @@
           <w:sz w:val="24"/>
           <w:szCs w:val="24"/>
         </w:rPr>
-        <w:t xml:space="preserve">for </w:t>
+        <w:t>engineer</w:t>
       </w:r>
       <w:r>
         <w:rPr>
@@ -20156,7 +20873,23 @@
           <w:sz w:val="24"/>
           <w:szCs w:val="24"/>
         </w:rPr>
-        <w:t>engineer</w:t>
+        <w:t xml:space="preserve"> skills</w:t>
+      </w:r>
+    </w:p>
+    <w:p>
+      <w:pPr>
+        <w:pStyle w:val="Style1"/>
+      </w:pPr>
+      <w:proofErr w:type="spellStart"/>
+      <w:r>
+        <w:t>driver_unit</w:t>
+      </w:r>
+      <w:proofErr w:type="spellEnd"/>
+      <w:r>
+        <w:t xml:space="preserve">     </w:t>
+      </w:r>
+      <w:r>
+        <w:t xml:space="preserve">    </w:t>
       </w:r>
       <w:r>
         <w:rPr>
@@ -20164,26 +20897,7 @@
           <w:sz w:val="24"/>
           <w:szCs w:val="24"/>
         </w:rPr>
-        <w:t xml:space="preserve"> skills</w:t>
-      </w:r>
-      <w:r>
-        <w:t xml:space="preserve"> </w:t>
-      </w:r>
-    </w:p>
-    <w:p>
-      <w:pPr>
-        <w:pStyle w:val="Style1"/>
-      </w:pPr>
-      <w:proofErr w:type="spellStart"/>
-      <w:r>
-        <w:t>reflector_unit</w:t>
-      </w:r>
-      <w:proofErr w:type="spellEnd"/>
-      <w:r>
-        <w:t xml:space="preserve">  </w:t>
-      </w:r>
-      <w:r>
-        <w:t xml:space="preserve">    </w:t>
+        <w:t xml:space="preserve">for </w:t>
       </w:r>
       <w:r>
         <w:rPr>
@@ -20191,7 +20905,7 @@
           <w:sz w:val="24"/>
           <w:szCs w:val="24"/>
         </w:rPr>
-        <w:t xml:space="preserve">for </w:t>
+        <w:t>engineer</w:t>
       </w:r>
       <w:r>
         <w:rPr>
@@ -20199,7 +20913,26 @@
           <w:sz w:val="24"/>
           <w:szCs w:val="24"/>
         </w:rPr>
-        <w:t>engineer</w:t>
+        <w:t xml:space="preserve"> skills</w:t>
+      </w:r>
+      <w:r>
+        <w:t xml:space="preserve"> </w:t>
+      </w:r>
+    </w:p>
+    <w:p>
+      <w:pPr>
+        <w:pStyle w:val="Style1"/>
+      </w:pPr>
+      <w:proofErr w:type="spellStart"/>
+      <w:r>
+        <w:t>reflector_unit</w:t>
+      </w:r>
+      <w:proofErr w:type="spellEnd"/>
+      <w:r>
+        <w:t xml:space="preserve">  </w:t>
+      </w:r>
+      <w:r>
+        <w:t xml:space="preserve">    </w:t>
       </w:r>
       <w:r>
         <w:rPr>
@@ -20207,23 +20940,7 @@
           <w:sz w:val="24"/>
           <w:szCs w:val="24"/>
         </w:rPr>
-        <w:t xml:space="preserve"> skills</w:t>
-      </w:r>
-    </w:p>
-    <w:p>
-      <w:pPr>
-        <w:pStyle w:val="Style1"/>
-      </w:pPr>
-      <w:proofErr w:type="spellStart"/>
-      <w:r>
-        <w:t>shield_unit</w:t>
-      </w:r>
-      <w:proofErr w:type="spellEnd"/>
-      <w:r>
-        <w:t xml:space="preserve">     </w:t>
-      </w:r>
-      <w:r>
-        <w:t xml:space="preserve">    </w:t>
+        <w:t xml:space="preserve">for </w:t>
       </w:r>
       <w:r>
         <w:rPr>
@@ -20231,7 +20948,7 @@
           <w:sz w:val="24"/>
           <w:szCs w:val="24"/>
         </w:rPr>
-        <w:t xml:space="preserve">for </w:t>
+        <w:t>engineer</w:t>
       </w:r>
       <w:r>
         <w:rPr>
@@ -20239,7 +20956,23 @@
           <w:sz w:val="24"/>
           <w:szCs w:val="24"/>
         </w:rPr>
-        <w:t>engineer</w:t>
+        <w:t xml:space="preserve"> skills</w:t>
+      </w:r>
+    </w:p>
+    <w:p>
+      <w:pPr>
+        <w:pStyle w:val="Style1"/>
+      </w:pPr>
+      <w:proofErr w:type="spellStart"/>
+      <w:r>
+        <w:t>shield_unit</w:t>
+      </w:r>
+      <w:proofErr w:type="spellEnd"/>
+      <w:r>
+        <w:t xml:space="preserve">     </w:t>
+      </w:r>
+      <w:r>
+        <w:t xml:space="preserve">    </w:t>
       </w:r>
       <w:r>
         <w:rPr>
@@ -20247,18 +20980,7 @@
           <w:sz w:val="24"/>
           <w:szCs w:val="24"/>
         </w:rPr>
-        <w:t xml:space="preserve"> skills</w:t>
-      </w:r>
-    </w:p>
-    <w:p>
-      <w:pPr>
-        <w:pStyle w:val="Style1"/>
-      </w:pPr>
-      <w:r>
-        <w:t>turret          </w:t>
-      </w:r>
-      <w:r>
-        <w:t xml:space="preserve">    </w:t>
+        <w:t xml:space="preserve">for </w:t>
       </w:r>
       <w:r>
         <w:rPr>
@@ -20266,7 +20988,7 @@
           <w:sz w:val="24"/>
           <w:szCs w:val="24"/>
         </w:rPr>
-        <w:t xml:space="preserve">for </w:t>
+        <w:t>engineer</w:t>
       </w:r>
       <w:r>
         <w:rPr>
@@ -20274,7 +20996,18 @@
           <w:sz w:val="24"/>
           <w:szCs w:val="24"/>
         </w:rPr>
-        <w:t>engineer</w:t>
+        <w:t xml:space="preserve"> skills</w:t>
+      </w:r>
+    </w:p>
+    <w:p>
+      <w:pPr>
+        <w:pStyle w:val="Style1"/>
+      </w:pPr>
+      <w:r>
+        <w:t>turret          </w:t>
+      </w:r>
+      <w:r>
+        <w:t xml:space="preserve">    </w:t>
       </w:r>
       <w:r>
         <w:rPr>
@@ -20282,23 +21015,7 @@
           <w:sz w:val="24"/>
           <w:szCs w:val="24"/>
         </w:rPr>
-        <w:t xml:space="preserve"> skills</w:t>
-      </w:r>
-    </w:p>
-    <w:p>
-      <w:pPr>
-        <w:pStyle w:val="Style1"/>
-      </w:pPr>
-      <w:proofErr w:type="spellStart"/>
-      <w:r>
-        <w:t>defensive_turret_module</w:t>
-      </w:r>
-      <w:proofErr w:type="spellEnd"/>
-      <w:r>
-        <w:t xml:space="preserve"> </w:t>
-      </w:r>
-      <w:r>
-        <w:t xml:space="preserve"> </w:t>
+        <w:t xml:space="preserve">for </w:t>
       </w:r>
       <w:r>
         <w:rPr>
@@ -20306,7 +21023,7 @@
           <w:sz w:val="24"/>
           <w:szCs w:val="24"/>
         </w:rPr>
-        <w:t xml:space="preserve">for </w:t>
+        <w:t>engineer</w:t>
       </w:r>
       <w:r>
         <w:rPr>
@@ -20314,7 +21031,27 @@
           <w:sz w:val="24"/>
           <w:szCs w:val="24"/>
         </w:rPr>
-        <w:t>engineer</w:t>
+        <w:t xml:space="preserve"> skills</w:t>
+      </w:r>
+    </w:p>
+    <w:p>
+      <w:pPr>
+        <w:pStyle w:val="Style1"/>
+      </w:pPr>
+      <w:proofErr w:type="spellStart"/>
+      <w:r>
+        <w:t>defensive_turret_</w:t>
+      </w:r>
+      <w:proofErr w:type="gramStart"/>
+      <w:r>
+        <w:t>module</w:t>
+      </w:r>
+      <w:proofErr w:type="spellEnd"/>
+      <w:r>
+        <w:t xml:space="preserve"> </w:t>
+      </w:r>
+      <w:r>
+        <w:t xml:space="preserve"> </w:t>
       </w:r>
       <w:r>
         <w:rPr>
@@ -20322,31 +21059,16 @@
           <w:sz w:val="24"/>
           <w:szCs w:val="24"/>
         </w:rPr>
-        <w:t xml:space="preserve"> skills</w:t>
-      </w:r>
-    </w:p>
-    <w:p>
-      <w:pPr>
-        <w:pStyle w:val="Style1"/>
-      </w:pPr>
-      <w:proofErr w:type="spellStart"/>
-      <w:r>
-        <w:t>combat_pulse</w:t>
-      </w:r>
-      <w:proofErr w:type="spellEnd"/>
-      <w:r>
-        <w:t xml:space="preserve">   </w:t>
-      </w:r>
-      <w:r>
-        <w:t xml:space="preserve">     </w:t>
-      </w:r>
+        <w:t>for</w:t>
+      </w:r>
+      <w:proofErr w:type="gramEnd"/>
       <w:r>
         <w:rPr>
           <w:rFonts w:ascii="Times New Roman" w:hAnsi="Times New Roman" w:cs="Times New Roman"/>
           <w:sz w:val="24"/>
           <w:szCs w:val="24"/>
         </w:rPr>
-        <w:t xml:space="preserve">for </w:t>
+        <w:t xml:space="preserve"> </w:t>
       </w:r>
       <w:r>
         <w:rPr>
@@ -20371,14 +21093,14 @@
       </w:pPr>
       <w:proofErr w:type="spellStart"/>
       <w:r>
-        <w:t>defensive_pulse</w:t>
+        <w:t>combat_pulse</w:t>
       </w:r>
       <w:proofErr w:type="spellEnd"/>
       <w:r>
-        <w:t xml:space="preserve">    </w:t>
-      </w:r>
-      <w:r>
-        <w:t xml:space="preserve"> </w:t>
+        <w:t xml:space="preserve">   </w:t>
+      </w:r>
+      <w:r>
+        <w:t xml:space="preserve">     </w:t>
       </w:r>
       <w:r>
         <w:rPr>
@@ -20409,11 +21131,16 @@
       <w:pPr>
         <w:pStyle w:val="Style1"/>
       </w:pPr>
-      <w:r>
-        <w:t>pipe            </w:t>
-      </w:r>
-      <w:r>
-        <w:t xml:space="preserve">    </w:t>
+      <w:proofErr w:type="spellStart"/>
+      <w:r>
+        <w:t>defensive_pulse</w:t>
+      </w:r>
+      <w:proofErr w:type="spellEnd"/>
+      <w:r>
+        <w:t xml:space="preserve">    </w:t>
+      </w:r>
+      <w:r>
+        <w:t xml:space="preserve"> </w:t>
       </w:r>
       <w:r>
         <w:rPr>
@@ -20421,20 +21148,7 @@
           <w:sz w:val="24"/>
           <w:szCs w:val="24"/>
         </w:rPr>
-        <w:t>to use smokeable substances</w:t>
-      </w:r>
-    </w:p>
-    <w:p>
-      <w:pPr>
-        <w:pStyle w:val="Style1"/>
-      </w:pPr>
-      <w:proofErr w:type="spellStart"/>
-      <w:r>
-        <w:t>pipe_cleaner</w:t>
-      </w:r>
-      <w:proofErr w:type="spellEnd"/>
-      <w:r>
-        <w:t xml:space="preserve">        </w:t>
+        <w:t xml:space="preserve">for </w:t>
       </w:r>
       <w:r>
         <w:rPr>
@@ -20442,26 +21156,26 @@
           <w:sz w:val="24"/>
           <w:szCs w:val="24"/>
         </w:rPr>
-        <w:t>for cleaning pipes</w:t>
-      </w:r>
-      <w:r>
-        <w:t xml:space="preserve">  </w:t>
-      </w:r>
-    </w:p>
-    <w:p>
-      <w:pPr>
-        <w:pStyle w:val="Style1"/>
+        <w:t>engineer</w:t>
+      </w:r>
+      <w:r>
         <w:rPr>
           <w:rFonts w:ascii="Times New Roman" w:hAnsi="Times New Roman" w:cs="Times New Roman"/>
           <w:sz w:val="24"/>
           <w:szCs w:val="24"/>
         </w:rPr>
-      </w:pPr>
-      <w:r>
-        <w:t>remains</w:t>
-      </w:r>
-      <w:r>
-        <w:t xml:space="preserve">             </w:t>
+        <w:t xml:space="preserve"> skills</w:t>
+      </w:r>
+    </w:p>
+    <w:p>
+      <w:pPr>
+        <w:pStyle w:val="Style1"/>
+      </w:pPr>
+      <w:r>
+        <w:t>pipe            </w:t>
+      </w:r>
+      <w:r>
+        <w:t xml:space="preserve">    </w:t>
       </w:r>
       <w:r>
         <w:rPr>
@@ -20469,7 +21183,20 @@
           <w:sz w:val="24"/>
           <w:szCs w:val="24"/>
         </w:rPr>
-        <w:t xml:space="preserve">left behind by objectlike mobs when </w:t>
+        <w:t>to use smokeable substances</w:t>
+      </w:r>
+    </w:p>
+    <w:p>
+      <w:pPr>
+        <w:pStyle w:val="Style1"/>
+      </w:pPr>
+      <w:proofErr w:type="spellStart"/>
+      <w:r>
+        <w:t>pipe_cleaner</w:t>
+      </w:r>
+      <w:proofErr w:type="spellEnd"/>
+      <w:r>
+        <w:t xml:space="preserve">        </w:t>
       </w:r>
       <w:r>
         <w:rPr>
@@ -20477,13 +21204,15 @@
           <w:sz w:val="24"/>
           <w:szCs w:val="24"/>
         </w:rPr>
-        <w:t xml:space="preserve">    </w:t>
+        <w:t>for cleaning pipes</w:t>
+      </w:r>
+      <w:r>
+        <w:t xml:space="preserve">  </w:t>
       </w:r>
     </w:p>
     <w:p>
       <w:pPr>
         <w:pStyle w:val="Style1"/>
-        <w:ind w:left="0"/>
         <w:rPr>
           <w:rFonts w:ascii="Times New Roman" w:hAnsi="Times New Roman" w:cs="Times New Roman"/>
           <w:sz w:val="24"/>
@@ -20491,12 +21220,18 @@
         </w:rPr>
       </w:pPr>
       <w:r>
+        <w:t>remains</w:t>
+      </w:r>
+      <w:r>
+        <w:t xml:space="preserve">             </w:t>
+      </w:r>
+      <w:r>
         <w:rPr>
           <w:rFonts w:ascii="Times New Roman" w:hAnsi="Times New Roman" w:cs="Times New Roman"/>
           <w:sz w:val="24"/>
           <w:szCs w:val="24"/>
         </w:rPr>
-        <w:t xml:space="preserve">                                                                                      </w:t>
+        <w:t xml:space="preserve">left behind by objectlike mobs when </w:t>
       </w:r>
       <w:r>
         <w:rPr>
@@ -20504,21 +21239,18 @@
           <w:sz w:val="24"/>
           <w:szCs w:val="24"/>
         </w:rPr>
-        <w:t xml:space="preserve">they are destroyed (similar function to </w:t>
-      </w:r>
-      <w:r>
+        <w:t xml:space="preserve">    </w:t>
+      </w:r>
+    </w:p>
+    <w:p>
+      <w:pPr>
+        <w:pStyle w:val="Style1"/>
+        <w:ind w:left="0"/>
         <w:rPr>
           <w:rFonts w:ascii="Times New Roman" w:hAnsi="Times New Roman" w:cs="Times New Roman"/>
           <w:sz w:val="24"/>
           <w:szCs w:val="24"/>
         </w:rPr>
-        <w:t xml:space="preserve">                 </w:t>
-      </w:r>
-    </w:p>
-    <w:p>
-      <w:pPr>
-        <w:pStyle w:val="Style1"/>
-        <w:ind w:left="0"/>
       </w:pPr>
       <w:r>
         <w:rPr>
@@ -20526,7 +21258,6 @@
           <w:sz w:val="24"/>
           <w:szCs w:val="24"/>
         </w:rPr>
-        <w:lastRenderedPageBreak/>
         <w:t xml:space="preserve">                                                                                      </w:t>
       </w:r>
       <w:r>
@@ -20535,6 +21266,37 @@
           <w:sz w:val="24"/>
           <w:szCs w:val="24"/>
         </w:rPr>
+        <w:t xml:space="preserve">they are destroyed (similar function to </w:t>
+      </w:r>
+      <w:r>
+        <w:rPr>
+          <w:rFonts w:ascii="Times New Roman" w:hAnsi="Times New Roman" w:cs="Times New Roman"/>
+          <w:sz w:val="24"/>
+          <w:szCs w:val="24"/>
+        </w:rPr>
+        <w:t xml:space="preserve">                 </w:t>
+      </w:r>
+    </w:p>
+    <w:p>
+      <w:pPr>
+        <w:pStyle w:val="Style1"/>
+        <w:ind w:left="0"/>
+      </w:pPr>
+      <w:r>
+        <w:rPr>
+          <w:rFonts w:ascii="Times New Roman" w:hAnsi="Times New Roman" w:cs="Times New Roman"/>
+          <w:sz w:val="24"/>
+          <w:szCs w:val="24"/>
+        </w:rPr>
+        <w:lastRenderedPageBreak/>
+        <w:t xml:space="preserve">                                                                                      </w:t>
+      </w:r>
+      <w:r>
+        <w:rPr>
+          <w:rFonts w:ascii="Times New Roman" w:hAnsi="Times New Roman" w:cs="Times New Roman"/>
+          <w:sz w:val="24"/>
+          <w:szCs w:val="24"/>
+        </w:rPr>
         <w:t>NPC corpse)</w:t>
       </w:r>
     </w:p>
@@ -20681,7 +21443,15 @@
         <w:t>v3</w:t>
       </w:r>
       <w:r>
-        <w:t xml:space="preserve"> are used by some types of object.  Some object types do not use any value fields, and you will not have to include them in the </w:t>
+        <w:t xml:space="preserve"> are used by some types of </w:t>
+      </w:r>
+      <w:proofErr w:type="gramStart"/>
+      <w:r>
+        <w:t>object</w:t>
+      </w:r>
+      <w:proofErr w:type="gramEnd"/>
+      <w:r>
+        <w:t xml:space="preserve">.  Some object types do not use any value fields, and you will not have to include them in the </w:t>
       </w:r>
       <w:r>
         <w:rPr>
@@ -20946,7 +21716,23 @@
           <w:iCs w:val="0"/>
         </w:rPr>
         <w:tab/>
-        <w:t>Level of spell(s)</w:t>
+        <w:t xml:space="preserve">Level of </w:t>
+      </w:r>
+      <w:proofErr w:type="gramStart"/>
+      <w:r>
+        <w:rPr>
+          <w:i w:val="0"/>
+          <w:iCs w:val="0"/>
+        </w:rPr>
+        <w:t>spell</w:t>
+      </w:r>
+      <w:proofErr w:type="gramEnd"/>
+      <w:r>
+        <w:rPr>
+          <w:i w:val="0"/>
+          <w:iCs w:val="0"/>
+        </w:rPr>
+        <w:t>(s)</w:t>
       </w:r>
     </w:p>
     <w:p>
@@ -23486,8 +24272,19 @@
           <w:szCs w:val="22"/>
         </w:rPr>
         <w:tab/>
+      </w:r>
+      <w:proofErr w:type="gramStart"/>
+      <w:r>
+        <w:rPr>
+          <w:rFonts w:ascii="Courier New" w:eastAsia="Courier New" w:hAnsi="Courier New" w:cs="Courier New"/>
+          <w:i w:val="0"/>
+          <w:iCs w:val="0"/>
+          <w:sz w:val="22"/>
+          <w:szCs w:val="22"/>
+        </w:rPr>
         <w:t>pound</w:t>
       </w:r>
+      <w:proofErr w:type="gramEnd"/>
     </w:p>
     <w:p>
       <w:pPr>
@@ -23688,6 +24485,7 @@
         </w:rPr>
         <w:tab/>
       </w:r>
+      <w:proofErr w:type="gramStart"/>
       <w:r>
         <w:rPr>
           <w:rFonts w:ascii="Courier New" w:hAnsi="Courier New"/>
@@ -23711,7 +24509,15 @@
           <w:iCs w:val="0"/>
         </w:rPr>
         <w:tab/>
-        <w:t>open, no lid</w:t>
+        <w:t>open</w:t>
+      </w:r>
+      <w:proofErr w:type="gramEnd"/>
+      <w:r>
+        <w:rPr>
+          <w:i w:val="0"/>
+          <w:iCs w:val="0"/>
+        </w:rPr>
+        <w:t>, no lid</w:t>
       </w:r>
     </w:p>
     <w:p>
@@ -24464,7 +25270,23 @@
           <w:iCs w:val="0"/>
         </w:rPr>
         <w:tab/>
-        <w:t>Current number of draughts in the container.</w:t>
+        <w:t xml:space="preserve">Current </w:t>
+      </w:r>
+      <w:proofErr w:type="gramStart"/>
+      <w:r>
+        <w:rPr>
+          <w:i w:val="0"/>
+          <w:iCs w:val="0"/>
+        </w:rPr>
+        <w:t>number</w:t>
+      </w:r>
+      <w:proofErr w:type="gramEnd"/>
+      <w:r>
+        <w:rPr>
+          <w:i w:val="0"/>
+          <w:iCs w:val="0"/>
+        </w:rPr>
+        <w:t xml:space="preserve"> of draughts in the container.</w:t>
       </w:r>
     </w:p>
     <w:p>
@@ -27368,12 +28190,21 @@
         </w:rPr>
         <w:tab/>
       </w:r>
-      <w:r>
-        <w:rPr>
-          <w:i w:val="0"/>
-          <w:iCs w:val="0"/>
-        </w:rPr>
-        <w:t>Silver coins</w:t>
+      <w:proofErr w:type="gramStart"/>
+      <w:r>
+        <w:rPr>
+          <w:i w:val="0"/>
+          <w:iCs w:val="0"/>
+        </w:rPr>
+        <w:t>Silver</w:t>
+      </w:r>
+      <w:proofErr w:type="gramEnd"/>
+      <w:r>
+        <w:rPr>
+          <w:i w:val="0"/>
+          <w:iCs w:val="0"/>
+        </w:rPr>
+        <w:t xml:space="preserve"> coins</w:t>
       </w:r>
     </w:p>
     <w:p>
@@ -27437,7 +28268,22 @@
           <w:iCs w:val="0"/>
         </w:rPr>
         <w:tab/>
-        <w:t>Gold coins</w:t>
+      </w:r>
+      <w:proofErr w:type="gramStart"/>
+      <w:r>
+        <w:rPr>
+          <w:i w:val="0"/>
+          <w:iCs w:val="0"/>
+        </w:rPr>
+        <w:t>Gold</w:t>
+      </w:r>
+      <w:proofErr w:type="gramEnd"/>
+      <w:r>
+        <w:rPr>
+          <w:i w:val="0"/>
+          <w:iCs w:val="0"/>
+        </w:rPr>
+        <w:t xml:space="preserve"> coins</w:t>
       </w:r>
     </w:p>
     <w:p>
@@ -30575,7 +31421,23 @@
           <w:i w:val="0"/>
           <w:iCs w:val="0"/>
         </w:rPr>
-        <w:t xml:space="preserve">The best the pipe cleaner can be at cleaning </w:t>
+        <w:t xml:space="preserve">The best </w:t>
+      </w:r>
+      <w:proofErr w:type="gramStart"/>
+      <w:r>
+        <w:rPr>
+          <w:i w:val="0"/>
+          <w:iCs w:val="0"/>
+        </w:rPr>
+        <w:t>the pipe</w:t>
+      </w:r>
+      <w:proofErr w:type="gramEnd"/>
+      <w:r>
+        <w:rPr>
+          <w:i w:val="0"/>
+          <w:iCs w:val="0"/>
+        </w:rPr>
+        <w:t xml:space="preserve"> cleaner can be at cleaning </w:t>
       </w:r>
       <w:r>
         <w:rPr>
@@ -32193,7 +33055,23 @@
           <w:iCs w:val="0"/>
         </w:rPr>
         <w:tab/>
-        <w:t>Whether the remains can be closed, and if they are closed:</w:t>
+        <w:t xml:space="preserve">Whether the </w:t>
+      </w:r>
+      <w:proofErr w:type="gramStart"/>
+      <w:r>
+        <w:rPr>
+          <w:i w:val="0"/>
+          <w:iCs w:val="0"/>
+        </w:rPr>
+        <w:t>remains</w:t>
+      </w:r>
+      <w:proofErr w:type="gramEnd"/>
+      <w:r>
+        <w:rPr>
+          <w:i w:val="0"/>
+          <w:iCs w:val="0"/>
+        </w:rPr>
+        <w:t xml:space="preserve"> can be closed, and if they are closed:</w:t>
       </w:r>
     </w:p>
     <w:p>
@@ -32223,6 +33101,7 @@
         </w:rPr>
         <w:tab/>
       </w:r>
+      <w:proofErr w:type="gramStart"/>
       <w:r>
         <w:rPr>
           <w:rFonts w:ascii="Courier New" w:hAnsi="Courier New"/>
@@ -32233,6 +33112,7 @@
         </w:rPr>
         <w:t>closeable</w:t>
       </w:r>
+      <w:proofErr w:type="gramEnd"/>
       <w:r>
         <w:rPr>
           <w:i w:val="0"/>
@@ -32543,7 +33423,15 @@
         <w:spacing w:after="480"/>
       </w:pPr>
       <w:r>
-        <w:t>The weight of the object in pounds.</w:t>
+        <w:t xml:space="preserve">The weight of the object </w:t>
+      </w:r>
+      <w:proofErr w:type="gramStart"/>
+      <w:r>
+        <w:t>in</w:t>
+      </w:r>
+      <w:proofErr w:type="gramEnd"/>
+      <w:r>
+        <w:t xml:space="preserve"> pounds.</w:t>
       </w:r>
     </w:p>
     <w:p>
@@ -32642,6 +33530,7 @@
         </w:rPr>
         <w:tab/>
       </w:r>
+      <w:proofErr w:type="gramStart"/>
       <w:r>
         <w:rPr>
           <w:rFonts w:ascii="Courier New" w:hAnsi="Courier New"/>
@@ -32650,6 +33539,7 @@
         </w:rPr>
         <w:t>ex</w:t>
       </w:r>
+      <w:proofErr w:type="gramEnd"/>
       <w:r>
         <w:rPr>
           <w:b w:val="0"/>
@@ -33003,9 +33893,19 @@
           <w:sz w:val="22"/>
           <w:szCs w:val="22"/>
         </w:rPr>
-        <w:t>no_drop</w:t>
+        <w:t>no_</w:t>
+      </w:r>
+      <w:proofErr w:type="gramStart"/>
+      <w:r>
+        <w:rPr>
+          <w:rFonts w:ascii="Courier New" w:hAnsi="Courier New"/>
+          <w:sz w:val="22"/>
+          <w:szCs w:val="22"/>
+        </w:rPr>
+        <w:t>drop</w:t>
       </w:r>
       <w:proofErr w:type="spellEnd"/>
+      <w:proofErr w:type="gramEnd"/>
       <w:r>
         <w:rPr>
           <w:rFonts w:ascii="Courier New" w:hAnsi="Courier New"/>
@@ -33354,13 +34254,23 @@
         <w:ind w:left="5400" w:hanging="2849"/>
       </w:pPr>
       <w:proofErr w:type="spellStart"/>
-      <w:r>
-        <w:rPr>
-          <w:rFonts w:ascii="Courier New" w:hAnsi="Courier New"/>
-          <w:sz w:val="22"/>
-          <w:szCs w:val="22"/>
-        </w:rPr>
-        <w:t>anti_thief</w:t>
+      <w:proofErr w:type="gramStart"/>
+      <w:r>
+        <w:rPr>
+          <w:rFonts w:ascii="Courier New" w:hAnsi="Courier New"/>
+          <w:sz w:val="22"/>
+          <w:szCs w:val="22"/>
+        </w:rPr>
+        <w:t>anti</w:t>
+      </w:r>
+      <w:proofErr w:type="gramEnd"/>
+      <w:r>
+        <w:rPr>
+          <w:rFonts w:ascii="Courier New" w:hAnsi="Courier New"/>
+          <w:sz w:val="22"/>
+          <w:szCs w:val="22"/>
+        </w:rPr>
+        <w:t>_thief</w:t>
       </w:r>
       <w:proofErr w:type="spellEnd"/>
       <w:r>
@@ -33531,13 +34441,23 @@
         <w:ind w:left="5400" w:hanging="2849"/>
       </w:pPr>
       <w:proofErr w:type="spellStart"/>
-      <w:r>
-        <w:rPr>
-          <w:rFonts w:ascii="Courier New" w:hAnsi="Courier New"/>
-          <w:sz w:val="22"/>
-          <w:szCs w:val="22"/>
-        </w:rPr>
-        <w:t>anti_shifter</w:t>
+      <w:proofErr w:type="gramStart"/>
+      <w:r>
+        <w:rPr>
+          <w:rFonts w:ascii="Courier New" w:hAnsi="Courier New"/>
+          <w:sz w:val="22"/>
+          <w:szCs w:val="22"/>
+        </w:rPr>
+        <w:t>anti</w:t>
+      </w:r>
+      <w:proofErr w:type="gramEnd"/>
+      <w:r>
+        <w:rPr>
+          <w:rFonts w:ascii="Courier New" w:hAnsi="Courier New"/>
+          <w:sz w:val="22"/>
+          <w:szCs w:val="22"/>
+        </w:rPr>
+        <w:t>_shifter</w:t>
       </w:r>
       <w:proofErr w:type="spellEnd"/>
       <w:r>
@@ -33597,6 +34517,7 @@
           <w:szCs w:val="22"/>
         </w:rPr>
       </w:pPr>
+      <w:proofErr w:type="gramStart"/>
       <w:r>
         <w:rPr>
           <w:rFonts w:ascii="Courier New" w:hAnsi="Courier New"/>
@@ -33605,6 +34526,7 @@
         </w:rPr>
         <w:t>vorpal</w:t>
       </w:r>
+      <w:proofErr w:type="gramEnd"/>
       <w:r>
         <w:rPr>
           <w:rFonts w:ascii="Courier New" w:hAnsi="Courier New"/>
@@ -33810,6 +34732,7 @@
       <w:r>
         <w:t xml:space="preserve">can be used to </w:t>
       </w:r>
+      <w:proofErr w:type="gramStart"/>
       <w:r>
         <w:rPr>
           <w:i/>
@@ -33817,6 +34740,7 @@
         </w:rPr>
         <w:t>joust</w:t>
       </w:r>
+      <w:proofErr w:type="gramEnd"/>
       <w:r>
         <w:t xml:space="preserve"> with</w:t>
       </w:r>
@@ -34050,6 +34974,7 @@
         </w:rPr>
         <w:t xml:space="preserve">item will have its randomness (or lack </w:t>
       </w:r>
+      <w:proofErr w:type="gramStart"/>
       <w:r>
         <w:rPr>
           <w:rFonts w:cs="Times New Roman"/>
@@ -34072,7 +34997,16 @@
           <w:sz w:val="22"/>
           <w:szCs w:val="22"/>
         </w:rPr>
-        <w:t xml:space="preserve">     </w:t>
+        <w:t xml:space="preserve">   </w:t>
+      </w:r>
+      <w:proofErr w:type="gramEnd"/>
+      <w:r>
+        <w:rPr>
+          <w:rFonts w:cs="Times New Roman"/>
+          <w:sz w:val="22"/>
+          <w:szCs w:val="22"/>
+        </w:rPr>
+        <w:t xml:space="preserve">  </w:t>
       </w:r>
       <w:r>
         <w:rPr>
@@ -34438,13 +35372,27 @@
         <w:rPr>
           <w:rFonts w:eastAsia="Courier New" w:cs="Times New Roman"/>
         </w:rPr>
-        <w:t xml:space="preserve"> default </w:t>
-      </w:r>
+        <w:t xml:space="preserve"> </w:t>
+      </w:r>
+      <w:proofErr w:type="gramStart"/>
       <w:r>
         <w:rPr>
           <w:rFonts w:eastAsia="Courier New" w:cs="Times New Roman"/>
         </w:rPr>
-        <w:t xml:space="preserve"> (0). </w:t>
+        <w:t xml:space="preserve">default </w:t>
+      </w:r>
+      <w:r>
+        <w:rPr>
+          <w:rFonts w:eastAsia="Courier New" w:cs="Times New Roman"/>
+        </w:rPr>
+        <w:t xml:space="preserve"> (</w:t>
+      </w:r>
+      <w:proofErr w:type="gramEnd"/>
+      <w:r>
+        <w:rPr>
+          <w:rFonts w:eastAsia="Courier New" w:cs="Times New Roman"/>
+        </w:rPr>
+        <w:t xml:space="preserve">0). </w:t>
       </w:r>
       <w:r>
         <w:rPr>
@@ -34787,6 +35735,7 @@
         </w:rPr>
         <w:br/>
       </w:r>
+      <w:proofErr w:type="gramStart"/>
       <w:r>
         <w:rPr>
           <w:rFonts w:ascii="Courier New" w:hAnsi="Courier New" w:cs="Courier New"/>
@@ -34795,6 +35744,7 @@
         </w:rPr>
         <w:t>nm  fangs</w:t>
       </w:r>
+      <w:proofErr w:type="gramEnd"/>
       <w:r>
         <w:rPr>
           <w:rFonts w:ascii="Courier New" w:hAnsi="Courier New" w:cs="Courier New"/>
@@ -34804,6 +35754,7 @@
         <w:br/>
       </w:r>
       <w:proofErr w:type="spellStart"/>
+      <w:proofErr w:type="gramStart"/>
       <w:r>
         <w:rPr>
           <w:rFonts w:ascii="Courier New" w:hAnsi="Courier New" w:cs="Courier New"/>
@@ -34819,30 +35770,49 @@
           <w:sz w:val="22"/>
           <w:szCs w:val="22"/>
         </w:rPr>
-        <w:t xml:space="preserve">  a large pair of fangs</w:t>
-      </w:r>
+        <w:t xml:space="preserve">  a</w:t>
+      </w:r>
+      <w:proofErr w:type="gramEnd"/>
       <w:r>
         <w:rPr>
           <w:rFonts w:ascii="Courier New" w:hAnsi="Courier New" w:cs="Courier New"/>
           <w:sz w:val="22"/>
           <w:szCs w:val="22"/>
         </w:rPr>
+        <w:t xml:space="preserve"> large pair of fangs</w:t>
+      </w:r>
+      <w:r>
+        <w:rPr>
+          <w:rFonts w:ascii="Courier New" w:hAnsi="Courier New" w:cs="Courier New"/>
+          <w:sz w:val="22"/>
+          <w:szCs w:val="22"/>
+        </w:rPr>
         <w:br/>
       </w:r>
+      <w:proofErr w:type="gramStart"/>
       <w:r>
         <w:rPr>
           <w:rFonts w:ascii="Courier New" w:hAnsi="Courier New" w:cs="Courier New"/>
           <w:sz w:val="22"/>
           <w:szCs w:val="22"/>
         </w:rPr>
-        <w:t xml:space="preserve">lo  The huge fangs of </w:t>
-      </w:r>
+        <w:t>lo  The</w:t>
+      </w:r>
+      <w:proofErr w:type="gramEnd"/>
       <w:r>
         <w:rPr>
           <w:rFonts w:ascii="Courier New" w:hAnsi="Courier New" w:cs="Courier New"/>
           <w:sz w:val="22"/>
           <w:szCs w:val="22"/>
         </w:rPr>
+        <w:t xml:space="preserve"> huge fangs of </w:t>
+      </w:r>
+      <w:r>
+        <w:rPr>
+          <w:rFonts w:ascii="Courier New" w:hAnsi="Courier New" w:cs="Courier New"/>
+          <w:sz w:val="22"/>
+          <w:szCs w:val="22"/>
+        </w:rPr>
         <w:t>a</w:t>
       </w:r>
       <w:r>
@@ -34862,6 +35832,7 @@
         <w:br/>
       </w:r>
       <w:proofErr w:type="spellStart"/>
+      <w:proofErr w:type="gramStart"/>
       <w:r>
         <w:rPr>
           <w:rFonts w:ascii="Courier New" w:hAnsi="Courier New" w:cs="Courier New"/>
@@ -34879,6 +35850,7 @@
         </w:rPr>
         <w:t xml:space="preserve">  28400</w:t>
       </w:r>
+      <w:proofErr w:type="gramEnd"/>
       <w:r>
         <w:rPr>
           <w:rFonts w:ascii="Courier New" w:hAnsi="Courier New" w:cs="Courier New"/>
@@ -34887,6 +35859,7 @@
         </w:rPr>
         <w:br/>
       </w:r>
+      <w:proofErr w:type="gramStart"/>
       <w:r>
         <w:rPr>
           <w:rFonts w:ascii="Courier New" w:hAnsi="Courier New" w:cs="Courier New"/>
@@ -34895,6 +35868,7 @@
         </w:rPr>
         <w:t>ty  weapon</w:t>
       </w:r>
+      <w:proofErr w:type="gramEnd"/>
       <w:r>
         <w:rPr>
           <w:rFonts w:ascii="Courier New" w:hAnsi="Courier New" w:cs="Courier New"/>
@@ -34911,6 +35885,7 @@
         </w:rPr>
         <w:t>v</w:t>
       </w:r>
+      <w:proofErr w:type="gramStart"/>
       <w:r>
         <w:rPr>
           <w:rFonts w:ascii="Courier New" w:hAnsi="Courier New" w:cs="Courier New"/>
@@ -34927,6 +35902,7 @@
         </w:rPr>
         <w:t xml:space="preserve">  head</w:t>
       </w:r>
+      <w:proofErr w:type="gramEnd"/>
       <w:r>
         <w:rPr>
           <w:rFonts w:ascii="Courier New" w:hAnsi="Courier New" w:cs="Courier New"/>
@@ -34941,17 +35917,28 @@
           <w:sz w:val="22"/>
           <w:szCs w:val="22"/>
         </w:rPr>
-        <w:t>v3  bite</w:t>
-      </w:r>
+        <w:t>v</w:t>
+      </w:r>
+      <w:proofErr w:type="gramStart"/>
       <w:r>
         <w:rPr>
           <w:rFonts w:ascii="Courier New" w:hAnsi="Courier New" w:cs="Courier New"/>
           <w:sz w:val="22"/>
           <w:szCs w:val="22"/>
         </w:rPr>
+        <w:t>3  bite</w:t>
+      </w:r>
+      <w:proofErr w:type="gramEnd"/>
+      <w:r>
+        <w:rPr>
+          <w:rFonts w:ascii="Courier New" w:hAnsi="Courier New" w:cs="Courier New"/>
+          <w:sz w:val="22"/>
+          <w:szCs w:val="22"/>
+        </w:rPr>
         <w:br/>
       </w:r>
       <w:proofErr w:type="spellStart"/>
+      <w:proofErr w:type="gramStart"/>
       <w:r>
         <w:rPr>
           <w:rFonts w:ascii="Courier New" w:hAnsi="Courier New" w:cs="Courier New"/>
@@ -34969,6 +35956,7 @@
         </w:rPr>
         <w:t xml:space="preserve">  30</w:t>
       </w:r>
+      <w:proofErr w:type="gramEnd"/>
       <w:r>
         <w:rPr>
           <w:rFonts w:ascii="Courier New" w:hAnsi="Courier New" w:cs="Courier New"/>
@@ -34977,6 +35965,7 @@
         </w:rPr>
         <w:br/>
       </w:r>
+      <w:proofErr w:type="gramStart"/>
       <w:r>
         <w:rPr>
           <w:rFonts w:ascii="Courier New" w:hAnsi="Courier New" w:cs="Courier New"/>
@@ -34992,7 +35981,16 @@
           <w:sz w:val="22"/>
           <w:szCs w:val="22"/>
         </w:rPr>
-        <w:t>body_part</w:t>
+        <w:t>body</w:t>
+      </w:r>
+      <w:proofErr w:type="gramEnd"/>
+      <w:r>
+        <w:rPr>
+          <w:rFonts w:ascii="Courier New" w:hAnsi="Courier New" w:cs="Courier New"/>
+          <w:sz w:val="22"/>
+          <w:szCs w:val="22"/>
+        </w:rPr>
+        <w:t>_part</w:t>
       </w:r>
       <w:proofErr w:type="spellEnd"/>
       <w:r>
@@ -35011,6 +36009,7 @@
         </w:rPr>
         <w:br/>
       </w:r>
+      <w:proofErr w:type="gramStart"/>
       <w:r>
         <w:rPr>
           <w:rFonts w:ascii="Courier New" w:hAnsi="Courier New" w:cs="Courier New"/>
@@ -35020,6 +36019,7 @@
         <w:lastRenderedPageBreak/>
         <w:t>we  take</w:t>
       </w:r>
+      <w:proofErr w:type="gramEnd"/>
       <w:r>
         <w:rPr>
           <w:rFonts w:ascii="Courier New" w:hAnsi="Courier New" w:cs="Courier New"/>
@@ -35028,6 +36028,7 @@
         </w:rPr>
         <w:br/>
       </w:r>
+      <w:proofErr w:type="gramStart"/>
       <w:r>
         <w:rPr>
           <w:rFonts w:ascii="Courier New" w:hAnsi="Courier New" w:cs="Courier New"/>
@@ -35046,6 +36047,7 @@
         <w:t>damroll</w:t>
       </w:r>
       <w:proofErr w:type="spellEnd"/>
+      <w:proofErr w:type="gramEnd"/>
       <w:r>
         <w:rPr>
           <w:rFonts w:ascii="Courier New" w:hAnsi="Courier New" w:cs="Courier New"/>
@@ -35062,13 +36064,23 @@
         </w:rPr>
         <w:br/>
       </w:r>
+      <w:proofErr w:type="gramStart"/>
       <w:r>
         <w:rPr>
           <w:rFonts w:ascii="Courier New" w:hAnsi="Courier New" w:cs="Courier New"/>
           <w:sz w:val="22"/>
           <w:szCs w:val="22"/>
         </w:rPr>
-        <w:t>ap  crit    10</w:t>
+        <w:t>ap  crit</w:t>
+      </w:r>
+      <w:proofErr w:type="gramEnd"/>
+      <w:r>
+        <w:rPr>
+          <w:rFonts w:ascii="Courier New" w:hAnsi="Courier New" w:cs="Courier New"/>
+          <w:sz w:val="22"/>
+          <w:szCs w:val="22"/>
+        </w:rPr>
+        <w:t xml:space="preserve">    10</w:t>
       </w:r>
       <w:r>
         <w:rPr>
@@ -35114,6 +36126,7 @@
         </w:rPr>
         <w:tab/>
       </w:r>
+      <w:proofErr w:type="gramStart"/>
       <w:r>
         <w:rPr>
           <w:rFonts w:ascii="Courier New" w:hAnsi="Courier New"/>
@@ -35122,6 +36135,7 @@
         </w:rPr>
         <w:t>we</w:t>
       </w:r>
+      <w:proofErr w:type="gramEnd"/>
       <w:r>
         <w:rPr>
           <w:b w:val="0"/>
@@ -35820,6 +36834,7 @@
         <w:tab/>
       </w:r>
       <w:proofErr w:type="spellStart"/>
+      <w:proofErr w:type="gramStart"/>
       <w:r>
         <w:rPr>
           <w:rFonts w:ascii="Courier New" w:eastAsia="Courier New" w:hAnsi="Courier New" w:cs="Courier New"/>
@@ -35829,6 +36844,7 @@
         <w:t>sh</w:t>
       </w:r>
       <w:proofErr w:type="spellEnd"/>
+      <w:proofErr w:type="gramEnd"/>
       <w:r>
         <w:rPr>
           <w:rFonts w:ascii="Courier New" w:eastAsia="Courier New" w:hAnsi="Courier New" w:cs="Courier New"/>
@@ -35923,17 +36939,36 @@
           <w:szCs w:val="22"/>
         </w:rPr>
         <w:tab/>
+      </w:r>
+      <w:proofErr w:type="gramStart"/>
+      <w:r>
+        <w:rPr>
+          <w:rFonts w:ascii="Courier New" w:eastAsia="Courier New" w:hAnsi="Courier New" w:cs="Courier New"/>
+          <w:sz w:val="22"/>
+          <w:szCs w:val="22"/>
+        </w:rPr>
         <w:t>we</w:t>
       </w:r>
-      <w:r>
-        <w:rPr>
-          <w:rFonts w:ascii="Courier New" w:eastAsia="Courier New" w:hAnsi="Courier New" w:cs="Courier New"/>
-          <w:sz w:val="22"/>
-          <w:szCs w:val="22"/>
-        </w:rPr>
-        <w:tab/>
-        <w:t>take weapon</w:t>
-      </w:r>
+      <w:proofErr w:type="gramEnd"/>
+      <w:r>
+        <w:rPr>
+          <w:rFonts w:ascii="Courier New" w:eastAsia="Courier New" w:hAnsi="Courier New" w:cs="Courier New"/>
+          <w:sz w:val="22"/>
+          <w:szCs w:val="22"/>
+        </w:rPr>
+        <w:tab/>
+        <w:t xml:space="preserve">take </w:t>
+      </w:r>
+      <w:proofErr w:type="gramStart"/>
+      <w:r>
+        <w:rPr>
+          <w:rFonts w:ascii="Courier New" w:eastAsia="Courier New" w:hAnsi="Courier New" w:cs="Courier New"/>
+          <w:sz w:val="22"/>
+          <w:szCs w:val="22"/>
+        </w:rPr>
+        <w:t>weapon</w:t>
+      </w:r>
+      <w:proofErr w:type="gramEnd"/>
     </w:p>
     <w:p>
       <w:pPr>
@@ -35970,8 +37005,18 @@
           <w:szCs w:val="22"/>
         </w:rPr>
         <w:tab/>
-        <w:t>a longbow</w:t>
-      </w:r>
+        <w:t xml:space="preserve">a </w:t>
+      </w:r>
+      <w:proofErr w:type="gramStart"/>
+      <w:r>
+        <w:rPr>
+          <w:rFonts w:ascii="Courier New" w:eastAsia="Courier New" w:hAnsi="Courier New" w:cs="Courier New"/>
+          <w:sz w:val="22"/>
+          <w:szCs w:val="22"/>
+        </w:rPr>
+        <w:t>longbow</w:t>
+      </w:r>
+      <w:proofErr w:type="gramEnd"/>
     </w:p>
     <w:p>
       <w:pPr>
@@ -36402,7 +37447,24 @@
           <w:szCs w:val="22"/>
         </w:rPr>
         <w:tab/>
-        <w:t>the cactus is pretty and fragrant.</w:t>
+      </w:r>
+      <w:proofErr w:type="gramStart"/>
+      <w:r>
+        <w:rPr>
+          <w:rFonts w:ascii="Courier New" w:eastAsia="Courier New" w:hAnsi="Courier New" w:cs="Courier New"/>
+          <w:sz w:val="22"/>
+          <w:szCs w:val="22"/>
+        </w:rPr>
+        <w:t>the</w:t>
+      </w:r>
+      <w:proofErr w:type="gramEnd"/>
+      <w:r>
+        <w:rPr>
+          <w:rFonts w:ascii="Courier New" w:eastAsia="Courier New" w:hAnsi="Courier New" w:cs="Courier New"/>
+          <w:sz w:val="22"/>
+          <w:szCs w:val="22"/>
+        </w:rPr>
+        <w:t xml:space="preserve"> cactus is pretty and fragrant.</w:t>
       </w:r>
     </w:p>
     <w:p>
@@ -36522,50 +37584,66 @@
           <w:i/>
           <w:iCs/>
         </w:rPr>
-        <w:t>&lt;apply type&gt;  &lt;modifier&gt;</w:t>
-      </w:r>
-    </w:p>
-    <w:p>
-      <w:pPr>
-        <w:pStyle w:val="BodyTextIndent3"/>
-      </w:pPr>
+        <w:t>&lt;apply type</w:t>
+      </w:r>
+      <w:proofErr w:type="gramStart"/>
       <w:r>
         <w:rPr>
           <w:i/>
           <w:iCs/>
         </w:rPr>
-        <w:t>Apply type</w:t>
-      </w:r>
-      <w:r>
-        <w:t xml:space="preserve"> is one keyword from the list below; </w:t>
-      </w:r>
+        <w:t>&gt;  &lt;</w:t>
+      </w:r>
+      <w:proofErr w:type="gramEnd"/>
       <w:r>
         <w:rPr>
           <w:i/>
           <w:iCs/>
         </w:rPr>
-        <w:t>modifier</w:t>
-      </w:r>
-      <w:r>
-        <w:t xml:space="preserve"> is any number.</w:t>
-      </w:r>
-      <w:r>
-        <w:t xml:space="preserve">  Note some of these (marked with a red </w:t>
-      </w:r>
-      <w:r>
-        <w:rPr>
-          <w:color w:val="FF0000"/>
-        </w:rPr>
-        <w:t>*</w:t>
-      </w:r>
-      <w:r>
-        <w:t>) are unimplemented, so applying them to an object is currently purely decorative (will show up on</w:t>
-      </w:r>
+        <w:t>modifier&gt;</w:t>
+      </w:r>
+    </w:p>
+    <w:p>
+      <w:pPr>
+        <w:pStyle w:val="BodyTextIndent3"/>
+      </w:pPr>
       <w:r>
         <w:rPr>
           <w:i/>
           <w:iCs/>
         </w:rPr>
+        <w:t>Apply type</w:t>
+      </w:r>
+      <w:r>
+        <w:t xml:space="preserve"> is one keyword from the list below; </w:t>
+      </w:r>
+      <w:r>
+        <w:rPr>
+          <w:i/>
+          <w:iCs/>
+        </w:rPr>
+        <w:t>modifier</w:t>
+      </w:r>
+      <w:r>
+        <w:t xml:space="preserve"> is any number.</w:t>
+      </w:r>
+      <w:r>
+        <w:t xml:space="preserve">  Note some of these (marked with a red </w:t>
+      </w:r>
+      <w:r>
+        <w:rPr>
+          <w:color w:val="FF0000"/>
+        </w:rPr>
+        <w:t>*</w:t>
+      </w:r>
+      <w:r>
+        <w:t>) are unimplemented, so applying them to an object is currently purely decorative (will show up on</w:t>
+      </w:r>
+      <w:r>
+        <w:rPr>
+          <w:i/>
+          <w:iCs/>
+        </w:rPr>
         <w:t xml:space="preserve"> identify</w:t>
       </w:r>
       <w:r>
@@ -36861,6 +37939,7 @@
           <w:szCs w:val="22"/>
         </w:rPr>
       </w:pPr>
+      <w:proofErr w:type="gramStart"/>
       <w:r>
         <w:rPr>
           <w:rFonts w:ascii="Courier New" w:hAnsi="Courier New" w:cs="Courier New"/>
@@ -36883,6 +37962,7 @@
         </w:rPr>
         <w:t>*</w:t>
       </w:r>
+      <w:proofErr w:type="gramEnd"/>
     </w:p>
     <w:p>
       <w:pPr>
@@ -37046,6 +38126,7 @@
           <w:szCs w:val="22"/>
         </w:rPr>
       </w:pPr>
+      <w:proofErr w:type="gramStart"/>
       <w:r>
         <w:rPr>
           <w:rFonts w:ascii="Courier New" w:hAnsi="Courier New"/>
@@ -37054,6 +38135,7 @@
         </w:rPr>
         <w:t>hp</w:t>
       </w:r>
+      <w:proofErr w:type="gramEnd"/>
       <w:r>
         <w:rPr>
           <w:rFonts w:ascii="Courier New" w:hAnsi="Courier New"/>
@@ -39044,6 +40126,7 @@
           <w:szCs w:val="22"/>
         </w:rPr>
       </w:pPr>
+      <w:proofErr w:type="gramStart"/>
       <w:r>
         <w:rPr>
           <w:rFonts w:ascii="Courier New" w:hAnsi="Courier New"/>
@@ -39052,6 +40135,7 @@
         </w:rPr>
         <w:t>move</w:t>
       </w:r>
+      <w:proofErr w:type="gramEnd"/>
       <w:r>
         <w:rPr>
           <w:rFonts w:ascii="Courier New" w:hAnsi="Courier New"/>
@@ -39406,8 +40490,18 @@
           <w:szCs w:val="22"/>
         </w:rPr>
         <w:tab/>
-        <w:t>room open</w:t>
-      </w:r>
+        <w:t xml:space="preserve">room </w:t>
+      </w:r>
+      <w:proofErr w:type="gramStart"/>
+      <w:r>
+        <w:rPr>
+          <w:rFonts w:ascii="Courier New" w:eastAsia="Courier New" w:hAnsi="Courier New" w:cs="Courier New"/>
+          <w:sz w:val="22"/>
+          <w:szCs w:val="22"/>
+        </w:rPr>
+        <w:t>open</w:t>
+      </w:r>
+      <w:proofErr w:type="gramEnd"/>
     </w:p>
     <w:p>
       <w:pPr>
@@ -39556,6 +40650,7 @@
           <w:szCs w:val="22"/>
         </w:rPr>
       </w:pPr>
+      <w:proofErr w:type="gramStart"/>
       <w:r>
         <w:rPr>
           <w:rFonts w:ascii="Courier New" w:hAnsi="Courier New"/>
@@ -39573,7 +40668,19 @@
         <w:tab/>
       </w:r>
       <w:r>
-        <w:t>teleports victim away</w:t>
+        <w:t>teleports</w:t>
+      </w:r>
+      <w:proofErr w:type="gramEnd"/>
+      <w:r>
+        <w:t xml:space="preserve"> </w:t>
+      </w:r>
+      <w:proofErr w:type="gramStart"/>
+      <w:r>
+        <w:t>victim</w:t>
+      </w:r>
+      <w:proofErr w:type="gramEnd"/>
+      <w:r>
+        <w:t xml:space="preserve"> away</w:t>
       </w:r>
     </w:p>
     <w:p>
@@ -39713,7 +40820,15 @@
         <w:tab/>
       </w:r>
       <w:r>
-        <w:t>damage inflicted for these types</w:t>
+        <w:t xml:space="preserve">damage inflicted </w:t>
+      </w:r>
+      <w:proofErr w:type="gramStart"/>
+      <w:r>
+        <w:t>for</w:t>
+      </w:r>
+      <w:proofErr w:type="gramEnd"/>
+      <w:r>
+        <w:t xml:space="preserve"> these types</w:t>
       </w:r>
     </w:p>
     <w:p>
@@ -39875,6 +40990,7 @@
           <w:rFonts w:cs="Times New Roman"/>
         </w:rPr>
       </w:pPr>
+      <w:proofErr w:type="gramStart"/>
       <w:r>
         <w:rPr>
           <w:rFonts w:ascii="Courier New" w:hAnsi="Courier New"/>
@@ -39883,6 +40999,7 @@
         </w:rPr>
         <w:t>hex</w:t>
       </w:r>
+      <w:proofErr w:type="gramEnd"/>
       <w:r>
         <w:rPr>
           <w:rFonts w:ascii="Courier New" w:hAnsi="Courier New"/>
@@ -40204,6 +41321,7 @@
         </w:rPr>
       </w:pPr>
       <w:proofErr w:type="spellStart"/>
+      <w:proofErr w:type="gramStart"/>
       <w:r>
         <w:rPr>
           <w:rFonts w:ascii="Courier New" w:hAnsi="Courier New"/>
@@ -40213,6 +41331,7 @@
         <w:t>sh</w:t>
       </w:r>
       <w:proofErr w:type="spellEnd"/>
+      <w:proofErr w:type="gramEnd"/>
       <w:r>
         <w:rPr>
           <w:rFonts w:ascii="Courier New" w:hAnsi="Courier New"/>
@@ -40269,6 +41388,7 @@
           <w:szCs w:val="22"/>
         </w:rPr>
       </w:pPr>
+      <w:proofErr w:type="gramStart"/>
       <w:r>
         <w:rPr>
           <w:rFonts w:ascii="Courier New" w:hAnsi="Courier New"/>
@@ -40277,15 +41397,26 @@
         </w:rPr>
         <w:t>we</w:t>
       </w:r>
-      <w:r>
-        <w:rPr>
-          <w:rFonts w:ascii="Courier New" w:hAnsi="Courier New"/>
-          <w:sz w:val="22"/>
-          <w:szCs w:val="22"/>
-        </w:rPr>
-        <w:tab/>
-        <w:t>take shield</w:t>
-      </w:r>
+      <w:proofErr w:type="gramEnd"/>
+      <w:r>
+        <w:rPr>
+          <w:rFonts w:ascii="Courier New" w:hAnsi="Courier New"/>
+          <w:sz w:val="22"/>
+          <w:szCs w:val="22"/>
+        </w:rPr>
+        <w:tab/>
+        <w:t xml:space="preserve">take </w:t>
+      </w:r>
+      <w:proofErr w:type="gramStart"/>
+      <w:r>
+        <w:rPr>
+          <w:rFonts w:ascii="Courier New" w:hAnsi="Courier New"/>
+          <w:sz w:val="22"/>
+          <w:szCs w:val="22"/>
+        </w:rPr>
+        <w:t>shield</w:t>
+      </w:r>
+      <w:proofErr w:type="gramEnd"/>
     </w:p>
     <w:p>
       <w:pPr>
@@ -41104,7 +42235,25 @@
           <w:szCs w:val="22"/>
         </w:rPr>
         <w:tab/>
-        <w:t>You see a long golden staff fashioned as a snake.</w:t>
+        <w:t xml:space="preserve">You see a long golden </w:t>
+      </w:r>
+      <w:proofErr w:type="gramStart"/>
+      <w:r>
+        <w:rPr>
+          <w:rFonts w:ascii="Courier New" w:hAnsi="Courier New"/>
+          <w:sz w:val="22"/>
+          <w:szCs w:val="22"/>
+        </w:rPr>
+        <w:t>staff</w:t>
+      </w:r>
+      <w:proofErr w:type="gramEnd"/>
+      <w:r>
+        <w:rPr>
+          <w:rFonts w:ascii="Courier New" w:hAnsi="Courier New"/>
+          <w:sz w:val="22"/>
+          <w:szCs w:val="22"/>
+        </w:rPr>
+        <w:t xml:space="preserve"> fashioned as a snake.</w:t>
       </w:r>
     </w:p>
     <w:p>
@@ -41413,8 +42562,18 @@
           <w:sz w:val="22"/>
           <w:szCs w:val="22"/>
         </w:rPr>
-        <w:t>The staff is made of solid gold with small emeralds inset</w:t>
-      </w:r>
+        <w:t xml:space="preserve">The staff is made of solid gold with small emeralds </w:t>
+      </w:r>
+      <w:proofErr w:type="gramStart"/>
+      <w:r>
+        <w:rPr>
+          <w:rFonts w:ascii="Courier New" w:hAnsi="Courier New"/>
+          <w:sz w:val="22"/>
+          <w:szCs w:val="22"/>
+        </w:rPr>
+        <w:t>inset</w:t>
+      </w:r>
+      <w:proofErr w:type="gramEnd"/>
     </w:p>
     <w:p>
       <w:pPr>
@@ -41911,8 +43070,9 @@
           <w:szCs w:val="22"/>
           <w:lang w:val="en-NZ"/>
         </w:rPr>
-        <w:t xml:space="preserve">       n</w:t>
-      </w:r>
+        <w:t xml:space="preserve">       </w:t>
+      </w:r>
+      <w:proofErr w:type="gramStart"/>
       <w:r>
         <w:rPr>
           <w:rFonts w:ascii="Courier New" w:hAnsi="Courier New" w:cs="Courier New"/>
@@ -41920,6 +43080,15 @@
           <w:szCs w:val="22"/>
           <w:lang w:val="en-NZ"/>
         </w:rPr>
+        <w:t>n</w:t>
+      </w:r>
+      <w:r>
+        <w:rPr>
+          <w:rFonts w:ascii="Courier New" w:hAnsi="Courier New" w:cs="Courier New"/>
+          <w:sz w:val="22"/>
+          <w:szCs w:val="22"/>
+          <w:lang w:val="en-NZ"/>
+        </w:rPr>
         <w:t>m</w:t>
       </w:r>
       <w:r>
@@ -41940,6 +43109,7 @@
         </w:rPr>
         <w:tab/>
       </w:r>
+      <w:proofErr w:type="gramEnd"/>
       <w:r>
         <w:rPr>
           <w:lang w:val="en-NZ"/>
@@ -42064,96 +43234,98 @@
         </w:rPr>
         <w:tab/>
       </w:r>
+      <w:proofErr w:type="gramStart"/>
       <w:r>
         <w:rPr>
           <w:i/>
           <w:iCs/>
           <w:lang w:val="en-NZ"/>
         </w:rPr>
-        <w:t>Multi-line text block</w:t>
-      </w:r>
-      <w:r>
-        <w:rPr>
-          <w:lang w:val="en-NZ"/>
-        </w:rPr>
-        <w:br/>
-      </w:r>
-      <w:r>
-        <w:rPr>
-          <w:lang w:val="en-NZ"/>
-        </w:rPr>
-        <w:tab/>
-      </w:r>
-      <w:r>
-        <w:rPr>
-          <w:lang w:val="en-NZ"/>
-        </w:rPr>
-        <w:t>The description of the object set. Terminate the block with a single tilde.</w:t>
-      </w:r>
-    </w:p>
-    <w:p>
-      <w:pPr>
-        <w:rPr>
-          <w:lang w:val="en-NZ"/>
-        </w:rPr>
-      </w:pPr>
-      <w:r>
-        <w:rPr>
-          <w:rFonts w:ascii="Courier New" w:hAnsi="Courier New" w:cs="Courier New"/>
-          <w:sz w:val="22"/>
-          <w:szCs w:val="22"/>
-          <w:lang w:val="en-NZ"/>
-        </w:rPr>
-        <w:t xml:space="preserve">       </w:t>
-      </w:r>
-      <w:proofErr w:type="spellStart"/>
-      <w:r>
-        <w:rPr>
-          <w:rFonts w:ascii="Courier New" w:hAnsi="Courier New" w:cs="Courier New"/>
-          <w:sz w:val="22"/>
-          <w:szCs w:val="22"/>
-          <w:lang w:val="en-NZ"/>
-        </w:rPr>
-        <w:t>ob</w:t>
-      </w:r>
-      <w:proofErr w:type="spellEnd"/>
-      <w:r>
-        <w:rPr>
-          <w:rFonts w:ascii="Courier New" w:hAnsi="Courier New" w:cs="Courier New"/>
-          <w:sz w:val="22"/>
-          <w:szCs w:val="22"/>
-          <w:lang w:val="en-NZ"/>
-        </w:rPr>
-        <w:t xml:space="preserve"> </w:t>
-      </w:r>
-      <w:r>
-        <w:rPr>
-          <w:rFonts w:ascii="Courier New" w:hAnsi="Courier New" w:cs="Courier New"/>
-          <w:sz w:val="22"/>
-          <w:szCs w:val="22"/>
-          <w:lang w:val="en-NZ"/>
-        </w:rPr>
-        <w:tab/>
-      </w:r>
-      <w:r>
-        <w:rPr>
-          <w:lang w:val="en-NZ"/>
-        </w:rPr>
-        <w:t>Set member object</w:t>
-      </w:r>
-      <w:r>
-        <w:rPr>
-          <w:lang w:val="en-NZ"/>
-        </w:rPr>
-        <w:br/>
-      </w:r>
+        <w:t>Multi-line</w:t>
+      </w:r>
+      <w:proofErr w:type="gramEnd"/>
       <w:r>
         <w:rPr>
           <w:i/>
           <w:iCs/>
           <w:lang w:val="en-NZ"/>
         </w:rPr>
-        <w:tab/>
+        <w:t xml:space="preserve"> text block</w:t>
+      </w:r>
+      <w:r>
+        <w:rPr>
+          <w:lang w:val="en-NZ"/>
+        </w:rPr>
+        <w:br/>
+      </w:r>
+      <w:r>
+        <w:rPr>
+          <w:lang w:val="en-NZ"/>
+        </w:rPr>
+        <w:tab/>
+      </w:r>
+      <w:r>
+        <w:rPr>
+          <w:lang w:val="en-NZ"/>
+        </w:rPr>
+        <w:t>The description of the object set. Terminate the block with a single tilde.</w:t>
+      </w:r>
+    </w:p>
+    <w:p>
+      <w:pPr>
+        <w:rPr>
+          <w:lang w:val="en-NZ"/>
+        </w:rPr>
+      </w:pPr>
+      <w:r>
+        <w:rPr>
+          <w:rFonts w:ascii="Courier New" w:hAnsi="Courier New" w:cs="Courier New"/>
+          <w:sz w:val="22"/>
+          <w:szCs w:val="22"/>
+          <w:lang w:val="en-NZ"/>
+        </w:rPr>
+        <w:t xml:space="preserve">       </w:t>
+      </w:r>
+      <w:proofErr w:type="spellStart"/>
+      <w:r>
+        <w:rPr>
+          <w:rFonts w:ascii="Courier New" w:hAnsi="Courier New" w:cs="Courier New"/>
+          <w:sz w:val="22"/>
+          <w:szCs w:val="22"/>
+          <w:lang w:val="en-NZ"/>
+        </w:rPr>
+        <w:t>ob</w:t>
+      </w:r>
+      <w:proofErr w:type="spellEnd"/>
+      <w:r>
+        <w:rPr>
+          <w:rFonts w:ascii="Courier New" w:hAnsi="Courier New" w:cs="Courier New"/>
+          <w:sz w:val="22"/>
+          <w:szCs w:val="22"/>
+          <w:lang w:val="en-NZ"/>
+        </w:rPr>
+        <w:t xml:space="preserve"> </w:t>
+      </w:r>
+      <w:r>
+        <w:rPr>
+          <w:rFonts w:ascii="Courier New" w:hAnsi="Courier New" w:cs="Courier New"/>
+          <w:sz w:val="22"/>
+          <w:szCs w:val="22"/>
+          <w:lang w:val="en-NZ"/>
+        </w:rPr>
+        <w:tab/>
+      </w:r>
+      <w:r>
+        <w:rPr>
+          <w:lang w:val="en-NZ"/>
+        </w:rPr>
+        <w:t>Set member object</w:t>
+      </w:r>
+      <w:r>
+        <w:rPr>
+          <w:lang w:val="en-NZ"/>
+        </w:rPr>
+        <w:br/>
       </w:r>
       <w:r>
         <w:rPr>
@@ -42161,123 +43333,7 @@
           <w:iCs/>
           <w:lang w:val="en-NZ"/>
         </w:rPr>
-        <w:t>Number: 0 or higher</w:t>
-      </w:r>
-      <w:r>
-        <w:rPr>
-          <w:lang w:val="en-NZ"/>
-        </w:rPr>
-        <w:br/>
-      </w:r>
-      <w:r>
-        <w:rPr>
-          <w:lang w:val="en-NZ"/>
-        </w:rPr>
-        <w:lastRenderedPageBreak/>
-        <w:tab/>
-      </w:r>
-      <w:r>
-        <w:rPr>
-          <w:lang w:val="en-NZ"/>
-        </w:rPr>
-        <w:t xml:space="preserve">The relative </w:t>
-      </w:r>
-      <w:proofErr w:type="spellStart"/>
-      <w:r>
-        <w:rPr>
-          <w:lang w:val="en-NZ"/>
-        </w:rPr>
-        <w:t>vnum</w:t>
-      </w:r>
-      <w:proofErr w:type="spellEnd"/>
-      <w:r>
-        <w:rPr>
-          <w:lang w:val="en-NZ"/>
-        </w:rPr>
-        <w:t xml:space="preserve"> of an object belonging to this set. Use one </w:t>
-      </w:r>
-      <w:proofErr w:type="spellStart"/>
-      <w:r>
-        <w:rPr>
-          <w:lang w:val="en-NZ"/>
-        </w:rPr>
-        <w:t>ob</w:t>
-      </w:r>
-      <w:proofErr w:type="spellEnd"/>
-      <w:r>
-        <w:rPr>
-          <w:lang w:val="en-NZ"/>
-        </w:rPr>
-        <w:t xml:space="preserve"> line per set </w:t>
-      </w:r>
-      <w:r>
-        <w:rPr>
-          <w:lang w:val="en-NZ"/>
-        </w:rPr>
-        <w:tab/>
-      </w:r>
-      <w:r>
-        <w:rPr>
-          <w:lang w:val="en-NZ"/>
-        </w:rPr>
-        <w:t>item. Scribe writes up to five members. Missing members are written as 0.</w:t>
-      </w:r>
-    </w:p>
-    <w:p>
-      <w:pPr>
-        <w:rPr>
-          <w:lang w:val="en-NZ"/>
-        </w:rPr>
-      </w:pPr>
-      <w:r>
-        <w:rPr>
-          <w:rFonts w:ascii="Courier New" w:hAnsi="Courier New" w:cs="Courier New"/>
-          <w:sz w:val="22"/>
-          <w:szCs w:val="22"/>
-          <w:lang w:val="en-NZ"/>
-        </w:rPr>
-        <w:t xml:space="preserve">       </w:t>
-      </w:r>
-      <w:proofErr w:type="spellStart"/>
-      <w:r>
-        <w:rPr>
-          <w:rFonts w:ascii="Courier New" w:hAnsi="Courier New" w:cs="Courier New"/>
-          <w:sz w:val="22"/>
-          <w:szCs w:val="22"/>
-          <w:lang w:val="en-NZ"/>
-        </w:rPr>
-        <w:t>bt</w:t>
-      </w:r>
-      <w:proofErr w:type="spellEnd"/>
-      <w:r>
-        <w:rPr>
-          <w:rFonts w:ascii="Courier New" w:hAnsi="Courier New" w:cs="Courier New"/>
-          <w:sz w:val="22"/>
-          <w:szCs w:val="22"/>
-          <w:lang w:val="en-NZ"/>
-        </w:rPr>
-        <w:t xml:space="preserve"> </w:t>
-      </w:r>
-      <w:r>
-        <w:rPr>
-          <w:rFonts w:ascii="Courier New" w:hAnsi="Courier New" w:cs="Courier New"/>
-          <w:sz w:val="22"/>
-          <w:szCs w:val="22"/>
-          <w:lang w:val="en-NZ"/>
-        </w:rPr>
-        <w:tab/>
-      </w:r>
-      <w:r>
-        <w:rPr>
-          <w:lang w:val="en-NZ"/>
-        </w:rPr>
-        <w:t>Bonus threshold</w:t>
-      </w:r>
-      <w:r>
-        <w:rPr>
-          <w:lang w:val="en-NZ"/>
-        </w:rPr>
-        <w:br/>
+        <w:tab/>
       </w:r>
       <w:r>
         <w:rPr>
@@ -42285,7 +43341,123 @@
           <w:iCs/>
           <w:lang w:val="en-NZ"/>
         </w:rPr>
-        <w:tab/>
+        <w:t>Number: 0 or higher</w:t>
+      </w:r>
+      <w:r>
+        <w:rPr>
+          <w:lang w:val="en-NZ"/>
+        </w:rPr>
+        <w:br/>
+      </w:r>
+      <w:r>
+        <w:rPr>
+          <w:lang w:val="en-NZ"/>
+        </w:rPr>
+        <w:lastRenderedPageBreak/>
+        <w:tab/>
+      </w:r>
+      <w:r>
+        <w:rPr>
+          <w:lang w:val="en-NZ"/>
+        </w:rPr>
+        <w:t xml:space="preserve">The relative </w:t>
+      </w:r>
+      <w:proofErr w:type="spellStart"/>
+      <w:r>
+        <w:rPr>
+          <w:lang w:val="en-NZ"/>
+        </w:rPr>
+        <w:t>vnum</w:t>
+      </w:r>
+      <w:proofErr w:type="spellEnd"/>
+      <w:r>
+        <w:rPr>
+          <w:lang w:val="en-NZ"/>
+        </w:rPr>
+        <w:t xml:space="preserve"> of an object belonging to this set. Use one </w:t>
+      </w:r>
+      <w:proofErr w:type="spellStart"/>
+      <w:r>
+        <w:rPr>
+          <w:lang w:val="en-NZ"/>
+        </w:rPr>
+        <w:t>ob</w:t>
+      </w:r>
+      <w:proofErr w:type="spellEnd"/>
+      <w:r>
+        <w:rPr>
+          <w:lang w:val="en-NZ"/>
+        </w:rPr>
+        <w:t xml:space="preserve"> line per set </w:t>
+      </w:r>
+      <w:r>
+        <w:rPr>
+          <w:lang w:val="en-NZ"/>
+        </w:rPr>
+        <w:tab/>
+      </w:r>
+      <w:r>
+        <w:rPr>
+          <w:lang w:val="en-NZ"/>
+        </w:rPr>
+        <w:t>item. Scribe writes up to five members. Missing members are written as 0.</w:t>
+      </w:r>
+    </w:p>
+    <w:p>
+      <w:pPr>
+        <w:rPr>
+          <w:lang w:val="en-NZ"/>
+        </w:rPr>
+      </w:pPr>
+      <w:r>
+        <w:rPr>
+          <w:rFonts w:ascii="Courier New" w:hAnsi="Courier New" w:cs="Courier New"/>
+          <w:sz w:val="22"/>
+          <w:szCs w:val="22"/>
+          <w:lang w:val="en-NZ"/>
+        </w:rPr>
+        <w:t xml:space="preserve">       </w:t>
+      </w:r>
+      <w:proofErr w:type="spellStart"/>
+      <w:r>
+        <w:rPr>
+          <w:rFonts w:ascii="Courier New" w:hAnsi="Courier New" w:cs="Courier New"/>
+          <w:sz w:val="22"/>
+          <w:szCs w:val="22"/>
+          <w:lang w:val="en-NZ"/>
+        </w:rPr>
+        <w:t>bt</w:t>
+      </w:r>
+      <w:proofErr w:type="spellEnd"/>
+      <w:r>
+        <w:rPr>
+          <w:rFonts w:ascii="Courier New" w:hAnsi="Courier New" w:cs="Courier New"/>
+          <w:sz w:val="22"/>
+          <w:szCs w:val="22"/>
+          <w:lang w:val="en-NZ"/>
+        </w:rPr>
+        <w:t xml:space="preserve"> </w:t>
+      </w:r>
+      <w:r>
+        <w:rPr>
+          <w:rFonts w:ascii="Courier New" w:hAnsi="Courier New" w:cs="Courier New"/>
+          <w:sz w:val="22"/>
+          <w:szCs w:val="22"/>
+          <w:lang w:val="en-NZ"/>
+        </w:rPr>
+        <w:tab/>
+      </w:r>
+      <w:r>
+        <w:rPr>
+          <w:lang w:val="en-NZ"/>
+        </w:rPr>
+        <w:t>Bonus threshold</w:t>
+      </w:r>
+      <w:r>
+        <w:rPr>
+          <w:lang w:val="en-NZ"/>
+        </w:rPr>
+        <w:br/>
       </w:r>
       <w:r>
         <w:rPr>
@@ -42293,109 +43465,7 @@
           <w:iCs/>
           <w:lang w:val="en-NZ"/>
         </w:rPr>
-        <w:t>Number: 0 or higher</w:t>
-      </w:r>
-      <w:r>
-        <w:rPr>
-          <w:lang w:val="en-NZ"/>
-        </w:rPr>
-        <w:br/>
-      </w:r>
-      <w:r>
-        <w:rPr>
-          <w:lang w:val="en-NZ"/>
-        </w:rPr>
-        <w:tab/>
-      </w:r>
-      <w:r>
-        <w:rPr>
-          <w:lang w:val="en-NZ"/>
-        </w:rPr>
-        <w:t xml:space="preserve">Defines how many worn set pieces are required for the corresponding bonus </w:t>
-      </w:r>
-      <w:r>
-        <w:rPr>
-          <w:lang w:val="en-NZ"/>
-        </w:rPr>
-        <w:tab/>
-      </w:r>
-      <w:r>
-        <w:rPr>
-          <w:lang w:val="en-NZ"/>
-        </w:rPr>
-        <w:t xml:space="preserve">tier. Use one </w:t>
-      </w:r>
-      <w:proofErr w:type="spellStart"/>
-      <w:r>
-        <w:rPr>
-          <w:lang w:val="en-NZ"/>
-        </w:rPr>
-        <w:t>bt</w:t>
-      </w:r>
-      <w:proofErr w:type="spellEnd"/>
-      <w:r>
-        <w:rPr>
-          <w:lang w:val="en-NZ"/>
-        </w:rPr>
-        <w:t xml:space="preserve"> line per possible bonus. Scribe writes up to five thresholds. </w:t>
-      </w:r>
-      <w:r>
-        <w:rPr>
-          <w:lang w:val="en-NZ"/>
-        </w:rPr>
-        <w:tab/>
-      </w:r>
-      <w:r>
-        <w:rPr>
-          <w:lang w:val="en-NZ"/>
-        </w:rPr>
-        <w:t>Missing thresholds are written as 0.</w:t>
-      </w:r>
-    </w:p>
-    <w:p>
-      <w:pPr>
-        <w:rPr>
-          <w:lang w:val="en-NZ"/>
-        </w:rPr>
-      </w:pPr>
-      <w:r>
-        <w:rPr>
-          <w:rFonts w:ascii="Courier New" w:hAnsi="Courier New" w:cs="Courier New"/>
-          <w:sz w:val="22"/>
-          <w:szCs w:val="22"/>
-          <w:lang w:val="en-NZ"/>
-        </w:rPr>
-        <w:t xml:space="preserve">       </w:t>
-      </w:r>
-      <w:r>
-        <w:rPr>
-          <w:rFonts w:ascii="Courier New" w:hAnsi="Courier New" w:cs="Courier New"/>
-          <w:sz w:val="22"/>
-          <w:szCs w:val="22"/>
-          <w:lang w:val="en-NZ"/>
-        </w:rPr>
-        <w:t xml:space="preserve">ap </w:t>
-      </w:r>
-      <w:r>
-        <w:rPr>
-          <w:rFonts w:ascii="Courier New" w:hAnsi="Courier New" w:cs="Courier New"/>
-          <w:sz w:val="22"/>
-          <w:szCs w:val="22"/>
-          <w:lang w:val="en-NZ"/>
-        </w:rPr>
-        <w:tab/>
-      </w:r>
-      <w:r>
-        <w:rPr>
-          <w:lang w:val="en-NZ"/>
-        </w:rPr>
-        <w:t>Apply effect</w:t>
-      </w:r>
-      <w:r>
-        <w:rPr>
-          <w:lang w:val="en-NZ"/>
-        </w:rPr>
-        <w:br/>
+        <w:tab/>
       </w:r>
       <w:r>
         <w:rPr>
@@ -42403,7 +43473,109 @@
           <w:iCs/>
           <w:lang w:val="en-NZ"/>
         </w:rPr>
-        <w:tab/>
+        <w:t>Number: 0 or higher</w:t>
+      </w:r>
+      <w:r>
+        <w:rPr>
+          <w:lang w:val="en-NZ"/>
+        </w:rPr>
+        <w:br/>
+      </w:r>
+      <w:r>
+        <w:rPr>
+          <w:lang w:val="en-NZ"/>
+        </w:rPr>
+        <w:tab/>
+      </w:r>
+      <w:r>
+        <w:rPr>
+          <w:lang w:val="en-NZ"/>
+        </w:rPr>
+        <w:t xml:space="preserve">Defines how many worn set pieces are required for the corresponding bonus </w:t>
+      </w:r>
+      <w:r>
+        <w:rPr>
+          <w:lang w:val="en-NZ"/>
+        </w:rPr>
+        <w:tab/>
+      </w:r>
+      <w:r>
+        <w:rPr>
+          <w:lang w:val="en-NZ"/>
+        </w:rPr>
+        <w:t xml:space="preserve">tier. Use one </w:t>
+      </w:r>
+      <w:proofErr w:type="spellStart"/>
+      <w:r>
+        <w:rPr>
+          <w:lang w:val="en-NZ"/>
+        </w:rPr>
+        <w:t>bt</w:t>
+      </w:r>
+      <w:proofErr w:type="spellEnd"/>
+      <w:r>
+        <w:rPr>
+          <w:lang w:val="en-NZ"/>
+        </w:rPr>
+        <w:t xml:space="preserve"> line per possible bonus. Scribe writes up to five thresholds. </w:t>
+      </w:r>
+      <w:r>
+        <w:rPr>
+          <w:lang w:val="en-NZ"/>
+        </w:rPr>
+        <w:tab/>
+      </w:r>
+      <w:r>
+        <w:rPr>
+          <w:lang w:val="en-NZ"/>
+        </w:rPr>
+        <w:t>Missing thresholds are written as 0.</w:t>
+      </w:r>
+    </w:p>
+    <w:p>
+      <w:pPr>
+        <w:rPr>
+          <w:lang w:val="en-NZ"/>
+        </w:rPr>
+      </w:pPr>
+      <w:r>
+        <w:rPr>
+          <w:rFonts w:ascii="Courier New" w:hAnsi="Courier New" w:cs="Courier New"/>
+          <w:sz w:val="22"/>
+          <w:szCs w:val="22"/>
+          <w:lang w:val="en-NZ"/>
+        </w:rPr>
+        <w:t xml:space="preserve">       </w:t>
+      </w:r>
+      <w:r>
+        <w:rPr>
+          <w:rFonts w:ascii="Courier New" w:hAnsi="Courier New" w:cs="Courier New"/>
+          <w:sz w:val="22"/>
+          <w:szCs w:val="22"/>
+          <w:lang w:val="en-NZ"/>
+        </w:rPr>
+        <w:t xml:space="preserve">ap </w:t>
+      </w:r>
+      <w:r>
+        <w:rPr>
+          <w:rFonts w:ascii="Courier New" w:hAnsi="Courier New" w:cs="Courier New"/>
+          <w:sz w:val="22"/>
+          <w:szCs w:val="22"/>
+          <w:lang w:val="en-NZ"/>
+        </w:rPr>
+        <w:tab/>
+      </w:r>
+      <w:r>
+        <w:rPr>
+          <w:lang w:val="en-NZ"/>
+        </w:rPr>
+        <w:t>Apply effect</w:t>
+      </w:r>
+      <w:r>
+        <w:rPr>
+          <w:lang w:val="en-NZ"/>
+        </w:rPr>
+        <w:br/>
       </w:r>
       <w:r>
         <w:rPr>
@@ -42411,6 +43583,14 @@
           <w:iCs/>
           <w:lang w:val="en-NZ"/>
         </w:rPr>
+        <w:tab/>
+      </w:r>
+      <w:r>
+        <w:rPr>
+          <w:i/>
+          <w:iCs/>
+          <w:lang w:val="en-NZ"/>
+        </w:rPr>
         <w:t>Line of text</w:t>
       </w:r>
       <w:r>
@@ -42787,7 +43967,15 @@
     </w:p>
     <w:p>
       <w:r>
-        <w:t xml:space="preserve">Rooms are distinct locations within your area, and need not be rooms in a literal sense (inside space with walls, ceiling, floor and doors).  They are defined in the </w:t>
+        <w:t xml:space="preserve">Rooms are distinct locations within your </w:t>
+      </w:r>
+      <w:proofErr w:type="gramStart"/>
+      <w:r>
+        <w:t>area, and</w:t>
+      </w:r>
+      <w:proofErr w:type="gramEnd"/>
+      <w:r>
+        <w:t xml:space="preserve"> need not be rooms in a literal sense (inside space with walls, ceiling, floor and doors).  They are defined in the </w:t>
       </w:r>
       <w:r>
         <w:rPr>
@@ -42798,7 +43986,15 @@
         <w:t>#ROOMS</w:t>
       </w:r>
       <w:r>
-        <w:t xml:space="preserve"> section of the final area file.  You don't have to define any rooms in your area for it to be valid, although you'll probably want rooms if you want people to adventure in your area!  Rooms are individually defined in single blocks.  You can have as many room blocks as you wish.  Rooms may not share the same </w:t>
+        <w:t xml:space="preserve"> section of the final area file.  You don't have to define any rooms in your area for it to be valid, although you'll probably want rooms if you want people to adventure in your area!  Rooms are individually defined in single blocks.  You can have as many </w:t>
+      </w:r>
+      <w:proofErr w:type="gramStart"/>
+      <w:r>
+        <w:t>room</w:t>
+      </w:r>
+      <w:proofErr w:type="gramEnd"/>
+      <w:r>
+        <w:t xml:space="preserve"> blocks as you wish.  Rooms may not share the same </w:t>
       </w:r>
       <w:proofErr w:type="spellStart"/>
       <w:r>
@@ -42972,7 +44168,11 @@
       </w:r>
       <w:r>
         <w:tab/>
-        <w:t>name (title)</w:t>
+        <w:t>name (title</w:t>
+      </w:r>
+      <w:proofErr w:type="gramStart"/>
+      <w:r>
+        <w:t>)</w:t>
       </w:r>
       <w:r>
         <w:tab/>
@@ -42981,6 +44181,7 @@
         <w:tab/>
         <w:t>text</w:t>
       </w:r>
+      <w:proofErr w:type="gramEnd"/>
     </w:p>
     <w:p>
       <w:pPr>
@@ -43153,27 +44354,29 @@
       <w:r>
         <w:tab/>
       </w:r>
+      <w:proofErr w:type="gramStart"/>
       <w:r>
         <w:rPr>
           <w:b w:val="0"/>
           <w:bCs w:val="0"/>
         </w:rPr>
-        <w:t xml:space="preserve">In the following list, the symbol </w:t>
-      </w:r>
-      <w:r>
-        <w:rPr>
-          <w:rFonts w:ascii="Courier New" w:hAnsi="Courier New"/>
+        <w:t>In</w:t>
+      </w:r>
+      <w:proofErr w:type="gramEnd"/>
+      <w:r>
+        <w:rPr>
           <w:b w:val="0"/>
           <w:bCs w:val="0"/>
         </w:rPr>
-        <w:t>?</w:t>
-      </w:r>
+        <w:t xml:space="preserve"> the following list, the </w:t>
+      </w:r>
+      <w:proofErr w:type="gramStart"/>
       <w:r>
         <w:rPr>
           <w:b w:val="0"/>
           <w:bCs w:val="0"/>
         </w:rPr>
-        <w:t xml:space="preserve"> is replaced by </w:t>
+        <w:t xml:space="preserve">symbol </w:t>
       </w:r>
       <w:r>
         <w:rPr>
@@ -43181,14 +44384,15 @@
           <w:b w:val="0"/>
           <w:bCs w:val="0"/>
         </w:rPr>
-        <w:t>n</w:t>
-      </w:r>
+        <w:t>?</w:t>
+      </w:r>
+      <w:proofErr w:type="gramEnd"/>
       <w:r>
         <w:rPr>
           <w:b w:val="0"/>
           <w:bCs w:val="0"/>
         </w:rPr>
-        <w:t xml:space="preserve">, </w:t>
+        <w:t xml:space="preserve"> is replaced by </w:t>
       </w:r>
       <w:r>
         <w:rPr>
@@ -43196,7 +44400,7 @@
           <w:b w:val="0"/>
           <w:bCs w:val="0"/>
         </w:rPr>
-        <w:t>s</w:t>
+        <w:t>n</w:t>
       </w:r>
       <w:r>
         <w:rPr>
@@ -43211,7 +44415,7 @@
           <w:b w:val="0"/>
           <w:bCs w:val="0"/>
         </w:rPr>
-        <w:t>e</w:t>
+        <w:t>s</w:t>
       </w:r>
       <w:r>
         <w:rPr>
@@ -43226,7 +44430,7 @@
           <w:b w:val="0"/>
           <w:bCs w:val="0"/>
         </w:rPr>
-        <w:t>w</w:t>
+        <w:t>e</w:t>
       </w:r>
       <w:r>
         <w:rPr>
@@ -43241,14 +44445,14 @@
           <w:b w:val="0"/>
           <w:bCs w:val="0"/>
         </w:rPr>
-        <w:t>u</w:t>
+        <w:t>w</w:t>
       </w:r>
       <w:r>
         <w:rPr>
           <w:b w:val="0"/>
           <w:bCs w:val="0"/>
         </w:rPr>
-        <w:t xml:space="preserve"> or </w:t>
+        <w:t xml:space="preserve">, </w:t>
       </w:r>
       <w:r>
         <w:rPr>
@@ -43256,13 +44460,28 @@
           <w:b w:val="0"/>
           <w:bCs w:val="0"/>
         </w:rPr>
-        <w:t>d</w:t>
+        <w:t>u</w:t>
       </w:r>
       <w:r>
         <w:rPr>
           <w:b w:val="0"/>
           <w:bCs w:val="0"/>
         </w:rPr>
+        <w:t xml:space="preserve"> or </w:t>
+      </w:r>
+      <w:r>
+        <w:rPr>
+          <w:rFonts w:ascii="Courier New" w:hAnsi="Courier New"/>
+          <w:b w:val="0"/>
+          <w:bCs w:val="0"/>
+        </w:rPr>
+        <w:t>d</w:t>
+      </w:r>
+      <w:r>
+        <w:rPr>
+          <w:b w:val="0"/>
+          <w:bCs w:val="0"/>
+        </w:rPr>
         <w:t xml:space="preserve"> for north, south, east, west, upwards or downwards exits.</w:t>
       </w:r>
     </w:p>
@@ -43367,12 +44586,14 @@
       <w:r>
         <w:tab/>
       </w:r>
+      <w:proofErr w:type="gramStart"/>
       <w:r>
         <w:rPr>
           <w:rFonts w:ascii="Courier New" w:hAnsi="Courier New"/>
         </w:rPr>
         <w:t>?nm</w:t>
       </w:r>
+      <w:proofErr w:type="gramEnd"/>
       <w:r>
         <w:tab/>
         <w:t>exit name (keywords)</w:t>
@@ -43396,12 +44617,14 @@
       <w:r>
         <w:tab/>
       </w:r>
+      <w:proofErr w:type="gramStart"/>
       <w:r>
         <w:rPr>
           <w:rFonts w:ascii="Courier New" w:hAnsi="Courier New"/>
         </w:rPr>
         <w:t>?de</w:t>
       </w:r>
+      <w:proofErr w:type="gramEnd"/>
       <w:r>
         <w:tab/>
         <w:t>exit description</w:t>
@@ -43428,12 +44651,14 @@
       <w:r>
         <w:tab/>
       </w:r>
+      <w:proofErr w:type="gramStart"/>
       <w:r>
         <w:rPr>
           <w:rFonts w:ascii="Courier New" w:hAnsi="Courier New"/>
         </w:rPr>
         <w:t>?lo</w:t>
       </w:r>
+      <w:proofErr w:type="gramEnd"/>
       <w:r>
         <w:tab/>
         <w:t>exit locks</w:t>
@@ -43460,6 +44685,7 @@
       <w:r>
         <w:tab/>
       </w:r>
+      <w:proofErr w:type="gramStart"/>
       <w:r>
         <w:rPr>
           <w:rFonts w:ascii="Courier New" w:hAnsi="Courier New"/>
@@ -43474,6 +44700,7 @@
         <w:t>ke</w:t>
       </w:r>
       <w:proofErr w:type="spellEnd"/>
+      <w:proofErr w:type="gramEnd"/>
       <w:r>
         <w:tab/>
         <w:t>exit keys</w:t>
@@ -43500,12 +44727,14 @@
       <w:r>
         <w:tab/>
       </w:r>
+      <w:proofErr w:type="gramStart"/>
       <w:r>
         <w:rPr>
           <w:rFonts w:ascii="Courier New" w:hAnsi="Courier New"/>
         </w:rPr>
         <w:t>?ds</w:t>
       </w:r>
+      <w:proofErr w:type="gramEnd"/>
       <w:r>
         <w:tab/>
         <w:t>exit door state</w:t>
@@ -43664,6 +44893,7 @@
         </w:rPr>
         <w:tab/>
       </w:r>
+      <w:proofErr w:type="gramStart"/>
       <w:r>
         <w:rPr>
           <w:rFonts w:ascii="Courier New" w:hAnsi="Courier New"/>
@@ -43680,6 +44910,7 @@
         <w:tab/>
         <w:t>Description</w:t>
       </w:r>
+      <w:proofErr w:type="gramEnd"/>
     </w:p>
     <w:p>
       <w:pPr>
@@ -44128,6 +45359,7 @@
           <w:szCs w:val="22"/>
         </w:rPr>
       </w:pPr>
+      <w:proofErr w:type="gramStart"/>
       <w:r>
         <w:rPr>
           <w:rFonts w:ascii="Courier New" w:hAnsi="Courier New" w:cs="Courier New"/>
@@ -44136,6 +45368,7 @@
         </w:rPr>
         <w:t>desert</w:t>
       </w:r>
+      <w:proofErr w:type="gramEnd"/>
     </w:p>
     <w:p>
       <w:pPr>
@@ -44182,11 +45415,19 @@
         </w:rPr>
         <w:t xml:space="preserve"> </w:t>
       </w:r>
+      <w:proofErr w:type="gramStart"/>
       <w:r>
         <w:rPr>
           <w:rFonts w:cs="Times New Roman"/>
         </w:rPr>
-        <w:t xml:space="preserve">As underwater, but some attacks possible </w:t>
+        <w:t>As</w:t>
+      </w:r>
+      <w:proofErr w:type="gramEnd"/>
+      <w:r>
+        <w:rPr>
+          <w:rFonts w:cs="Times New Roman"/>
+        </w:rPr>
+        <w:t xml:space="preserve"> underwater, but some attacks possible </w:t>
       </w:r>
       <w:r>
         <w:rPr>
@@ -45787,6 +47028,7 @@
         <w:spacing w:after="0"/>
         <w:ind w:firstLine="1701"/>
       </w:pPr>
+      <w:proofErr w:type="gramStart"/>
       <w:r>
         <w:rPr>
           <w:rFonts w:ascii="Courier New" w:hAnsi="Courier New"/>
@@ -45800,6 +47042,7 @@
         <w:tab/>
         <w:t>south</w:t>
       </w:r>
+      <w:proofErr w:type="gramEnd"/>
     </w:p>
     <w:p>
       <w:pPr>
@@ -45879,6 +47122,7 @@
         <w:spacing w:after="360"/>
         <w:ind w:firstLine="1701"/>
       </w:pPr>
+      <w:proofErr w:type="gramStart"/>
       <w:r>
         <w:rPr>
           <w:rFonts w:ascii="Courier New" w:hAnsi="Courier New"/>
@@ -45888,6 +47132,7 @@
       <w:r>
         <w:tab/>
       </w:r>
+      <w:proofErr w:type="gramEnd"/>
       <w:r>
         <w:tab/>
         <w:t>downwards</w:t>
@@ -46041,9 +47286,14 @@
       <w:r>
         <w:t xml:space="preserve">If you don't want a room to have an exit in a particular direction, just leave out the relevant field.  If you do not add any further information for your </w:t>
       </w:r>
+      <w:proofErr w:type="gramStart"/>
       <w:r>
         <w:lastRenderedPageBreak/>
-        <w:t xml:space="preserve">exit it will be valid; however, it won't have a door or any form of description. </w:t>
+        <w:t>exit</w:t>
+      </w:r>
+      <w:proofErr w:type="gramEnd"/>
+      <w:r>
+        <w:t xml:space="preserve"> it will be valid; however, it won't have a door or any form of description. </w:t>
       </w:r>
     </w:p>
     <w:p>
@@ -46142,6 +47392,7 @@
         </w:rPr>
         <w:tab/>
       </w:r>
+      <w:proofErr w:type="gramStart"/>
       <w:r>
         <w:rPr>
           <w:rFonts w:ascii="Courier New" w:hAnsi="Courier New"/>
@@ -46150,6 +47401,7 @@
         </w:rPr>
         <w:t>?nm</w:t>
       </w:r>
+      <w:proofErr w:type="gramEnd"/>
       <w:r>
         <w:rPr>
           <w:b w:val="0"/>
@@ -46465,6 +47717,7 @@
         </w:rPr>
         <w:tab/>
       </w:r>
+      <w:proofErr w:type="gramStart"/>
       <w:r>
         <w:rPr>
           <w:rFonts w:ascii="Courier New" w:hAnsi="Courier New"/>
@@ -46473,6 +47726,7 @@
         </w:rPr>
         <w:t>?de</w:t>
       </w:r>
+      <w:proofErr w:type="gramEnd"/>
       <w:r>
         <w:rPr>
           <w:b w:val="0"/>
@@ -46726,6 +47980,7 @@
         </w:rPr>
         <w:tab/>
       </w:r>
+      <w:proofErr w:type="gramStart"/>
       <w:r>
         <w:rPr>
           <w:rFonts w:ascii="Courier New" w:hAnsi="Courier New"/>
@@ -46734,6 +47989,7 @@
         </w:rPr>
         <w:t>?lo</w:t>
       </w:r>
+      <w:proofErr w:type="gramEnd"/>
       <w:r>
         <w:rPr>
           <w:b w:val="0"/>
@@ -47182,8 +48438,13 @@
         <w:tab/>
       </w:r>
       <w:r>
-        <w:t>pick-, bash-, pass-proof  door</w:t>
-      </w:r>
+        <w:t>pick-, bash-, pass-</w:t>
+      </w:r>
+      <w:proofErr w:type="gramStart"/>
+      <w:r>
+        <w:t>proof  door</w:t>
+      </w:r>
+      <w:proofErr w:type="gramEnd"/>
     </w:p>
     <w:p>
       <w:pPr>
@@ -47220,10 +48481,12 @@
         <w:tab/>
       </w:r>
       <w:proofErr w:type="spellStart"/>
+      <w:proofErr w:type="gramStart"/>
       <w:r>
         <w:t>wall</w:t>
       </w:r>
       <w:proofErr w:type="spellEnd"/>
+      <w:proofErr w:type="gramEnd"/>
       <w:r>
         <w:t xml:space="preserve">, able to be scaled using </w:t>
       </w:r>
@@ -47244,6 +48507,7 @@
         <w:spacing w:after="40"/>
         <w:ind w:left="5400" w:hanging="2880"/>
       </w:pPr>
+      <w:proofErr w:type="gramStart"/>
       <w:r>
         <w:rPr>
           <w:rFonts w:ascii="Courier New" w:hAnsi="Courier New"/>
@@ -47259,7 +48523,16 @@
           <w:sz w:val="22"/>
           <w:szCs w:val="22"/>
         </w:rPr>
-        <w:t>door_secret</w:t>
+        <w:t>door</w:t>
+      </w:r>
+      <w:proofErr w:type="gramEnd"/>
+      <w:r>
+        <w:rPr>
+          <w:rFonts w:ascii="Courier New" w:hAnsi="Courier New"/>
+          <w:sz w:val="22"/>
+          <w:szCs w:val="22"/>
+        </w:rPr>
+        <w:t>_secret</w:t>
       </w:r>
       <w:proofErr w:type="spellEnd"/>
       <w:r>
@@ -47279,8 +48552,13 @@
         <w:tab/>
       </w:r>
       <w:r>
-        <w:t>hidden door</w:t>
-      </w:r>
+        <w:t xml:space="preserve">hidden </w:t>
+      </w:r>
+      <w:proofErr w:type="gramStart"/>
+      <w:r>
+        <w:t>door</w:t>
+      </w:r>
+      <w:proofErr w:type="gramEnd"/>
     </w:p>
     <w:p>
       <w:pPr>
@@ -47291,6 +48569,7 @@
         <w:spacing w:after="40"/>
         <w:ind w:left="5400" w:hanging="2880"/>
       </w:pPr>
+      <w:proofErr w:type="gramStart"/>
       <w:r>
         <w:rPr>
           <w:rFonts w:ascii="Courier New" w:hAnsi="Courier New"/>
@@ -47306,7 +48585,16 @@
           <w:sz w:val="22"/>
           <w:szCs w:val="22"/>
         </w:rPr>
-        <w:t>door_secret_pbp</w:t>
+        <w:t>door</w:t>
+      </w:r>
+      <w:proofErr w:type="gramEnd"/>
+      <w:r>
+        <w:rPr>
+          <w:rFonts w:ascii="Courier New" w:hAnsi="Courier New"/>
+          <w:sz w:val="22"/>
+          <w:szCs w:val="22"/>
+        </w:rPr>
+        <w:t>_secret_pbp</w:t>
       </w:r>
       <w:proofErr w:type="spellEnd"/>
       <w:r>
@@ -47329,6 +48617,7 @@
         </w:tabs>
         <w:ind w:left="5397" w:hanging="2880"/>
       </w:pPr>
+      <w:proofErr w:type="gramStart"/>
       <w:r>
         <w:rPr>
           <w:rFonts w:ascii="Courier New" w:hAnsi="Courier New"/>
@@ -47337,24 +48626,33 @@
         </w:rPr>
         <w:t>12  secret</w:t>
       </w:r>
-      <w:r>
-        <w:rPr>
-          <w:rFonts w:ascii="Courier New" w:hAnsi="Courier New"/>
-          <w:sz w:val="22"/>
-          <w:szCs w:val="22"/>
-        </w:rPr>
-        <w:tab/>
-      </w:r>
-      <w:r>
-        <w:rPr>
-          <w:rFonts w:ascii="Courier New" w:hAnsi="Courier New"/>
-          <w:sz w:val="22"/>
-          <w:szCs w:val="22"/>
-        </w:rPr>
-        <w:tab/>
-      </w:r>
-      <w:r>
-        <w:t>hidden exit (not a door)</w:t>
+      <w:proofErr w:type="gramEnd"/>
+      <w:r>
+        <w:rPr>
+          <w:rFonts w:ascii="Courier New" w:hAnsi="Courier New"/>
+          <w:sz w:val="22"/>
+          <w:szCs w:val="22"/>
+        </w:rPr>
+        <w:tab/>
+      </w:r>
+      <w:r>
+        <w:rPr>
+          <w:rFonts w:ascii="Courier New" w:hAnsi="Courier New"/>
+          <w:sz w:val="22"/>
+          <w:szCs w:val="22"/>
+        </w:rPr>
+        <w:tab/>
+      </w:r>
+      <w:r>
+        <w:t xml:space="preserve">hidden </w:t>
+      </w:r>
+      <w:proofErr w:type="gramStart"/>
+      <w:r>
+        <w:t>exit</w:t>
+      </w:r>
+      <w:proofErr w:type="gramEnd"/>
+      <w:r>
+        <w:t xml:space="preserve"> (not a door)</w:t>
       </w:r>
     </w:p>
     <w:p>
@@ -47422,6 +48720,7 @@
         </w:rPr>
         <w:tab/>
       </w:r>
+      <w:proofErr w:type="gramStart"/>
       <w:r>
         <w:rPr>
           <w:rFonts w:ascii="Courier New" w:hAnsi="Courier New"/>
@@ -47440,6 +48739,7 @@
         <w:t>ke</w:t>
       </w:r>
       <w:proofErr w:type="spellEnd"/>
+      <w:proofErr w:type="gramEnd"/>
       <w:r>
         <w:rPr>
           <w:b w:val="0"/>
@@ -47657,6 +48957,7 @@
         </w:rPr>
         <w:tab/>
       </w:r>
+      <w:proofErr w:type="gramStart"/>
       <w:r>
         <w:rPr>
           <w:rFonts w:ascii="Courier New" w:hAnsi="Courier New"/>
@@ -47665,6 +48966,7 @@
         </w:rPr>
         <w:t>?ds</w:t>
       </w:r>
+      <w:proofErr w:type="gramEnd"/>
       <w:r>
         <w:rPr>
           <w:b w:val="0"/>
@@ -48026,7 +49328,15 @@
       </w:r>
       <w:r>
         <w:tab/>
-        <w:t xml:space="preserve">Relative path to a room-specific ambient sound file. This overrides </w:t>
+        <w:t xml:space="preserve">Relative path to a room-specific ambient sound </w:t>
+      </w:r>
+      <w:proofErr w:type="gramStart"/>
+      <w:r>
+        <w:t>file</w:t>
+      </w:r>
+      <w:proofErr w:type="gramEnd"/>
+      <w:r>
+        <w:t xml:space="preserve">. This overrides </w:t>
       </w:r>
       <w:r>
         <w:tab/>
@@ -48076,6 +49386,7 @@
         <w:tab/>
         <w:t xml:space="preserve">Volume for the room ambient loop. Defaults to 25 if </w:t>
       </w:r>
+      <w:proofErr w:type="gramStart"/>
       <w:r>
         <w:rPr>
           <w:rFonts w:ascii="Courier New" w:hAnsi="Courier New" w:cs="Courier New"/>
@@ -48085,7 +49396,11 @@
         <w:t>am</w:t>
       </w:r>
       <w:r>
-        <w:t xml:space="preserve"> is set and </w:t>
+        <w:t xml:space="preserve"> is</w:t>
+      </w:r>
+      <w:proofErr w:type="gramEnd"/>
+      <w:r>
+        <w:t xml:space="preserve"> set and </w:t>
       </w:r>
       <w:r>
         <w:tab/>
@@ -48160,11 +49475,24 @@
         <w:tab/>
       </w:r>
       <w:r>
-        <w:t xml:space="preserve">spaces and must begin with music/. This replaces the area music </w:t>
-      </w:r>
-      <w:r>
-        <w:tab/>
-      </w:r>
+        <w:t xml:space="preserve">spaces and must begin with </w:t>
+      </w:r>
+      <w:proofErr w:type="gramStart"/>
+      <w:r>
+        <w:t>music/.</w:t>
+      </w:r>
+      <w:proofErr w:type="gramEnd"/>
+      <w:r>
+        <w:t xml:space="preserve"> This replaces the </w:t>
+      </w:r>
+      <w:proofErr w:type="gramStart"/>
+      <w:r>
+        <w:t xml:space="preserve">area music </w:t>
+      </w:r>
+      <w:r>
+        <w:tab/>
+      </w:r>
+      <w:proofErr w:type="gramEnd"/>
       <w:r>
         <w:t xml:space="preserve">while the player remains in the room. </w:t>
       </w:r>
@@ -48970,13 +50298,9 @@
           <w:szCs w:val="22"/>
         </w:rPr>
         <w:tab/>
-        <w:t>At the base of the Outpost Tower</w:t>
-      </w:r>
-    </w:p>
-    <w:p>
-      <w:pPr>
-        <w:pStyle w:val="Heading7"/>
-        <w:spacing w:after="0"/>
+      </w:r>
+      <w:proofErr w:type="gramStart"/>
+      <w:r>
         <w:rPr>
           <w:rFonts w:ascii="Courier New" w:eastAsia="Courier New" w:hAnsi="Courier New" w:cs="Courier New"/>
           <w:b w:val="0"/>
@@ -48984,7 +50308,9 @@
           <w:sz w:val="22"/>
           <w:szCs w:val="22"/>
         </w:rPr>
-      </w:pPr>
+        <w:t>At</w:t>
+      </w:r>
+      <w:proofErr w:type="gramEnd"/>
       <w:r>
         <w:rPr>
           <w:rFonts w:ascii="Courier New" w:eastAsia="Courier New" w:hAnsi="Courier New" w:cs="Courier New"/>
@@ -48993,8 +50319,7 @@
           <w:sz w:val="22"/>
           <w:szCs w:val="22"/>
         </w:rPr>
-        <w:tab/>
-        <w:t>de</w:t>
+        <w:t xml:space="preserve"> the base of the Outpost Tower</w:t>
       </w:r>
     </w:p>
     <w:p>
@@ -49018,7 +50343,7 @@
           <w:szCs w:val="22"/>
         </w:rPr>
         <w:tab/>
-        <w:t>You cross the courtyard to the base of the northern wall.</w:t>
+        <w:t>de</w:t>
       </w:r>
     </w:p>
     <w:p>
@@ -49042,7 +50367,7 @@
           <w:szCs w:val="22"/>
         </w:rPr>
         <w:tab/>
-        <w:t>The lean stone tower rises above you; a sturdy wooden door</w:t>
+        <w:t>You cross the courtyard to the base of the northern wall.</w:t>
       </w:r>
     </w:p>
     <w:p>
@@ -49066,10 +50391,13 @@
           <w:szCs w:val="22"/>
         </w:rPr>
         <w:tab/>
-        <w:t xml:space="preserve">in the </w:t>
-      </w:r>
-      <w:proofErr w:type="spellStart"/>
-      <w:r>
+        <w:t>The lean stone tower rises above you; a sturdy wooden door</w:t>
+      </w:r>
+    </w:p>
+    <w:p>
+      <w:pPr>
+        <w:pStyle w:val="Heading7"/>
+        <w:spacing w:after="0"/>
         <w:rPr>
           <w:rFonts w:ascii="Courier New" w:eastAsia="Courier New" w:hAnsi="Courier New" w:cs="Courier New"/>
           <w:b w:val="0"/>
@@ -49077,9 +50405,7 @@
           <w:sz w:val="22"/>
           <w:szCs w:val="22"/>
         </w:rPr>
-        <w:t>centre</w:t>
-      </w:r>
-      <w:proofErr w:type="spellEnd"/>
+      </w:pPr>
       <w:r>
         <w:rPr>
           <w:rFonts w:ascii="Courier New" w:eastAsia="Courier New" w:hAnsi="Courier New" w:cs="Courier New"/>
@@ -49088,13 +50414,11 @@
           <w:sz w:val="22"/>
           <w:szCs w:val="22"/>
         </w:rPr>
-        <w:t xml:space="preserve"> of the wall leads into its heart.</w:t>
-      </w:r>
-    </w:p>
-    <w:p>
-      <w:pPr>
-        <w:pStyle w:val="Heading7"/>
-        <w:spacing w:after="0"/>
+        <w:tab/>
+        <w:t xml:space="preserve">in the </w:t>
+      </w:r>
+      <w:proofErr w:type="spellStart"/>
+      <w:r>
         <w:rPr>
           <w:rFonts w:ascii="Courier New" w:eastAsia="Courier New" w:hAnsi="Courier New" w:cs="Courier New"/>
           <w:b w:val="0"/>
@@ -49102,7 +50426,9 @@
           <w:sz w:val="22"/>
           <w:szCs w:val="22"/>
         </w:rPr>
-      </w:pPr>
+        <w:t>centre</w:t>
+      </w:r>
+      <w:proofErr w:type="spellEnd"/>
       <w:r>
         <w:rPr>
           <w:rFonts w:ascii="Courier New" w:eastAsia="Courier New" w:hAnsi="Courier New" w:cs="Courier New"/>
@@ -49111,8 +50437,7 @@
           <w:sz w:val="22"/>
           <w:szCs w:val="22"/>
         </w:rPr>
-        <w:tab/>
-        <w:t xml:space="preserve">     You may head north through the door into the tower,</w:t>
+        <w:t xml:space="preserve"> of the wall leads into its heart.</w:t>
       </w:r>
     </w:p>
     <w:p>
@@ -49136,7 +50461,53 @@
           <w:szCs w:val="22"/>
         </w:rPr>
         <w:tab/>
-        <w:t>or head west, south or east back across the courtyard.</w:t>
+        <w:t xml:space="preserve">     You may head north through the door into the tower,</w:t>
+      </w:r>
+    </w:p>
+    <w:p>
+      <w:pPr>
+        <w:pStyle w:val="Heading7"/>
+        <w:spacing w:after="0"/>
+        <w:rPr>
+          <w:rFonts w:ascii="Courier New" w:eastAsia="Courier New" w:hAnsi="Courier New" w:cs="Courier New"/>
+          <w:b w:val="0"/>
+          <w:bCs w:val="0"/>
+          <w:sz w:val="22"/>
+          <w:szCs w:val="22"/>
+        </w:rPr>
+      </w:pPr>
+      <w:r>
+        <w:rPr>
+          <w:rFonts w:ascii="Courier New" w:eastAsia="Courier New" w:hAnsi="Courier New" w:cs="Courier New"/>
+          <w:b w:val="0"/>
+          <w:bCs w:val="0"/>
+          <w:sz w:val="22"/>
+          <w:szCs w:val="22"/>
+        </w:rPr>
+        <w:tab/>
+        <w:t xml:space="preserve">or head west, south or </w:t>
+      </w:r>
+      <w:proofErr w:type="gramStart"/>
+      <w:r>
+        <w:rPr>
+          <w:rFonts w:ascii="Courier New" w:eastAsia="Courier New" w:hAnsi="Courier New" w:cs="Courier New"/>
+          <w:b w:val="0"/>
+          <w:bCs w:val="0"/>
+          <w:sz w:val="22"/>
+          <w:szCs w:val="22"/>
+        </w:rPr>
+        <w:t>east back</w:t>
+      </w:r>
+      <w:proofErr w:type="gramEnd"/>
+      <w:r>
+        <w:rPr>
+          <w:rFonts w:ascii="Courier New" w:eastAsia="Courier New" w:hAnsi="Courier New" w:cs="Courier New"/>
+          <w:b w:val="0"/>
+          <w:bCs w:val="0"/>
+          <w:sz w:val="22"/>
+          <w:szCs w:val="22"/>
+        </w:rPr>
+        <w:t xml:space="preserve"> across the courtyard.</w:t>
       </w:r>
     </w:p>
     <w:p>
@@ -49610,7 +50981,25 @@
           <w:sz w:val="22"/>
           <w:szCs w:val="22"/>
         </w:rPr>
-        <w:t>iron bands.  It looks very solid, and is covered in sharp</w:t>
+        <w:t xml:space="preserve">iron bands.  It looks very </w:t>
+      </w:r>
+      <w:proofErr w:type="gramStart"/>
+      <w:r>
+        <w:rPr>
+          <w:rFonts w:ascii="Courier New" w:eastAsia="Courier New" w:hAnsi="Courier New" w:cs="Courier New"/>
+          <w:sz w:val="22"/>
+          <w:szCs w:val="22"/>
+        </w:rPr>
+        <w:t>solid, and</w:t>
+      </w:r>
+      <w:proofErr w:type="gramEnd"/>
+      <w:r>
+        <w:rPr>
+          <w:rFonts w:ascii="Courier New" w:eastAsia="Courier New" w:hAnsi="Courier New" w:cs="Courier New"/>
+          <w:sz w:val="22"/>
+          <w:szCs w:val="22"/>
+        </w:rPr>
+        <w:t xml:space="preserve"> is covered in sharp</w:t>
       </w:r>
       <w:r>
         <w:rPr>
@@ -49769,8 +51158,13 @@
       <w:r>
         <w:t>12</w:t>
       </w:r>
-      <w:r>
-        <w:t>.  Mobile resets</w:t>
+      <w:proofErr w:type="gramStart"/>
+      <w:r>
+        <w:t>.  Mobile</w:t>
+      </w:r>
+      <w:proofErr w:type="gramEnd"/>
+      <w:r>
+        <w:t xml:space="preserve"> resets</w:t>
       </w:r>
     </w:p>
     <w:p>
@@ -49788,7 +51182,15 @@
         <w:t>reset</w:t>
       </w:r>
       <w:r>
-        <w:t xml:space="preserve"> refers to an action performed by the MUD to manipulate and update the world's areas.  Mobile resets determine how mobiles are loaded into your area: what rooms they appear in, how many may appear and what objects they are wearing or carrying.  The $</w:t>
+        <w:t xml:space="preserve"> refers to an action performed by the MUD to manipulate and update the world's areas.  Mobile resets determine how mobiles are loaded into your area: what rooms they appear </w:t>
+      </w:r>
+      <w:proofErr w:type="gramStart"/>
+      <w:r>
+        <w:t>in,</w:t>
+      </w:r>
+      <w:proofErr w:type="gramEnd"/>
+      <w:r>
+        <w:t xml:space="preserve"> how many may appear and what objects they are wearing or carrying.  The $</w:t>
       </w:r>
       <w:proofErr w:type="spellStart"/>
       <w:r>
@@ -49816,7 +51218,23 @@
       </w:r>
       <w:r>
         <w:lastRenderedPageBreak/>
-        <w:t>in your area.  You do not need to have any mobile resets for your area to be valid.  You may use any particular rooms and mobs as many times as you wish.</w:t>
+        <w:t xml:space="preserve">in your area.  You do not need to have any mobile resets for your area to be valid.  You may use any </w:t>
+      </w:r>
+      <w:proofErr w:type="gramStart"/>
+      <w:r>
+        <w:t>particular rooms</w:t>
+      </w:r>
+      <w:proofErr w:type="gramEnd"/>
+      <w:r>
+        <w:t xml:space="preserve"> and </w:t>
+      </w:r>
+      <w:proofErr w:type="gramStart"/>
+      <w:r>
+        <w:t>mobs</w:t>
+      </w:r>
+      <w:proofErr w:type="gramEnd"/>
+      <w:r>
+        <w:t xml:space="preserve"> as many times as you wish.</w:t>
       </w:r>
     </w:p>
     <w:p>
@@ -49853,6 +51271,7 @@
         <w:t>$</w:t>
       </w:r>
       <w:proofErr w:type="spellStart"/>
+      <w:proofErr w:type="gramStart"/>
       <w:r>
         <w:rPr>
           <w:rFonts w:ascii="Courier New" w:hAnsi="Courier New"/>
@@ -49874,6 +51293,7 @@
         </w:rPr>
         <w:t>or</w:t>
       </w:r>
+      <w:proofErr w:type="gramEnd"/>
       <w:r>
         <w:rPr>
           <w:b/>
@@ -50148,7 +51568,14 @@
       </w:r>
       <w:r>
         <w:tab/>
-        <w:t>equip item</w:t>
+      </w:r>
+      <w:proofErr w:type="gramStart"/>
+      <w:r>
+        <w:t>equip</w:t>
+      </w:r>
+      <w:proofErr w:type="gramEnd"/>
+      <w:r>
+        <w:t xml:space="preserve"> item</w:t>
       </w:r>
       <w:r>
         <w:tab/>
@@ -51129,6 +52556,7 @@
           <w:szCs w:val="22"/>
         </w:rPr>
       </w:pPr>
+      <w:proofErr w:type="gramStart"/>
       <w:r>
         <w:rPr>
           <w:rFonts w:ascii="Courier New" w:hAnsi="Courier New"/>
@@ -51137,6 +52565,7 @@
         </w:rPr>
         <w:t>about</w:t>
       </w:r>
+      <w:proofErr w:type="gramEnd"/>
       <w:r>
         <w:rPr>
           <w:rFonts w:ascii="Courier New" w:hAnsi="Courier New"/>
@@ -52402,7 +53831,15 @@
       </w:r>
       <w:proofErr w:type="spellEnd"/>
       <w:r>
-        <w:t xml:space="preserve"> blocks as you like in your area.  You do not need to have any object resets for your area to be valid.  You may use any particular rooms and objects as many times as you wish.</w:t>
+        <w:t xml:space="preserve"> blocks as you like in your area.  You do not need to have any object resets for your area to be valid.  You may use any </w:t>
+      </w:r>
+      <w:proofErr w:type="gramStart"/>
+      <w:r>
+        <w:t>particular rooms</w:t>
+      </w:r>
+      <w:proofErr w:type="gramEnd"/>
+      <w:r>
+        <w:t xml:space="preserve"> and objects as many times as you wish.</w:t>
       </w:r>
     </w:p>
     <w:p>
@@ -52438,6 +53875,7 @@
         <w:t>$</w:t>
       </w:r>
       <w:proofErr w:type="spellStart"/>
+      <w:proofErr w:type="gramStart"/>
       <w:r>
         <w:rPr>
           <w:rFonts w:ascii="Courier New" w:hAnsi="Courier New"/>
@@ -52459,6 +53897,7 @@
         </w:rPr>
         <w:t>or</w:t>
       </w:r>
+      <w:proofErr w:type="gramEnd"/>
       <w:r>
         <w:rPr>
           <w:b/>
@@ -53015,7 +54454,15 @@
         <w:spacing w:after="240"/>
       </w:pPr>
       <w:r>
-        <w:t xml:space="preserve">The relative number of a container object you wish to place the item in.  A container object with this </w:t>
+        <w:t xml:space="preserve">The relative number of </w:t>
+      </w:r>
+      <w:proofErr w:type="gramStart"/>
+      <w:r>
+        <w:t>a container object</w:t>
+      </w:r>
+      <w:proofErr w:type="gramEnd"/>
+      <w:r>
+        <w:t xml:space="preserve"> you wish to place the item in.  A container object with this </w:t>
       </w:r>
       <w:proofErr w:type="spellStart"/>
       <w:r>
@@ -53032,7 +54479,15 @@
         <w:spacing w:after="480"/>
       </w:pPr>
       <w:r>
-        <w:t xml:space="preserve">Only one of each kind of object may occupy any single container.  The object is loaded to the most recently loaded container with the specified </w:t>
+        <w:t xml:space="preserve">Only one of each kind of </w:t>
+      </w:r>
+      <w:proofErr w:type="gramStart"/>
+      <w:r>
+        <w:t>object</w:t>
+      </w:r>
+      <w:proofErr w:type="gramEnd"/>
+      <w:r>
+        <w:t xml:space="preserve"> may occupy any single container.  The object is loaded to the most recently loaded container with the specified </w:t>
       </w:r>
       <w:proofErr w:type="spellStart"/>
       <w:r>
@@ -53508,7 +54963,15 @@
         </w:tabs>
       </w:pPr>
       <w:r>
-        <w:t>You can allow mobiles to host gambling games in the MUD.</w:t>
+        <w:t xml:space="preserve">You can allow mobiles to </w:t>
+      </w:r>
+      <w:proofErr w:type="gramStart"/>
+      <w:r>
+        <w:t>host gambling</w:t>
+      </w:r>
+      <w:proofErr w:type="gramEnd"/>
+      <w:r>
+        <w:t xml:space="preserve"> games in the MUD.</w:t>
       </w:r>
     </w:p>
     <w:p>
@@ -53733,17 +55196,33 @@
       <w:r>
         <w:tab/>
       </w:r>
-      <w:r>
-        <w:rPr>
-          <w:rFonts w:ascii="Courier New" w:hAnsi="Courier New"/>
-        </w:rPr>
-        <w:t xml:space="preserve">mw    </w:t>
-      </w:r>
+      <w:proofErr w:type="gramStart"/>
+      <w:r>
+        <w:rPr>
+          <w:rFonts w:ascii="Courier New" w:hAnsi="Courier New"/>
+        </w:rPr>
+        <w:t xml:space="preserve">mw   </w:t>
+      </w:r>
+      <w:proofErr w:type="gramEnd"/>
+      <w:r>
+        <w:rPr>
+          <w:rFonts w:ascii="Courier New" w:hAnsi="Courier New"/>
+        </w:rPr>
+        <w:t xml:space="preserve"> </w:t>
+      </w:r>
+      <w:proofErr w:type="gramStart"/>
       <w:r>
         <w:rPr>
           <w:rFonts w:cs="Times New Roman"/>
         </w:rPr>
-        <w:t>max wait time</w:t>
+        <w:t>max wait</w:t>
+      </w:r>
+      <w:proofErr w:type="gramEnd"/>
+      <w:r>
+        <w:rPr>
+          <w:rFonts w:cs="Times New Roman"/>
+        </w:rPr>
+        <w:t xml:space="preserve"> time</w:t>
       </w:r>
       <w:r>
         <w:tab/>
@@ -53849,7 +55328,15 @@
         <w:spacing w:after="480"/>
       </w:pPr>
       <w:r>
-        <w:t>Number of the mobile in charge of the game (dealer or croupier, for example)</w:t>
+        <w:t xml:space="preserve">Number </w:t>
+      </w:r>
+      <w:proofErr w:type="gramStart"/>
+      <w:r>
+        <w:t>of the mobile</w:t>
+      </w:r>
+      <w:proofErr w:type="gramEnd"/>
+      <w:r>
+        <w:t xml:space="preserve"> in charge of the game (dealer or croupier, for example)</w:t>
       </w:r>
     </w:p>
     <w:p>
@@ -54196,6 +55683,7 @@
         </w:rPr>
         <w:tab/>
       </w:r>
+      <w:proofErr w:type="gramStart"/>
       <w:r>
         <w:rPr>
           <w:rFonts w:ascii="Courier New" w:hAnsi="Courier New"/>
@@ -54204,6 +55692,7 @@
         </w:rPr>
         <w:t>mw</w:t>
       </w:r>
+      <w:proofErr w:type="gramEnd"/>
       <w:r>
         <w:rPr>
           <w:b w:val="0"/>
@@ -54243,7 +55732,15 @@
         <w:pStyle w:val="BodyTextIndent3"/>
       </w:pPr>
       <w:r>
-        <w:t>The number of PULSE_MOBILEs the croupier will wait for each person to make a decision for interactive games (currently unimplemented).</w:t>
+        <w:t xml:space="preserve">The number of PULSE_MOBILEs the croupier will wait for each person to </w:t>
+      </w:r>
+      <w:proofErr w:type="gramStart"/>
+      <w:r>
+        <w:t>make a decision</w:t>
+      </w:r>
+      <w:proofErr w:type="gramEnd"/>
+      <w:r>
+        <w:t xml:space="preserve"> for interactive games (currently unimplemented).</w:t>
       </w:r>
     </w:p>
     <w:p>
@@ -54256,6 +55753,7 @@
           <w:bCs w:val="0"/>
         </w:rPr>
       </w:pPr>
+      <w:proofErr w:type="gramStart"/>
       <w:r>
         <w:rPr>
           <w:rFonts w:ascii="Courier New" w:hAnsi="Courier New"/>
@@ -54270,7 +55768,15 @@
           <w:bCs w:val="0"/>
         </w:rPr>
         <w:tab/>
-        <w:t>Cheat value</w:t>
+        <w:t>Cheat</w:t>
+      </w:r>
+      <w:proofErr w:type="gramEnd"/>
+      <w:r>
+        <w:rPr>
+          <w:b w:val="0"/>
+          <w:bCs w:val="0"/>
+        </w:rPr>
+        <w:t xml:space="preserve"> value</w:t>
       </w:r>
     </w:p>
     <w:p>
@@ -54830,7 +56336,14 @@
       </w:r>
       <w:r>
         <w:tab/>
-        <w:t>Multi-line text block</w:t>
+      </w:r>
+      <w:proofErr w:type="gramStart"/>
+      <w:r>
+        <w:t>Multi-line</w:t>
+      </w:r>
+      <w:proofErr w:type="gramEnd"/>
+      <w:r>
+        <w:t xml:space="preserve"> text block</w:t>
       </w:r>
     </w:p>
     <w:p>
@@ -54923,7 +56436,11 @@
         <w:spacing w:after="240"/>
       </w:pPr>
       <w:r>
-        <w:t xml:space="preserve">Define the help entry keywords and body text using the </w:t>
+        <w:t xml:space="preserve">Define the help entry keywords and body text using </w:t>
+      </w:r>
+      <w:proofErr w:type="gramStart"/>
+      <w:r>
+        <w:t xml:space="preserve">the </w:t>
       </w:r>
       <w:r>
         <w:rPr>
@@ -54931,6 +56448,7 @@
         </w:rPr>
         <w:t>he</w:t>
       </w:r>
+      <w:proofErr w:type="gramEnd"/>
       <w:r>
         <w:t xml:space="preserve"> field:</w:t>
       </w:r>
@@ -55054,8 +56572,35 @@
           <w:szCs w:val="22"/>
         </w:rPr>
         <w:tab/>
-        <w:t>fly levitate</w:t>
-      </w:r>
+      </w:r>
+      <w:proofErr w:type="gramStart"/>
+      <w:r>
+        <w:rPr>
+          <w:rFonts w:ascii="Courier New" w:hAnsi="Courier New"/>
+          <w:sz w:val="22"/>
+          <w:szCs w:val="22"/>
+        </w:rPr>
+        <w:t>fly</w:t>
+      </w:r>
+      <w:proofErr w:type="gramEnd"/>
+      <w:r>
+        <w:rPr>
+          <w:rFonts w:ascii="Courier New" w:hAnsi="Courier New"/>
+          <w:sz w:val="22"/>
+          <w:szCs w:val="22"/>
+        </w:rPr>
+        <w:t xml:space="preserve"> </w:t>
+      </w:r>
+      <w:proofErr w:type="gramStart"/>
+      <w:r>
+        <w:rPr>
+          <w:rFonts w:ascii="Courier New" w:hAnsi="Courier New"/>
+          <w:sz w:val="22"/>
+          <w:szCs w:val="22"/>
+        </w:rPr>
+        <w:t>levitate</w:t>
+      </w:r>
+      <w:proofErr w:type="gramEnd"/>
     </w:p>
     <w:p>
       <w:pPr>
@@ -55313,16 +56858,61 @@
           <w:szCs w:val="22"/>
         </w:rPr>
         <w:tab/>
+      </w:r>
+      <w:proofErr w:type="gramStart"/>
+      <w:r>
+        <w:rPr>
+          <w:rFonts w:ascii="Courier New" w:eastAsia="Courier New" w:hAnsi="Courier New" w:cs="Courier New"/>
+          <w:sz w:val="22"/>
+          <w:szCs w:val="22"/>
+        </w:rPr>
         <w:t>he</w:t>
       </w:r>
-      <w:r>
-        <w:rPr>
-          <w:rFonts w:ascii="Courier New" w:eastAsia="Courier New" w:hAnsi="Courier New" w:cs="Courier New"/>
-          <w:sz w:val="22"/>
-          <w:szCs w:val="22"/>
-        </w:rPr>
-        <w:tab/>
-        <w:t>'aura of fear'</w:t>
+      <w:proofErr w:type="gramEnd"/>
+      <w:r>
+        <w:rPr>
+          <w:rFonts w:ascii="Courier New" w:eastAsia="Courier New" w:hAnsi="Courier New" w:cs="Courier New"/>
+          <w:sz w:val="22"/>
+          <w:szCs w:val="22"/>
+        </w:rPr>
+        <w:tab/>
+        <w:t>'</w:t>
+      </w:r>
+      <w:proofErr w:type="gramStart"/>
+      <w:r>
+        <w:rPr>
+          <w:rFonts w:ascii="Courier New" w:eastAsia="Courier New" w:hAnsi="Courier New" w:cs="Courier New"/>
+          <w:sz w:val="22"/>
+          <w:szCs w:val="22"/>
+        </w:rPr>
+        <w:t>aura</w:t>
+      </w:r>
+      <w:proofErr w:type="gramEnd"/>
+      <w:r>
+        <w:rPr>
+          <w:rFonts w:ascii="Courier New" w:eastAsia="Courier New" w:hAnsi="Courier New" w:cs="Courier New"/>
+          <w:sz w:val="22"/>
+          <w:szCs w:val="22"/>
+        </w:rPr>
+        <w:t xml:space="preserve"> of </w:t>
+      </w:r>
+      <w:proofErr w:type="gramStart"/>
+      <w:r>
+        <w:rPr>
+          <w:rFonts w:ascii="Courier New" w:eastAsia="Courier New" w:hAnsi="Courier New" w:cs="Courier New"/>
+          <w:sz w:val="22"/>
+          <w:szCs w:val="22"/>
+        </w:rPr>
+        <w:t>fear</w:t>
+      </w:r>
+      <w:proofErr w:type="gramEnd"/>
+      <w:r>
+        <w:rPr>
+          <w:rFonts w:ascii="Courier New" w:eastAsia="Courier New" w:hAnsi="Courier New" w:cs="Courier New"/>
+          <w:sz w:val="22"/>
+          <w:szCs w:val="22"/>
+        </w:rPr>
+        <w:t>'</w:t>
       </w:r>
     </w:p>
     <w:p>
@@ -55529,7 +57119,23 @@
         <w:spacing w:after="240"/>
       </w:pPr>
       <w:r>
-        <w:t xml:space="preserve">The minimum level a character has to be in order to access the help entry.  </w:t>
+        <w:t xml:space="preserve">The minimum level a character </w:t>
+      </w:r>
+      <w:proofErr w:type="gramStart"/>
+      <w:r>
+        <w:t>has to</w:t>
+      </w:r>
+      <w:proofErr w:type="gramEnd"/>
+      <w:r>
+        <w:t xml:space="preserve"> be </w:t>
+      </w:r>
+      <w:proofErr w:type="gramStart"/>
+      <w:r>
+        <w:t>in order to</w:t>
+      </w:r>
+      <w:proofErr w:type="gramEnd"/>
+      <w:r>
+        <w:t xml:space="preserve"> access the help entry.  </w:t>
       </w:r>
       <w:r>
         <w:rPr>
@@ -55977,12 +57583,14 @@
       <w:r>
         <w:tab/>
       </w:r>
+      <w:proofErr w:type="gramStart"/>
       <w:r>
         <w:rPr>
           <w:rFonts w:ascii="Courier New" w:hAnsi="Courier New"/>
         </w:rPr>
         <w:t>oh</w:t>
       </w:r>
+      <w:proofErr w:type="gramEnd"/>
       <w:r>
         <w:tab/>
         <w:t>Opening hour</w:t>
@@ -56009,6 +57617,7 @@
       <w:r>
         <w:tab/>
       </w:r>
+      <w:proofErr w:type="gramStart"/>
       <w:r>
         <w:rPr>
           <w:rFonts w:ascii="Courier New" w:hAnsi="Courier New"/>
@@ -56017,7 +57626,11 @@
       </w:r>
       <w:r>
         <w:tab/>
-        <w:t>Closing hour</w:t>
+        <w:t>Closing</w:t>
+      </w:r>
+      <w:proofErr w:type="gramEnd"/>
+      <w:r>
+        <w:t xml:space="preserve"> hour</w:t>
       </w:r>
       <w:r>
         <w:tab/>
@@ -56069,8 +57682,17 @@
           <w:b w:val="0"/>
           <w:bCs w:val="0"/>
         </w:rPr>
-        <w:t xml:space="preserve"> of shopkeeper</w:t>
-      </w:r>
+        <w:t xml:space="preserve"> of </w:t>
+      </w:r>
+      <w:proofErr w:type="gramStart"/>
+      <w:r>
+        <w:rPr>
+          <w:b w:val="0"/>
+          <w:bCs w:val="0"/>
+        </w:rPr>
+        <w:t>shopkeeper</w:t>
+      </w:r>
+      <w:proofErr w:type="gramEnd"/>
     </w:p>
     <w:p>
       <w:pPr>
@@ -56448,7 +58070,15 @@
         <w:spacing w:after="480"/>
       </w:pPr>
       <w:r>
-        <w:t xml:space="preserve">The percentage mark-up on items bought from the shopkeeper.  </w:t>
+        <w:t xml:space="preserve">The percentage </w:t>
+      </w:r>
+      <w:proofErr w:type="gramStart"/>
+      <w:r>
+        <w:t>mark-up</w:t>
+      </w:r>
+      <w:proofErr w:type="gramEnd"/>
+      <w:r>
+        <w:t xml:space="preserve"> on items bought from the shopkeeper.  </w:t>
       </w:r>
       <w:r>
         <w:rPr>
@@ -56492,13 +58122,23 @@
         </w:rPr>
         <w:tab/>
       </w:r>
+      <w:proofErr w:type="gramStart"/>
       <w:r>
         <w:rPr>
           <w:rFonts w:ascii="Courier New" w:hAnsi="Courier New"/>
           <w:b w:val="0"/>
           <w:bCs w:val="0"/>
         </w:rPr>
-        <w:t>oh ch</w:t>
+        <w:t>oh</w:t>
+      </w:r>
+      <w:proofErr w:type="gramEnd"/>
+      <w:r>
+        <w:rPr>
+          <w:rFonts w:ascii="Courier New" w:hAnsi="Courier New"/>
+          <w:b w:val="0"/>
+          <w:bCs w:val="0"/>
+        </w:rPr>
+        <w:t xml:space="preserve"> ch</w:t>
       </w:r>
       <w:r>
         <w:rPr>
@@ -56959,7 +58599,7 @@
 </file>
 
 <file path=word/endnotes.xml><?xml version="1.0" encoding="utf-8"?>
-<w:endnotes xmlns:wpc="http://schemas.microsoft.com/office/word/2010/wordprocessingCanvas" xmlns:cx="http://schemas.microsoft.com/office/drawing/2014/chartex" xmlns:cx1="http://schemas.microsoft.com/office/drawing/2015/9/8/chartex" xmlns:cx2="http://schemas.microsoft.com/office/drawing/2015/10/21/chartex" xmlns:cx3="http://schemas.microsoft.com/office/drawing/2016/5/9/chartex" xmlns:cx4="http://schemas.microsoft.com/office/drawing/2016/5/10/chartex" xmlns:cx5="http://schemas.microsoft.com/office/drawing/2016/5/11/chartex" xmlns:cx6="http://schemas.microsoft.com/office/drawing/2016/5/12/chartex" xmlns:cx7="http://schemas.microsoft.com/office/drawing/2016/5/13/chartex" xmlns:cx8="http://schemas.microsoft.com/office/drawing/2016/5/14/chartex" xmlns:mc="http://schemas.openxmlformats.org/markup-compatibility/2006" xmlns:aink="http://schemas.microsoft.com/office/drawing/2016/ink" xmlns:am3d="http://schemas.microsoft.com/office/drawing/2017/model3d" xmlns:o="urn:schemas-microsoft-com:office:office" xmlns:oel="http://schemas.microsoft.com/office/2019/extlst" xmlns:r="http://schemas.openxmlformats.org/officeDocument/2006/relationships" xmlns:m="http://schemas.openxmlformats.org/officeDocument/2006/math" xmlns:v="urn:schemas-microsoft-com:vml" xmlns:wp14="http://schemas.microsoft.com/office/word/2010/wordprocessingDrawing" xmlns:wp="http://schemas.openxmlformats.org/drawingml/2006/wordprocessingDrawing" xmlns:w10="urn:schemas-microsoft-com:office:word" xmlns:w="http://schemas.openxmlformats.org/wordprocessingml/2006/main" xmlns:w14="http://schemas.microsoft.com/office/word/2010/wordml" xmlns:w15="http://schemas.microsoft.com/office/word/2012/wordml" xmlns:w16cei="http://schemas.microsoft.com/office/word/2026/wordml/cei" xmlns:w16cex="http://schemas.microsoft.com/office/word/2018/wordml/cex" xmlns:w16cid="http://schemas.microsoft.com/office/word/2016/wordml/cid" xmlns:w16="http://schemas.microsoft.com/office/word/2018/wordml" xmlns:w16du="http://schemas.microsoft.com/office/word/2023/wordml/word16du" xmlns:w16sdtdh="http://schemas.microsoft.com/office/word/2020/wordml/sdtdatahash" xmlns:w16sdtfl="http://schemas.microsoft.com/office/word/2024/wordml/sdtformatlock" xmlns:w16se="http://schemas.microsoft.com/office/word/2015/wordml/symex" xmlns:wpg="http://schemas.microsoft.com/office/word/2010/wordprocessingGroup" xmlns:wpi="http://schemas.microsoft.com/office/word/2010/wordprocessingInk" xmlns:wne="http://schemas.microsoft.com/office/word/2006/wordml" xmlns:wps="http://schemas.microsoft.com/office/word/2010/wordprocessingShape" mc:Ignorable="w14 w15 w16se w16cid w16 w16cex w16sdtdh w16sdtfl w16du wp14">
+<w:endnotes xmlns:wpc="http://schemas.microsoft.com/office/word/2010/wordprocessingCanvas" xmlns:cx="http://schemas.microsoft.com/office/drawing/2014/chartex" xmlns:cx1="http://schemas.microsoft.com/office/drawing/2015/9/8/chartex" xmlns:cx2="http://schemas.microsoft.com/office/drawing/2015/10/21/chartex" xmlns:cx3="http://schemas.microsoft.com/office/drawing/2016/5/9/chartex" xmlns:cx4="http://schemas.microsoft.com/office/drawing/2016/5/10/chartex" xmlns:cx5="http://schemas.microsoft.com/office/drawing/2016/5/11/chartex" xmlns:cx6="http://schemas.microsoft.com/office/drawing/2016/5/12/chartex" xmlns:cx7="http://schemas.microsoft.com/office/drawing/2016/5/13/chartex" xmlns:cx8="http://schemas.microsoft.com/office/drawing/2016/5/14/chartex" xmlns:mc="http://schemas.openxmlformats.org/markup-compatibility/2006" xmlns:aink="http://schemas.microsoft.com/office/drawing/2016/ink" xmlns:am3d="http://schemas.microsoft.com/office/drawing/2017/model3d" xmlns:o="urn:schemas-microsoft-com:office:office" xmlns:oel="http://schemas.microsoft.com/office/2019/extlst" xmlns:r="http://schemas.openxmlformats.org/officeDocument/2006/relationships" xmlns:m="http://schemas.openxmlformats.org/officeDocument/2006/math" xmlns:v="urn:schemas-microsoft-com:vml" xmlns:wp14="http://schemas.microsoft.com/office/word/2010/wordprocessingDrawing" xmlns:wp="http://schemas.openxmlformats.org/drawingml/2006/wordprocessingDrawing" xmlns:w10="urn:schemas-microsoft-com:office:word" xmlns:w="http://schemas.openxmlformats.org/wordprocessingml/2006/main" xmlns:w14="http://schemas.microsoft.com/office/word/2010/wordml" xmlns:w15="http://schemas.microsoft.com/office/word/2012/wordml" xmlns:w16cex="http://schemas.microsoft.com/office/word/2018/wordml/cex" xmlns:w16cid="http://schemas.microsoft.com/office/word/2016/wordml/cid" xmlns:w16="http://schemas.microsoft.com/office/word/2018/wordml" xmlns:w16du="http://schemas.microsoft.com/office/word/2023/wordml/word16du" xmlns:w16sdtdh="http://schemas.microsoft.com/office/word/2020/wordml/sdtdatahash" xmlns:w16sdtfl="http://schemas.microsoft.com/office/word/2024/wordml/sdtformatlock" xmlns:w16se="http://schemas.microsoft.com/office/word/2015/wordml/symex" xmlns:wpg="http://schemas.microsoft.com/office/word/2010/wordprocessingGroup" xmlns:wpi="http://schemas.microsoft.com/office/word/2010/wordprocessingInk" xmlns:wne="http://schemas.microsoft.com/office/word/2006/wordml" xmlns:wps="http://schemas.microsoft.com/office/word/2010/wordprocessingShape" mc:Ignorable="w14 w15 w16se w16cid w16 w16cex w16sdtdh w16sdtfl w16du wp14">
   <w:endnote w:type="separator" w:id="-1">
     <w:p>
       <w:pPr>
@@ -56984,7 +58624,7 @@
 </file>
 
 <file path=word/footer1.xml><?xml version="1.0" encoding="utf-8"?>
-<w:ftr xmlns:wpc="http://schemas.microsoft.com/office/word/2010/wordprocessingCanvas" xmlns:cx="http://schemas.microsoft.com/office/drawing/2014/chartex" xmlns:cx1="http://schemas.microsoft.com/office/drawing/2015/9/8/chartex" xmlns:cx2="http://schemas.microsoft.com/office/drawing/2015/10/21/chartex" xmlns:cx3="http://schemas.microsoft.com/office/drawing/2016/5/9/chartex" xmlns:cx4="http://schemas.microsoft.com/office/drawing/2016/5/10/chartex" xmlns:cx5="http://schemas.microsoft.com/office/drawing/2016/5/11/chartex" xmlns:cx6="http://schemas.microsoft.com/office/drawing/2016/5/12/chartex" xmlns:cx7="http://schemas.microsoft.com/office/drawing/2016/5/13/chartex" xmlns:cx8="http://schemas.microsoft.com/office/drawing/2016/5/14/chartex" xmlns:mc="http://schemas.openxmlformats.org/markup-compatibility/2006" xmlns:aink="http://schemas.microsoft.com/office/drawing/2016/ink" xmlns:am3d="http://schemas.microsoft.com/office/drawing/2017/model3d" xmlns:o="urn:schemas-microsoft-com:office:office" xmlns:oel="http://schemas.microsoft.com/office/2019/extlst" xmlns:r="http://schemas.openxmlformats.org/officeDocument/2006/relationships" xmlns:m="http://schemas.openxmlformats.org/officeDocument/2006/math" xmlns:v="urn:schemas-microsoft-com:vml" xmlns:wp14="http://schemas.microsoft.com/office/word/2010/wordprocessingDrawing" xmlns:wp="http://schemas.openxmlformats.org/drawingml/2006/wordprocessingDrawing" xmlns:w10="urn:schemas-microsoft-com:office:word" xmlns:w="http://schemas.openxmlformats.org/wordprocessingml/2006/main" xmlns:w14="http://schemas.microsoft.com/office/word/2010/wordml" xmlns:w15="http://schemas.microsoft.com/office/word/2012/wordml" xmlns:w16cei="http://schemas.microsoft.com/office/word/2026/wordml/cei" xmlns:w16cex="http://schemas.microsoft.com/office/word/2018/wordml/cex" xmlns:w16cid="http://schemas.microsoft.com/office/word/2016/wordml/cid" xmlns:w16="http://schemas.microsoft.com/office/word/2018/wordml" xmlns:w16du="http://schemas.microsoft.com/office/word/2023/wordml/word16du" xmlns:w16sdtdh="http://schemas.microsoft.com/office/word/2020/wordml/sdtdatahash" xmlns:w16sdtfl="http://schemas.microsoft.com/office/word/2024/wordml/sdtformatlock" xmlns:w16se="http://schemas.microsoft.com/office/word/2015/wordml/symex" xmlns:wpg="http://schemas.microsoft.com/office/word/2010/wordprocessingGroup" xmlns:wpi="http://schemas.microsoft.com/office/word/2010/wordprocessingInk" xmlns:wne="http://schemas.microsoft.com/office/word/2006/wordml" xmlns:wps="http://schemas.microsoft.com/office/word/2010/wordprocessingShape" mc:Ignorable="w14 w15 w16se w16cid w16 w16cex w16sdtdh w16sdtfl w16du wp14">
+<w:ftr xmlns:wpc="http://schemas.microsoft.com/office/word/2010/wordprocessingCanvas" xmlns:cx="http://schemas.microsoft.com/office/drawing/2014/chartex" xmlns:cx1="http://schemas.microsoft.com/office/drawing/2015/9/8/chartex" xmlns:cx2="http://schemas.microsoft.com/office/drawing/2015/10/21/chartex" xmlns:cx3="http://schemas.microsoft.com/office/drawing/2016/5/9/chartex" xmlns:cx4="http://schemas.microsoft.com/office/drawing/2016/5/10/chartex" xmlns:cx5="http://schemas.microsoft.com/office/drawing/2016/5/11/chartex" xmlns:cx6="http://schemas.microsoft.com/office/drawing/2016/5/12/chartex" xmlns:cx7="http://schemas.microsoft.com/office/drawing/2016/5/13/chartex" xmlns:cx8="http://schemas.microsoft.com/office/drawing/2016/5/14/chartex" xmlns:mc="http://schemas.openxmlformats.org/markup-compatibility/2006" xmlns:aink="http://schemas.microsoft.com/office/drawing/2016/ink" xmlns:am3d="http://schemas.microsoft.com/office/drawing/2017/model3d" xmlns:o="urn:schemas-microsoft-com:office:office" xmlns:oel="http://schemas.microsoft.com/office/2019/extlst" xmlns:r="http://schemas.openxmlformats.org/officeDocument/2006/relationships" xmlns:m="http://schemas.openxmlformats.org/officeDocument/2006/math" xmlns:v="urn:schemas-microsoft-com:vml" xmlns:wp14="http://schemas.microsoft.com/office/word/2010/wordprocessingDrawing" xmlns:wp="http://schemas.openxmlformats.org/drawingml/2006/wordprocessingDrawing" xmlns:w10="urn:schemas-microsoft-com:office:word" xmlns:w="http://schemas.openxmlformats.org/wordprocessingml/2006/main" xmlns:w14="http://schemas.microsoft.com/office/word/2010/wordml" xmlns:w15="http://schemas.microsoft.com/office/word/2012/wordml" xmlns:w16cex="http://schemas.microsoft.com/office/word/2018/wordml/cex" xmlns:w16cid="http://schemas.microsoft.com/office/word/2016/wordml/cid" xmlns:w16="http://schemas.microsoft.com/office/word/2018/wordml" xmlns:w16du="http://schemas.microsoft.com/office/word/2023/wordml/word16du" xmlns:w16sdtdh="http://schemas.microsoft.com/office/word/2020/wordml/sdtdatahash" xmlns:w16sdtfl="http://schemas.microsoft.com/office/word/2024/wordml/sdtformatlock" xmlns:w16se="http://schemas.microsoft.com/office/word/2015/wordml/symex" xmlns:wpg="http://schemas.microsoft.com/office/word/2010/wordprocessingGroup" xmlns:wpi="http://schemas.microsoft.com/office/word/2010/wordprocessingInk" xmlns:wne="http://schemas.microsoft.com/office/word/2006/wordml" xmlns:wps="http://schemas.microsoft.com/office/word/2010/wordprocessingShape" mc:Ignorable="w14 w15 w16se w16cid w16 w16cex w16sdtdh w16sdtfl w16du wp14">
   <w:p>
     <w:pPr>
       <w:pStyle w:val="HeaderFooter"/>
@@ -56994,7 +58634,7 @@
 </file>
 
 <file path=word/footnotes.xml><?xml version="1.0" encoding="utf-8"?>
-<w:footnotes xmlns:wpc="http://schemas.microsoft.com/office/word/2010/wordprocessingCanvas" xmlns:cx="http://schemas.microsoft.com/office/drawing/2014/chartex" xmlns:cx1="http://schemas.microsoft.com/office/drawing/2015/9/8/chartex" xmlns:cx2="http://schemas.microsoft.com/office/drawing/2015/10/21/chartex" xmlns:cx3="http://schemas.microsoft.com/office/drawing/2016/5/9/chartex" xmlns:cx4="http://schemas.microsoft.com/office/drawing/2016/5/10/chartex" xmlns:cx5="http://schemas.microsoft.com/office/drawing/2016/5/11/chartex" xmlns:cx6="http://schemas.microsoft.com/office/drawing/2016/5/12/chartex" xmlns:cx7="http://schemas.microsoft.com/office/drawing/2016/5/13/chartex" xmlns:cx8="http://schemas.microsoft.com/office/drawing/2016/5/14/chartex" xmlns:mc="http://schemas.openxmlformats.org/markup-compatibility/2006" xmlns:aink="http://schemas.microsoft.com/office/drawing/2016/ink" xmlns:am3d="http://schemas.microsoft.com/office/drawing/2017/model3d" xmlns:o="urn:schemas-microsoft-com:office:office" xmlns:oel="http://schemas.microsoft.com/office/2019/extlst" xmlns:r="http://schemas.openxmlformats.org/officeDocument/2006/relationships" xmlns:m="http://schemas.openxmlformats.org/officeDocument/2006/math" xmlns:v="urn:schemas-microsoft-com:vml" xmlns:wp14="http://schemas.microsoft.com/office/word/2010/wordprocessingDrawing" xmlns:wp="http://schemas.openxmlformats.org/drawingml/2006/wordprocessingDrawing" xmlns:w10="urn:schemas-microsoft-com:office:word" xmlns:w="http://schemas.openxmlformats.org/wordprocessingml/2006/main" xmlns:w14="http://schemas.microsoft.com/office/word/2010/wordml" xmlns:w15="http://schemas.microsoft.com/office/word/2012/wordml" xmlns:w16cei="http://schemas.microsoft.com/office/word/2026/wordml/cei" xmlns:w16cex="http://schemas.microsoft.com/office/word/2018/wordml/cex" xmlns:w16cid="http://schemas.microsoft.com/office/word/2016/wordml/cid" xmlns:w16="http://schemas.microsoft.com/office/word/2018/wordml" xmlns:w16du="http://schemas.microsoft.com/office/word/2023/wordml/word16du" xmlns:w16sdtdh="http://schemas.microsoft.com/office/word/2020/wordml/sdtdatahash" xmlns:w16sdtfl="http://schemas.microsoft.com/office/word/2024/wordml/sdtformatlock" xmlns:w16se="http://schemas.microsoft.com/office/word/2015/wordml/symex" xmlns:wpg="http://schemas.microsoft.com/office/word/2010/wordprocessingGroup" xmlns:wpi="http://schemas.microsoft.com/office/word/2010/wordprocessingInk" xmlns:wne="http://schemas.microsoft.com/office/word/2006/wordml" xmlns:wps="http://schemas.microsoft.com/office/word/2010/wordprocessingShape" mc:Ignorable="w14 w15 w16se w16cid w16 w16cex w16sdtdh w16sdtfl w16du wp14">
+<w:footnotes xmlns:wpc="http://schemas.microsoft.com/office/word/2010/wordprocessingCanvas" xmlns:cx="http://schemas.microsoft.com/office/drawing/2014/chartex" xmlns:cx1="http://schemas.microsoft.com/office/drawing/2015/9/8/chartex" xmlns:cx2="http://schemas.microsoft.com/office/drawing/2015/10/21/chartex" xmlns:cx3="http://schemas.microsoft.com/office/drawing/2016/5/9/chartex" xmlns:cx4="http://schemas.microsoft.com/office/drawing/2016/5/10/chartex" xmlns:cx5="http://schemas.microsoft.com/office/drawing/2016/5/11/chartex" xmlns:cx6="http://schemas.microsoft.com/office/drawing/2016/5/12/chartex" xmlns:cx7="http://schemas.microsoft.com/office/drawing/2016/5/13/chartex" xmlns:cx8="http://schemas.microsoft.com/office/drawing/2016/5/14/chartex" xmlns:mc="http://schemas.openxmlformats.org/markup-compatibility/2006" xmlns:aink="http://schemas.microsoft.com/office/drawing/2016/ink" xmlns:am3d="http://schemas.microsoft.com/office/drawing/2017/model3d" xmlns:o="urn:schemas-microsoft-com:office:office" xmlns:oel="http://schemas.microsoft.com/office/2019/extlst" xmlns:r="http://schemas.openxmlformats.org/officeDocument/2006/relationships" xmlns:m="http://schemas.openxmlformats.org/officeDocument/2006/math" xmlns:v="urn:schemas-microsoft-com:vml" xmlns:wp14="http://schemas.microsoft.com/office/word/2010/wordprocessingDrawing" xmlns:wp="http://schemas.openxmlformats.org/drawingml/2006/wordprocessingDrawing" xmlns:w10="urn:schemas-microsoft-com:office:word" xmlns:w="http://schemas.openxmlformats.org/wordprocessingml/2006/main" xmlns:w14="http://schemas.microsoft.com/office/word/2010/wordml" xmlns:w15="http://schemas.microsoft.com/office/word/2012/wordml" xmlns:w16cex="http://schemas.microsoft.com/office/word/2018/wordml/cex" xmlns:w16cid="http://schemas.microsoft.com/office/word/2016/wordml/cid" xmlns:w16="http://schemas.microsoft.com/office/word/2018/wordml" xmlns:w16du="http://schemas.microsoft.com/office/word/2023/wordml/word16du" xmlns:w16sdtdh="http://schemas.microsoft.com/office/word/2020/wordml/sdtdatahash" xmlns:w16sdtfl="http://schemas.microsoft.com/office/word/2024/wordml/sdtformatlock" xmlns:w16se="http://schemas.microsoft.com/office/word/2015/wordml/symex" xmlns:wpg="http://schemas.microsoft.com/office/word/2010/wordprocessingGroup" xmlns:wpi="http://schemas.microsoft.com/office/word/2010/wordprocessingInk" xmlns:wne="http://schemas.microsoft.com/office/word/2006/wordml" xmlns:wps="http://schemas.microsoft.com/office/word/2010/wordprocessingShape" mc:Ignorable="w14 w15 w16se w16cid w16 w16cex w16sdtdh w16sdtfl w16du wp14">
   <w:footnote w:type="separator" w:id="-1">
     <w:p>
       <w:pPr>
@@ -57019,7 +58659,7 @@
 </file>
 
 <file path=word/header1.xml><?xml version="1.0" encoding="utf-8"?>
-<w:hdr xmlns:wpc="http://schemas.microsoft.com/office/word/2010/wordprocessingCanvas" xmlns:cx="http://schemas.microsoft.com/office/drawing/2014/chartex" xmlns:cx1="http://schemas.microsoft.com/office/drawing/2015/9/8/chartex" xmlns:cx2="http://schemas.microsoft.com/office/drawing/2015/10/21/chartex" xmlns:cx3="http://schemas.microsoft.com/office/drawing/2016/5/9/chartex" xmlns:cx4="http://schemas.microsoft.com/office/drawing/2016/5/10/chartex" xmlns:cx5="http://schemas.microsoft.com/office/drawing/2016/5/11/chartex" xmlns:cx6="http://schemas.microsoft.com/office/drawing/2016/5/12/chartex" xmlns:cx7="http://schemas.microsoft.com/office/drawing/2016/5/13/chartex" xmlns:cx8="http://schemas.microsoft.com/office/drawing/2016/5/14/chartex" xmlns:mc="http://schemas.openxmlformats.org/markup-compatibility/2006" xmlns:aink="http://schemas.microsoft.com/office/drawing/2016/ink" xmlns:am3d="http://schemas.microsoft.com/office/drawing/2017/model3d" xmlns:o="urn:schemas-microsoft-com:office:office" xmlns:oel="http://schemas.microsoft.com/office/2019/extlst" xmlns:r="http://schemas.openxmlformats.org/officeDocument/2006/relationships" xmlns:m="http://schemas.openxmlformats.org/officeDocument/2006/math" xmlns:v="urn:schemas-microsoft-com:vml" xmlns:wp14="http://schemas.microsoft.com/office/word/2010/wordprocessingDrawing" xmlns:wp="http://schemas.openxmlformats.org/drawingml/2006/wordprocessingDrawing" xmlns:w10="urn:schemas-microsoft-com:office:word" xmlns:w="http://schemas.openxmlformats.org/wordprocessingml/2006/main" xmlns:w14="http://schemas.microsoft.com/office/word/2010/wordml" xmlns:w15="http://schemas.microsoft.com/office/word/2012/wordml" xmlns:w16cei="http://schemas.microsoft.com/office/word/2026/wordml/cei" xmlns:w16cex="http://schemas.microsoft.com/office/word/2018/wordml/cex" xmlns:w16cid="http://schemas.microsoft.com/office/word/2016/wordml/cid" xmlns:w16="http://schemas.microsoft.com/office/word/2018/wordml" xmlns:w16du="http://schemas.microsoft.com/office/word/2023/wordml/word16du" xmlns:w16sdtdh="http://schemas.microsoft.com/office/word/2020/wordml/sdtdatahash" xmlns:w16sdtfl="http://schemas.microsoft.com/office/word/2024/wordml/sdtformatlock" xmlns:w16se="http://schemas.microsoft.com/office/word/2015/wordml/symex" xmlns:wpg="http://schemas.microsoft.com/office/word/2010/wordprocessingGroup" xmlns:wpi="http://schemas.microsoft.com/office/word/2010/wordprocessingInk" xmlns:wne="http://schemas.microsoft.com/office/word/2006/wordml" xmlns:wps="http://schemas.microsoft.com/office/word/2010/wordprocessingShape" mc:Ignorable="w14 w15 w16se w16cid w16 w16cex w16sdtdh w16sdtfl w16du wp14">
+<w:hdr xmlns:wpc="http://schemas.microsoft.com/office/word/2010/wordprocessingCanvas" xmlns:cx="http://schemas.microsoft.com/office/drawing/2014/chartex" xmlns:cx1="http://schemas.microsoft.com/office/drawing/2015/9/8/chartex" xmlns:cx2="http://schemas.microsoft.com/office/drawing/2015/10/21/chartex" xmlns:cx3="http://schemas.microsoft.com/office/drawing/2016/5/9/chartex" xmlns:cx4="http://schemas.microsoft.com/office/drawing/2016/5/10/chartex" xmlns:cx5="http://schemas.microsoft.com/office/drawing/2016/5/11/chartex" xmlns:cx6="http://schemas.microsoft.com/office/drawing/2016/5/12/chartex" xmlns:cx7="http://schemas.microsoft.com/office/drawing/2016/5/13/chartex" xmlns:cx8="http://schemas.microsoft.com/office/drawing/2016/5/14/chartex" xmlns:mc="http://schemas.openxmlformats.org/markup-compatibility/2006" xmlns:aink="http://schemas.microsoft.com/office/drawing/2016/ink" xmlns:am3d="http://schemas.microsoft.com/office/drawing/2017/model3d" xmlns:o="urn:schemas-microsoft-com:office:office" xmlns:oel="http://schemas.microsoft.com/office/2019/extlst" xmlns:r="http://schemas.openxmlformats.org/officeDocument/2006/relationships" xmlns:m="http://schemas.openxmlformats.org/officeDocument/2006/math" xmlns:v="urn:schemas-microsoft-com:vml" xmlns:wp14="http://schemas.microsoft.com/office/word/2010/wordprocessingDrawing" xmlns:wp="http://schemas.openxmlformats.org/drawingml/2006/wordprocessingDrawing" xmlns:w10="urn:schemas-microsoft-com:office:word" xmlns:w="http://schemas.openxmlformats.org/wordprocessingml/2006/main" xmlns:w14="http://schemas.microsoft.com/office/word/2010/wordml" xmlns:w15="http://schemas.microsoft.com/office/word/2012/wordml" xmlns:w16cex="http://schemas.microsoft.com/office/word/2018/wordml/cex" xmlns:w16cid="http://schemas.microsoft.com/office/word/2016/wordml/cid" xmlns:w16="http://schemas.microsoft.com/office/word/2018/wordml" xmlns:w16du="http://schemas.microsoft.com/office/word/2023/wordml/word16du" xmlns:w16sdtdh="http://schemas.microsoft.com/office/word/2020/wordml/sdtdatahash" xmlns:w16sdtfl="http://schemas.microsoft.com/office/word/2024/wordml/sdtformatlock" xmlns:w16se="http://schemas.microsoft.com/office/word/2015/wordml/symex" xmlns:wpg="http://schemas.microsoft.com/office/word/2010/wordprocessingGroup" xmlns:wpi="http://schemas.microsoft.com/office/word/2010/wordprocessingInk" xmlns:wne="http://schemas.microsoft.com/office/word/2006/wordml" xmlns:wps="http://schemas.microsoft.com/office/word/2010/wordprocessingShape" mc:Ignorable="w14 w15 w16se w16cid w16 w16cex w16sdtdh w16sdtfl w16du wp14">
   <w:p>
     <w:pPr>
       <w:pStyle w:val="HeaderFooter"/>

--- a/builder/scribe/scribe.docx
+++ b/builder/scribe/scribe.docx
@@ -34753,11 +34753,6 @@
         </w:tabs>
         <w:spacing w:after="40"/>
         <w:ind w:left="5400" w:hanging="2849"/>
-        <w:rPr>
-          <w:rFonts w:ascii="Courier New" w:eastAsia="Courier New" w:hAnsi="Courier New" w:cs="Courier New"/>
-          <w:sz w:val="22"/>
-          <w:szCs w:val="22"/>
-        </w:rPr>
       </w:pPr>
       <w:r>
         <w:rPr>
@@ -34787,6 +34782,43 @@
       </w:r>
       <w:r>
         <w:t xml:space="preserve"> with</w:t>
+      </w:r>
+    </w:p>
+    <w:p>
+      <w:pPr>
+        <w:pStyle w:val="BodyTextIndent3"/>
+        <w:tabs>
+          <w:tab w:val="left" w:pos="4860"/>
+        </w:tabs>
+        <w:spacing w:after="40"/>
+        <w:ind w:left="5400" w:hanging="2849"/>
+        <w:rPr>
+          <w:rFonts w:ascii="Courier New" w:eastAsia="Courier New" w:hAnsi="Courier New" w:cs="Courier New"/>
+          <w:sz w:val="22"/>
+          <w:szCs w:val="22"/>
+        </w:rPr>
+      </w:pPr>
+      <w:r>
+        <w:rPr>
+          <w:rFonts w:ascii="Courier New" w:hAnsi="Courier New" w:cs="Courier New"/>
+          <w:sz w:val="22"/>
+          <w:szCs w:val="22"/>
+        </w:rPr>
+        <w:t>undead</w:t>
+      </w:r>
+      <w:r>
+        <w:rPr>
+          <w:rFonts w:ascii="Courier New" w:hAnsi="Courier New" w:cs="Courier New"/>
+          <w:sz w:val="22"/>
+          <w:szCs w:val="22"/>
+        </w:rPr>
+        <w:tab/>
+      </w:r>
+      <w:r>
+        <w:rPr>
+          <w:rFonts w:cs="Times New Roman"/>
+        </w:rPr>
+        <w:t>marks object as having an undead nature</w:t>
       </w:r>
     </w:p>
     <w:p>
@@ -35972,6 +36004,7 @@
           <w:sz w:val="22"/>
           <w:szCs w:val="22"/>
         </w:rPr>
+        <w:lastRenderedPageBreak/>
         <w:t xml:space="preserve">ex  </w:t>
       </w:r>
       <w:proofErr w:type="spellStart"/>
@@ -36016,7 +36049,6 @@
           <w:sz w:val="22"/>
           <w:szCs w:val="22"/>
         </w:rPr>
-        <w:lastRenderedPageBreak/>
         <w:t>we  take</w:t>
       </w:r>
       <w:proofErr w:type="gramEnd"/>
@@ -37034,6 +37066,7 @@
           <w:sz w:val="22"/>
           <w:szCs w:val="22"/>
         </w:rPr>
+        <w:lastRenderedPageBreak/>
         <w:tab/>
         <w:t>we</w:t>
       </w:r>
@@ -37063,7 +37096,6 @@
           <w:sz w:val="22"/>
           <w:szCs w:val="22"/>
         </w:rPr>
-        <w:lastRenderedPageBreak/>
         <w:tab/>
       </w:r>
       <w:proofErr w:type="spellStart"/>
@@ -37799,6 +37831,7 @@
           <w:sz w:val="22"/>
           <w:szCs w:val="22"/>
         </w:rPr>
+        <w:lastRenderedPageBreak/>
         <w:t>con</w:t>
       </w:r>
       <w:r>
@@ -37870,7 +37903,6 @@
           <w:sz w:val="22"/>
           <w:szCs w:val="22"/>
         </w:rPr>
-        <w:lastRenderedPageBreak/>
         <w:t>class</w:t>
       </w:r>
       <w:r>
@@ -39576,6 +39608,7 @@
           <w:sz w:val="22"/>
           <w:szCs w:val="22"/>
         </w:rPr>
+        <w:lastRenderedPageBreak/>
         <w:t>serrated</w:t>
       </w:r>
       <w:r>
@@ -39644,7 +39677,6 @@
           <w:sz w:val="22"/>
           <w:szCs w:val="22"/>
         </w:rPr>
-        <w:lastRenderedPageBreak/>
         <w:t>crit</w:t>
       </w:r>
       <w:r>
